--- a/template/02. Template SPP PML.docx
+++ b/template/02. Template SPP PML.docx
@@ -1,15 +1,15 @@
 
 <file path=word/document.xml><?xml version="1.0" encoding="utf-8"?>
-<w:document xmlns:mc="http://schemas.openxmlformats.org/markup-compatibility/2006" xmlns:o="urn:schemas-microsoft-com:office:office" xmlns:r="http://schemas.openxmlformats.org/officeDocument/2006/relationships" xmlns:m="http://schemas.openxmlformats.org/officeDocument/2006/math" xmlns:v="urn:schemas-microsoft-com:vml" xmlns:wp="http://schemas.openxmlformats.org/drawingml/2006/wordprocessingDrawing" xmlns:w10="urn:schemas-microsoft-com:office:word" xmlns:w="http://schemas.openxmlformats.org/wordprocessingml/2006/main" xmlns:wne="http://schemas.microsoft.com/office/word/2006/wordml" xmlns:sl="http://schemas.openxmlformats.org/schemaLibrary/2006/main" xmlns:a="http://schemas.openxmlformats.org/drawingml/2006/main" xmlns:pic="http://schemas.openxmlformats.org/drawingml/2006/picture" xmlns:c="http://schemas.openxmlformats.org/drawingml/2006/chart" xmlns:lc="http://schemas.openxmlformats.org/drawingml/2006/lockedCanvas" xmlns:dgm="http://schemas.openxmlformats.org/drawingml/2006/diagram" xmlns:wps="http://schemas.microsoft.com/office/word/2010/wordprocessingShape" xmlns:wpg="http://schemas.microsoft.com/office/word/2010/wordprocessingGroup" xmlns:w14="http://schemas.microsoft.com/office/word/2010/wordml" xmlns:w15="http://schemas.microsoft.com/office/word/2012/wordml" xmlns:w16="http://schemas.microsoft.com/office/word/2018/wordml" xmlns:w16cex="http://schemas.microsoft.com/office/word/2018/wordml/cex" xmlns:w16cid="http://schemas.microsoft.com/office/word/2016/wordml/cid" xmlns="http://schemas.microsoft.com/office/tasks/2019/documenttasks" xmlns:cr="http://schemas.microsoft.com/office/comments/2020/reactions">
+<w:document xmlns:wpc="http://schemas.microsoft.com/office/word/2010/wordprocessingCanvas" xmlns:cx="http://schemas.microsoft.com/office/drawing/2014/chartex" xmlns:cx1="http://schemas.microsoft.com/office/drawing/2015/9/8/chartex" xmlns:cx2="http://schemas.microsoft.com/office/drawing/2015/10/21/chartex" xmlns:cx3="http://schemas.microsoft.com/office/drawing/2016/5/9/chartex" xmlns:cx4="http://schemas.microsoft.com/office/drawing/2016/5/10/chartex" xmlns:cx5="http://schemas.microsoft.com/office/drawing/2016/5/11/chartex" xmlns:cx6="http://schemas.microsoft.com/office/drawing/2016/5/12/chartex" xmlns:cx7="http://schemas.microsoft.com/office/drawing/2016/5/13/chartex" xmlns:cx8="http://schemas.microsoft.com/office/drawing/2016/5/14/chartex" xmlns:mc="http://schemas.openxmlformats.org/markup-compatibility/2006" xmlns:aink="http://schemas.microsoft.com/office/drawing/2016/ink" xmlns:am3d="http://schemas.microsoft.com/office/drawing/2017/model3d" xmlns:o="urn:schemas-microsoft-com:office:office" xmlns:oel="http://schemas.microsoft.com/office/2019/extlst" xmlns:r="http://schemas.openxmlformats.org/officeDocument/2006/relationships" xmlns:m="http://schemas.openxmlformats.org/officeDocument/2006/math" xmlns:v="urn:schemas-microsoft-com:vml" xmlns:wp14="http://schemas.microsoft.com/office/word/2010/wordprocessingDrawing" xmlns:wp="http://schemas.openxmlformats.org/drawingml/2006/wordprocessingDrawing" xmlns:w10="urn:schemas-microsoft-com:office:word" xmlns:w="http://schemas.openxmlformats.org/wordprocessingml/2006/main" xmlns:w14="http://schemas.microsoft.com/office/word/2010/wordml" xmlns:w15="http://schemas.microsoft.com/office/word/2012/wordml" xmlns:w16cex="http://schemas.microsoft.com/office/word/2018/wordml/cex" xmlns:w16cid="http://schemas.microsoft.com/office/word/2016/wordml/cid" xmlns:w16="http://schemas.microsoft.com/office/word/2018/wordml" xmlns:w16du="http://schemas.microsoft.com/office/word/2023/wordml/word16du" xmlns:w16sdtdh="http://schemas.microsoft.com/office/word/2020/wordml/sdtdatahash" xmlns:w16sdtfl="http://schemas.microsoft.com/office/word/2024/wordml/sdtformatlock" xmlns:w16se="http://schemas.microsoft.com/office/word/2015/wordml/symex" xmlns:wpg="http://schemas.microsoft.com/office/word/2010/wordprocessingGroup" xmlns:wpi="http://schemas.microsoft.com/office/word/2010/wordprocessingInk" xmlns:wne="http://schemas.microsoft.com/office/word/2006/wordml" xmlns:wps="http://schemas.microsoft.com/office/word/2010/wordprocessingShape" mc:Ignorable="w14 w15 w16se w16cid w16 w16cex w16sdtdh w16sdtfl w16du wp14">
   <w:body>
     <w:p>
       <w:pPr>
         <w:spacing w:after="0" w:line="240" w:lineRule="auto"/>
         <w:jc w:val="center"/>
         <w:rPr>
-          <w:rFonts w:ascii="Bookman Old Style" w:cs="Bookman Old Style" w:eastAsia="Bookman Old Style" w:hAnsi="Bookman Old Style"/>
-          <w:b w:val="1"/>
-          <w:bCs w:val="1"/>
+          <w:rFonts w:ascii="Bookman Old Style" w:eastAsia="Bookman Old Style" w:hAnsi="Bookman Old Style" w:cs="Bookman Old Style"/>
+          <w:b/>
+          <w:bCs/>
           <w:color w:val="000000"/>
           <w:sz w:val="24"/>
           <w:szCs w:val="24"/>
@@ -17,13 +17,12 @@
       </w:pPr>
       <w:r>
         <w:rPr>
-          <w:rFonts w:ascii="Bookman Old Style" w:cs="Bookman Old Style" w:eastAsia="Bookman Old Style" w:hAnsi="Bookman Old Style"/>
-          <w:b w:val="1"/>
-          <w:bCs w:val="1"/>
-          <w:color w:val="000000"/>
-          <w:sz w:val="24"/>
-          <w:szCs w:val="24"/>
-          <w:rtl w:val="0"/>
+          <w:rFonts w:ascii="Bookman Old Style" w:eastAsia="Bookman Old Style" w:hAnsi="Bookman Old Style" w:cs="Bookman Old Style"/>
+          <w:b/>
+          <w:bCs/>
+          <w:color w:val="000000"/>
+          <w:sz w:val="24"/>
+          <w:szCs w:val="24"/>
         </w:rPr>
         <w:t xml:space="preserve">SURAT PERNYATAAN PENYELESAIAN </w:t>
       </w:r>
@@ -33,292 +32,496 @@
         <w:spacing w:after="0" w:line="240" w:lineRule="auto"/>
         <w:jc w:val="center"/>
         <w:rPr>
-          <w:rFonts w:ascii="Times New Roman" w:cs="Times New Roman" w:eastAsia="Times New Roman" w:hAnsi="Times New Roman"/>
+          <w:rFonts w:ascii="Times New Roman" w:eastAsia="Times New Roman" w:hAnsi="Times New Roman" w:cs="Times New Roman"/>
           <w:sz w:val="24"/>
           <w:szCs w:val="24"/>
         </w:rPr>
       </w:pPr>
       <w:r>
         <w:rPr>
-          <w:rFonts w:ascii="Bookman Old Style" w:cs="Bookman Old Style" w:eastAsia="Bookman Old Style" w:hAnsi="Bookman Old Style"/>
-          <w:b w:val="1"/>
-          <w:bCs w:val="1"/>
-          <w:color w:val="000000"/>
-          <w:sz w:val="24"/>
-          <w:szCs w:val="24"/>
-          <w:rtl w:val="0"/>
+          <w:rFonts w:ascii="Bookman Old Style" w:eastAsia="Bookman Old Style" w:hAnsi="Bookman Old Style" w:cs="Bookman Old Style"/>
+          <w:b/>
+          <w:bCs/>
+          <w:color w:val="000000"/>
+          <w:sz w:val="24"/>
+          <w:szCs w:val="24"/>
         </w:rPr>
         <w:t xml:space="preserve">PEMERIKSAAN LAPANGAN SENSUS EKONOMI 2026 </w:t>
       </w:r>
       <w:r>
         <w:rPr>
-          <w:rFonts w:ascii="Bookman Old Style" w:cs="Bookman Old Style" w:eastAsia="Bookman Old Style" w:hAnsi="Bookman Old Style"/>
-          <w:b w:val="1"/>
-          <w:bCs w:val="1"/>
-          <w:sz w:val="24"/>
-          <w:szCs w:val="24"/>
-          <w:rtl w:val="0"/>
-        </w:rPr>
-        <w:t xml:space="preserve">TERMIN I</w:t>
-      </w:r>
-      <w:r>
-        <w:rPr>
-          <w:rtl w:val="0"/>
-        </w:rPr>
+          <w:rFonts w:ascii="Bookman Old Style" w:eastAsia="Bookman Old Style" w:hAnsi="Bookman Old Style" w:cs="Bookman Old Style"/>
+          <w:b/>
+          <w:bCs/>
+          <w:sz w:val="24"/>
+          <w:szCs w:val="24"/>
+        </w:rPr>
+        <w:t>TERMIN I</w:t>
       </w:r>
     </w:p>
     <w:p>
       <w:pPr>
         <w:spacing w:after="0" w:line="240" w:lineRule="auto"/>
         <w:rPr>
-          <w:rFonts w:ascii="Times New Roman" w:cs="Times New Roman" w:eastAsia="Times New Roman" w:hAnsi="Times New Roman"/>
+          <w:rFonts w:ascii="Times New Roman" w:eastAsia="Times New Roman" w:hAnsi="Times New Roman" w:cs="Times New Roman"/>
           <w:sz w:val="24"/>
           <w:szCs w:val="24"/>
         </w:rPr>
       </w:pPr>
-      <w:r>
-        <w:rPr>
-          <w:rtl w:val="0"/>
-        </w:rPr>
-      </w:r>
     </w:p>
     <w:p>
       <w:pPr>
         <w:spacing w:after="0" w:line="240" w:lineRule="auto"/>
         <w:jc w:val="center"/>
         <w:rPr>
-          <w:rFonts w:ascii="Times New Roman" w:cs="Times New Roman" w:eastAsia="Times New Roman" w:hAnsi="Times New Roman"/>
-          <w:color w:val="0000ff"/>
+          <w:rFonts w:ascii="Times New Roman" w:eastAsia="Times New Roman" w:hAnsi="Times New Roman" w:cs="Times New Roman"/>
+          <w:color w:val="0000FF"/>
           <w:sz w:val="24"/>
           <w:szCs w:val="24"/>
         </w:rPr>
       </w:pPr>
-      <w:r>
-        <w:rPr>
-          <w:rFonts w:ascii="Bookman Old Style" w:cs="Bookman Old Style" w:eastAsia="Bookman Old Style" w:hAnsi="Bookman Old Style"/>
-          <w:color w:val="000000"/>
-          <w:sz w:val="24"/>
-          <w:szCs w:val="24"/>
-          <w:rtl w:val="0"/>
-        </w:rPr>
-        <w:t xml:space="preserve">Nomor: </w:t>
-      </w:r>
-      <w:r>
-        <w:rPr>
-          <w:rFonts w:ascii="Bookman Old Style" w:cs="Bookman Old Style" w:eastAsia="Bookman Old Style" w:hAnsi="Bookman Old Style"/>
-          <w:color w:val="ff0000"/>
-          <w:sz w:val="24"/>
-          <w:szCs w:val="24"/>
-          <w:rtl w:val="0"/>
-        </w:rPr>
-        <w:t xml:space="preserve">{{no_urut_spp}}</w:t>
-      </w:r>
-      <w:r>
-        <w:rPr>
-          <w:rFonts w:ascii="Bookman Old Style" w:cs="Bookman Old Style" w:eastAsia="Bookman Old Style" w:hAnsi="Bookman Old Style"/>
-          <w:color w:val="0000ff"/>
-          <w:sz w:val="24"/>
-          <w:szCs w:val="24"/>
-          <w:rtl w:val="0"/>
-        </w:rPr>
-        <w:t xml:space="preserve">/SE2026/6304-SPP/SS.340/2026</w:t>
-      </w:r>
-      <w:r>
-        <w:rPr>
-          <w:rtl w:val="0"/>
-        </w:rPr>
+      <w:proofErr w:type="spellStart"/>
+      <w:r>
+        <w:rPr>
+          <w:rFonts w:ascii="Bookman Old Style" w:eastAsia="Bookman Old Style" w:hAnsi="Bookman Old Style" w:cs="Bookman Old Style"/>
+          <w:color w:val="000000"/>
+          <w:sz w:val="24"/>
+          <w:szCs w:val="24"/>
+        </w:rPr>
+        <w:t>Nomor</w:t>
+      </w:r>
+      <w:proofErr w:type="spellEnd"/>
+      <w:r>
+        <w:rPr>
+          <w:rFonts w:ascii="Bookman Old Style" w:eastAsia="Bookman Old Style" w:hAnsi="Bookman Old Style" w:cs="Bookman Old Style"/>
+          <w:color w:val="000000"/>
+          <w:sz w:val="24"/>
+          <w:szCs w:val="24"/>
+        </w:rPr>
+        <w:t xml:space="preserve">: </w:t>
+      </w:r>
+      <w:r>
+        <w:rPr>
+          <w:rFonts w:ascii="Bookman Old Style" w:eastAsia="Bookman Old Style" w:hAnsi="Bookman Old Style" w:cs="Bookman Old Style"/>
+          <w:color w:val="FF0000"/>
+          <w:sz w:val="24"/>
+          <w:szCs w:val="24"/>
+        </w:rPr>
+        <w:t>{{</w:t>
+      </w:r>
+      <w:proofErr w:type="spellStart"/>
+      <w:r>
+        <w:rPr>
+          <w:rFonts w:ascii="Bookman Old Style" w:eastAsia="Bookman Old Style" w:hAnsi="Bookman Old Style" w:cs="Bookman Old Style"/>
+          <w:color w:val="FF0000"/>
+          <w:sz w:val="24"/>
+          <w:szCs w:val="24"/>
+        </w:rPr>
+        <w:t>no_urut_spp</w:t>
+      </w:r>
+      <w:proofErr w:type="spellEnd"/>
+      <w:r>
+        <w:rPr>
+          <w:rFonts w:ascii="Bookman Old Style" w:eastAsia="Bookman Old Style" w:hAnsi="Bookman Old Style" w:cs="Bookman Old Style"/>
+          <w:color w:val="FF0000"/>
+          <w:sz w:val="24"/>
+          <w:szCs w:val="24"/>
+        </w:rPr>
+        <w:t>}}</w:t>
+      </w:r>
+      <w:r>
+        <w:rPr>
+          <w:rFonts w:ascii="Bookman Old Style" w:eastAsia="Bookman Old Style" w:hAnsi="Bookman Old Style" w:cs="Bookman Old Style"/>
+          <w:color w:val="0000FF"/>
+          <w:sz w:val="24"/>
+          <w:szCs w:val="24"/>
+        </w:rPr>
+        <w:t>/SE2026/6304-SPP/SS.340/2026</w:t>
       </w:r>
     </w:p>
     <w:p>
       <w:pPr>
         <w:spacing w:after="0" w:line="240" w:lineRule="auto"/>
         <w:rPr>
-          <w:rFonts w:ascii="Times New Roman" w:cs="Times New Roman" w:eastAsia="Times New Roman" w:hAnsi="Times New Roman"/>
+          <w:rFonts w:ascii="Times New Roman" w:eastAsia="Times New Roman" w:hAnsi="Times New Roman" w:cs="Times New Roman"/>
           <w:sz w:val="24"/>
           <w:szCs w:val="24"/>
         </w:rPr>
       </w:pPr>
-      <w:r>
-        <w:rPr>
-          <w:rtl w:val="0"/>
-        </w:rPr>
-      </w:r>
     </w:p>
     <w:p>
       <w:pPr>
         <w:spacing w:after="0" w:line="240" w:lineRule="auto"/>
         <w:jc w:val="both"/>
         <w:rPr>
-          <w:rFonts w:ascii="Times New Roman" w:cs="Times New Roman" w:eastAsia="Times New Roman" w:hAnsi="Times New Roman"/>
+          <w:rFonts w:ascii="Times New Roman" w:eastAsia="Times New Roman" w:hAnsi="Times New Roman" w:cs="Times New Roman"/>
           <w:sz w:val="24"/>
           <w:szCs w:val="24"/>
         </w:rPr>
       </w:pPr>
       <w:r>
         <w:rPr>
-          <w:rFonts w:ascii="Bookman Old Style" w:cs="Bookman Old Style" w:eastAsia="Bookman Old Style" w:hAnsi="Bookman Old Style"/>
-          <w:color w:val="000000"/>
-          <w:sz w:val="24"/>
-          <w:szCs w:val="24"/>
-          <w:rtl w:val="0"/>
-        </w:rPr>
-        <w:t xml:space="preserve">Yang bertanda tangan di bawah ini:</w:t>
-      </w:r>
-      <w:r>
-        <w:rPr>
-          <w:rtl w:val="0"/>
-        </w:rPr>
+          <w:rFonts w:ascii="Bookman Old Style" w:eastAsia="Bookman Old Style" w:hAnsi="Bookman Old Style" w:cs="Bookman Old Style"/>
+          <w:color w:val="000000"/>
+          <w:sz w:val="24"/>
+          <w:szCs w:val="24"/>
+        </w:rPr>
+        <w:t xml:space="preserve">Yang </w:t>
+      </w:r>
+      <w:proofErr w:type="spellStart"/>
+      <w:r>
+        <w:rPr>
+          <w:rFonts w:ascii="Bookman Old Style" w:eastAsia="Bookman Old Style" w:hAnsi="Bookman Old Style" w:cs="Bookman Old Style"/>
+          <w:color w:val="000000"/>
+          <w:sz w:val="24"/>
+          <w:szCs w:val="24"/>
+        </w:rPr>
+        <w:t>bertanda</w:t>
+      </w:r>
+      <w:proofErr w:type="spellEnd"/>
+      <w:r>
+        <w:rPr>
+          <w:rFonts w:ascii="Bookman Old Style" w:eastAsia="Bookman Old Style" w:hAnsi="Bookman Old Style" w:cs="Bookman Old Style"/>
+          <w:color w:val="000000"/>
+          <w:sz w:val="24"/>
+          <w:szCs w:val="24"/>
+        </w:rPr>
+        <w:t xml:space="preserve"> </w:t>
+      </w:r>
+      <w:proofErr w:type="spellStart"/>
+      <w:r>
+        <w:rPr>
+          <w:rFonts w:ascii="Bookman Old Style" w:eastAsia="Bookman Old Style" w:hAnsi="Bookman Old Style" w:cs="Bookman Old Style"/>
+          <w:color w:val="000000"/>
+          <w:sz w:val="24"/>
+          <w:szCs w:val="24"/>
+        </w:rPr>
+        <w:t>tangan</w:t>
+      </w:r>
+      <w:proofErr w:type="spellEnd"/>
+      <w:r>
+        <w:rPr>
+          <w:rFonts w:ascii="Bookman Old Style" w:eastAsia="Bookman Old Style" w:hAnsi="Bookman Old Style" w:cs="Bookman Old Style"/>
+          <w:color w:val="000000"/>
+          <w:sz w:val="24"/>
+          <w:szCs w:val="24"/>
+        </w:rPr>
+        <w:t xml:space="preserve"> di </w:t>
+      </w:r>
+      <w:proofErr w:type="spellStart"/>
+      <w:r>
+        <w:rPr>
+          <w:rFonts w:ascii="Bookman Old Style" w:eastAsia="Bookman Old Style" w:hAnsi="Bookman Old Style" w:cs="Bookman Old Style"/>
+          <w:color w:val="000000"/>
+          <w:sz w:val="24"/>
+          <w:szCs w:val="24"/>
+        </w:rPr>
+        <w:t>bawah</w:t>
+      </w:r>
+      <w:proofErr w:type="spellEnd"/>
+      <w:r>
+        <w:rPr>
+          <w:rFonts w:ascii="Bookman Old Style" w:eastAsia="Bookman Old Style" w:hAnsi="Bookman Old Style" w:cs="Bookman Old Style"/>
+          <w:color w:val="000000"/>
+          <w:sz w:val="24"/>
+          <w:szCs w:val="24"/>
+        </w:rPr>
+        <w:t xml:space="preserve"> </w:t>
+      </w:r>
+      <w:proofErr w:type="spellStart"/>
+      <w:r>
+        <w:rPr>
+          <w:rFonts w:ascii="Bookman Old Style" w:eastAsia="Bookman Old Style" w:hAnsi="Bookman Old Style" w:cs="Bookman Old Style"/>
+          <w:color w:val="000000"/>
+          <w:sz w:val="24"/>
+          <w:szCs w:val="24"/>
+        </w:rPr>
+        <w:t>ini</w:t>
+      </w:r>
+      <w:proofErr w:type="spellEnd"/>
+      <w:r>
+        <w:rPr>
+          <w:rFonts w:ascii="Bookman Old Style" w:eastAsia="Bookman Old Style" w:hAnsi="Bookman Old Style" w:cs="Bookman Old Style"/>
+          <w:color w:val="000000"/>
+          <w:sz w:val="24"/>
+          <w:szCs w:val="24"/>
+        </w:rPr>
+        <w:t>:</w:t>
       </w:r>
     </w:p>
     <w:p>
       <w:pPr>
         <w:widowControl w:val="0"/>
         <w:tabs>
-          <w:tab w:val="left" w:leader="none" w:pos="450"/>
-          <w:tab w:val="left" w:leader="none" w:pos="2552"/>
-          <w:tab w:val="left" w:leader="none" w:pos="2835"/>
+          <w:tab w:val="left" w:pos="450"/>
+          <w:tab w:val="left" w:pos="2552"/>
+          <w:tab w:val="left" w:pos="2835"/>
         </w:tabs>
         <w:spacing w:after="0" w:line="240" w:lineRule="auto"/>
-        <w:ind w:left="360" w:firstLine="0"/>
+        <w:ind w:left="360"/>
         <w:jc w:val="both"/>
         <w:rPr>
-          <w:rFonts w:ascii="Bookman Old Style" w:cs="Bookman Old Style" w:eastAsia="Bookman Old Style" w:hAnsi="Bookman Old Style"/>
-          <w:color w:val="ff0000"/>
+          <w:rFonts w:ascii="Bookman Old Style" w:eastAsia="Bookman Old Style" w:hAnsi="Bookman Old Style" w:cs="Bookman Old Style"/>
+          <w:color w:val="FF0000"/>
           <w:sz w:val="24"/>
           <w:szCs w:val="24"/>
         </w:rPr>
       </w:pPr>
       <w:r>
         <w:rPr>
-          <w:rFonts w:ascii="Bookman Old Style" w:cs="Bookman Old Style" w:eastAsia="Bookman Old Style" w:hAnsi="Bookman Old Style"/>
-          <w:sz w:val="24"/>
-          <w:szCs w:val="24"/>
-          <w:rtl w:val="0"/>
+          <w:rFonts w:ascii="Bookman Old Style" w:eastAsia="Bookman Old Style" w:hAnsi="Bookman Old Style" w:cs="Bookman Old Style"/>
+          <w:sz w:val="24"/>
+          <w:szCs w:val="24"/>
         </w:rPr>
         <w:t xml:space="preserve"> Nama </w:t>
+      </w:r>
+      <w:r>
+        <w:rPr>
+          <w:rFonts w:ascii="Bookman Old Style" w:eastAsia="Bookman Old Style" w:hAnsi="Bookman Old Style" w:cs="Bookman Old Style"/>
+          <w:sz w:val="24"/>
+          <w:szCs w:val="24"/>
+        </w:rPr>
         <w:tab/>
         <w:t xml:space="preserve">: </w:t>
       </w:r>
       <w:r>
         <w:rPr>
-          <w:rFonts w:ascii="Bookman Old Style" w:cs="Bookman Old Style" w:eastAsia="Bookman Old Style" w:hAnsi="Bookman Old Style"/>
-          <w:color w:val="ff0000"/>
-          <w:sz w:val="24"/>
-          <w:szCs w:val="24"/>
-          <w:rtl w:val="0"/>
-        </w:rPr>
-        <w:t xml:space="preserve">{{nama_lengkap}}</w:t>
+          <w:rFonts w:ascii="Bookman Old Style" w:eastAsia="Bookman Old Style" w:hAnsi="Bookman Old Style" w:cs="Bookman Old Style"/>
+          <w:color w:val="FF0000"/>
+          <w:sz w:val="24"/>
+          <w:szCs w:val="24"/>
+        </w:rPr>
+        <w:t>{{</w:t>
+      </w:r>
+      <w:proofErr w:type="spellStart"/>
+      <w:r>
+        <w:rPr>
+          <w:rFonts w:ascii="Bookman Old Style" w:eastAsia="Bookman Old Style" w:hAnsi="Bookman Old Style" w:cs="Bookman Old Style"/>
+          <w:color w:val="FF0000"/>
+          <w:sz w:val="24"/>
+          <w:szCs w:val="24"/>
+        </w:rPr>
+        <w:t>nama_lengkap</w:t>
+      </w:r>
+      <w:proofErr w:type="spellEnd"/>
+      <w:r>
+        <w:rPr>
+          <w:rFonts w:ascii="Bookman Old Style" w:eastAsia="Bookman Old Style" w:hAnsi="Bookman Old Style" w:cs="Bookman Old Style"/>
+          <w:color w:val="FF0000"/>
+          <w:sz w:val="24"/>
+          <w:szCs w:val="24"/>
+        </w:rPr>
+        <w:t>}}</w:t>
       </w:r>
     </w:p>
     <w:p>
       <w:pPr>
         <w:widowControl w:val="0"/>
         <w:tabs>
-          <w:tab w:val="left" w:leader="none" w:pos="450"/>
-          <w:tab w:val="left" w:leader="none" w:pos="2552"/>
-          <w:tab w:val="left" w:leader="none" w:pos="2835"/>
+          <w:tab w:val="left" w:pos="450"/>
+          <w:tab w:val="left" w:pos="2552"/>
+          <w:tab w:val="left" w:pos="2835"/>
         </w:tabs>
         <w:spacing w:after="0" w:line="240" w:lineRule="auto"/>
-        <w:ind w:left="360" w:firstLine="0"/>
+        <w:ind w:left="360"/>
         <w:jc w:val="both"/>
         <w:rPr>
-          <w:rFonts w:ascii="Bookman Old Style" w:cs="Bookman Old Style" w:eastAsia="Bookman Old Style" w:hAnsi="Bookman Old Style"/>
-          <w:color w:val="ff0000"/>
+          <w:rFonts w:ascii="Bookman Old Style" w:eastAsia="Bookman Old Style" w:hAnsi="Bookman Old Style" w:cs="Bookman Old Style"/>
+          <w:color w:val="FF0000"/>
           <w:sz w:val="24"/>
           <w:szCs w:val="24"/>
         </w:rPr>
       </w:pPr>
       <w:r>
         <w:rPr>
-          <w:rFonts w:ascii="Bookman Old Style" w:cs="Bookman Old Style" w:eastAsia="Bookman Old Style" w:hAnsi="Bookman Old Style"/>
-          <w:sz w:val="24"/>
-          <w:szCs w:val="24"/>
-          <w:rtl w:val="0"/>
+          <w:rFonts w:ascii="Bookman Old Style" w:eastAsia="Bookman Old Style" w:hAnsi="Bookman Old Style" w:cs="Bookman Old Style"/>
+          <w:sz w:val="24"/>
+          <w:szCs w:val="24"/>
         </w:rPr>
         <w:tab/>
-        <w:t xml:space="preserve">NIK</w:t>
+        <w:t>NIK</w:t>
+      </w:r>
+      <w:r>
+        <w:rPr>
+          <w:rFonts w:ascii="Bookman Old Style" w:eastAsia="Bookman Old Style" w:hAnsi="Bookman Old Style" w:cs="Bookman Old Style"/>
+          <w:sz w:val="24"/>
+          <w:szCs w:val="24"/>
+        </w:rPr>
         <w:tab/>
         <w:t xml:space="preserve">: </w:t>
       </w:r>
       <w:r>
         <w:rPr>
-          <w:rFonts w:ascii="Bookman Old Style" w:cs="Bookman Old Style" w:eastAsia="Bookman Old Style" w:hAnsi="Bookman Old Style"/>
-          <w:color w:val="ff0000"/>
-          <w:sz w:val="24"/>
-          <w:szCs w:val="24"/>
-          <w:rtl w:val="0"/>
-        </w:rPr>
-        <w:t xml:space="preserve">{{nik}}</w:t>
+          <w:rFonts w:ascii="Bookman Old Style" w:eastAsia="Bookman Old Style" w:hAnsi="Bookman Old Style" w:cs="Bookman Old Style"/>
+          <w:color w:val="FF0000"/>
+          <w:sz w:val="24"/>
+          <w:szCs w:val="24"/>
+        </w:rPr>
+        <w:t>{{</w:t>
+      </w:r>
+      <w:proofErr w:type="spellStart"/>
+      <w:r>
+        <w:rPr>
+          <w:rFonts w:ascii="Bookman Old Style" w:eastAsia="Bookman Old Style" w:hAnsi="Bookman Old Style" w:cs="Bookman Old Style"/>
+          <w:color w:val="FF0000"/>
+          <w:sz w:val="24"/>
+          <w:szCs w:val="24"/>
+        </w:rPr>
+        <w:t>nik</w:t>
+      </w:r>
+      <w:proofErr w:type="spellEnd"/>
+      <w:r>
+        <w:rPr>
+          <w:rFonts w:ascii="Bookman Old Style" w:eastAsia="Bookman Old Style" w:hAnsi="Bookman Old Style" w:cs="Bookman Old Style"/>
+          <w:color w:val="FF0000"/>
+          <w:sz w:val="24"/>
+          <w:szCs w:val="24"/>
+        </w:rPr>
+        <w:t>}}</w:t>
       </w:r>
     </w:p>
     <w:p>
       <w:pPr>
         <w:widowControl w:val="0"/>
         <w:tabs>
-          <w:tab w:val="left" w:leader="none" w:pos="1125"/>
-          <w:tab w:val="left" w:leader="none" w:pos="2552"/>
-          <w:tab w:val="left" w:leader="none" w:pos="2835"/>
+          <w:tab w:val="left" w:pos="1125"/>
+          <w:tab w:val="left" w:pos="2552"/>
+          <w:tab w:val="left" w:pos="2835"/>
         </w:tabs>
         <w:spacing w:after="0" w:line="240" w:lineRule="auto"/>
         <w:ind w:left="2834" w:hanging="2409"/>
         <w:jc w:val="both"/>
         <w:rPr>
-          <w:rFonts w:ascii="Bookman Old Style" w:cs="Bookman Old Style" w:eastAsia="Bookman Old Style" w:hAnsi="Bookman Old Style"/>
+          <w:rFonts w:ascii="Bookman Old Style" w:eastAsia="Bookman Old Style" w:hAnsi="Bookman Old Style" w:cs="Bookman Old Style"/>
           <w:sz w:val="24"/>
           <w:szCs w:val="24"/>
         </w:rPr>
       </w:pPr>
-      <w:r>
-        <w:rPr>
-          <w:rFonts w:ascii="Bookman Old Style" w:cs="Bookman Old Style" w:eastAsia="Bookman Old Style" w:hAnsi="Bookman Old Style"/>
-          <w:sz w:val="24"/>
-          <w:szCs w:val="24"/>
-          <w:rtl w:val="0"/>
-        </w:rPr>
-        <w:t xml:space="preserve">Jabatan </w:t>
+      <w:proofErr w:type="spellStart"/>
+      <w:r>
+        <w:rPr>
+          <w:rFonts w:ascii="Bookman Old Style" w:eastAsia="Bookman Old Style" w:hAnsi="Bookman Old Style" w:cs="Bookman Old Style"/>
+          <w:sz w:val="24"/>
+          <w:szCs w:val="24"/>
+        </w:rPr>
+        <w:t>Jabatan</w:t>
+      </w:r>
+      <w:proofErr w:type="spellEnd"/>
+      <w:r>
+        <w:rPr>
+          <w:rFonts w:ascii="Bookman Old Style" w:eastAsia="Bookman Old Style" w:hAnsi="Bookman Old Style" w:cs="Bookman Old Style"/>
+          <w:sz w:val="24"/>
+          <w:szCs w:val="24"/>
+        </w:rPr>
+        <w:t xml:space="preserve"> </w:t>
+      </w:r>
+      <w:r>
+        <w:rPr>
+          <w:rFonts w:ascii="Bookman Old Style" w:eastAsia="Bookman Old Style" w:hAnsi="Bookman Old Style" w:cs="Bookman Old Style"/>
+          <w:sz w:val="24"/>
+          <w:szCs w:val="24"/>
+        </w:rPr>
         <w:tab/>
-        <w:t xml:space="preserve">: Pemeriksa Lapangan Sensus Ekonomi 2026</w:t>
+        <w:t xml:space="preserve">: </w:t>
+      </w:r>
+      <w:proofErr w:type="spellStart"/>
+      <w:r>
+        <w:rPr>
+          <w:rFonts w:ascii="Bookman Old Style" w:eastAsia="Bookman Old Style" w:hAnsi="Bookman Old Style" w:cs="Bookman Old Style"/>
+          <w:sz w:val="24"/>
+          <w:szCs w:val="24"/>
+        </w:rPr>
+        <w:t>Pemeriksa</w:t>
+      </w:r>
+      <w:proofErr w:type="spellEnd"/>
+      <w:r>
+        <w:rPr>
+          <w:rFonts w:ascii="Bookman Old Style" w:eastAsia="Bookman Old Style" w:hAnsi="Bookman Old Style" w:cs="Bookman Old Style"/>
+          <w:sz w:val="24"/>
+          <w:szCs w:val="24"/>
+        </w:rPr>
+        <w:t xml:space="preserve"> Lapangan Sensus Ekonomi 2026</w:t>
       </w:r>
     </w:p>
     <w:p>
       <w:pPr>
         <w:spacing w:after="0" w:line="240" w:lineRule="auto"/>
         <w:rPr>
-          <w:rFonts w:ascii="Times New Roman" w:cs="Times New Roman" w:eastAsia="Times New Roman" w:hAnsi="Times New Roman"/>
+          <w:rFonts w:ascii="Times New Roman" w:eastAsia="Times New Roman" w:hAnsi="Times New Roman" w:cs="Times New Roman"/>
           <w:sz w:val="24"/>
           <w:szCs w:val="24"/>
         </w:rPr>
       </w:pPr>
-      <w:r>
-        <w:rPr>
-          <w:rtl w:val="0"/>
-        </w:rPr>
-      </w:r>
     </w:p>
     <w:p>
       <w:pPr>
         <w:spacing w:after="0" w:line="240" w:lineRule="auto"/>
         <w:jc w:val="both"/>
         <w:rPr>
-          <w:rFonts w:ascii="Times New Roman" w:cs="Times New Roman" w:eastAsia="Times New Roman" w:hAnsi="Times New Roman"/>
+          <w:rFonts w:ascii="Times New Roman" w:eastAsia="Times New Roman" w:hAnsi="Times New Roman" w:cs="Times New Roman"/>
           <w:sz w:val="24"/>
           <w:szCs w:val="24"/>
         </w:rPr>
       </w:pPr>
-      <w:r>
-        <w:rPr>
-          <w:rFonts w:ascii="Bookman Old Style" w:cs="Bookman Old Style" w:eastAsia="Bookman Old Style" w:hAnsi="Bookman Old Style"/>
-          <w:color w:val="000000"/>
-          <w:sz w:val="24"/>
-          <w:szCs w:val="24"/>
-          <w:rtl w:val="0"/>
-        </w:rPr>
-        <w:t xml:space="preserve">Dengan ini menyatakan:  </w:t>
-      </w:r>
-      <w:r>
-        <w:rPr>
-          <w:rtl w:val="0"/>
-        </w:rPr>
+      <w:proofErr w:type="spellStart"/>
+      <w:r>
+        <w:rPr>
+          <w:rFonts w:ascii="Bookman Old Style" w:eastAsia="Bookman Old Style" w:hAnsi="Bookman Old Style" w:cs="Bookman Old Style"/>
+          <w:color w:val="000000"/>
+          <w:sz w:val="24"/>
+          <w:szCs w:val="24"/>
+        </w:rPr>
+        <w:t>Dengan</w:t>
+      </w:r>
+      <w:proofErr w:type="spellEnd"/>
+      <w:r>
+        <w:rPr>
+          <w:rFonts w:ascii="Bookman Old Style" w:eastAsia="Bookman Old Style" w:hAnsi="Bookman Old Style" w:cs="Bookman Old Style"/>
+          <w:color w:val="000000"/>
+          <w:sz w:val="24"/>
+          <w:szCs w:val="24"/>
+        </w:rPr>
+        <w:t xml:space="preserve"> </w:t>
+      </w:r>
+      <w:proofErr w:type="spellStart"/>
+      <w:r>
+        <w:rPr>
+          <w:rFonts w:ascii="Bookman Old Style" w:eastAsia="Bookman Old Style" w:hAnsi="Bookman Old Style" w:cs="Bookman Old Style"/>
+          <w:color w:val="000000"/>
+          <w:sz w:val="24"/>
+          <w:szCs w:val="24"/>
+        </w:rPr>
+        <w:t>ini</w:t>
+      </w:r>
+      <w:proofErr w:type="spellEnd"/>
+      <w:r>
+        <w:rPr>
+          <w:rFonts w:ascii="Bookman Old Style" w:eastAsia="Bookman Old Style" w:hAnsi="Bookman Old Style" w:cs="Bookman Old Style"/>
+          <w:color w:val="000000"/>
+          <w:sz w:val="24"/>
+          <w:szCs w:val="24"/>
+        </w:rPr>
+        <w:t xml:space="preserve"> </w:t>
+      </w:r>
+      <w:proofErr w:type="spellStart"/>
+      <w:r>
+        <w:rPr>
+          <w:rFonts w:ascii="Bookman Old Style" w:eastAsia="Bookman Old Style" w:hAnsi="Bookman Old Style" w:cs="Bookman Old Style"/>
+          <w:color w:val="000000"/>
+          <w:sz w:val="24"/>
+          <w:szCs w:val="24"/>
+        </w:rPr>
+        <w:t>menyatakan</w:t>
+      </w:r>
+      <w:proofErr w:type="spellEnd"/>
+      <w:r>
+        <w:rPr>
+          <w:rFonts w:ascii="Bookman Old Style" w:eastAsia="Bookman Old Style" w:hAnsi="Bookman Old Style" w:cs="Bookman Old Style"/>
+          <w:color w:val="000000"/>
+          <w:sz w:val="24"/>
+          <w:szCs w:val="24"/>
+        </w:rPr>
+        <w:t>:  </w:t>
       </w:r>
     </w:p>
     <w:p>
@@ -328,87 +531,415 @@
           <w:numId w:val="1"/>
         </w:numPr>
         <w:spacing w:after="0" w:line="240" w:lineRule="auto"/>
-        <w:ind w:left="360" w:hanging="360"/>
+        <w:ind w:left="360"/>
         <w:jc w:val="both"/>
         <w:rPr>
-          <w:rFonts w:ascii="Bookman Old Style" w:cs="Bookman Old Style" w:eastAsia="Bookman Old Style" w:hAnsi="Bookman Old Style"/>
+          <w:rFonts w:ascii="Bookman Old Style" w:eastAsia="Bookman Old Style" w:hAnsi="Bookman Old Style" w:cs="Bookman Old Style"/>
           <w:color w:val="000000"/>
           <w:sz w:val="24"/>
           <w:szCs w:val="24"/>
         </w:rPr>
       </w:pPr>
-      <w:r>
-        <w:rPr>
-          <w:rFonts w:ascii="Bookman Old Style" w:cs="Bookman Old Style" w:eastAsia="Bookman Old Style" w:hAnsi="Bookman Old Style"/>
-          <w:sz w:val="24"/>
-          <w:szCs w:val="24"/>
-          <w:rtl w:val="0"/>
-        </w:rPr>
-        <w:t xml:space="preserve">bahwa t</w:t>
-      </w:r>
-      <w:r>
-        <w:rPr>
-          <w:rFonts w:ascii="Bookman Old Style" w:cs="Bookman Old Style" w:eastAsia="Bookman Old Style" w:hAnsi="Bookman Old Style"/>
-          <w:color w:val="000000"/>
-          <w:sz w:val="24"/>
-          <w:szCs w:val="24"/>
-          <w:rtl w:val="0"/>
-        </w:rPr>
-        <w:t xml:space="preserve">elah melaksanakan pekerjaan Pemeriksaan hasil Pendataan Lapangan Sensus Ekonomi 2026 pada Badan Pusat Statistik </w:t>
-      </w:r>
-      <w:r>
-        <w:rPr>
-          <w:rFonts w:ascii="Bookman Old Style" w:cs="Bookman Old Style" w:eastAsia="Bookman Old Style" w:hAnsi="Bookman Old Style"/>
-          <w:color w:val="0000ff"/>
-          <w:sz w:val="24"/>
-          <w:szCs w:val="24"/>
-          <w:rtl w:val="0"/>
-        </w:rPr>
-        <w:t xml:space="preserve">Kabupaten Barito Kuala</w:t>
-      </w:r>
-      <w:r>
-        <w:rPr>
-          <w:rFonts w:ascii="Bookman Old Style" w:cs="Bookman Old Style" w:eastAsia="Bookman Old Style" w:hAnsi="Bookman Old Style"/>
-          <w:color w:val="000000"/>
-          <w:sz w:val="24"/>
-          <w:szCs w:val="24"/>
-          <w:rtl w:val="0"/>
-        </w:rPr>
-        <w:t xml:space="preserve"> berdasarkan Perjanjian Kerja Nomor: </w:t>
-      </w:r>
-      <w:r>
-        <w:rPr>
-          <w:rFonts w:ascii="Bookman Old Style" w:cs="Bookman Old Style" w:eastAsia="Bookman Old Style" w:hAnsi="Bookman Old Style"/>
-          <w:color w:val="ff0000"/>
-          <w:sz w:val="24"/>
-          <w:szCs w:val="24"/>
-          <w:rtl w:val="0"/>
-        </w:rPr>
-        <w:t xml:space="preserve">{{no_spk}}</w:t>
-      </w:r>
-      <w:r>
-        <w:rPr>
-          <w:rFonts w:ascii="Bookman Old Style" w:cs="Bookman Old Style" w:eastAsia="Bookman Old Style" w:hAnsi="Bookman Old Style"/>
-          <w:color w:val="000000"/>
-          <w:sz w:val="24"/>
-          <w:szCs w:val="24"/>
-          <w:rtl w:val="0"/>
-        </w:rPr>
-        <w:t xml:space="preserve">, sesuai dengan target pekerjaan termin I</w:t>
-      </w:r>
-      <w:r>
-        <w:rPr>
-          <w:rFonts w:ascii="Bookman Old Style" w:cs="Bookman Old Style" w:eastAsia="Bookman Old Style" w:hAnsi="Bookman Old Style"/>
-          <w:sz w:val="24"/>
-          <w:szCs w:val="24"/>
-          <w:rtl w:val="0"/>
-        </w:rPr>
-        <w:t xml:space="preserve">;</w:t>
-      </w:r>
-      <w:r>
-        <w:rPr>
-          <w:rtl w:val="0"/>
-        </w:rPr>
+      <w:proofErr w:type="spellStart"/>
+      <w:r>
+        <w:rPr>
+          <w:rFonts w:ascii="Bookman Old Style" w:eastAsia="Bookman Old Style" w:hAnsi="Bookman Old Style" w:cs="Bookman Old Style"/>
+          <w:sz w:val="24"/>
+          <w:szCs w:val="24"/>
+        </w:rPr>
+        <w:t>bahwa</w:t>
+      </w:r>
+      <w:proofErr w:type="spellEnd"/>
+      <w:r>
+        <w:rPr>
+          <w:rFonts w:ascii="Bookman Old Style" w:eastAsia="Bookman Old Style" w:hAnsi="Bookman Old Style" w:cs="Bookman Old Style"/>
+          <w:sz w:val="24"/>
+          <w:szCs w:val="24"/>
+        </w:rPr>
+        <w:t xml:space="preserve"> </w:t>
+      </w:r>
+      <w:proofErr w:type="spellStart"/>
+      <w:r>
+        <w:rPr>
+          <w:rFonts w:ascii="Bookman Old Style" w:eastAsia="Bookman Old Style" w:hAnsi="Bookman Old Style" w:cs="Bookman Old Style"/>
+          <w:sz w:val="24"/>
+          <w:szCs w:val="24"/>
+        </w:rPr>
+        <w:t>t</w:t>
+      </w:r>
+      <w:r>
+        <w:rPr>
+          <w:rFonts w:ascii="Bookman Old Style" w:eastAsia="Bookman Old Style" w:hAnsi="Bookman Old Style" w:cs="Bookman Old Style"/>
+          <w:color w:val="000000"/>
+          <w:sz w:val="24"/>
+          <w:szCs w:val="24"/>
+        </w:rPr>
+        <w:t>elah</w:t>
+      </w:r>
+      <w:proofErr w:type="spellEnd"/>
+      <w:r>
+        <w:rPr>
+          <w:rFonts w:ascii="Bookman Old Style" w:eastAsia="Bookman Old Style" w:hAnsi="Bookman Old Style" w:cs="Bookman Old Style"/>
+          <w:color w:val="000000"/>
+          <w:sz w:val="24"/>
+          <w:szCs w:val="24"/>
+        </w:rPr>
+        <w:t xml:space="preserve"> </w:t>
+      </w:r>
+      <w:proofErr w:type="spellStart"/>
+      <w:r>
+        <w:rPr>
+          <w:rFonts w:ascii="Bookman Old Style" w:eastAsia="Bookman Old Style" w:hAnsi="Bookman Old Style" w:cs="Bookman Old Style"/>
+          <w:color w:val="000000"/>
+          <w:sz w:val="24"/>
+          <w:szCs w:val="24"/>
+        </w:rPr>
+        <w:t>melaksanakan</w:t>
+      </w:r>
+      <w:proofErr w:type="spellEnd"/>
+      <w:r>
+        <w:rPr>
+          <w:rFonts w:ascii="Bookman Old Style" w:eastAsia="Bookman Old Style" w:hAnsi="Bookman Old Style" w:cs="Bookman Old Style"/>
+          <w:color w:val="000000"/>
+          <w:sz w:val="24"/>
+          <w:szCs w:val="24"/>
+        </w:rPr>
+        <w:t xml:space="preserve"> </w:t>
+      </w:r>
+      <w:proofErr w:type="spellStart"/>
+      <w:r>
+        <w:rPr>
+          <w:rFonts w:ascii="Bookman Old Style" w:eastAsia="Bookman Old Style" w:hAnsi="Bookman Old Style" w:cs="Bookman Old Style"/>
+          <w:color w:val="000000"/>
+          <w:sz w:val="24"/>
+          <w:szCs w:val="24"/>
+        </w:rPr>
+        <w:t>pekerjaan</w:t>
+      </w:r>
+      <w:proofErr w:type="spellEnd"/>
+      <w:r>
+        <w:rPr>
+          <w:rFonts w:ascii="Bookman Old Style" w:eastAsia="Bookman Old Style" w:hAnsi="Bookman Old Style" w:cs="Bookman Old Style"/>
+          <w:color w:val="000000"/>
+          <w:sz w:val="24"/>
+          <w:szCs w:val="24"/>
+        </w:rPr>
+        <w:t xml:space="preserve"> </w:t>
+      </w:r>
+      <w:proofErr w:type="spellStart"/>
+      <w:r>
+        <w:rPr>
+          <w:rFonts w:ascii="Bookman Old Style" w:eastAsia="Bookman Old Style" w:hAnsi="Bookman Old Style" w:cs="Bookman Old Style"/>
+          <w:color w:val="000000"/>
+          <w:sz w:val="24"/>
+          <w:szCs w:val="24"/>
+        </w:rPr>
+        <w:t>Pemeriksaan</w:t>
+      </w:r>
+      <w:proofErr w:type="spellEnd"/>
+      <w:r>
+        <w:rPr>
+          <w:rFonts w:ascii="Bookman Old Style" w:eastAsia="Bookman Old Style" w:hAnsi="Bookman Old Style" w:cs="Bookman Old Style"/>
+          <w:color w:val="000000"/>
+          <w:sz w:val="24"/>
+          <w:szCs w:val="24"/>
+        </w:rPr>
+        <w:t xml:space="preserve"> </w:t>
+      </w:r>
+      <w:proofErr w:type="spellStart"/>
+      <w:r>
+        <w:rPr>
+          <w:rFonts w:ascii="Bookman Old Style" w:eastAsia="Bookman Old Style" w:hAnsi="Bookman Old Style" w:cs="Bookman Old Style"/>
+          <w:color w:val="000000"/>
+          <w:sz w:val="24"/>
+          <w:szCs w:val="24"/>
+        </w:rPr>
+        <w:t>hasil</w:t>
+      </w:r>
+      <w:proofErr w:type="spellEnd"/>
+      <w:r>
+        <w:rPr>
+          <w:rFonts w:ascii="Bookman Old Style" w:eastAsia="Bookman Old Style" w:hAnsi="Bookman Old Style" w:cs="Bookman Old Style"/>
+          <w:color w:val="000000"/>
+          <w:sz w:val="24"/>
+          <w:szCs w:val="24"/>
+        </w:rPr>
+        <w:t xml:space="preserve"> </w:t>
+      </w:r>
+      <w:proofErr w:type="spellStart"/>
+      <w:r>
+        <w:rPr>
+          <w:rFonts w:ascii="Bookman Old Style" w:eastAsia="Bookman Old Style" w:hAnsi="Bookman Old Style" w:cs="Bookman Old Style"/>
+          <w:color w:val="000000"/>
+          <w:sz w:val="24"/>
+          <w:szCs w:val="24"/>
+        </w:rPr>
+        <w:t>Pendataan</w:t>
+      </w:r>
+      <w:proofErr w:type="spellEnd"/>
+      <w:r>
+        <w:rPr>
+          <w:rFonts w:ascii="Bookman Old Style" w:eastAsia="Bookman Old Style" w:hAnsi="Bookman Old Style" w:cs="Bookman Old Style"/>
+          <w:color w:val="000000"/>
+          <w:sz w:val="24"/>
+          <w:szCs w:val="24"/>
+        </w:rPr>
+        <w:t xml:space="preserve"> </w:t>
+      </w:r>
+      <w:proofErr w:type="spellStart"/>
+      <w:r>
+        <w:rPr>
+          <w:rFonts w:ascii="Bookman Old Style" w:eastAsia="Bookman Old Style" w:hAnsi="Bookman Old Style" w:cs="Bookman Old Style"/>
+          <w:color w:val="000000"/>
+          <w:sz w:val="24"/>
+          <w:szCs w:val="24"/>
+        </w:rPr>
+        <w:t>Lapangan</w:t>
+      </w:r>
+      <w:proofErr w:type="spellEnd"/>
+      <w:r>
+        <w:rPr>
+          <w:rFonts w:ascii="Bookman Old Style" w:eastAsia="Bookman Old Style" w:hAnsi="Bookman Old Style" w:cs="Bookman Old Style"/>
+          <w:color w:val="000000"/>
+          <w:sz w:val="24"/>
+          <w:szCs w:val="24"/>
+        </w:rPr>
+        <w:t xml:space="preserve"> Sensus Ekonomi 2026 pada Badan Pusat </w:t>
+      </w:r>
+      <w:proofErr w:type="spellStart"/>
+      <w:r>
+        <w:rPr>
+          <w:rFonts w:ascii="Bookman Old Style" w:eastAsia="Bookman Old Style" w:hAnsi="Bookman Old Style" w:cs="Bookman Old Style"/>
+          <w:color w:val="000000"/>
+          <w:sz w:val="24"/>
+          <w:szCs w:val="24"/>
+        </w:rPr>
+        <w:t>Statistik</w:t>
+      </w:r>
+      <w:proofErr w:type="spellEnd"/>
+      <w:r>
+        <w:rPr>
+          <w:rFonts w:ascii="Bookman Old Style" w:eastAsia="Bookman Old Style" w:hAnsi="Bookman Old Style" w:cs="Bookman Old Style"/>
+          <w:color w:val="000000"/>
+          <w:sz w:val="24"/>
+          <w:szCs w:val="24"/>
+        </w:rPr>
+        <w:t xml:space="preserve"> </w:t>
+      </w:r>
+      <w:proofErr w:type="spellStart"/>
+      <w:r>
+        <w:rPr>
+          <w:rFonts w:ascii="Bookman Old Style" w:eastAsia="Bookman Old Style" w:hAnsi="Bookman Old Style" w:cs="Bookman Old Style"/>
+          <w:color w:val="0000FF"/>
+          <w:sz w:val="24"/>
+          <w:szCs w:val="24"/>
+        </w:rPr>
+        <w:t>Kabupaten</w:t>
+      </w:r>
+      <w:proofErr w:type="spellEnd"/>
+      <w:r>
+        <w:rPr>
+          <w:rFonts w:ascii="Bookman Old Style" w:eastAsia="Bookman Old Style" w:hAnsi="Bookman Old Style" w:cs="Bookman Old Style"/>
+          <w:color w:val="0000FF"/>
+          <w:sz w:val="24"/>
+          <w:szCs w:val="24"/>
+        </w:rPr>
+        <w:t xml:space="preserve"> Barito Kuala</w:t>
+      </w:r>
+      <w:r>
+        <w:rPr>
+          <w:rFonts w:ascii="Bookman Old Style" w:eastAsia="Bookman Old Style" w:hAnsi="Bookman Old Style" w:cs="Bookman Old Style"/>
+          <w:color w:val="000000"/>
+          <w:sz w:val="24"/>
+          <w:szCs w:val="24"/>
+        </w:rPr>
+        <w:t xml:space="preserve"> </w:t>
+      </w:r>
+      <w:proofErr w:type="spellStart"/>
+      <w:r>
+        <w:rPr>
+          <w:rFonts w:ascii="Bookman Old Style" w:eastAsia="Bookman Old Style" w:hAnsi="Bookman Old Style" w:cs="Bookman Old Style"/>
+          <w:color w:val="000000"/>
+          <w:sz w:val="24"/>
+          <w:szCs w:val="24"/>
+        </w:rPr>
+        <w:t>berdasarkan</w:t>
+      </w:r>
+      <w:proofErr w:type="spellEnd"/>
+      <w:r>
+        <w:rPr>
+          <w:rFonts w:ascii="Bookman Old Style" w:eastAsia="Bookman Old Style" w:hAnsi="Bookman Old Style" w:cs="Bookman Old Style"/>
+          <w:color w:val="000000"/>
+          <w:sz w:val="24"/>
+          <w:szCs w:val="24"/>
+        </w:rPr>
+        <w:t xml:space="preserve"> </w:t>
+      </w:r>
+      <w:proofErr w:type="spellStart"/>
+      <w:r>
+        <w:rPr>
+          <w:rFonts w:ascii="Bookman Old Style" w:eastAsia="Bookman Old Style" w:hAnsi="Bookman Old Style" w:cs="Bookman Old Style"/>
+          <w:color w:val="000000"/>
+          <w:sz w:val="24"/>
+          <w:szCs w:val="24"/>
+        </w:rPr>
+        <w:t>Perjanjian</w:t>
+      </w:r>
+      <w:proofErr w:type="spellEnd"/>
+      <w:r>
+        <w:rPr>
+          <w:rFonts w:ascii="Bookman Old Style" w:eastAsia="Bookman Old Style" w:hAnsi="Bookman Old Style" w:cs="Bookman Old Style"/>
+          <w:color w:val="000000"/>
+          <w:sz w:val="24"/>
+          <w:szCs w:val="24"/>
+        </w:rPr>
+        <w:t xml:space="preserve"> </w:t>
+      </w:r>
+      <w:proofErr w:type="spellStart"/>
+      <w:r>
+        <w:rPr>
+          <w:rFonts w:ascii="Bookman Old Style" w:eastAsia="Bookman Old Style" w:hAnsi="Bookman Old Style" w:cs="Bookman Old Style"/>
+          <w:color w:val="000000"/>
+          <w:sz w:val="24"/>
+          <w:szCs w:val="24"/>
+        </w:rPr>
+        <w:t>Kerja</w:t>
+      </w:r>
+      <w:proofErr w:type="spellEnd"/>
+      <w:r>
+        <w:rPr>
+          <w:rFonts w:ascii="Bookman Old Style" w:eastAsia="Bookman Old Style" w:hAnsi="Bookman Old Style" w:cs="Bookman Old Style"/>
+          <w:color w:val="000000"/>
+          <w:sz w:val="24"/>
+          <w:szCs w:val="24"/>
+        </w:rPr>
+        <w:t xml:space="preserve"> Nomor: </w:t>
+      </w:r>
+      <w:r>
+        <w:rPr>
+          <w:rFonts w:ascii="Bookman Old Style" w:eastAsia="Bookman Old Style" w:hAnsi="Bookman Old Style" w:cs="Bookman Old Style"/>
+          <w:color w:val="FF0000"/>
+          <w:sz w:val="24"/>
+          <w:szCs w:val="24"/>
+        </w:rPr>
+        <w:t>{{</w:t>
+      </w:r>
+      <w:proofErr w:type="spellStart"/>
+      <w:r>
+        <w:rPr>
+          <w:rFonts w:ascii="Bookman Old Style" w:eastAsia="Bookman Old Style" w:hAnsi="Bookman Old Style" w:cs="Bookman Old Style"/>
+          <w:color w:val="FF0000"/>
+          <w:sz w:val="24"/>
+          <w:szCs w:val="24"/>
+        </w:rPr>
+        <w:t>no_spk</w:t>
+      </w:r>
+      <w:proofErr w:type="spellEnd"/>
+      <w:r>
+        <w:rPr>
+          <w:rFonts w:ascii="Bookman Old Style" w:eastAsia="Bookman Old Style" w:hAnsi="Bookman Old Style" w:cs="Bookman Old Style"/>
+          <w:color w:val="FF0000"/>
+          <w:sz w:val="24"/>
+          <w:szCs w:val="24"/>
+        </w:rPr>
+        <w:t>}}</w:t>
+      </w:r>
+      <w:r>
+        <w:rPr>
+          <w:rFonts w:ascii="Bookman Old Style" w:eastAsia="Bookman Old Style" w:hAnsi="Bookman Old Style" w:cs="Bookman Old Style"/>
+          <w:color w:val="000000"/>
+          <w:sz w:val="24"/>
+          <w:szCs w:val="24"/>
+        </w:rPr>
+        <w:t xml:space="preserve">, </w:t>
+      </w:r>
+      <w:proofErr w:type="spellStart"/>
+      <w:r>
+        <w:rPr>
+          <w:rFonts w:ascii="Bookman Old Style" w:eastAsia="Bookman Old Style" w:hAnsi="Bookman Old Style" w:cs="Bookman Old Style"/>
+          <w:color w:val="000000"/>
+          <w:sz w:val="24"/>
+          <w:szCs w:val="24"/>
+        </w:rPr>
+        <w:t>sesuai</w:t>
+      </w:r>
+      <w:proofErr w:type="spellEnd"/>
+      <w:r>
+        <w:rPr>
+          <w:rFonts w:ascii="Bookman Old Style" w:eastAsia="Bookman Old Style" w:hAnsi="Bookman Old Style" w:cs="Bookman Old Style"/>
+          <w:color w:val="000000"/>
+          <w:sz w:val="24"/>
+          <w:szCs w:val="24"/>
+        </w:rPr>
+        <w:t xml:space="preserve"> </w:t>
+      </w:r>
+      <w:proofErr w:type="spellStart"/>
+      <w:r>
+        <w:rPr>
+          <w:rFonts w:ascii="Bookman Old Style" w:eastAsia="Bookman Old Style" w:hAnsi="Bookman Old Style" w:cs="Bookman Old Style"/>
+          <w:color w:val="000000"/>
+          <w:sz w:val="24"/>
+          <w:szCs w:val="24"/>
+        </w:rPr>
+        <w:t>dengan</w:t>
+      </w:r>
+      <w:proofErr w:type="spellEnd"/>
+      <w:r>
+        <w:rPr>
+          <w:rFonts w:ascii="Bookman Old Style" w:eastAsia="Bookman Old Style" w:hAnsi="Bookman Old Style" w:cs="Bookman Old Style"/>
+          <w:color w:val="000000"/>
+          <w:sz w:val="24"/>
+          <w:szCs w:val="24"/>
+        </w:rPr>
+        <w:t xml:space="preserve"> target </w:t>
+      </w:r>
+      <w:proofErr w:type="spellStart"/>
+      <w:r>
+        <w:rPr>
+          <w:rFonts w:ascii="Bookman Old Style" w:eastAsia="Bookman Old Style" w:hAnsi="Bookman Old Style" w:cs="Bookman Old Style"/>
+          <w:color w:val="000000"/>
+          <w:sz w:val="24"/>
+          <w:szCs w:val="24"/>
+        </w:rPr>
+        <w:t>pekerjaan</w:t>
+      </w:r>
+      <w:proofErr w:type="spellEnd"/>
+      <w:r>
+        <w:rPr>
+          <w:rFonts w:ascii="Bookman Old Style" w:eastAsia="Bookman Old Style" w:hAnsi="Bookman Old Style" w:cs="Bookman Old Style"/>
+          <w:color w:val="000000"/>
+          <w:sz w:val="24"/>
+          <w:szCs w:val="24"/>
+        </w:rPr>
+        <w:t xml:space="preserve"> </w:t>
+      </w:r>
+      <w:proofErr w:type="spellStart"/>
+      <w:r>
+        <w:rPr>
+          <w:rFonts w:ascii="Bookman Old Style" w:eastAsia="Bookman Old Style" w:hAnsi="Bookman Old Style" w:cs="Bookman Old Style"/>
+          <w:color w:val="000000"/>
+          <w:sz w:val="24"/>
+          <w:szCs w:val="24"/>
+        </w:rPr>
+        <w:t>termin</w:t>
+      </w:r>
+      <w:proofErr w:type="spellEnd"/>
+      <w:r>
+        <w:rPr>
+          <w:rFonts w:ascii="Bookman Old Style" w:eastAsia="Bookman Old Style" w:hAnsi="Bookman Old Style" w:cs="Bookman Old Style"/>
+          <w:color w:val="000000"/>
+          <w:sz w:val="24"/>
+          <w:szCs w:val="24"/>
+        </w:rPr>
+        <w:t xml:space="preserve"> I</w:t>
+      </w:r>
+      <w:r>
+        <w:rPr>
+          <w:rFonts w:ascii="Bookman Old Style" w:eastAsia="Bookman Old Style" w:hAnsi="Bookman Old Style" w:cs="Bookman Old Style"/>
+          <w:sz w:val="24"/>
+          <w:szCs w:val="24"/>
+        </w:rPr>
+        <w:t>;</w:t>
       </w:r>
     </w:p>
     <w:p>
@@ -418,85 +949,259 @@
           <w:numId w:val="1"/>
         </w:numPr>
         <w:spacing w:after="0" w:line="240" w:lineRule="auto"/>
-        <w:ind w:left="360" w:hanging="360"/>
+        <w:ind w:left="360"/>
         <w:jc w:val="both"/>
         <w:rPr>
-          <w:rFonts w:ascii="Bookman Old Style" w:cs="Bookman Old Style" w:eastAsia="Bookman Old Style" w:hAnsi="Bookman Old Style"/>
+          <w:rFonts w:ascii="Bookman Old Style" w:eastAsia="Bookman Old Style" w:hAnsi="Bookman Old Style" w:cs="Bookman Old Style"/>
           <w:color w:val="000000"/>
           <w:sz w:val="24"/>
           <w:szCs w:val="24"/>
         </w:rPr>
       </w:pPr>
-      <w:r>
-        <w:rPr>
-          <w:rFonts w:ascii="Bookman Old Style" w:cs="Bookman Old Style" w:eastAsia="Bookman Old Style" w:hAnsi="Bookman Old Style"/>
-          <w:sz w:val="24"/>
-          <w:szCs w:val="24"/>
-          <w:rtl w:val="0"/>
-        </w:rPr>
-        <w:t xml:space="preserve">bahwa h</w:t>
-      </w:r>
-      <w:r>
-        <w:rPr>
-          <w:rFonts w:ascii="Bookman Old Style" w:cs="Bookman Old Style" w:eastAsia="Bookman Old Style" w:hAnsi="Bookman Old Style"/>
-          <w:color w:val="000000"/>
-          <w:sz w:val="24"/>
-          <w:szCs w:val="24"/>
-          <w:rtl w:val="0"/>
-        </w:rPr>
-        <w:t xml:space="preserve">asil pekerjaan </w:t>
-      </w:r>
-      <w:r>
-        <w:rPr>
-          <w:rFonts w:ascii="Bookman Old Style" w:cs="Bookman Old Style" w:eastAsia="Bookman Old Style" w:hAnsi="Bookman Old Style"/>
-          <w:sz w:val="24"/>
-          <w:szCs w:val="24"/>
-          <w:rtl w:val="0"/>
-        </w:rPr>
-        <w:t xml:space="preserve">Pemeriksaan </w:t>
-      </w:r>
-      <w:r>
-        <w:rPr>
-          <w:rFonts w:ascii="Bookman Old Style" w:cs="Bookman Old Style" w:eastAsia="Bookman Old Style" w:hAnsi="Bookman Old Style"/>
-          <w:color w:val="000000"/>
-          <w:sz w:val="24"/>
-          <w:szCs w:val="24"/>
-          <w:rtl w:val="0"/>
-        </w:rPr>
-        <w:t xml:space="preserve">Lapangan Sensus Ekonomi 2026 termin I telah diperiksa </w:t>
-      </w:r>
-      <w:r>
-        <w:rPr>
-          <w:rFonts w:ascii="Bookman Old Style" w:cs="Bookman Old Style" w:eastAsia="Bookman Old Style" w:hAnsi="Bookman Old Style"/>
-          <w:sz w:val="24"/>
-          <w:szCs w:val="24"/>
-          <w:rtl w:val="0"/>
-        </w:rPr>
-        <w:t xml:space="preserve">dan diketahui oleh Ketua Tim Pelaksana Sensus Ekonomi 2026 </w:t>
-      </w:r>
-      <w:r>
-        <w:rPr>
-          <w:rFonts w:ascii="Bookman Old Style" w:cs="Bookman Old Style" w:eastAsia="Bookman Old Style" w:hAnsi="Bookman Old Style"/>
-          <w:color w:val="0000ff"/>
-          <w:sz w:val="24"/>
-          <w:szCs w:val="24"/>
-          <w:rtl w:val="0"/>
-        </w:rPr>
-        <w:t xml:space="preserve">BPS Kabupaten Barito Kuala</w:t>
-      </w:r>
-      <w:r>
-        <w:rPr>
-          <w:rFonts w:ascii="Bookman Old Style" w:cs="Bookman Old Style" w:eastAsia="Bookman Old Style" w:hAnsi="Bookman Old Style"/>
-          <w:sz w:val="24"/>
-          <w:szCs w:val="24"/>
-          <w:rtl w:val="0"/>
-        </w:rPr>
-        <w:t xml:space="preserve">;</w:t>
-      </w:r>
-      <w:r>
-        <w:rPr>
-          <w:rtl w:val="0"/>
-        </w:rPr>
+      <w:proofErr w:type="spellStart"/>
+      <w:r>
+        <w:rPr>
+          <w:rFonts w:ascii="Bookman Old Style" w:eastAsia="Bookman Old Style" w:hAnsi="Bookman Old Style" w:cs="Bookman Old Style"/>
+          <w:sz w:val="24"/>
+          <w:szCs w:val="24"/>
+        </w:rPr>
+        <w:t>bahwa</w:t>
+      </w:r>
+      <w:proofErr w:type="spellEnd"/>
+      <w:r>
+        <w:rPr>
+          <w:rFonts w:ascii="Bookman Old Style" w:eastAsia="Bookman Old Style" w:hAnsi="Bookman Old Style" w:cs="Bookman Old Style"/>
+          <w:sz w:val="24"/>
+          <w:szCs w:val="24"/>
+        </w:rPr>
+        <w:t xml:space="preserve"> </w:t>
+      </w:r>
+      <w:proofErr w:type="spellStart"/>
+      <w:r>
+        <w:rPr>
+          <w:rFonts w:ascii="Bookman Old Style" w:eastAsia="Bookman Old Style" w:hAnsi="Bookman Old Style" w:cs="Bookman Old Style"/>
+          <w:sz w:val="24"/>
+          <w:szCs w:val="24"/>
+        </w:rPr>
+        <w:t>h</w:t>
+      </w:r>
+      <w:r>
+        <w:rPr>
+          <w:rFonts w:ascii="Bookman Old Style" w:eastAsia="Bookman Old Style" w:hAnsi="Bookman Old Style" w:cs="Bookman Old Style"/>
+          <w:color w:val="000000"/>
+          <w:sz w:val="24"/>
+          <w:szCs w:val="24"/>
+        </w:rPr>
+        <w:t>asil</w:t>
+      </w:r>
+      <w:proofErr w:type="spellEnd"/>
+      <w:r>
+        <w:rPr>
+          <w:rFonts w:ascii="Bookman Old Style" w:eastAsia="Bookman Old Style" w:hAnsi="Bookman Old Style" w:cs="Bookman Old Style"/>
+          <w:color w:val="000000"/>
+          <w:sz w:val="24"/>
+          <w:szCs w:val="24"/>
+        </w:rPr>
+        <w:t xml:space="preserve"> </w:t>
+      </w:r>
+      <w:proofErr w:type="spellStart"/>
+      <w:r>
+        <w:rPr>
+          <w:rFonts w:ascii="Bookman Old Style" w:eastAsia="Bookman Old Style" w:hAnsi="Bookman Old Style" w:cs="Bookman Old Style"/>
+          <w:color w:val="000000"/>
+          <w:sz w:val="24"/>
+          <w:szCs w:val="24"/>
+        </w:rPr>
+        <w:t>pekerjaan</w:t>
+      </w:r>
+      <w:proofErr w:type="spellEnd"/>
+      <w:r>
+        <w:rPr>
+          <w:rFonts w:ascii="Bookman Old Style" w:eastAsia="Bookman Old Style" w:hAnsi="Bookman Old Style" w:cs="Bookman Old Style"/>
+          <w:color w:val="000000"/>
+          <w:sz w:val="24"/>
+          <w:szCs w:val="24"/>
+        </w:rPr>
+        <w:t xml:space="preserve"> </w:t>
+      </w:r>
+      <w:proofErr w:type="spellStart"/>
+      <w:r>
+        <w:rPr>
+          <w:rFonts w:ascii="Bookman Old Style" w:eastAsia="Bookman Old Style" w:hAnsi="Bookman Old Style" w:cs="Bookman Old Style"/>
+          <w:sz w:val="24"/>
+          <w:szCs w:val="24"/>
+        </w:rPr>
+        <w:t>Pemeriksaan</w:t>
+      </w:r>
+      <w:proofErr w:type="spellEnd"/>
+      <w:r>
+        <w:rPr>
+          <w:rFonts w:ascii="Bookman Old Style" w:eastAsia="Bookman Old Style" w:hAnsi="Bookman Old Style" w:cs="Bookman Old Style"/>
+          <w:sz w:val="24"/>
+          <w:szCs w:val="24"/>
+        </w:rPr>
+        <w:t xml:space="preserve"> </w:t>
+      </w:r>
+      <w:proofErr w:type="spellStart"/>
+      <w:r>
+        <w:rPr>
+          <w:rFonts w:ascii="Bookman Old Style" w:eastAsia="Bookman Old Style" w:hAnsi="Bookman Old Style" w:cs="Bookman Old Style"/>
+          <w:color w:val="000000"/>
+          <w:sz w:val="24"/>
+          <w:szCs w:val="24"/>
+        </w:rPr>
+        <w:t>Lapangan</w:t>
+      </w:r>
+      <w:proofErr w:type="spellEnd"/>
+      <w:r>
+        <w:rPr>
+          <w:rFonts w:ascii="Bookman Old Style" w:eastAsia="Bookman Old Style" w:hAnsi="Bookman Old Style" w:cs="Bookman Old Style"/>
+          <w:color w:val="000000"/>
+          <w:sz w:val="24"/>
+          <w:szCs w:val="24"/>
+        </w:rPr>
+        <w:t xml:space="preserve"> Sensus Ekonomi 2026 </w:t>
+      </w:r>
+      <w:proofErr w:type="spellStart"/>
+      <w:r>
+        <w:rPr>
+          <w:rFonts w:ascii="Bookman Old Style" w:eastAsia="Bookman Old Style" w:hAnsi="Bookman Old Style" w:cs="Bookman Old Style"/>
+          <w:color w:val="000000"/>
+          <w:sz w:val="24"/>
+          <w:szCs w:val="24"/>
+        </w:rPr>
+        <w:t>termin</w:t>
+      </w:r>
+      <w:proofErr w:type="spellEnd"/>
+      <w:r>
+        <w:rPr>
+          <w:rFonts w:ascii="Bookman Old Style" w:eastAsia="Bookman Old Style" w:hAnsi="Bookman Old Style" w:cs="Bookman Old Style"/>
+          <w:color w:val="000000"/>
+          <w:sz w:val="24"/>
+          <w:szCs w:val="24"/>
+        </w:rPr>
+        <w:t xml:space="preserve"> I </w:t>
+      </w:r>
+      <w:proofErr w:type="spellStart"/>
+      <w:r>
+        <w:rPr>
+          <w:rFonts w:ascii="Bookman Old Style" w:eastAsia="Bookman Old Style" w:hAnsi="Bookman Old Style" w:cs="Bookman Old Style"/>
+          <w:color w:val="000000"/>
+          <w:sz w:val="24"/>
+          <w:szCs w:val="24"/>
+        </w:rPr>
+        <w:t>telah</w:t>
+      </w:r>
+      <w:proofErr w:type="spellEnd"/>
+      <w:r>
+        <w:rPr>
+          <w:rFonts w:ascii="Bookman Old Style" w:eastAsia="Bookman Old Style" w:hAnsi="Bookman Old Style" w:cs="Bookman Old Style"/>
+          <w:color w:val="000000"/>
+          <w:sz w:val="24"/>
+          <w:szCs w:val="24"/>
+        </w:rPr>
+        <w:t xml:space="preserve"> </w:t>
+      </w:r>
+      <w:proofErr w:type="spellStart"/>
+      <w:r>
+        <w:rPr>
+          <w:rFonts w:ascii="Bookman Old Style" w:eastAsia="Bookman Old Style" w:hAnsi="Bookman Old Style" w:cs="Bookman Old Style"/>
+          <w:color w:val="000000"/>
+          <w:sz w:val="24"/>
+          <w:szCs w:val="24"/>
+        </w:rPr>
+        <w:t>diperiksa</w:t>
+      </w:r>
+      <w:proofErr w:type="spellEnd"/>
+      <w:r>
+        <w:rPr>
+          <w:rFonts w:ascii="Bookman Old Style" w:eastAsia="Bookman Old Style" w:hAnsi="Bookman Old Style" w:cs="Bookman Old Style"/>
+          <w:color w:val="000000"/>
+          <w:sz w:val="24"/>
+          <w:szCs w:val="24"/>
+        </w:rPr>
+        <w:t xml:space="preserve"> </w:t>
+      </w:r>
+      <w:r>
+        <w:rPr>
+          <w:rFonts w:ascii="Bookman Old Style" w:eastAsia="Bookman Old Style" w:hAnsi="Bookman Old Style" w:cs="Bookman Old Style"/>
+          <w:sz w:val="24"/>
+          <w:szCs w:val="24"/>
+        </w:rPr>
+        <w:t xml:space="preserve">dan </w:t>
+      </w:r>
+      <w:proofErr w:type="spellStart"/>
+      <w:r>
+        <w:rPr>
+          <w:rFonts w:ascii="Bookman Old Style" w:eastAsia="Bookman Old Style" w:hAnsi="Bookman Old Style" w:cs="Bookman Old Style"/>
+          <w:sz w:val="24"/>
+          <w:szCs w:val="24"/>
+        </w:rPr>
+        <w:t>diketahui</w:t>
+      </w:r>
+      <w:proofErr w:type="spellEnd"/>
+      <w:r>
+        <w:rPr>
+          <w:rFonts w:ascii="Bookman Old Style" w:eastAsia="Bookman Old Style" w:hAnsi="Bookman Old Style" w:cs="Bookman Old Style"/>
+          <w:sz w:val="24"/>
+          <w:szCs w:val="24"/>
+        </w:rPr>
+        <w:t xml:space="preserve"> oleh </w:t>
+      </w:r>
+      <w:proofErr w:type="spellStart"/>
+      <w:r>
+        <w:rPr>
+          <w:rFonts w:ascii="Bookman Old Style" w:eastAsia="Bookman Old Style" w:hAnsi="Bookman Old Style" w:cs="Bookman Old Style"/>
+          <w:sz w:val="24"/>
+          <w:szCs w:val="24"/>
+        </w:rPr>
+        <w:t>Ketua</w:t>
+      </w:r>
+      <w:proofErr w:type="spellEnd"/>
+      <w:r>
+        <w:rPr>
+          <w:rFonts w:ascii="Bookman Old Style" w:eastAsia="Bookman Old Style" w:hAnsi="Bookman Old Style" w:cs="Bookman Old Style"/>
+          <w:sz w:val="24"/>
+          <w:szCs w:val="24"/>
+        </w:rPr>
+        <w:t xml:space="preserve"> Tim Pelaksana Sensus Ekonomi 2026 </w:t>
+      </w:r>
+      <w:r>
+        <w:rPr>
+          <w:rFonts w:ascii="Bookman Old Style" w:eastAsia="Bookman Old Style" w:hAnsi="Bookman Old Style" w:cs="Bookman Old Style"/>
+          <w:color w:val="0000FF"/>
+          <w:sz w:val="24"/>
+          <w:szCs w:val="24"/>
+        </w:rPr>
+        <w:t xml:space="preserve">BPS </w:t>
+      </w:r>
+      <w:proofErr w:type="spellStart"/>
+      <w:r>
+        <w:rPr>
+          <w:rFonts w:ascii="Bookman Old Style" w:eastAsia="Bookman Old Style" w:hAnsi="Bookman Old Style" w:cs="Bookman Old Style"/>
+          <w:color w:val="0000FF"/>
+          <w:sz w:val="24"/>
+          <w:szCs w:val="24"/>
+        </w:rPr>
+        <w:t>Kabupaten</w:t>
+      </w:r>
+      <w:proofErr w:type="spellEnd"/>
+      <w:r>
+        <w:rPr>
+          <w:rFonts w:ascii="Bookman Old Style" w:eastAsia="Bookman Old Style" w:hAnsi="Bookman Old Style" w:cs="Bookman Old Style"/>
+          <w:color w:val="0000FF"/>
+          <w:sz w:val="24"/>
+          <w:szCs w:val="24"/>
+        </w:rPr>
+        <w:t xml:space="preserve"> Barito Kuala</w:t>
+      </w:r>
+      <w:r>
+        <w:rPr>
+          <w:rFonts w:ascii="Bookman Old Style" w:eastAsia="Bookman Old Style" w:hAnsi="Bookman Old Style" w:cs="Bookman Old Style"/>
+          <w:sz w:val="24"/>
+          <w:szCs w:val="24"/>
+        </w:rPr>
+        <w:t>;</w:t>
       </w:r>
     </w:p>
     <w:p>
@@ -506,66 +1211,297 @@
           <w:numId w:val="1"/>
         </w:numPr>
         <w:spacing w:after="0" w:line="240" w:lineRule="auto"/>
-        <w:ind w:left="360" w:hanging="360"/>
+        <w:ind w:left="360"/>
         <w:jc w:val="both"/>
         <w:rPr>
-          <w:rFonts w:ascii="Bookman Old Style" w:cs="Bookman Old Style" w:eastAsia="Bookman Old Style" w:hAnsi="Bookman Old Style"/>
+          <w:rFonts w:ascii="Bookman Old Style" w:eastAsia="Bookman Old Style" w:hAnsi="Bookman Old Style" w:cs="Bookman Old Style"/>
           <w:color w:val="000000"/>
           <w:sz w:val="24"/>
           <w:szCs w:val="24"/>
         </w:rPr>
       </w:pPr>
-      <w:r>
-        <w:rPr>
-          <w:rFonts w:ascii="Bookman Old Style" w:cs="Bookman Old Style" w:eastAsia="Bookman Old Style" w:hAnsi="Bookman Old Style"/>
-          <w:sz w:val="24"/>
-          <w:szCs w:val="24"/>
-          <w:rtl w:val="0"/>
-        </w:rPr>
-        <w:t xml:space="preserve">bahwa h</w:t>
-      </w:r>
-      <w:r>
-        <w:rPr>
-          <w:rFonts w:ascii="Bookman Old Style" w:cs="Bookman Old Style" w:eastAsia="Bookman Old Style" w:hAnsi="Bookman Old Style"/>
-          <w:color w:val="000000"/>
-          <w:sz w:val="24"/>
-          <w:szCs w:val="24"/>
-          <w:rtl w:val="0"/>
-        </w:rPr>
-        <w:t xml:space="preserve">asil pekerjaan yang telah diselesaikan dan diperiksa sebagaimana dimaksud dalam angka 1 dan angka 2 </w:t>
-      </w:r>
-      <w:r>
-        <w:rPr>
-          <w:rFonts w:ascii="Bookman Old Style" w:cs="Bookman Old Style" w:eastAsia="Bookman Old Style" w:hAnsi="Bookman Old Style"/>
-          <w:sz w:val="24"/>
-          <w:szCs w:val="24"/>
-          <w:rtl w:val="0"/>
-        </w:rPr>
-        <w:t xml:space="preserve">tercantum </w:t>
-      </w:r>
-      <w:r>
-        <w:rPr>
-          <w:rFonts w:ascii="Bookman Old Style" w:cs="Bookman Old Style" w:eastAsia="Bookman Old Style" w:hAnsi="Bookman Old Style"/>
-          <w:color w:val="000000"/>
-          <w:sz w:val="24"/>
-          <w:szCs w:val="24"/>
-          <w:rtl w:val="0"/>
-        </w:rPr>
-        <w:t xml:space="preserve">dalam lampiran</w:t>
-      </w:r>
-      <w:r>
-        <w:rPr>
-          <w:rFonts w:ascii="Bookman Old Style" w:cs="Bookman Old Style" w:eastAsia="Bookman Old Style" w:hAnsi="Bookman Old Style"/>
-          <w:sz w:val="24"/>
-          <w:szCs w:val="24"/>
-          <w:rtl w:val="0"/>
-        </w:rPr>
-        <w:t xml:space="preserve">;</w:t>
-      </w:r>
-      <w:r>
-        <w:rPr>
-          <w:rtl w:val="0"/>
-        </w:rPr>
+      <w:proofErr w:type="spellStart"/>
+      <w:r>
+        <w:rPr>
+          <w:rFonts w:ascii="Bookman Old Style" w:eastAsia="Bookman Old Style" w:hAnsi="Bookman Old Style" w:cs="Bookman Old Style"/>
+          <w:sz w:val="24"/>
+          <w:szCs w:val="24"/>
+        </w:rPr>
+        <w:t>bahwa</w:t>
+      </w:r>
+      <w:proofErr w:type="spellEnd"/>
+      <w:r>
+        <w:rPr>
+          <w:rFonts w:ascii="Bookman Old Style" w:eastAsia="Bookman Old Style" w:hAnsi="Bookman Old Style" w:cs="Bookman Old Style"/>
+          <w:sz w:val="24"/>
+          <w:szCs w:val="24"/>
+        </w:rPr>
+        <w:t xml:space="preserve"> </w:t>
+      </w:r>
+      <w:proofErr w:type="spellStart"/>
+      <w:r>
+        <w:rPr>
+          <w:rFonts w:ascii="Bookman Old Style" w:eastAsia="Bookman Old Style" w:hAnsi="Bookman Old Style" w:cs="Bookman Old Style"/>
+          <w:sz w:val="24"/>
+          <w:szCs w:val="24"/>
+        </w:rPr>
+        <w:t>h</w:t>
+      </w:r>
+      <w:r>
+        <w:rPr>
+          <w:rFonts w:ascii="Bookman Old Style" w:eastAsia="Bookman Old Style" w:hAnsi="Bookman Old Style" w:cs="Bookman Old Style"/>
+          <w:color w:val="000000"/>
+          <w:sz w:val="24"/>
+          <w:szCs w:val="24"/>
+        </w:rPr>
+        <w:t>asil</w:t>
+      </w:r>
+      <w:proofErr w:type="spellEnd"/>
+      <w:r>
+        <w:rPr>
+          <w:rFonts w:ascii="Bookman Old Style" w:eastAsia="Bookman Old Style" w:hAnsi="Bookman Old Style" w:cs="Bookman Old Style"/>
+          <w:color w:val="000000"/>
+          <w:sz w:val="24"/>
+          <w:szCs w:val="24"/>
+        </w:rPr>
+        <w:t xml:space="preserve"> </w:t>
+      </w:r>
+      <w:proofErr w:type="spellStart"/>
+      <w:r>
+        <w:rPr>
+          <w:rFonts w:ascii="Bookman Old Style" w:eastAsia="Bookman Old Style" w:hAnsi="Bookman Old Style" w:cs="Bookman Old Style"/>
+          <w:color w:val="000000"/>
+          <w:sz w:val="24"/>
+          <w:szCs w:val="24"/>
+        </w:rPr>
+        <w:t>pekerjaan</w:t>
+      </w:r>
+      <w:proofErr w:type="spellEnd"/>
+      <w:r>
+        <w:rPr>
+          <w:rFonts w:ascii="Bookman Old Style" w:eastAsia="Bookman Old Style" w:hAnsi="Bookman Old Style" w:cs="Bookman Old Style"/>
+          <w:color w:val="000000"/>
+          <w:sz w:val="24"/>
+          <w:szCs w:val="24"/>
+        </w:rPr>
+        <w:t xml:space="preserve"> yang </w:t>
+      </w:r>
+      <w:proofErr w:type="spellStart"/>
+      <w:r>
+        <w:rPr>
+          <w:rFonts w:ascii="Bookman Old Style" w:eastAsia="Bookman Old Style" w:hAnsi="Bookman Old Style" w:cs="Bookman Old Style"/>
+          <w:color w:val="000000"/>
+          <w:sz w:val="24"/>
+          <w:szCs w:val="24"/>
+        </w:rPr>
+        <w:t>telah</w:t>
+      </w:r>
+      <w:proofErr w:type="spellEnd"/>
+      <w:r>
+        <w:rPr>
+          <w:rFonts w:ascii="Bookman Old Style" w:eastAsia="Bookman Old Style" w:hAnsi="Bookman Old Style" w:cs="Bookman Old Style"/>
+          <w:color w:val="000000"/>
+          <w:sz w:val="24"/>
+          <w:szCs w:val="24"/>
+        </w:rPr>
+        <w:t xml:space="preserve"> </w:t>
+      </w:r>
+      <w:proofErr w:type="spellStart"/>
+      <w:r>
+        <w:rPr>
+          <w:rFonts w:ascii="Bookman Old Style" w:eastAsia="Bookman Old Style" w:hAnsi="Bookman Old Style" w:cs="Bookman Old Style"/>
+          <w:color w:val="000000"/>
+          <w:sz w:val="24"/>
+          <w:szCs w:val="24"/>
+        </w:rPr>
+        <w:t>diselesaikan</w:t>
+      </w:r>
+      <w:proofErr w:type="spellEnd"/>
+      <w:r>
+        <w:rPr>
+          <w:rFonts w:ascii="Bookman Old Style" w:eastAsia="Bookman Old Style" w:hAnsi="Bookman Old Style" w:cs="Bookman Old Style"/>
+          <w:color w:val="000000"/>
+          <w:sz w:val="24"/>
+          <w:szCs w:val="24"/>
+        </w:rPr>
+        <w:t xml:space="preserve"> dan </w:t>
+      </w:r>
+      <w:proofErr w:type="spellStart"/>
+      <w:r>
+        <w:rPr>
+          <w:rFonts w:ascii="Bookman Old Style" w:eastAsia="Bookman Old Style" w:hAnsi="Bookman Old Style" w:cs="Bookman Old Style"/>
+          <w:color w:val="000000"/>
+          <w:sz w:val="24"/>
+          <w:szCs w:val="24"/>
+        </w:rPr>
+        <w:t>diperiksa</w:t>
+      </w:r>
+      <w:proofErr w:type="spellEnd"/>
+      <w:r>
+        <w:rPr>
+          <w:rFonts w:ascii="Bookman Old Style" w:eastAsia="Bookman Old Style" w:hAnsi="Bookman Old Style" w:cs="Bookman Old Style"/>
+          <w:color w:val="000000"/>
+          <w:sz w:val="24"/>
+          <w:szCs w:val="24"/>
+        </w:rPr>
+        <w:t xml:space="preserve"> </w:t>
+      </w:r>
+      <w:proofErr w:type="spellStart"/>
+      <w:r>
+        <w:rPr>
+          <w:rFonts w:ascii="Bookman Old Style" w:eastAsia="Bookman Old Style" w:hAnsi="Bookman Old Style" w:cs="Bookman Old Style"/>
+          <w:color w:val="000000"/>
+          <w:sz w:val="24"/>
+          <w:szCs w:val="24"/>
+        </w:rPr>
+        <w:t>sebagaimana</w:t>
+      </w:r>
+      <w:proofErr w:type="spellEnd"/>
+      <w:r>
+        <w:rPr>
+          <w:rFonts w:ascii="Bookman Old Style" w:eastAsia="Bookman Old Style" w:hAnsi="Bookman Old Style" w:cs="Bookman Old Style"/>
+          <w:color w:val="000000"/>
+          <w:sz w:val="24"/>
+          <w:szCs w:val="24"/>
+        </w:rPr>
+        <w:t xml:space="preserve"> </w:t>
+      </w:r>
+      <w:proofErr w:type="spellStart"/>
+      <w:r>
+        <w:rPr>
+          <w:rFonts w:ascii="Bookman Old Style" w:eastAsia="Bookman Old Style" w:hAnsi="Bookman Old Style" w:cs="Bookman Old Style"/>
+          <w:color w:val="000000"/>
+          <w:sz w:val="24"/>
+          <w:szCs w:val="24"/>
+        </w:rPr>
+        <w:t>dimaksud</w:t>
+      </w:r>
+      <w:proofErr w:type="spellEnd"/>
+      <w:r>
+        <w:rPr>
+          <w:rFonts w:ascii="Bookman Old Style" w:eastAsia="Bookman Old Style" w:hAnsi="Bookman Old Style" w:cs="Bookman Old Style"/>
+          <w:color w:val="000000"/>
+          <w:sz w:val="24"/>
+          <w:szCs w:val="24"/>
+        </w:rPr>
+        <w:t xml:space="preserve"> </w:t>
+      </w:r>
+      <w:proofErr w:type="spellStart"/>
+      <w:r>
+        <w:rPr>
+          <w:rFonts w:ascii="Bookman Old Style" w:eastAsia="Bookman Old Style" w:hAnsi="Bookman Old Style" w:cs="Bookman Old Style"/>
+          <w:color w:val="000000"/>
+          <w:sz w:val="24"/>
+          <w:szCs w:val="24"/>
+        </w:rPr>
+        <w:t>dalam</w:t>
+      </w:r>
+      <w:proofErr w:type="spellEnd"/>
+      <w:r>
+        <w:rPr>
+          <w:rFonts w:ascii="Bookman Old Style" w:eastAsia="Bookman Old Style" w:hAnsi="Bookman Old Style" w:cs="Bookman Old Style"/>
+          <w:color w:val="000000"/>
+          <w:sz w:val="24"/>
+          <w:szCs w:val="24"/>
+        </w:rPr>
+        <w:t xml:space="preserve"> </w:t>
+      </w:r>
+      <w:proofErr w:type="spellStart"/>
+      <w:r>
+        <w:rPr>
+          <w:rFonts w:ascii="Bookman Old Style" w:eastAsia="Bookman Old Style" w:hAnsi="Bookman Old Style" w:cs="Bookman Old Style"/>
+          <w:color w:val="000000"/>
+          <w:sz w:val="24"/>
+          <w:szCs w:val="24"/>
+        </w:rPr>
+        <w:t>angka</w:t>
+      </w:r>
+      <w:proofErr w:type="spellEnd"/>
+      <w:r>
+        <w:rPr>
+          <w:rFonts w:ascii="Bookman Old Style" w:eastAsia="Bookman Old Style" w:hAnsi="Bookman Old Style" w:cs="Bookman Old Style"/>
+          <w:color w:val="000000"/>
+          <w:sz w:val="24"/>
+          <w:szCs w:val="24"/>
+        </w:rPr>
+        <w:t xml:space="preserve"> 1 dan </w:t>
+      </w:r>
+      <w:proofErr w:type="spellStart"/>
+      <w:r>
+        <w:rPr>
+          <w:rFonts w:ascii="Bookman Old Style" w:eastAsia="Bookman Old Style" w:hAnsi="Bookman Old Style" w:cs="Bookman Old Style"/>
+          <w:color w:val="000000"/>
+          <w:sz w:val="24"/>
+          <w:szCs w:val="24"/>
+        </w:rPr>
+        <w:t>angka</w:t>
+      </w:r>
+      <w:proofErr w:type="spellEnd"/>
+      <w:r>
+        <w:rPr>
+          <w:rFonts w:ascii="Bookman Old Style" w:eastAsia="Bookman Old Style" w:hAnsi="Bookman Old Style" w:cs="Bookman Old Style"/>
+          <w:color w:val="000000"/>
+          <w:sz w:val="24"/>
+          <w:szCs w:val="24"/>
+        </w:rPr>
+        <w:t xml:space="preserve"> 2 </w:t>
+      </w:r>
+      <w:proofErr w:type="spellStart"/>
+      <w:r>
+        <w:rPr>
+          <w:rFonts w:ascii="Bookman Old Style" w:eastAsia="Bookman Old Style" w:hAnsi="Bookman Old Style" w:cs="Bookman Old Style"/>
+          <w:sz w:val="24"/>
+          <w:szCs w:val="24"/>
+        </w:rPr>
+        <w:t>tercantum</w:t>
+      </w:r>
+      <w:proofErr w:type="spellEnd"/>
+      <w:r>
+        <w:rPr>
+          <w:rFonts w:ascii="Bookman Old Style" w:eastAsia="Bookman Old Style" w:hAnsi="Bookman Old Style" w:cs="Bookman Old Style"/>
+          <w:sz w:val="24"/>
+          <w:szCs w:val="24"/>
+        </w:rPr>
+        <w:t xml:space="preserve"> </w:t>
+      </w:r>
+      <w:proofErr w:type="spellStart"/>
+      <w:r>
+        <w:rPr>
+          <w:rFonts w:ascii="Bookman Old Style" w:eastAsia="Bookman Old Style" w:hAnsi="Bookman Old Style" w:cs="Bookman Old Style"/>
+          <w:color w:val="000000"/>
+          <w:sz w:val="24"/>
+          <w:szCs w:val="24"/>
+        </w:rPr>
+        <w:t>dalam</w:t>
+      </w:r>
+      <w:proofErr w:type="spellEnd"/>
+      <w:r>
+        <w:rPr>
+          <w:rFonts w:ascii="Bookman Old Style" w:eastAsia="Bookman Old Style" w:hAnsi="Bookman Old Style" w:cs="Bookman Old Style"/>
+          <w:color w:val="000000"/>
+          <w:sz w:val="24"/>
+          <w:szCs w:val="24"/>
+        </w:rPr>
+        <w:t xml:space="preserve"> </w:t>
+      </w:r>
+      <w:proofErr w:type="spellStart"/>
+      <w:r>
+        <w:rPr>
+          <w:rFonts w:ascii="Bookman Old Style" w:eastAsia="Bookman Old Style" w:hAnsi="Bookman Old Style" w:cs="Bookman Old Style"/>
+          <w:color w:val="000000"/>
+          <w:sz w:val="24"/>
+          <w:szCs w:val="24"/>
+        </w:rPr>
+        <w:t>lampiran</w:t>
+      </w:r>
+      <w:proofErr w:type="spellEnd"/>
+      <w:r>
+        <w:rPr>
+          <w:rFonts w:ascii="Bookman Old Style" w:eastAsia="Bookman Old Style" w:hAnsi="Bookman Old Style" w:cs="Bookman Old Style"/>
+          <w:sz w:val="24"/>
+          <w:szCs w:val="24"/>
+        </w:rPr>
+        <w:t>;</w:t>
       </w:r>
     </w:p>
     <w:p>
@@ -575,57 +1511,287 @@
           <w:numId w:val="1"/>
         </w:numPr>
         <w:spacing w:after="0" w:line="240" w:lineRule="auto"/>
-        <w:ind w:left="349" w:hanging="360"/>
+        <w:ind w:left="349"/>
         <w:jc w:val="both"/>
         <w:rPr>
-          <w:rFonts w:ascii="Bookman Old Style" w:cs="Bookman Old Style" w:eastAsia="Bookman Old Style" w:hAnsi="Bookman Old Style"/>
+          <w:rFonts w:ascii="Bookman Old Style" w:eastAsia="Bookman Old Style" w:hAnsi="Bookman Old Style" w:cs="Bookman Old Style"/>
           <w:color w:val="000000"/>
           <w:sz w:val="24"/>
           <w:szCs w:val="24"/>
         </w:rPr>
       </w:pPr>
-      <w:r>
-        <w:rPr>
-          <w:rFonts w:ascii="Bookman Old Style" w:cs="Bookman Old Style" w:eastAsia="Bookman Old Style" w:hAnsi="Bookman Old Style"/>
-          <w:color w:val="000000"/>
-          <w:sz w:val="24"/>
-          <w:szCs w:val="24"/>
-          <w:rtl w:val="0"/>
-        </w:rPr>
-        <w:t xml:space="preserve">bahwa seluruh </w:t>
-      </w:r>
-      <w:r>
-        <w:rPr>
-          <w:rFonts w:ascii="Bookman Old Style" w:cs="Bookman Old Style" w:eastAsia="Bookman Old Style" w:hAnsi="Bookman Old Style"/>
-          <w:sz w:val="24"/>
-          <w:szCs w:val="24"/>
-          <w:rtl w:val="0"/>
-        </w:rPr>
-        <w:t xml:space="preserve">hasil pekerjaan termin I </w:t>
-      </w:r>
-      <w:r>
-        <w:rPr>
-          <w:rFonts w:ascii="Bookman Old Style" w:cs="Bookman Old Style" w:eastAsia="Bookman Old Style" w:hAnsi="Bookman Old Style"/>
-          <w:color w:val="000000"/>
-          <w:sz w:val="24"/>
-          <w:szCs w:val="24"/>
-          <w:rtl w:val="0"/>
-        </w:rPr>
-        <w:t xml:space="preserve">adalah benar, akurat, dan dapat dipertanggungjawabkan sesuai dengan kondisi di lapangan</w:t>
-      </w:r>
-      <w:r>
-        <w:rPr>
-          <w:rFonts w:ascii="Bookman Old Style" w:cs="Bookman Old Style" w:eastAsia="Bookman Old Style" w:hAnsi="Bookman Old Style"/>
-          <w:sz w:val="24"/>
-          <w:szCs w:val="24"/>
-          <w:rtl w:val="0"/>
-        </w:rPr>
-        <w:t xml:space="preserve">; dan</w:t>
-      </w:r>
-      <w:r>
-        <w:rPr>
-          <w:rtl w:val="0"/>
-        </w:rPr>
+      <w:proofErr w:type="spellStart"/>
+      <w:r>
+        <w:rPr>
+          <w:rFonts w:ascii="Bookman Old Style" w:eastAsia="Bookman Old Style" w:hAnsi="Bookman Old Style" w:cs="Bookman Old Style"/>
+          <w:color w:val="000000"/>
+          <w:sz w:val="24"/>
+          <w:szCs w:val="24"/>
+        </w:rPr>
+        <w:t>bahwa</w:t>
+      </w:r>
+      <w:proofErr w:type="spellEnd"/>
+      <w:r>
+        <w:rPr>
+          <w:rFonts w:ascii="Bookman Old Style" w:eastAsia="Bookman Old Style" w:hAnsi="Bookman Old Style" w:cs="Bookman Old Style"/>
+          <w:color w:val="000000"/>
+          <w:sz w:val="24"/>
+          <w:szCs w:val="24"/>
+        </w:rPr>
+        <w:t xml:space="preserve"> </w:t>
+      </w:r>
+      <w:proofErr w:type="spellStart"/>
+      <w:r>
+        <w:rPr>
+          <w:rFonts w:ascii="Bookman Old Style" w:eastAsia="Bookman Old Style" w:hAnsi="Bookman Old Style" w:cs="Bookman Old Style"/>
+          <w:color w:val="000000"/>
+          <w:sz w:val="24"/>
+          <w:szCs w:val="24"/>
+        </w:rPr>
+        <w:t>seluruh</w:t>
+      </w:r>
+      <w:proofErr w:type="spellEnd"/>
+      <w:r>
+        <w:rPr>
+          <w:rFonts w:ascii="Bookman Old Style" w:eastAsia="Bookman Old Style" w:hAnsi="Bookman Old Style" w:cs="Bookman Old Style"/>
+          <w:color w:val="000000"/>
+          <w:sz w:val="24"/>
+          <w:szCs w:val="24"/>
+        </w:rPr>
+        <w:t xml:space="preserve"> </w:t>
+      </w:r>
+      <w:proofErr w:type="spellStart"/>
+      <w:r>
+        <w:rPr>
+          <w:rFonts w:ascii="Bookman Old Style" w:eastAsia="Bookman Old Style" w:hAnsi="Bookman Old Style" w:cs="Bookman Old Style"/>
+          <w:sz w:val="24"/>
+          <w:szCs w:val="24"/>
+        </w:rPr>
+        <w:t>hasil</w:t>
+      </w:r>
+      <w:proofErr w:type="spellEnd"/>
+      <w:r>
+        <w:rPr>
+          <w:rFonts w:ascii="Bookman Old Style" w:eastAsia="Bookman Old Style" w:hAnsi="Bookman Old Style" w:cs="Bookman Old Style"/>
+          <w:sz w:val="24"/>
+          <w:szCs w:val="24"/>
+        </w:rPr>
+        <w:t xml:space="preserve"> </w:t>
+      </w:r>
+      <w:proofErr w:type="spellStart"/>
+      <w:r>
+        <w:rPr>
+          <w:rFonts w:ascii="Bookman Old Style" w:eastAsia="Bookman Old Style" w:hAnsi="Bookman Old Style" w:cs="Bookman Old Style"/>
+          <w:sz w:val="24"/>
+          <w:szCs w:val="24"/>
+        </w:rPr>
+        <w:t>pekerjaan</w:t>
+      </w:r>
+      <w:proofErr w:type="spellEnd"/>
+      <w:r>
+        <w:rPr>
+          <w:rFonts w:ascii="Bookman Old Style" w:eastAsia="Bookman Old Style" w:hAnsi="Bookman Old Style" w:cs="Bookman Old Style"/>
+          <w:sz w:val="24"/>
+          <w:szCs w:val="24"/>
+        </w:rPr>
+        <w:t xml:space="preserve"> </w:t>
+      </w:r>
+      <w:proofErr w:type="spellStart"/>
+      <w:r>
+        <w:rPr>
+          <w:rFonts w:ascii="Bookman Old Style" w:eastAsia="Bookman Old Style" w:hAnsi="Bookman Old Style" w:cs="Bookman Old Style"/>
+          <w:sz w:val="24"/>
+          <w:szCs w:val="24"/>
+        </w:rPr>
+        <w:t>termin</w:t>
+      </w:r>
+      <w:proofErr w:type="spellEnd"/>
+      <w:r>
+        <w:rPr>
+          <w:rFonts w:ascii="Bookman Old Style" w:eastAsia="Bookman Old Style" w:hAnsi="Bookman Old Style" w:cs="Bookman Old Style"/>
+          <w:sz w:val="24"/>
+          <w:szCs w:val="24"/>
+        </w:rPr>
+        <w:t xml:space="preserve"> I </w:t>
+      </w:r>
+      <w:proofErr w:type="spellStart"/>
+      <w:r>
+        <w:rPr>
+          <w:rFonts w:ascii="Bookman Old Style" w:eastAsia="Bookman Old Style" w:hAnsi="Bookman Old Style" w:cs="Bookman Old Style"/>
+          <w:color w:val="000000"/>
+          <w:sz w:val="24"/>
+          <w:szCs w:val="24"/>
+        </w:rPr>
+        <w:t>adalah</w:t>
+      </w:r>
+      <w:proofErr w:type="spellEnd"/>
+      <w:r>
+        <w:rPr>
+          <w:rFonts w:ascii="Bookman Old Style" w:eastAsia="Bookman Old Style" w:hAnsi="Bookman Old Style" w:cs="Bookman Old Style"/>
+          <w:color w:val="000000"/>
+          <w:sz w:val="24"/>
+          <w:szCs w:val="24"/>
+        </w:rPr>
+        <w:t xml:space="preserve"> </w:t>
+      </w:r>
+      <w:proofErr w:type="spellStart"/>
+      <w:r>
+        <w:rPr>
+          <w:rFonts w:ascii="Bookman Old Style" w:eastAsia="Bookman Old Style" w:hAnsi="Bookman Old Style" w:cs="Bookman Old Style"/>
+          <w:color w:val="000000"/>
+          <w:sz w:val="24"/>
+          <w:szCs w:val="24"/>
+        </w:rPr>
+        <w:t>benar</w:t>
+      </w:r>
+      <w:proofErr w:type="spellEnd"/>
+      <w:r>
+        <w:rPr>
+          <w:rFonts w:ascii="Bookman Old Style" w:eastAsia="Bookman Old Style" w:hAnsi="Bookman Old Style" w:cs="Bookman Old Style"/>
+          <w:color w:val="000000"/>
+          <w:sz w:val="24"/>
+          <w:szCs w:val="24"/>
+        </w:rPr>
+        <w:t xml:space="preserve">, </w:t>
+      </w:r>
+      <w:proofErr w:type="spellStart"/>
+      <w:r>
+        <w:rPr>
+          <w:rFonts w:ascii="Bookman Old Style" w:eastAsia="Bookman Old Style" w:hAnsi="Bookman Old Style" w:cs="Bookman Old Style"/>
+          <w:color w:val="000000"/>
+          <w:sz w:val="24"/>
+          <w:szCs w:val="24"/>
+        </w:rPr>
+        <w:t>akurat</w:t>
+      </w:r>
+      <w:proofErr w:type="spellEnd"/>
+      <w:r>
+        <w:rPr>
+          <w:rFonts w:ascii="Bookman Old Style" w:eastAsia="Bookman Old Style" w:hAnsi="Bookman Old Style" w:cs="Bookman Old Style"/>
+          <w:color w:val="000000"/>
+          <w:sz w:val="24"/>
+          <w:szCs w:val="24"/>
+        </w:rPr>
+        <w:t xml:space="preserve">, dan </w:t>
+      </w:r>
+      <w:proofErr w:type="spellStart"/>
+      <w:r>
+        <w:rPr>
+          <w:rFonts w:ascii="Bookman Old Style" w:eastAsia="Bookman Old Style" w:hAnsi="Bookman Old Style" w:cs="Bookman Old Style"/>
+          <w:color w:val="000000"/>
+          <w:sz w:val="24"/>
+          <w:szCs w:val="24"/>
+        </w:rPr>
+        <w:t>dapat</w:t>
+      </w:r>
+      <w:proofErr w:type="spellEnd"/>
+      <w:r>
+        <w:rPr>
+          <w:rFonts w:ascii="Bookman Old Style" w:eastAsia="Bookman Old Style" w:hAnsi="Bookman Old Style" w:cs="Bookman Old Style"/>
+          <w:color w:val="000000"/>
+          <w:sz w:val="24"/>
+          <w:szCs w:val="24"/>
+        </w:rPr>
+        <w:t xml:space="preserve"> </w:t>
+      </w:r>
+      <w:proofErr w:type="spellStart"/>
+      <w:r>
+        <w:rPr>
+          <w:rFonts w:ascii="Bookman Old Style" w:eastAsia="Bookman Old Style" w:hAnsi="Bookman Old Style" w:cs="Bookman Old Style"/>
+          <w:color w:val="000000"/>
+          <w:sz w:val="24"/>
+          <w:szCs w:val="24"/>
+        </w:rPr>
+        <w:t>dipertanggungjawabkan</w:t>
+      </w:r>
+      <w:proofErr w:type="spellEnd"/>
+      <w:r>
+        <w:rPr>
+          <w:rFonts w:ascii="Bookman Old Style" w:eastAsia="Bookman Old Style" w:hAnsi="Bookman Old Style" w:cs="Bookman Old Style"/>
+          <w:color w:val="000000"/>
+          <w:sz w:val="24"/>
+          <w:szCs w:val="24"/>
+        </w:rPr>
+        <w:t xml:space="preserve"> </w:t>
+      </w:r>
+      <w:proofErr w:type="spellStart"/>
+      <w:r>
+        <w:rPr>
+          <w:rFonts w:ascii="Bookman Old Style" w:eastAsia="Bookman Old Style" w:hAnsi="Bookman Old Style" w:cs="Bookman Old Style"/>
+          <w:color w:val="000000"/>
+          <w:sz w:val="24"/>
+          <w:szCs w:val="24"/>
+        </w:rPr>
+        <w:t>sesuai</w:t>
+      </w:r>
+      <w:proofErr w:type="spellEnd"/>
+      <w:r>
+        <w:rPr>
+          <w:rFonts w:ascii="Bookman Old Style" w:eastAsia="Bookman Old Style" w:hAnsi="Bookman Old Style" w:cs="Bookman Old Style"/>
+          <w:color w:val="000000"/>
+          <w:sz w:val="24"/>
+          <w:szCs w:val="24"/>
+        </w:rPr>
+        <w:t xml:space="preserve"> </w:t>
+      </w:r>
+      <w:proofErr w:type="spellStart"/>
+      <w:r>
+        <w:rPr>
+          <w:rFonts w:ascii="Bookman Old Style" w:eastAsia="Bookman Old Style" w:hAnsi="Bookman Old Style" w:cs="Bookman Old Style"/>
+          <w:color w:val="000000"/>
+          <w:sz w:val="24"/>
+          <w:szCs w:val="24"/>
+        </w:rPr>
+        <w:t>dengan</w:t>
+      </w:r>
+      <w:proofErr w:type="spellEnd"/>
+      <w:r>
+        <w:rPr>
+          <w:rFonts w:ascii="Bookman Old Style" w:eastAsia="Bookman Old Style" w:hAnsi="Bookman Old Style" w:cs="Bookman Old Style"/>
+          <w:color w:val="000000"/>
+          <w:sz w:val="24"/>
+          <w:szCs w:val="24"/>
+        </w:rPr>
+        <w:t xml:space="preserve"> </w:t>
+      </w:r>
+      <w:proofErr w:type="spellStart"/>
+      <w:r>
+        <w:rPr>
+          <w:rFonts w:ascii="Bookman Old Style" w:eastAsia="Bookman Old Style" w:hAnsi="Bookman Old Style" w:cs="Bookman Old Style"/>
+          <w:color w:val="000000"/>
+          <w:sz w:val="24"/>
+          <w:szCs w:val="24"/>
+        </w:rPr>
+        <w:t>kondisi</w:t>
+      </w:r>
+      <w:proofErr w:type="spellEnd"/>
+      <w:r>
+        <w:rPr>
+          <w:rFonts w:ascii="Bookman Old Style" w:eastAsia="Bookman Old Style" w:hAnsi="Bookman Old Style" w:cs="Bookman Old Style"/>
+          <w:color w:val="000000"/>
+          <w:sz w:val="24"/>
+          <w:szCs w:val="24"/>
+        </w:rPr>
+        <w:t xml:space="preserve"> di </w:t>
+      </w:r>
+      <w:proofErr w:type="spellStart"/>
+      <w:r>
+        <w:rPr>
+          <w:rFonts w:ascii="Bookman Old Style" w:eastAsia="Bookman Old Style" w:hAnsi="Bookman Old Style" w:cs="Bookman Old Style"/>
+          <w:color w:val="000000"/>
+          <w:sz w:val="24"/>
+          <w:szCs w:val="24"/>
+        </w:rPr>
+        <w:t>lapangan</w:t>
+      </w:r>
+      <w:proofErr w:type="spellEnd"/>
+      <w:r>
+        <w:rPr>
+          <w:rFonts w:ascii="Bookman Old Style" w:eastAsia="Bookman Old Style" w:hAnsi="Bookman Old Style" w:cs="Bookman Old Style"/>
+          <w:sz w:val="24"/>
+          <w:szCs w:val="24"/>
+        </w:rPr>
+        <w:t>; dan</w:t>
       </w:r>
     </w:p>
     <w:p>
@@ -635,33 +1801,429 @@
           <w:numId w:val="1"/>
         </w:numPr>
         <w:spacing w:after="0" w:line="240" w:lineRule="auto"/>
-        <w:ind w:left="349" w:hanging="360"/>
+        <w:ind w:left="349"/>
         <w:jc w:val="both"/>
         <w:rPr>
-          <w:rFonts w:ascii="Bookman Old Style" w:cs="Bookman Old Style" w:eastAsia="Bookman Old Style" w:hAnsi="Bookman Old Style"/>
+          <w:rFonts w:ascii="Bookman Old Style" w:eastAsia="Bookman Old Style" w:hAnsi="Bookman Old Style" w:cs="Bookman Old Style"/>
           <w:color w:val="000000"/>
           <w:sz w:val="24"/>
           <w:szCs w:val="24"/>
         </w:rPr>
       </w:pPr>
-      <w:r>
-        <w:rPr>
-          <w:rFonts w:ascii="Bookman Old Style" w:cs="Bookman Old Style" w:eastAsia="Bookman Old Style" w:hAnsi="Bookman Old Style"/>
-          <w:sz w:val="24"/>
-          <w:szCs w:val="24"/>
-          <w:rtl w:val="0"/>
-        </w:rPr>
-        <w:t xml:space="preserve">apabila di kemudian hari ditemukan ketidaksesuaian, kekeliruan, atau penyimpangan atas pekerjaan yang saya lakukan, maka saya bersedia bertanggung jawab sepenuhnya sesuai dengan ketentuan peraturan perundang-undangan</w:t>
-      </w:r>
-      <w:r>
-        <w:rPr>
-          <w:rFonts w:ascii="Bookman Old Style" w:cs="Bookman Old Style" w:eastAsia="Bookman Old Style" w:hAnsi="Bookman Old Style"/>
-          <w:color w:val="000000"/>
-          <w:sz w:val="24"/>
-          <w:szCs w:val="24"/>
-          <w:rtl w:val="0"/>
-        </w:rPr>
-        <w:t xml:space="preserve">.</w:t>
+      <w:proofErr w:type="spellStart"/>
+      <w:r>
+        <w:rPr>
+          <w:rFonts w:ascii="Bookman Old Style" w:eastAsia="Bookman Old Style" w:hAnsi="Bookman Old Style" w:cs="Bookman Old Style"/>
+          <w:sz w:val="24"/>
+          <w:szCs w:val="24"/>
+        </w:rPr>
+        <w:t>apabila</w:t>
+      </w:r>
+      <w:proofErr w:type="spellEnd"/>
+      <w:r>
+        <w:rPr>
+          <w:rFonts w:ascii="Bookman Old Style" w:eastAsia="Bookman Old Style" w:hAnsi="Bookman Old Style" w:cs="Bookman Old Style"/>
+          <w:sz w:val="24"/>
+          <w:szCs w:val="24"/>
+        </w:rPr>
+        <w:t xml:space="preserve"> di </w:t>
+      </w:r>
+      <w:proofErr w:type="spellStart"/>
+      <w:r>
+        <w:rPr>
+          <w:rFonts w:ascii="Bookman Old Style" w:eastAsia="Bookman Old Style" w:hAnsi="Bookman Old Style" w:cs="Bookman Old Style"/>
+          <w:sz w:val="24"/>
+          <w:szCs w:val="24"/>
+        </w:rPr>
+        <w:t>kemudian</w:t>
+      </w:r>
+      <w:proofErr w:type="spellEnd"/>
+      <w:r>
+        <w:rPr>
+          <w:rFonts w:ascii="Bookman Old Style" w:eastAsia="Bookman Old Style" w:hAnsi="Bookman Old Style" w:cs="Bookman Old Style"/>
+          <w:sz w:val="24"/>
+          <w:szCs w:val="24"/>
+        </w:rPr>
+        <w:t xml:space="preserve"> </w:t>
+      </w:r>
+      <w:proofErr w:type="spellStart"/>
+      <w:r>
+        <w:rPr>
+          <w:rFonts w:ascii="Bookman Old Style" w:eastAsia="Bookman Old Style" w:hAnsi="Bookman Old Style" w:cs="Bookman Old Style"/>
+          <w:sz w:val="24"/>
+          <w:szCs w:val="24"/>
+        </w:rPr>
+        <w:t>hari</w:t>
+      </w:r>
+      <w:proofErr w:type="spellEnd"/>
+      <w:r>
+        <w:rPr>
+          <w:rFonts w:ascii="Bookman Old Style" w:eastAsia="Bookman Old Style" w:hAnsi="Bookman Old Style" w:cs="Bookman Old Style"/>
+          <w:sz w:val="24"/>
+          <w:szCs w:val="24"/>
+        </w:rPr>
+        <w:t xml:space="preserve"> </w:t>
+      </w:r>
+      <w:proofErr w:type="spellStart"/>
+      <w:r>
+        <w:rPr>
+          <w:rFonts w:ascii="Bookman Old Style" w:eastAsia="Bookman Old Style" w:hAnsi="Bookman Old Style" w:cs="Bookman Old Style"/>
+          <w:sz w:val="24"/>
+          <w:szCs w:val="24"/>
+        </w:rPr>
+        <w:t>ditemukan</w:t>
+      </w:r>
+      <w:proofErr w:type="spellEnd"/>
+      <w:r>
+        <w:rPr>
+          <w:rFonts w:ascii="Bookman Old Style" w:eastAsia="Bookman Old Style" w:hAnsi="Bookman Old Style" w:cs="Bookman Old Style"/>
+          <w:sz w:val="24"/>
+          <w:szCs w:val="24"/>
+        </w:rPr>
+        <w:t xml:space="preserve"> </w:t>
+      </w:r>
+      <w:proofErr w:type="spellStart"/>
+      <w:r>
+        <w:rPr>
+          <w:rFonts w:ascii="Bookman Old Style" w:eastAsia="Bookman Old Style" w:hAnsi="Bookman Old Style" w:cs="Bookman Old Style"/>
+          <w:sz w:val="24"/>
+          <w:szCs w:val="24"/>
+        </w:rPr>
+        <w:t>ketidaksesuaian</w:t>
+      </w:r>
+      <w:proofErr w:type="spellEnd"/>
+      <w:r>
+        <w:rPr>
+          <w:rFonts w:ascii="Bookman Old Style" w:eastAsia="Bookman Old Style" w:hAnsi="Bookman Old Style" w:cs="Bookman Old Style"/>
+          <w:sz w:val="24"/>
+          <w:szCs w:val="24"/>
+        </w:rPr>
+        <w:t xml:space="preserve">, </w:t>
+      </w:r>
+      <w:proofErr w:type="spellStart"/>
+      <w:r>
+        <w:rPr>
+          <w:rFonts w:ascii="Bookman Old Style" w:eastAsia="Bookman Old Style" w:hAnsi="Bookman Old Style" w:cs="Bookman Old Style"/>
+          <w:sz w:val="24"/>
+          <w:szCs w:val="24"/>
+        </w:rPr>
+        <w:t>kekeliruan</w:t>
+      </w:r>
+      <w:proofErr w:type="spellEnd"/>
+      <w:r>
+        <w:rPr>
+          <w:rFonts w:ascii="Bookman Old Style" w:eastAsia="Bookman Old Style" w:hAnsi="Bookman Old Style" w:cs="Bookman Old Style"/>
+          <w:sz w:val="24"/>
+          <w:szCs w:val="24"/>
+        </w:rPr>
+        <w:t xml:space="preserve">, </w:t>
+      </w:r>
+      <w:proofErr w:type="spellStart"/>
+      <w:r>
+        <w:rPr>
+          <w:rFonts w:ascii="Bookman Old Style" w:eastAsia="Bookman Old Style" w:hAnsi="Bookman Old Style" w:cs="Bookman Old Style"/>
+          <w:sz w:val="24"/>
+          <w:szCs w:val="24"/>
+        </w:rPr>
+        <w:t>atau</w:t>
+      </w:r>
+      <w:proofErr w:type="spellEnd"/>
+      <w:r>
+        <w:rPr>
+          <w:rFonts w:ascii="Bookman Old Style" w:eastAsia="Bookman Old Style" w:hAnsi="Bookman Old Style" w:cs="Bookman Old Style"/>
+          <w:sz w:val="24"/>
+          <w:szCs w:val="24"/>
+        </w:rPr>
+        <w:t xml:space="preserve"> </w:t>
+      </w:r>
+      <w:proofErr w:type="spellStart"/>
+      <w:r>
+        <w:rPr>
+          <w:rFonts w:ascii="Bookman Old Style" w:eastAsia="Bookman Old Style" w:hAnsi="Bookman Old Style" w:cs="Bookman Old Style"/>
+          <w:sz w:val="24"/>
+          <w:szCs w:val="24"/>
+        </w:rPr>
+        <w:t>penyimpangan</w:t>
+      </w:r>
+      <w:proofErr w:type="spellEnd"/>
+      <w:r>
+        <w:rPr>
+          <w:rFonts w:ascii="Bookman Old Style" w:eastAsia="Bookman Old Style" w:hAnsi="Bookman Old Style" w:cs="Bookman Old Style"/>
+          <w:sz w:val="24"/>
+          <w:szCs w:val="24"/>
+        </w:rPr>
+        <w:t xml:space="preserve"> </w:t>
+      </w:r>
+      <w:proofErr w:type="spellStart"/>
+      <w:r>
+        <w:rPr>
+          <w:rFonts w:ascii="Bookman Old Style" w:eastAsia="Bookman Old Style" w:hAnsi="Bookman Old Style" w:cs="Bookman Old Style"/>
+          <w:sz w:val="24"/>
+          <w:szCs w:val="24"/>
+        </w:rPr>
+        <w:t>atas</w:t>
+      </w:r>
+      <w:proofErr w:type="spellEnd"/>
+      <w:r>
+        <w:rPr>
+          <w:rFonts w:ascii="Bookman Old Style" w:eastAsia="Bookman Old Style" w:hAnsi="Bookman Old Style" w:cs="Bookman Old Style"/>
+          <w:sz w:val="24"/>
+          <w:szCs w:val="24"/>
+        </w:rPr>
+        <w:t xml:space="preserve"> </w:t>
+      </w:r>
+      <w:proofErr w:type="spellStart"/>
+      <w:r>
+        <w:rPr>
+          <w:rFonts w:ascii="Bookman Old Style" w:eastAsia="Bookman Old Style" w:hAnsi="Bookman Old Style" w:cs="Bookman Old Style"/>
+          <w:sz w:val="24"/>
+          <w:szCs w:val="24"/>
+        </w:rPr>
+        <w:t>pekerjaan</w:t>
+      </w:r>
+      <w:proofErr w:type="spellEnd"/>
+      <w:r>
+        <w:rPr>
+          <w:rFonts w:ascii="Bookman Old Style" w:eastAsia="Bookman Old Style" w:hAnsi="Bookman Old Style" w:cs="Bookman Old Style"/>
+          <w:sz w:val="24"/>
+          <w:szCs w:val="24"/>
+        </w:rPr>
+        <w:t xml:space="preserve"> yang </w:t>
+      </w:r>
+      <w:proofErr w:type="spellStart"/>
+      <w:r>
+        <w:rPr>
+          <w:rFonts w:ascii="Bookman Old Style" w:eastAsia="Bookman Old Style" w:hAnsi="Bookman Old Style" w:cs="Bookman Old Style"/>
+          <w:sz w:val="24"/>
+          <w:szCs w:val="24"/>
+        </w:rPr>
+        <w:t>saya</w:t>
+      </w:r>
+      <w:proofErr w:type="spellEnd"/>
+      <w:r>
+        <w:rPr>
+          <w:rFonts w:ascii="Bookman Old Style" w:eastAsia="Bookman Old Style" w:hAnsi="Bookman Old Style" w:cs="Bookman Old Style"/>
+          <w:sz w:val="24"/>
+          <w:szCs w:val="24"/>
+        </w:rPr>
+        <w:t xml:space="preserve"> </w:t>
+      </w:r>
+      <w:proofErr w:type="spellStart"/>
+      <w:r>
+        <w:rPr>
+          <w:rFonts w:ascii="Bookman Old Style" w:eastAsia="Bookman Old Style" w:hAnsi="Bookman Old Style" w:cs="Bookman Old Style"/>
+          <w:sz w:val="24"/>
+          <w:szCs w:val="24"/>
+        </w:rPr>
+        <w:t>lakukan</w:t>
+      </w:r>
+      <w:proofErr w:type="spellEnd"/>
+      <w:r>
+        <w:rPr>
+          <w:rFonts w:ascii="Bookman Old Style" w:eastAsia="Bookman Old Style" w:hAnsi="Bookman Old Style" w:cs="Bookman Old Style"/>
+          <w:sz w:val="24"/>
+          <w:szCs w:val="24"/>
+        </w:rPr>
+        <w:t xml:space="preserve">, </w:t>
+      </w:r>
+      <w:proofErr w:type="spellStart"/>
+      <w:r>
+        <w:rPr>
+          <w:rFonts w:ascii="Bookman Old Style" w:eastAsia="Bookman Old Style" w:hAnsi="Bookman Old Style" w:cs="Bookman Old Style"/>
+          <w:sz w:val="24"/>
+          <w:szCs w:val="24"/>
+        </w:rPr>
+        <w:t>maka</w:t>
+      </w:r>
+      <w:proofErr w:type="spellEnd"/>
+      <w:r>
+        <w:rPr>
+          <w:rFonts w:ascii="Bookman Old Style" w:eastAsia="Bookman Old Style" w:hAnsi="Bookman Old Style" w:cs="Bookman Old Style"/>
+          <w:sz w:val="24"/>
+          <w:szCs w:val="24"/>
+        </w:rPr>
+        <w:t xml:space="preserve"> </w:t>
+      </w:r>
+      <w:proofErr w:type="spellStart"/>
+      <w:r>
+        <w:rPr>
+          <w:rFonts w:ascii="Bookman Old Style" w:eastAsia="Bookman Old Style" w:hAnsi="Bookman Old Style" w:cs="Bookman Old Style"/>
+          <w:sz w:val="24"/>
+          <w:szCs w:val="24"/>
+        </w:rPr>
+        <w:t>saya</w:t>
+      </w:r>
+      <w:proofErr w:type="spellEnd"/>
+      <w:r>
+        <w:rPr>
+          <w:rFonts w:ascii="Bookman Old Style" w:eastAsia="Bookman Old Style" w:hAnsi="Bookman Old Style" w:cs="Bookman Old Style"/>
+          <w:sz w:val="24"/>
+          <w:szCs w:val="24"/>
+        </w:rPr>
+        <w:t xml:space="preserve"> </w:t>
+      </w:r>
+      <w:proofErr w:type="spellStart"/>
+      <w:r>
+        <w:rPr>
+          <w:rFonts w:ascii="Bookman Old Style" w:eastAsia="Bookman Old Style" w:hAnsi="Bookman Old Style" w:cs="Bookman Old Style"/>
+          <w:sz w:val="24"/>
+          <w:szCs w:val="24"/>
+        </w:rPr>
+        <w:t>bersedia</w:t>
+      </w:r>
+      <w:proofErr w:type="spellEnd"/>
+      <w:r>
+        <w:rPr>
+          <w:rFonts w:ascii="Bookman Old Style" w:eastAsia="Bookman Old Style" w:hAnsi="Bookman Old Style" w:cs="Bookman Old Style"/>
+          <w:sz w:val="24"/>
+          <w:szCs w:val="24"/>
+        </w:rPr>
+        <w:t xml:space="preserve"> </w:t>
+      </w:r>
+      <w:proofErr w:type="spellStart"/>
+      <w:r>
+        <w:rPr>
+          <w:rFonts w:ascii="Bookman Old Style" w:eastAsia="Bookman Old Style" w:hAnsi="Bookman Old Style" w:cs="Bookman Old Style"/>
+          <w:sz w:val="24"/>
+          <w:szCs w:val="24"/>
+        </w:rPr>
+        <w:t>bertanggung</w:t>
+      </w:r>
+      <w:proofErr w:type="spellEnd"/>
+      <w:r>
+        <w:rPr>
+          <w:rFonts w:ascii="Bookman Old Style" w:eastAsia="Bookman Old Style" w:hAnsi="Bookman Old Style" w:cs="Bookman Old Style"/>
+          <w:sz w:val="24"/>
+          <w:szCs w:val="24"/>
+        </w:rPr>
+        <w:t xml:space="preserve"> </w:t>
+      </w:r>
+      <w:proofErr w:type="spellStart"/>
+      <w:r>
+        <w:rPr>
+          <w:rFonts w:ascii="Bookman Old Style" w:eastAsia="Bookman Old Style" w:hAnsi="Bookman Old Style" w:cs="Bookman Old Style"/>
+          <w:sz w:val="24"/>
+          <w:szCs w:val="24"/>
+        </w:rPr>
+        <w:t>jawab</w:t>
+      </w:r>
+      <w:proofErr w:type="spellEnd"/>
+      <w:r>
+        <w:rPr>
+          <w:rFonts w:ascii="Bookman Old Style" w:eastAsia="Bookman Old Style" w:hAnsi="Bookman Old Style" w:cs="Bookman Old Style"/>
+          <w:sz w:val="24"/>
+          <w:szCs w:val="24"/>
+        </w:rPr>
+        <w:t xml:space="preserve"> </w:t>
+      </w:r>
+      <w:proofErr w:type="spellStart"/>
+      <w:r>
+        <w:rPr>
+          <w:rFonts w:ascii="Bookman Old Style" w:eastAsia="Bookman Old Style" w:hAnsi="Bookman Old Style" w:cs="Bookman Old Style"/>
+          <w:sz w:val="24"/>
+          <w:szCs w:val="24"/>
+        </w:rPr>
+        <w:t>sepenuhnya</w:t>
+      </w:r>
+      <w:proofErr w:type="spellEnd"/>
+      <w:r>
+        <w:rPr>
+          <w:rFonts w:ascii="Bookman Old Style" w:eastAsia="Bookman Old Style" w:hAnsi="Bookman Old Style" w:cs="Bookman Old Style"/>
+          <w:sz w:val="24"/>
+          <w:szCs w:val="24"/>
+        </w:rPr>
+        <w:t xml:space="preserve"> </w:t>
+      </w:r>
+      <w:proofErr w:type="spellStart"/>
+      <w:r>
+        <w:rPr>
+          <w:rFonts w:ascii="Bookman Old Style" w:eastAsia="Bookman Old Style" w:hAnsi="Bookman Old Style" w:cs="Bookman Old Style"/>
+          <w:sz w:val="24"/>
+          <w:szCs w:val="24"/>
+        </w:rPr>
+        <w:t>sesuai</w:t>
+      </w:r>
+      <w:proofErr w:type="spellEnd"/>
+      <w:r>
+        <w:rPr>
+          <w:rFonts w:ascii="Bookman Old Style" w:eastAsia="Bookman Old Style" w:hAnsi="Bookman Old Style" w:cs="Bookman Old Style"/>
+          <w:sz w:val="24"/>
+          <w:szCs w:val="24"/>
+        </w:rPr>
+        <w:t xml:space="preserve"> </w:t>
+      </w:r>
+      <w:proofErr w:type="spellStart"/>
+      <w:r>
+        <w:rPr>
+          <w:rFonts w:ascii="Bookman Old Style" w:eastAsia="Bookman Old Style" w:hAnsi="Bookman Old Style" w:cs="Bookman Old Style"/>
+          <w:sz w:val="24"/>
+          <w:szCs w:val="24"/>
+        </w:rPr>
+        <w:t>dengan</w:t>
+      </w:r>
+      <w:proofErr w:type="spellEnd"/>
+      <w:r>
+        <w:rPr>
+          <w:rFonts w:ascii="Bookman Old Style" w:eastAsia="Bookman Old Style" w:hAnsi="Bookman Old Style" w:cs="Bookman Old Style"/>
+          <w:sz w:val="24"/>
+          <w:szCs w:val="24"/>
+        </w:rPr>
+        <w:t xml:space="preserve"> </w:t>
+      </w:r>
+      <w:proofErr w:type="spellStart"/>
+      <w:r>
+        <w:rPr>
+          <w:rFonts w:ascii="Bookman Old Style" w:eastAsia="Bookman Old Style" w:hAnsi="Bookman Old Style" w:cs="Bookman Old Style"/>
+          <w:sz w:val="24"/>
+          <w:szCs w:val="24"/>
+        </w:rPr>
+        <w:t>ketentuan</w:t>
+      </w:r>
+      <w:proofErr w:type="spellEnd"/>
+      <w:r>
+        <w:rPr>
+          <w:rFonts w:ascii="Bookman Old Style" w:eastAsia="Bookman Old Style" w:hAnsi="Bookman Old Style" w:cs="Bookman Old Style"/>
+          <w:sz w:val="24"/>
+          <w:szCs w:val="24"/>
+        </w:rPr>
+        <w:t xml:space="preserve"> </w:t>
+      </w:r>
+      <w:proofErr w:type="spellStart"/>
+      <w:r>
+        <w:rPr>
+          <w:rFonts w:ascii="Bookman Old Style" w:eastAsia="Bookman Old Style" w:hAnsi="Bookman Old Style" w:cs="Bookman Old Style"/>
+          <w:sz w:val="24"/>
+          <w:szCs w:val="24"/>
+        </w:rPr>
+        <w:t>peraturan</w:t>
+      </w:r>
+      <w:proofErr w:type="spellEnd"/>
+      <w:r>
+        <w:rPr>
+          <w:rFonts w:ascii="Bookman Old Style" w:eastAsia="Bookman Old Style" w:hAnsi="Bookman Old Style" w:cs="Bookman Old Style"/>
+          <w:sz w:val="24"/>
+          <w:szCs w:val="24"/>
+        </w:rPr>
+        <w:t xml:space="preserve"> </w:t>
+      </w:r>
+      <w:proofErr w:type="spellStart"/>
+      <w:r>
+        <w:rPr>
+          <w:rFonts w:ascii="Bookman Old Style" w:eastAsia="Bookman Old Style" w:hAnsi="Bookman Old Style" w:cs="Bookman Old Style"/>
+          <w:sz w:val="24"/>
+          <w:szCs w:val="24"/>
+        </w:rPr>
+        <w:t>perundang-undangan</w:t>
+      </w:r>
+      <w:proofErr w:type="spellEnd"/>
+      <w:r>
+        <w:rPr>
+          <w:rFonts w:ascii="Bookman Old Style" w:eastAsia="Bookman Old Style" w:hAnsi="Bookman Old Style" w:cs="Bookman Old Style"/>
+          <w:color w:val="000000"/>
+          <w:sz w:val="24"/>
+          <w:szCs w:val="24"/>
+        </w:rPr>
+        <w:t>.</w:t>
       </w:r>
     </w:p>
     <w:p>
@@ -669,90 +2231,418 @@
         <w:spacing w:after="0" w:line="240" w:lineRule="auto"/>
         <w:jc w:val="both"/>
         <w:rPr>
-          <w:rFonts w:ascii="Bookman Old Style" w:cs="Bookman Old Style" w:eastAsia="Bookman Old Style" w:hAnsi="Bookman Old Style"/>
+          <w:rFonts w:ascii="Bookman Old Style" w:eastAsia="Bookman Old Style" w:hAnsi="Bookman Old Style" w:cs="Bookman Old Style"/>
           <w:color w:val="000000"/>
           <w:sz w:val="24"/>
           <w:szCs w:val="24"/>
         </w:rPr>
       </w:pPr>
-      <w:r>
-        <w:rPr>
-          <w:rtl w:val="0"/>
-        </w:rPr>
-      </w:r>
     </w:p>
     <w:p>
       <w:pPr>
         <w:spacing w:after="0" w:line="240" w:lineRule="auto"/>
         <w:jc w:val="both"/>
         <w:rPr>
-          <w:rFonts w:ascii="Times New Roman" w:cs="Times New Roman" w:eastAsia="Times New Roman" w:hAnsi="Times New Roman"/>
+          <w:rFonts w:ascii="Times New Roman" w:eastAsia="Times New Roman" w:hAnsi="Times New Roman" w:cs="Times New Roman"/>
           <w:sz w:val="24"/>
           <w:szCs w:val="24"/>
         </w:rPr>
       </w:pPr>
-      <w:r>
-        <w:rPr>
-          <w:rFonts w:ascii="Bookman Old Style" w:cs="Bookman Old Style" w:eastAsia="Bookman Old Style" w:hAnsi="Bookman Old Style"/>
-          <w:color w:val="000000"/>
-          <w:sz w:val="24"/>
-          <w:szCs w:val="24"/>
-          <w:rtl w:val="0"/>
-        </w:rPr>
-        <w:t xml:space="preserve">Demikian Surat Pernyataan ini dibuat dengan sebenarnya dalam keadaan sadar, tanpa paksaan dari pihak manapun, untuk digunakan sebagaimana mestinya.      </w:t>
-      </w:r>
-      <w:r>
-        <w:rPr>
-          <w:rtl w:val="0"/>
-        </w:rPr>
+      <w:proofErr w:type="spellStart"/>
+      <w:r>
+        <w:rPr>
+          <w:rFonts w:ascii="Bookman Old Style" w:eastAsia="Bookman Old Style" w:hAnsi="Bookman Old Style" w:cs="Bookman Old Style"/>
+          <w:color w:val="000000"/>
+          <w:sz w:val="24"/>
+          <w:szCs w:val="24"/>
+        </w:rPr>
+        <w:t>Demikian</w:t>
+      </w:r>
+      <w:proofErr w:type="spellEnd"/>
+      <w:r>
+        <w:rPr>
+          <w:rFonts w:ascii="Bookman Old Style" w:eastAsia="Bookman Old Style" w:hAnsi="Bookman Old Style" w:cs="Bookman Old Style"/>
+          <w:color w:val="000000"/>
+          <w:sz w:val="24"/>
+          <w:szCs w:val="24"/>
+        </w:rPr>
+        <w:t xml:space="preserve"> Surat </w:t>
+      </w:r>
+      <w:proofErr w:type="spellStart"/>
+      <w:r>
+        <w:rPr>
+          <w:rFonts w:ascii="Bookman Old Style" w:eastAsia="Bookman Old Style" w:hAnsi="Bookman Old Style" w:cs="Bookman Old Style"/>
+          <w:color w:val="000000"/>
+          <w:sz w:val="24"/>
+          <w:szCs w:val="24"/>
+        </w:rPr>
+        <w:t>Pernyataan</w:t>
+      </w:r>
+      <w:proofErr w:type="spellEnd"/>
+      <w:r>
+        <w:rPr>
+          <w:rFonts w:ascii="Bookman Old Style" w:eastAsia="Bookman Old Style" w:hAnsi="Bookman Old Style" w:cs="Bookman Old Style"/>
+          <w:color w:val="000000"/>
+          <w:sz w:val="24"/>
+          <w:szCs w:val="24"/>
+        </w:rPr>
+        <w:t xml:space="preserve"> </w:t>
+      </w:r>
+      <w:proofErr w:type="spellStart"/>
+      <w:r>
+        <w:rPr>
+          <w:rFonts w:ascii="Bookman Old Style" w:eastAsia="Bookman Old Style" w:hAnsi="Bookman Old Style" w:cs="Bookman Old Style"/>
+          <w:color w:val="000000"/>
+          <w:sz w:val="24"/>
+          <w:szCs w:val="24"/>
+        </w:rPr>
+        <w:t>ini</w:t>
+      </w:r>
+      <w:proofErr w:type="spellEnd"/>
+      <w:r>
+        <w:rPr>
+          <w:rFonts w:ascii="Bookman Old Style" w:eastAsia="Bookman Old Style" w:hAnsi="Bookman Old Style" w:cs="Bookman Old Style"/>
+          <w:color w:val="000000"/>
+          <w:sz w:val="24"/>
+          <w:szCs w:val="24"/>
+        </w:rPr>
+        <w:t xml:space="preserve"> </w:t>
+      </w:r>
+      <w:proofErr w:type="spellStart"/>
+      <w:r>
+        <w:rPr>
+          <w:rFonts w:ascii="Bookman Old Style" w:eastAsia="Bookman Old Style" w:hAnsi="Bookman Old Style" w:cs="Bookman Old Style"/>
+          <w:color w:val="000000"/>
+          <w:sz w:val="24"/>
+          <w:szCs w:val="24"/>
+        </w:rPr>
+        <w:t>dibuat</w:t>
+      </w:r>
+      <w:proofErr w:type="spellEnd"/>
+      <w:r>
+        <w:rPr>
+          <w:rFonts w:ascii="Bookman Old Style" w:eastAsia="Bookman Old Style" w:hAnsi="Bookman Old Style" w:cs="Bookman Old Style"/>
+          <w:color w:val="000000"/>
+          <w:sz w:val="24"/>
+          <w:szCs w:val="24"/>
+        </w:rPr>
+        <w:t xml:space="preserve"> </w:t>
+      </w:r>
+      <w:proofErr w:type="spellStart"/>
+      <w:r>
+        <w:rPr>
+          <w:rFonts w:ascii="Bookman Old Style" w:eastAsia="Bookman Old Style" w:hAnsi="Bookman Old Style" w:cs="Bookman Old Style"/>
+          <w:color w:val="000000"/>
+          <w:sz w:val="24"/>
+          <w:szCs w:val="24"/>
+        </w:rPr>
+        <w:t>dengan</w:t>
+      </w:r>
+      <w:proofErr w:type="spellEnd"/>
+      <w:r>
+        <w:rPr>
+          <w:rFonts w:ascii="Bookman Old Style" w:eastAsia="Bookman Old Style" w:hAnsi="Bookman Old Style" w:cs="Bookman Old Style"/>
+          <w:color w:val="000000"/>
+          <w:sz w:val="24"/>
+          <w:szCs w:val="24"/>
+        </w:rPr>
+        <w:t xml:space="preserve"> </w:t>
+      </w:r>
+      <w:proofErr w:type="spellStart"/>
+      <w:r>
+        <w:rPr>
+          <w:rFonts w:ascii="Bookman Old Style" w:eastAsia="Bookman Old Style" w:hAnsi="Bookman Old Style" w:cs="Bookman Old Style"/>
+          <w:color w:val="000000"/>
+          <w:sz w:val="24"/>
+          <w:szCs w:val="24"/>
+        </w:rPr>
+        <w:t>sebenarnya</w:t>
+      </w:r>
+      <w:proofErr w:type="spellEnd"/>
+      <w:r>
+        <w:rPr>
+          <w:rFonts w:ascii="Bookman Old Style" w:eastAsia="Bookman Old Style" w:hAnsi="Bookman Old Style" w:cs="Bookman Old Style"/>
+          <w:color w:val="000000"/>
+          <w:sz w:val="24"/>
+          <w:szCs w:val="24"/>
+        </w:rPr>
+        <w:t xml:space="preserve"> </w:t>
+      </w:r>
+      <w:proofErr w:type="spellStart"/>
+      <w:r>
+        <w:rPr>
+          <w:rFonts w:ascii="Bookman Old Style" w:eastAsia="Bookman Old Style" w:hAnsi="Bookman Old Style" w:cs="Bookman Old Style"/>
+          <w:color w:val="000000"/>
+          <w:sz w:val="24"/>
+          <w:szCs w:val="24"/>
+        </w:rPr>
+        <w:t>dalam</w:t>
+      </w:r>
+      <w:proofErr w:type="spellEnd"/>
+      <w:r>
+        <w:rPr>
+          <w:rFonts w:ascii="Bookman Old Style" w:eastAsia="Bookman Old Style" w:hAnsi="Bookman Old Style" w:cs="Bookman Old Style"/>
+          <w:color w:val="000000"/>
+          <w:sz w:val="24"/>
+          <w:szCs w:val="24"/>
+        </w:rPr>
+        <w:t xml:space="preserve"> </w:t>
+      </w:r>
+      <w:proofErr w:type="spellStart"/>
+      <w:r>
+        <w:rPr>
+          <w:rFonts w:ascii="Bookman Old Style" w:eastAsia="Bookman Old Style" w:hAnsi="Bookman Old Style" w:cs="Bookman Old Style"/>
+          <w:color w:val="000000"/>
+          <w:sz w:val="24"/>
+          <w:szCs w:val="24"/>
+        </w:rPr>
+        <w:t>keadaan</w:t>
+      </w:r>
+      <w:proofErr w:type="spellEnd"/>
+      <w:r>
+        <w:rPr>
+          <w:rFonts w:ascii="Bookman Old Style" w:eastAsia="Bookman Old Style" w:hAnsi="Bookman Old Style" w:cs="Bookman Old Style"/>
+          <w:color w:val="000000"/>
+          <w:sz w:val="24"/>
+          <w:szCs w:val="24"/>
+        </w:rPr>
+        <w:t xml:space="preserve"> </w:t>
+      </w:r>
+      <w:proofErr w:type="spellStart"/>
+      <w:r>
+        <w:rPr>
+          <w:rFonts w:ascii="Bookman Old Style" w:eastAsia="Bookman Old Style" w:hAnsi="Bookman Old Style" w:cs="Bookman Old Style"/>
+          <w:color w:val="000000"/>
+          <w:sz w:val="24"/>
+          <w:szCs w:val="24"/>
+        </w:rPr>
+        <w:t>sadar</w:t>
+      </w:r>
+      <w:proofErr w:type="spellEnd"/>
+      <w:r>
+        <w:rPr>
+          <w:rFonts w:ascii="Bookman Old Style" w:eastAsia="Bookman Old Style" w:hAnsi="Bookman Old Style" w:cs="Bookman Old Style"/>
+          <w:color w:val="000000"/>
+          <w:sz w:val="24"/>
+          <w:szCs w:val="24"/>
+        </w:rPr>
+        <w:t xml:space="preserve">, </w:t>
+      </w:r>
+      <w:proofErr w:type="spellStart"/>
+      <w:r>
+        <w:rPr>
+          <w:rFonts w:ascii="Bookman Old Style" w:eastAsia="Bookman Old Style" w:hAnsi="Bookman Old Style" w:cs="Bookman Old Style"/>
+          <w:color w:val="000000"/>
+          <w:sz w:val="24"/>
+          <w:szCs w:val="24"/>
+        </w:rPr>
+        <w:t>tanpa</w:t>
+      </w:r>
+      <w:proofErr w:type="spellEnd"/>
+      <w:r>
+        <w:rPr>
+          <w:rFonts w:ascii="Bookman Old Style" w:eastAsia="Bookman Old Style" w:hAnsi="Bookman Old Style" w:cs="Bookman Old Style"/>
+          <w:color w:val="000000"/>
+          <w:sz w:val="24"/>
+          <w:szCs w:val="24"/>
+        </w:rPr>
+        <w:t xml:space="preserve"> </w:t>
+      </w:r>
+      <w:proofErr w:type="spellStart"/>
+      <w:r>
+        <w:rPr>
+          <w:rFonts w:ascii="Bookman Old Style" w:eastAsia="Bookman Old Style" w:hAnsi="Bookman Old Style" w:cs="Bookman Old Style"/>
+          <w:color w:val="000000"/>
+          <w:sz w:val="24"/>
+          <w:szCs w:val="24"/>
+        </w:rPr>
+        <w:t>paksaan</w:t>
+      </w:r>
+      <w:proofErr w:type="spellEnd"/>
+      <w:r>
+        <w:rPr>
+          <w:rFonts w:ascii="Bookman Old Style" w:eastAsia="Bookman Old Style" w:hAnsi="Bookman Old Style" w:cs="Bookman Old Style"/>
+          <w:color w:val="000000"/>
+          <w:sz w:val="24"/>
+          <w:szCs w:val="24"/>
+        </w:rPr>
+        <w:t xml:space="preserve"> </w:t>
+      </w:r>
+      <w:proofErr w:type="spellStart"/>
+      <w:r>
+        <w:rPr>
+          <w:rFonts w:ascii="Bookman Old Style" w:eastAsia="Bookman Old Style" w:hAnsi="Bookman Old Style" w:cs="Bookman Old Style"/>
+          <w:color w:val="000000"/>
+          <w:sz w:val="24"/>
+          <w:szCs w:val="24"/>
+        </w:rPr>
+        <w:t>dari</w:t>
+      </w:r>
+      <w:proofErr w:type="spellEnd"/>
+      <w:r>
+        <w:rPr>
+          <w:rFonts w:ascii="Bookman Old Style" w:eastAsia="Bookman Old Style" w:hAnsi="Bookman Old Style" w:cs="Bookman Old Style"/>
+          <w:color w:val="000000"/>
+          <w:sz w:val="24"/>
+          <w:szCs w:val="24"/>
+        </w:rPr>
+        <w:t xml:space="preserve"> </w:t>
+      </w:r>
+      <w:proofErr w:type="spellStart"/>
+      <w:r>
+        <w:rPr>
+          <w:rFonts w:ascii="Bookman Old Style" w:eastAsia="Bookman Old Style" w:hAnsi="Bookman Old Style" w:cs="Bookman Old Style"/>
+          <w:color w:val="000000"/>
+          <w:sz w:val="24"/>
+          <w:szCs w:val="24"/>
+        </w:rPr>
+        <w:t>pihak</w:t>
+      </w:r>
+      <w:proofErr w:type="spellEnd"/>
+      <w:r>
+        <w:rPr>
+          <w:rFonts w:ascii="Bookman Old Style" w:eastAsia="Bookman Old Style" w:hAnsi="Bookman Old Style" w:cs="Bookman Old Style"/>
+          <w:color w:val="000000"/>
+          <w:sz w:val="24"/>
+          <w:szCs w:val="24"/>
+        </w:rPr>
+        <w:t xml:space="preserve"> </w:t>
+      </w:r>
+      <w:proofErr w:type="spellStart"/>
+      <w:r>
+        <w:rPr>
+          <w:rFonts w:ascii="Bookman Old Style" w:eastAsia="Bookman Old Style" w:hAnsi="Bookman Old Style" w:cs="Bookman Old Style"/>
+          <w:color w:val="000000"/>
+          <w:sz w:val="24"/>
+          <w:szCs w:val="24"/>
+        </w:rPr>
+        <w:t>manapun</w:t>
+      </w:r>
+      <w:proofErr w:type="spellEnd"/>
+      <w:r>
+        <w:rPr>
+          <w:rFonts w:ascii="Bookman Old Style" w:eastAsia="Bookman Old Style" w:hAnsi="Bookman Old Style" w:cs="Bookman Old Style"/>
+          <w:color w:val="000000"/>
+          <w:sz w:val="24"/>
+          <w:szCs w:val="24"/>
+        </w:rPr>
+        <w:t xml:space="preserve">, </w:t>
+      </w:r>
+      <w:proofErr w:type="spellStart"/>
+      <w:r>
+        <w:rPr>
+          <w:rFonts w:ascii="Bookman Old Style" w:eastAsia="Bookman Old Style" w:hAnsi="Bookman Old Style" w:cs="Bookman Old Style"/>
+          <w:color w:val="000000"/>
+          <w:sz w:val="24"/>
+          <w:szCs w:val="24"/>
+        </w:rPr>
+        <w:t>untuk</w:t>
+      </w:r>
+      <w:proofErr w:type="spellEnd"/>
+      <w:r>
+        <w:rPr>
+          <w:rFonts w:ascii="Bookman Old Style" w:eastAsia="Bookman Old Style" w:hAnsi="Bookman Old Style" w:cs="Bookman Old Style"/>
+          <w:color w:val="000000"/>
+          <w:sz w:val="24"/>
+          <w:szCs w:val="24"/>
+        </w:rPr>
+        <w:t xml:space="preserve"> </w:t>
+      </w:r>
+      <w:proofErr w:type="spellStart"/>
+      <w:r>
+        <w:rPr>
+          <w:rFonts w:ascii="Bookman Old Style" w:eastAsia="Bookman Old Style" w:hAnsi="Bookman Old Style" w:cs="Bookman Old Style"/>
+          <w:color w:val="000000"/>
+          <w:sz w:val="24"/>
+          <w:szCs w:val="24"/>
+        </w:rPr>
+        <w:t>digunakan</w:t>
+      </w:r>
+      <w:proofErr w:type="spellEnd"/>
+      <w:r>
+        <w:rPr>
+          <w:rFonts w:ascii="Bookman Old Style" w:eastAsia="Bookman Old Style" w:hAnsi="Bookman Old Style" w:cs="Bookman Old Style"/>
+          <w:color w:val="000000"/>
+          <w:sz w:val="24"/>
+          <w:szCs w:val="24"/>
+        </w:rPr>
+        <w:t xml:space="preserve"> </w:t>
+      </w:r>
+      <w:proofErr w:type="spellStart"/>
+      <w:r>
+        <w:rPr>
+          <w:rFonts w:ascii="Bookman Old Style" w:eastAsia="Bookman Old Style" w:hAnsi="Bookman Old Style" w:cs="Bookman Old Style"/>
+          <w:color w:val="000000"/>
+          <w:sz w:val="24"/>
+          <w:szCs w:val="24"/>
+        </w:rPr>
+        <w:t>sebagaimana</w:t>
+      </w:r>
+      <w:proofErr w:type="spellEnd"/>
+      <w:r>
+        <w:rPr>
+          <w:rFonts w:ascii="Bookman Old Style" w:eastAsia="Bookman Old Style" w:hAnsi="Bookman Old Style" w:cs="Bookman Old Style"/>
+          <w:color w:val="000000"/>
+          <w:sz w:val="24"/>
+          <w:szCs w:val="24"/>
+        </w:rPr>
+        <w:t xml:space="preserve"> </w:t>
+      </w:r>
+      <w:proofErr w:type="spellStart"/>
+      <w:r>
+        <w:rPr>
+          <w:rFonts w:ascii="Bookman Old Style" w:eastAsia="Bookman Old Style" w:hAnsi="Bookman Old Style" w:cs="Bookman Old Style"/>
+          <w:color w:val="000000"/>
+          <w:sz w:val="24"/>
+          <w:szCs w:val="24"/>
+        </w:rPr>
+        <w:t>mestinya</w:t>
+      </w:r>
+      <w:proofErr w:type="spellEnd"/>
+      <w:r>
+        <w:rPr>
+          <w:rFonts w:ascii="Bookman Old Style" w:eastAsia="Bookman Old Style" w:hAnsi="Bookman Old Style" w:cs="Bookman Old Style"/>
+          <w:color w:val="000000"/>
+          <w:sz w:val="24"/>
+          <w:szCs w:val="24"/>
+        </w:rPr>
+        <w:t>.      </w:t>
       </w:r>
     </w:p>
     <w:p>
       <w:pPr>
         <w:spacing w:after="0" w:line="240" w:lineRule="auto"/>
         <w:rPr>
-          <w:rFonts w:ascii="Times New Roman" w:cs="Times New Roman" w:eastAsia="Times New Roman" w:hAnsi="Times New Roman"/>
+          <w:rFonts w:ascii="Times New Roman" w:eastAsia="Times New Roman" w:hAnsi="Times New Roman" w:cs="Times New Roman"/>
           <w:sz w:val="24"/>
           <w:szCs w:val="24"/>
         </w:rPr>
       </w:pPr>
-      <w:r>
-        <w:rPr>
-          <w:rtl w:val="0"/>
-        </w:rPr>
-      </w:r>
     </w:p>
     <w:tbl>
       <w:tblPr>
-        <w:tblStyle w:val="Table1"/>
-        <w:tblW w:w="9866.0" w:type="dxa"/>
-        <w:jc w:val="left"/>
+        <w:tblStyle w:val="a3"/>
+        <w:tblW w:w="9866" w:type="dxa"/>
+        <w:tblInd w:w="0" w:type="dxa"/>
         <w:tblLayout w:type="fixed"/>
-        <w:tblLook w:val="0400"/>
+        <w:tblLook w:val="0400" w:firstRow="0" w:lastRow="0" w:firstColumn="0" w:lastColumn="0" w:noHBand="0" w:noVBand="1"/>
       </w:tblPr>
       <w:tblGrid>
         <w:gridCol w:w="4933"/>
         <w:gridCol w:w="4933"/>
-        <w:tblGridChange w:id="0">
-          <w:tblGrid>
-            <w:gridCol w:w="4933"/>
-            <w:gridCol w:w="4933"/>
-          </w:tblGrid>
-        </w:tblGridChange>
       </w:tblGrid>
       <w:tr>
         <w:trPr>
-          <w:cantSplit w:val="0"/>
-          <w:trHeight w:val="1250" w:hRule="atLeast"/>
-          <w:tblHeader w:val="0"/>
+          <w:trHeight w:val="1250"/>
         </w:trPr>
         <w:tc>
           <w:tcPr>
+            <w:tcW w:w="4933" w:type="dxa"/>
             <w:tcMar>
-              <w:top w:w="0.0" w:type="dxa"/>
-              <w:left w:w="115.0" w:type="dxa"/>
-              <w:bottom w:w="0.0" w:type="dxa"/>
-              <w:right w:w="115.0" w:type="dxa"/>
+              <w:top w:w="0" w:type="dxa"/>
+              <w:left w:w="115" w:type="dxa"/>
+              <w:bottom w:w="0" w:type="dxa"/>
+              <w:right w:w="115" w:type="dxa"/>
             </w:tcMar>
           </w:tcPr>
           <w:p>
@@ -760,25 +2650,21 @@
               <w:spacing w:after="0" w:line="240" w:lineRule="auto"/>
               <w:jc w:val="center"/>
               <w:rPr>
-                <w:rFonts w:ascii="Times New Roman" w:cs="Times New Roman" w:eastAsia="Times New Roman" w:hAnsi="Times New Roman"/>
+                <w:rFonts w:ascii="Times New Roman" w:eastAsia="Times New Roman" w:hAnsi="Times New Roman" w:cs="Times New Roman"/>
                 <w:sz w:val="24"/>
                 <w:szCs w:val="24"/>
               </w:rPr>
             </w:pPr>
-            <w:r>
-              <w:rPr>
-                <w:rtl w:val="0"/>
-              </w:rPr>
-            </w:r>
           </w:p>
         </w:tc>
         <w:tc>
           <w:tcPr>
+            <w:tcW w:w="4933" w:type="dxa"/>
             <w:tcMar>
-              <w:top w:w="0.0" w:type="dxa"/>
-              <w:left w:w="115.0" w:type="dxa"/>
-              <w:bottom w:w="0.0" w:type="dxa"/>
-              <w:right w:w="115.0" w:type="dxa"/>
+              <w:top w:w="0" w:type="dxa"/>
+              <w:left w:w="115" w:type="dxa"/>
+              <w:bottom w:w="0" w:type="dxa"/>
+              <w:right w:w="115" w:type="dxa"/>
             </w:tcMar>
           </w:tcPr>
           <w:p>
@@ -786,21 +2672,20 @@
               <w:spacing w:after="0" w:line="240" w:lineRule="auto"/>
               <w:jc w:val="center"/>
               <w:rPr>
-                <w:rFonts w:ascii="Bookman Old Style" w:cs="Bookman Old Style" w:eastAsia="Bookman Old Style" w:hAnsi="Bookman Old Style"/>
-                <w:color w:val="0000ff"/>
+                <w:rFonts w:ascii="Bookman Old Style" w:eastAsia="Bookman Old Style" w:hAnsi="Bookman Old Style" w:cs="Bookman Old Style"/>
+                <w:color w:val="0000FF"/>
                 <w:sz w:val="24"/>
                 <w:szCs w:val="24"/>
               </w:rPr>
             </w:pPr>
             <w:r>
               <w:rPr>
-                <w:rFonts w:ascii="Bookman Old Style" w:cs="Bookman Old Style" w:eastAsia="Bookman Old Style" w:hAnsi="Bookman Old Style"/>
-                <w:color w:val="0000ff"/>
-                <w:sz w:val="24"/>
-                <w:szCs w:val="24"/>
-                <w:rtl w:val="0"/>
-              </w:rPr>
-              <w:t xml:space="preserve">Barito Kuala, 31 Juli 2026</w:t>
+                <w:rFonts w:ascii="Bookman Old Style" w:eastAsia="Bookman Old Style" w:hAnsi="Bookman Old Style" w:cs="Bookman Old Style"/>
+                <w:color w:val="0000FF"/>
+                <w:sz w:val="24"/>
+                <w:szCs w:val="24"/>
+              </w:rPr>
+              <w:t>Barito Kuala, 31 Juli 2026</w:t>
             </w:r>
           </w:p>
           <w:p>
@@ -808,7 +2693,7 @@
               <w:spacing w:after="0" w:line="240" w:lineRule="auto"/>
               <w:jc w:val="center"/>
               <w:rPr>
-                <w:rFonts w:ascii="Bookman Old Style" w:cs="Bookman Old Style" w:eastAsia="Bookman Old Style" w:hAnsi="Bookman Old Style"/>
+                <w:rFonts w:ascii="Bookman Old Style" w:eastAsia="Bookman Old Style" w:hAnsi="Bookman Old Style" w:cs="Bookman Old Style"/>
                 <w:color w:val="000000"/>
                 <w:sz w:val="24"/>
                 <w:szCs w:val="24"/>
@@ -816,13 +2701,52 @@
             </w:pPr>
             <w:r>
               <w:rPr>
-                <w:rFonts w:ascii="Bookman Old Style" w:cs="Bookman Old Style" w:eastAsia="Bookman Old Style" w:hAnsi="Bookman Old Style"/>
+                <w:rFonts w:ascii="Bookman Old Style" w:eastAsia="Bookman Old Style" w:hAnsi="Bookman Old Style" w:cs="Bookman Old Style"/>
                 <w:color w:val="000000"/>
                 <w:sz w:val="24"/>
                 <w:szCs w:val="24"/>
-                <w:rtl w:val="0"/>
-              </w:rPr>
-              <w:t xml:space="preserve">Yang membuat pernyataan,</w:t>
+              </w:rPr>
+              <w:t xml:space="preserve">Yang </w:t>
+            </w:r>
+            <w:proofErr w:type="spellStart"/>
+            <w:r>
+              <w:rPr>
+                <w:rFonts w:ascii="Bookman Old Style" w:eastAsia="Bookman Old Style" w:hAnsi="Bookman Old Style" w:cs="Bookman Old Style"/>
+                <w:color w:val="000000"/>
+                <w:sz w:val="24"/>
+                <w:szCs w:val="24"/>
+              </w:rPr>
+              <w:t>membuat</w:t>
+            </w:r>
+            <w:proofErr w:type="spellEnd"/>
+            <w:r>
+              <w:rPr>
+                <w:rFonts w:ascii="Bookman Old Style" w:eastAsia="Bookman Old Style" w:hAnsi="Bookman Old Style" w:cs="Bookman Old Style"/>
+                <w:color w:val="000000"/>
+                <w:sz w:val="24"/>
+                <w:szCs w:val="24"/>
+              </w:rPr>
+              <w:t xml:space="preserve"> </w:t>
+            </w:r>
+            <w:proofErr w:type="spellStart"/>
+            <w:r>
+              <w:rPr>
+                <w:rFonts w:ascii="Bookman Old Style" w:eastAsia="Bookman Old Style" w:hAnsi="Bookman Old Style" w:cs="Bookman Old Style"/>
+                <w:color w:val="000000"/>
+                <w:sz w:val="24"/>
+                <w:szCs w:val="24"/>
+              </w:rPr>
+              <w:t>pernyataan</w:t>
+            </w:r>
+            <w:proofErr w:type="spellEnd"/>
+            <w:r>
+              <w:rPr>
+                <w:rFonts w:ascii="Bookman Old Style" w:eastAsia="Bookman Old Style" w:hAnsi="Bookman Old Style" w:cs="Bookman Old Style"/>
+                <w:color w:val="000000"/>
+                <w:sz w:val="24"/>
+                <w:szCs w:val="24"/>
+              </w:rPr>
+              <w:t>,</w:t>
             </w:r>
           </w:p>
           <w:p>
@@ -830,75 +2754,74 @@
               <w:spacing w:after="0" w:line="240" w:lineRule="auto"/>
               <w:jc w:val="center"/>
               <w:rPr>
-                <w:rFonts w:ascii="Bookman Old Style" w:cs="Bookman Old Style" w:eastAsia="Bookman Old Style" w:hAnsi="Bookman Old Style"/>
+                <w:rFonts w:ascii="Bookman Old Style" w:eastAsia="Bookman Old Style" w:hAnsi="Bookman Old Style" w:cs="Bookman Old Style"/>
                 <w:color w:val="000000"/>
                 <w:sz w:val="24"/>
                 <w:szCs w:val="24"/>
               </w:rPr>
             </w:pPr>
-            <w:r>
-              <w:rPr>
-                <w:rtl w:val="0"/>
-              </w:rPr>
-            </w:r>
           </w:p>
           <w:p>
             <w:pPr>
-              <w:spacing w:after="0" w:before="240" w:line="240" w:lineRule="auto"/>
+              <w:spacing w:before="240" w:after="0" w:line="240" w:lineRule="auto"/>
               <w:jc w:val="center"/>
               <w:rPr>
-                <w:rFonts w:ascii="Bookman Old Style" w:cs="Bookman Old Style" w:eastAsia="Bookman Old Style" w:hAnsi="Bookman Old Style"/>
-                <w:color w:val="ff0000"/>
+                <w:rFonts w:ascii="Bookman Old Style" w:eastAsia="Bookman Old Style" w:hAnsi="Bookman Old Style" w:cs="Bookman Old Style"/>
+                <w:color w:val="FF0000"/>
                 <w:sz w:val="24"/>
                 <w:szCs w:val="24"/>
               </w:rPr>
             </w:pPr>
-            <w:r>
-              <w:rPr>
-                <w:rtl w:val="0"/>
-              </w:rPr>
-            </w:r>
           </w:p>
           <w:p>
             <w:pPr>
               <w:spacing w:after="240" w:line="240" w:lineRule="auto"/>
               <w:rPr>
-                <w:rFonts w:ascii="Times New Roman" w:cs="Times New Roman" w:eastAsia="Times New Roman" w:hAnsi="Times New Roman"/>
+                <w:rFonts w:ascii="Times New Roman" w:eastAsia="Times New Roman" w:hAnsi="Times New Roman" w:cs="Times New Roman"/>
                 <w:sz w:val="24"/>
                 <w:szCs w:val="24"/>
               </w:rPr>
             </w:pPr>
-            <w:r>
-              <w:rPr>
-                <w:rtl w:val="0"/>
-              </w:rPr>
-            </w:r>
           </w:p>
           <w:p>
             <w:pPr>
               <w:spacing w:after="0" w:line="240" w:lineRule="auto"/>
               <w:jc w:val="center"/>
               <w:rPr>
-                <w:rFonts w:ascii="Times New Roman" w:cs="Times New Roman" w:eastAsia="Times New Roman" w:hAnsi="Times New Roman"/>
-                <w:color w:val="ff0000"/>
+                <w:rFonts w:ascii="Times New Roman" w:eastAsia="Times New Roman" w:hAnsi="Times New Roman" w:cs="Times New Roman"/>
+                <w:color w:val="FF0000"/>
                 <w:sz w:val="24"/>
                 <w:szCs w:val="24"/>
               </w:rPr>
             </w:pPr>
             <w:r>
               <w:rPr>
-                <w:rFonts w:ascii="Bookman Old Style" w:cs="Bookman Old Style" w:eastAsia="Bookman Old Style" w:hAnsi="Bookman Old Style"/>
-                <w:color w:val="ff0000"/>
-                <w:sz w:val="24"/>
-                <w:szCs w:val="24"/>
-                <w:rtl w:val="0"/>
-              </w:rPr>
-              <w:t xml:space="preserve">{{nama_lengkap}}</w:t>
+                <w:rFonts w:ascii="Bookman Old Style" w:eastAsia="Bookman Old Style" w:hAnsi="Bookman Old Style" w:cs="Bookman Old Style"/>
+                <w:color w:val="FF0000"/>
+                <w:sz w:val="24"/>
+                <w:szCs w:val="24"/>
+              </w:rPr>
+              <w:t>{{</w:t>
             </w:r>
+            <w:proofErr w:type="spellStart"/>
             <w:r>
               <w:rPr>
-                <w:rtl w:val="0"/>
-              </w:rPr>
+                <w:rFonts w:ascii="Bookman Old Style" w:eastAsia="Bookman Old Style" w:hAnsi="Bookman Old Style" w:cs="Bookman Old Style"/>
+                <w:color w:val="FF0000"/>
+                <w:sz w:val="24"/>
+                <w:szCs w:val="24"/>
+              </w:rPr>
+              <w:t>nama_lengkap</w:t>
+            </w:r>
+            <w:proofErr w:type="spellEnd"/>
+            <w:r>
+              <w:rPr>
+                <w:rFonts w:ascii="Bookman Old Style" w:eastAsia="Bookman Old Style" w:hAnsi="Bookman Old Style" w:cs="Bookman Old Style"/>
+                <w:color w:val="FF0000"/>
+                <w:sz w:val="24"/>
+                <w:szCs w:val="24"/>
+              </w:rPr>
+              <w:t>}}</w:t>
             </w:r>
           </w:p>
         </w:tc>
@@ -909,146 +2832,306 @@
         <w:widowControl w:val="0"/>
         <w:spacing w:after="0" w:line="240" w:lineRule="auto"/>
         <w:rPr>
-          <w:rFonts w:ascii="Bookman Old Style" w:cs="Bookman Old Style" w:eastAsia="Bookman Old Style" w:hAnsi="Bookman Old Style"/>
+          <w:rFonts w:ascii="Bookman Old Style" w:eastAsia="Bookman Old Style" w:hAnsi="Bookman Old Style" w:cs="Bookman Old Style"/>
           <w:color w:val="000000"/>
           <w:sz w:val="24"/>
           <w:szCs w:val="24"/>
         </w:rPr>
         <w:sectPr>
-          <w:headerReference r:id="rId7" w:type="default"/>
-          <w:headerReference r:id="rId8" w:type="first"/>
-          <w:footerReference r:id="rId9" w:type="first"/>
-          <w:pgSz w:h="15840" w:w="12240" w:orient="portrait"/>
-          <w:pgMar w:bottom="1440" w:top="1440" w:left="1440" w:right="1440" w:header="708" w:footer="708"/>
+          <w:headerReference w:type="default" r:id="rId8"/>
+          <w:headerReference w:type="first" r:id="rId9"/>
+          <w:footerReference w:type="first" r:id="rId10"/>
+          <w:pgSz w:w="12240" w:h="15840"/>
+          <w:pgMar w:top="1440" w:right="1440" w:bottom="1440" w:left="1440" w:header="708" w:footer="708" w:gutter="0"/>
           <w:pgNumType w:start="1"/>
-          <w:titlePg w:val="1"/>
+          <w:cols w:space="720"/>
+          <w:titlePg/>
         </w:sectPr>
       </w:pPr>
-      <w:r>
-        <w:rPr>
-          <w:rtl w:val="0"/>
-        </w:rPr>
-      </w:r>
     </w:p>
     <w:p>
       <w:pPr>
         <w:widowControl w:val="0"/>
         <w:spacing w:after="0" w:line="276" w:lineRule="auto"/>
-        <w:ind w:left="8280" w:firstLine="0"/>
-        <w:rPr>
-          <w:rFonts w:ascii="Bookman Old Style" w:cs="Bookman Old Style" w:eastAsia="Bookman Old Style" w:hAnsi="Bookman Old Style"/>
+        <w:ind w:left="8280"/>
+        <w:rPr>
+          <w:rFonts w:ascii="Bookman Old Style" w:eastAsia="Bookman Old Style" w:hAnsi="Bookman Old Style" w:cs="Bookman Old Style"/>
           <w:sz w:val="24"/>
           <w:szCs w:val="24"/>
         </w:rPr>
       </w:pPr>
       <w:r>
         <w:rPr>
-          <w:rFonts w:ascii="Bookman Old Style" w:cs="Bookman Old Style" w:eastAsia="Bookman Old Style" w:hAnsi="Bookman Old Style"/>
-          <w:sz w:val="24"/>
-          <w:szCs w:val="24"/>
-          <w:rtl w:val="0"/>
-        </w:rPr>
-        <w:t xml:space="preserve">Lampiran</w:t>
+          <w:rFonts w:ascii="Bookman Old Style" w:eastAsia="Bookman Old Style" w:hAnsi="Bookman Old Style" w:cs="Bookman Old Style"/>
+          <w:sz w:val="24"/>
+          <w:szCs w:val="24"/>
+        </w:rPr>
+        <w:lastRenderedPageBreak/>
+        <w:t>Lampiran</w:t>
       </w:r>
     </w:p>
     <w:p>
       <w:pPr>
         <w:widowControl w:val="0"/>
         <w:spacing w:after="0" w:line="276" w:lineRule="auto"/>
-        <w:ind w:left="8280" w:firstLine="0"/>
-        <w:rPr>
-          <w:rFonts w:ascii="Bookman Old Style" w:cs="Bookman Old Style" w:eastAsia="Bookman Old Style" w:hAnsi="Bookman Old Style"/>
+        <w:ind w:left="8280"/>
+        <w:rPr>
+          <w:rFonts w:ascii="Bookman Old Style" w:eastAsia="Bookman Old Style" w:hAnsi="Bookman Old Style" w:cs="Bookman Old Style"/>
           <w:sz w:val="24"/>
           <w:szCs w:val="24"/>
         </w:rPr>
       </w:pPr>
       <w:r>
         <w:rPr>
-          <w:rFonts w:ascii="Bookman Old Style" w:cs="Bookman Old Style" w:eastAsia="Bookman Old Style" w:hAnsi="Bookman Old Style"/>
-          <w:sz w:val="24"/>
-          <w:szCs w:val="24"/>
-          <w:rtl w:val="0"/>
-        </w:rPr>
-        <w:t xml:space="preserve">Surat Pernyataan Penyelesaian Pemeriksaan Lapangan Sensus Ekonomi 2026 Termin I</w:t>
+          <w:rFonts w:ascii="Bookman Old Style" w:eastAsia="Bookman Old Style" w:hAnsi="Bookman Old Style" w:cs="Bookman Old Style"/>
+          <w:sz w:val="24"/>
+          <w:szCs w:val="24"/>
+        </w:rPr>
+        <w:t xml:space="preserve">Surat </w:t>
+      </w:r>
+      <w:proofErr w:type="spellStart"/>
+      <w:r>
+        <w:rPr>
+          <w:rFonts w:ascii="Bookman Old Style" w:eastAsia="Bookman Old Style" w:hAnsi="Bookman Old Style" w:cs="Bookman Old Style"/>
+          <w:sz w:val="24"/>
+          <w:szCs w:val="24"/>
+        </w:rPr>
+        <w:t>Pernyataan</w:t>
+      </w:r>
+      <w:proofErr w:type="spellEnd"/>
+      <w:r>
+        <w:rPr>
+          <w:rFonts w:ascii="Bookman Old Style" w:eastAsia="Bookman Old Style" w:hAnsi="Bookman Old Style" w:cs="Bookman Old Style"/>
+          <w:sz w:val="24"/>
+          <w:szCs w:val="24"/>
+        </w:rPr>
+        <w:t xml:space="preserve"> </w:t>
+      </w:r>
+      <w:proofErr w:type="spellStart"/>
+      <w:r>
+        <w:rPr>
+          <w:rFonts w:ascii="Bookman Old Style" w:eastAsia="Bookman Old Style" w:hAnsi="Bookman Old Style" w:cs="Bookman Old Style"/>
+          <w:sz w:val="24"/>
+          <w:szCs w:val="24"/>
+        </w:rPr>
+        <w:t>Penyelesaian</w:t>
+      </w:r>
+      <w:proofErr w:type="spellEnd"/>
+      <w:r>
+        <w:rPr>
+          <w:rFonts w:ascii="Bookman Old Style" w:eastAsia="Bookman Old Style" w:hAnsi="Bookman Old Style" w:cs="Bookman Old Style"/>
+          <w:sz w:val="24"/>
+          <w:szCs w:val="24"/>
+        </w:rPr>
+        <w:t xml:space="preserve"> </w:t>
+      </w:r>
+      <w:proofErr w:type="spellStart"/>
+      <w:r>
+        <w:rPr>
+          <w:rFonts w:ascii="Bookman Old Style" w:eastAsia="Bookman Old Style" w:hAnsi="Bookman Old Style" w:cs="Bookman Old Style"/>
+          <w:sz w:val="24"/>
+          <w:szCs w:val="24"/>
+        </w:rPr>
+        <w:t>Pemeriksaan</w:t>
+      </w:r>
+      <w:proofErr w:type="spellEnd"/>
+      <w:r>
+        <w:rPr>
+          <w:rFonts w:ascii="Bookman Old Style" w:eastAsia="Bookman Old Style" w:hAnsi="Bookman Old Style" w:cs="Bookman Old Style"/>
+          <w:sz w:val="24"/>
+          <w:szCs w:val="24"/>
+        </w:rPr>
+        <w:t xml:space="preserve"> </w:t>
+      </w:r>
+      <w:proofErr w:type="spellStart"/>
+      <w:r>
+        <w:rPr>
+          <w:rFonts w:ascii="Bookman Old Style" w:eastAsia="Bookman Old Style" w:hAnsi="Bookman Old Style" w:cs="Bookman Old Style"/>
+          <w:sz w:val="24"/>
+          <w:szCs w:val="24"/>
+        </w:rPr>
+        <w:t>Lapangan</w:t>
+      </w:r>
+      <w:proofErr w:type="spellEnd"/>
+      <w:r>
+        <w:rPr>
+          <w:rFonts w:ascii="Bookman Old Style" w:eastAsia="Bookman Old Style" w:hAnsi="Bookman Old Style" w:cs="Bookman Old Style"/>
+          <w:sz w:val="24"/>
+          <w:szCs w:val="24"/>
+        </w:rPr>
+        <w:t xml:space="preserve"> Sensus Ekonomi 2026 Termin I</w:t>
       </w:r>
     </w:p>
     <w:p>
       <w:pPr>
         <w:widowControl w:val="0"/>
         <w:spacing w:after="0" w:line="276" w:lineRule="auto"/>
-        <w:ind w:left="8280" w:firstLine="0"/>
-        <w:rPr>
-          <w:rFonts w:ascii="Bookman Old Style" w:cs="Bookman Old Style" w:eastAsia="Bookman Old Style" w:hAnsi="Bookman Old Style"/>
+        <w:ind w:left="8280"/>
+        <w:rPr>
+          <w:rFonts w:ascii="Bookman Old Style" w:eastAsia="Bookman Old Style" w:hAnsi="Bookman Old Style" w:cs="Bookman Old Style"/>
           <w:sz w:val="24"/>
           <w:szCs w:val="24"/>
         </w:rPr>
       </w:pPr>
-      <w:r>
-        <w:rPr>
-          <w:rFonts w:ascii="Bookman Old Style" w:cs="Bookman Old Style" w:eastAsia="Bookman Old Style" w:hAnsi="Bookman Old Style"/>
-          <w:sz w:val="24"/>
-          <w:szCs w:val="24"/>
-          <w:rtl w:val="0"/>
-        </w:rPr>
-        <w:t xml:space="preserve">Nomor </w:t>
-      </w:r>
-      <w:r>
-        <w:rPr>
-          <w:rFonts w:ascii="Bookman Old Style" w:cs="Bookman Old Style" w:eastAsia="Bookman Old Style" w:hAnsi="Bookman Old Style"/>
-          <w:color w:val="ff0000"/>
-          <w:sz w:val="24"/>
-          <w:szCs w:val="24"/>
-          <w:rtl w:val="0"/>
-        </w:rPr>
-        <w:t xml:space="preserve">{{no_urut_spp}}</w:t>
-      </w:r>
-      <w:r>
-        <w:rPr>
-          <w:rFonts w:ascii="Bookman Old Style" w:cs="Bookman Old Style" w:eastAsia="Bookman Old Style" w:hAnsi="Bookman Old Style"/>
-          <w:sz w:val="24"/>
-          <w:szCs w:val="24"/>
-          <w:rtl w:val="0"/>
-        </w:rPr>
-        <w:t xml:space="preserve">/SE2026/6304-SPP/SS.340/2026</w:t>
+      <w:proofErr w:type="spellStart"/>
+      <w:r>
+        <w:rPr>
+          <w:rFonts w:ascii="Bookman Old Style" w:eastAsia="Bookman Old Style" w:hAnsi="Bookman Old Style" w:cs="Bookman Old Style"/>
+          <w:sz w:val="24"/>
+          <w:szCs w:val="24"/>
+        </w:rPr>
+        <w:t>Nomor</w:t>
+      </w:r>
+      <w:proofErr w:type="spellEnd"/>
+      <w:r>
+        <w:rPr>
+          <w:rFonts w:ascii="Bookman Old Style" w:eastAsia="Bookman Old Style" w:hAnsi="Bookman Old Style" w:cs="Bookman Old Style"/>
+          <w:sz w:val="24"/>
+          <w:szCs w:val="24"/>
+        </w:rPr>
+        <w:t xml:space="preserve"> </w:t>
+      </w:r>
+      <w:r>
+        <w:rPr>
+          <w:rFonts w:ascii="Bookman Old Style" w:eastAsia="Bookman Old Style" w:hAnsi="Bookman Old Style" w:cs="Bookman Old Style"/>
+          <w:color w:val="FF0000"/>
+          <w:sz w:val="24"/>
+          <w:szCs w:val="24"/>
+        </w:rPr>
+        <w:t>{{</w:t>
+      </w:r>
+      <w:proofErr w:type="spellStart"/>
+      <w:r>
+        <w:rPr>
+          <w:rFonts w:ascii="Bookman Old Style" w:eastAsia="Bookman Old Style" w:hAnsi="Bookman Old Style" w:cs="Bookman Old Style"/>
+          <w:color w:val="FF0000"/>
+          <w:sz w:val="24"/>
+          <w:szCs w:val="24"/>
+        </w:rPr>
+        <w:t>no_urut_spp</w:t>
+      </w:r>
+      <w:proofErr w:type="spellEnd"/>
+      <w:r>
+        <w:rPr>
+          <w:rFonts w:ascii="Bookman Old Style" w:eastAsia="Bookman Old Style" w:hAnsi="Bookman Old Style" w:cs="Bookman Old Style"/>
+          <w:color w:val="FF0000"/>
+          <w:sz w:val="24"/>
+          <w:szCs w:val="24"/>
+        </w:rPr>
+        <w:t>}}</w:t>
+      </w:r>
+      <w:r>
+        <w:rPr>
+          <w:rFonts w:ascii="Bookman Old Style" w:eastAsia="Bookman Old Style" w:hAnsi="Bookman Old Style" w:cs="Bookman Old Style"/>
+          <w:color w:val="1F497D" w:themeColor="text2"/>
+          <w:sz w:val="24"/>
+          <w:szCs w:val="24"/>
+        </w:rPr>
+        <w:t>/SE2026/6304-SPP/SS.340/2026</w:t>
       </w:r>
     </w:p>
     <w:p>
       <w:pPr>
         <w:widowControl w:val="0"/>
         <w:spacing w:after="0" w:line="240" w:lineRule="auto"/>
-        <w:ind w:left="7650" w:firstLine="0"/>
-        <w:rPr>
-          <w:rFonts w:ascii="Bookman Old Style" w:cs="Bookman Old Style" w:eastAsia="Bookman Old Style" w:hAnsi="Bookman Old Style"/>
+        <w:ind w:left="7650"/>
+        <w:rPr>
+          <w:rFonts w:ascii="Bookman Old Style" w:eastAsia="Bookman Old Style" w:hAnsi="Bookman Old Style" w:cs="Bookman Old Style"/>
           <w:sz w:val="24"/>
           <w:szCs w:val="24"/>
         </w:rPr>
       </w:pPr>
-      <w:r>
-        <w:rPr>
-          <w:rtl w:val="0"/>
-        </w:rPr>
-      </w:r>
     </w:p>
     <w:p>
       <w:pPr>
         <w:widowControl w:val="0"/>
         <w:spacing w:after="0" w:line="240" w:lineRule="auto"/>
-        <w:ind w:left="0" w:firstLine="0"/>
         <w:jc w:val="center"/>
         <w:rPr>
-          <w:rFonts w:ascii="Bookman Old Style" w:cs="Bookman Old Style" w:eastAsia="Bookman Old Style" w:hAnsi="Bookman Old Style"/>
+          <w:rFonts w:ascii="Bookman Old Style" w:eastAsia="Bookman Old Style" w:hAnsi="Bookman Old Style" w:cs="Bookman Old Style"/>
           <w:sz w:val="24"/>
           <w:szCs w:val="24"/>
         </w:rPr>
       </w:pPr>
       <w:r>
         <w:rPr>
-          <w:rFonts w:ascii="Bookman Old Style" w:cs="Bookman Old Style" w:eastAsia="Bookman Old Style" w:hAnsi="Bookman Old Style"/>
-          <w:sz w:val="24"/>
-          <w:szCs w:val="24"/>
-          <w:rtl w:val="0"/>
-        </w:rPr>
-        <w:t xml:space="preserve">Daftar Hasil Pekerjaan Penyelesaian Pemeriksaan Lapangan Termin I</w:t>
+          <w:rFonts w:ascii="Bookman Old Style" w:eastAsia="Bookman Old Style" w:hAnsi="Bookman Old Style" w:cs="Bookman Old Style"/>
+          <w:sz w:val="24"/>
+          <w:szCs w:val="24"/>
+        </w:rPr>
+        <w:t xml:space="preserve">Daftar Hasil </w:t>
+      </w:r>
+      <w:proofErr w:type="spellStart"/>
+      <w:r>
+        <w:rPr>
+          <w:rFonts w:ascii="Bookman Old Style" w:eastAsia="Bookman Old Style" w:hAnsi="Bookman Old Style" w:cs="Bookman Old Style"/>
+          <w:sz w:val="24"/>
+          <w:szCs w:val="24"/>
+        </w:rPr>
+        <w:t>Pekerjaan</w:t>
+      </w:r>
+      <w:proofErr w:type="spellEnd"/>
+      <w:r>
+        <w:rPr>
+          <w:rFonts w:ascii="Bookman Old Style" w:eastAsia="Bookman Old Style" w:hAnsi="Bookman Old Style" w:cs="Bookman Old Style"/>
+          <w:sz w:val="24"/>
+          <w:szCs w:val="24"/>
+        </w:rPr>
+        <w:t xml:space="preserve"> </w:t>
+      </w:r>
+      <w:proofErr w:type="spellStart"/>
+      <w:r>
+        <w:rPr>
+          <w:rFonts w:ascii="Bookman Old Style" w:eastAsia="Bookman Old Style" w:hAnsi="Bookman Old Style" w:cs="Bookman Old Style"/>
+          <w:sz w:val="24"/>
+          <w:szCs w:val="24"/>
+        </w:rPr>
+        <w:t>Penyelesaian</w:t>
+      </w:r>
+      <w:proofErr w:type="spellEnd"/>
+      <w:r>
+        <w:rPr>
+          <w:rFonts w:ascii="Bookman Old Style" w:eastAsia="Bookman Old Style" w:hAnsi="Bookman Old Style" w:cs="Bookman Old Style"/>
+          <w:sz w:val="24"/>
+          <w:szCs w:val="24"/>
+        </w:rPr>
+        <w:t xml:space="preserve"> </w:t>
+      </w:r>
+      <w:proofErr w:type="spellStart"/>
+      <w:r>
+        <w:rPr>
+          <w:rFonts w:ascii="Bookman Old Style" w:eastAsia="Bookman Old Style" w:hAnsi="Bookman Old Style" w:cs="Bookman Old Style"/>
+          <w:sz w:val="24"/>
+          <w:szCs w:val="24"/>
+        </w:rPr>
+        <w:t>Pemeriksaan</w:t>
+      </w:r>
+      <w:proofErr w:type="spellEnd"/>
+      <w:r>
+        <w:rPr>
+          <w:rFonts w:ascii="Bookman Old Style" w:eastAsia="Bookman Old Style" w:hAnsi="Bookman Old Style" w:cs="Bookman Old Style"/>
+          <w:sz w:val="24"/>
+          <w:szCs w:val="24"/>
+        </w:rPr>
+        <w:t xml:space="preserve"> </w:t>
+      </w:r>
+      <w:proofErr w:type="spellStart"/>
+      <w:r>
+        <w:rPr>
+          <w:rFonts w:ascii="Bookman Old Style" w:eastAsia="Bookman Old Style" w:hAnsi="Bookman Old Style" w:cs="Bookman Old Style"/>
+          <w:sz w:val="24"/>
+          <w:szCs w:val="24"/>
+        </w:rPr>
+        <w:t>Lapangan</w:t>
+      </w:r>
+      <w:proofErr w:type="spellEnd"/>
+      <w:r>
+        <w:rPr>
+          <w:rFonts w:ascii="Bookman Old Style" w:eastAsia="Bookman Old Style" w:hAnsi="Bookman Old Style" w:cs="Bookman Old Style"/>
+          <w:sz w:val="24"/>
+          <w:szCs w:val="24"/>
+        </w:rPr>
+        <w:t xml:space="preserve"> Termin I</w:t>
       </w:r>
     </w:p>
     <w:p>
@@ -1056,49 +3139,39 @@
         <w:widowControl w:val="0"/>
         <w:spacing w:after="0" w:line="240" w:lineRule="auto"/>
         <w:rPr>
-          <w:rFonts w:ascii="Bookman Old Style" w:cs="Bookman Old Style" w:eastAsia="Bookman Old Style" w:hAnsi="Bookman Old Style"/>
+          <w:rFonts w:ascii="Bookman Old Style" w:eastAsia="Bookman Old Style" w:hAnsi="Bookman Old Style" w:cs="Bookman Old Style"/>
           <w:sz w:val="24"/>
           <w:szCs w:val="24"/>
         </w:rPr>
       </w:pPr>
-      <w:r>
-        <w:rPr>
-          <w:rtl w:val="0"/>
-        </w:rPr>
-      </w:r>
     </w:p>
     <w:p>
       <w:pPr>
         <w:widowControl w:val="0"/>
         <w:spacing w:after="0" w:line="240" w:lineRule="auto"/>
         <w:rPr>
-          <w:rFonts w:ascii="Bookman Old Style" w:cs="Bookman Old Style" w:eastAsia="Bookman Old Style" w:hAnsi="Bookman Old Style"/>
+          <w:rFonts w:ascii="Bookman Old Style" w:eastAsia="Bookman Old Style" w:hAnsi="Bookman Old Style" w:cs="Bookman Old Style"/>
           <w:sz w:val="24"/>
           <w:szCs w:val="24"/>
         </w:rPr>
       </w:pPr>
-      <w:r>
-        <w:rPr>
-          <w:rtl w:val="0"/>
-        </w:rPr>
-      </w:r>
     </w:p>
     <w:tbl>
       <w:tblPr>
-        <w:tblStyle w:val="Table2"/>
-        <w:tblpPr w:leftFromText="180" w:rightFromText="180" w:topFromText="180" w:bottomFromText="180" w:vertAnchor="text" w:horzAnchor="text" w:tblpX="1125" w:tblpY="0"/>
-        <w:tblW w:w="10620.0" w:type="dxa"/>
-        <w:jc w:val="left"/>
+        <w:tblStyle w:val="a4"/>
+        <w:tblpPr w:leftFromText="180" w:rightFromText="180" w:topFromText="180" w:bottomFromText="180" w:vertAnchor="text" w:tblpX="1125"/>
+        <w:tblW w:w="10620" w:type="dxa"/>
+        <w:tblInd w:w="0" w:type="dxa"/>
         <w:tblBorders>
-          <w:top w:color="000000" w:space="0" w:sz="0" w:val="nil"/>
-          <w:left w:color="000000" w:space="0" w:sz="0" w:val="nil"/>
-          <w:bottom w:color="000000" w:space="0" w:sz="0" w:val="nil"/>
-          <w:right w:color="000000" w:space="0" w:sz="0" w:val="nil"/>
-          <w:insideH w:color="000000" w:space="0" w:sz="0" w:val="nil"/>
-          <w:insideV w:color="000000" w:space="0" w:sz="0" w:val="nil"/>
+          <w:top w:val="nil"/>
+          <w:left w:val="nil"/>
+          <w:bottom w:val="nil"/>
+          <w:right w:val="nil"/>
+          <w:insideH w:val="nil"/>
+          <w:insideV w:val="nil"/>
         </w:tblBorders>
         <w:tblLayout w:type="fixed"/>
-        <w:tblLook w:val="0600"/>
+        <w:tblLook w:val="0600" w:firstRow="0" w:lastRow="0" w:firstColumn="0" w:lastColumn="0" w:noHBand="1" w:noVBand="1"/>
       </w:tblPr>
       <w:tblGrid>
         <w:gridCol w:w="930"/>
@@ -1107,34 +3180,23 @@
         <w:gridCol w:w="2325"/>
         <w:gridCol w:w="1995"/>
         <w:gridCol w:w="105"/>
-        <w:tblGridChange w:id="0">
-          <w:tblGrid>
-            <w:gridCol w:w="930"/>
-            <w:gridCol w:w="3630"/>
-            <w:gridCol w:w="1635"/>
-            <w:gridCol w:w="2325"/>
-            <w:gridCol w:w="1995"/>
-            <w:gridCol w:w="105"/>
-          </w:tblGrid>
-        </w:tblGridChange>
       </w:tblGrid>
       <w:tr>
         <w:trPr>
-          <w:cantSplit w:val="0"/>
-          <w:trHeight w:val="956.9296875000002" w:hRule="atLeast"/>
-          <w:tblHeader w:val="0"/>
+          <w:trHeight w:val="956"/>
         </w:trPr>
         <w:tc>
           <w:tcPr>
+            <w:tcW w:w="930" w:type="dxa"/>
             <w:tcBorders>
-              <w:top w:color="000000" w:space="0" w:sz="4" w:val="single"/>
-              <w:left w:color="000000" w:space="0" w:sz="4" w:val="single"/>
-              <w:bottom w:color="000000" w:space="0" w:sz="4" w:val="single"/>
-              <w:right w:color="000000" w:space="0" w:sz="4" w:val="single"/>
+              <w:top w:val="single" w:sz="4" w:space="0" w:color="000000"/>
+              <w:left w:val="single" w:sz="4" w:space="0" w:color="000000"/>
+              <w:bottom w:val="single" w:sz="4" w:space="0" w:color="000000"/>
+              <w:right w:val="single" w:sz="4" w:space="0" w:color="000000"/>
             </w:tcBorders>
             <w:tcMar>
-              <w:top w:w="0.0" w:type="dxa"/>
-              <w:bottom w:w="0.0" w:type="dxa"/>
+              <w:top w:w="0" w:type="dxa"/>
+              <w:bottom w:w="0" w:type="dxa"/>
             </w:tcMar>
             <w:vAlign w:val="center"/>
           </w:tcPr>
@@ -1142,36 +3204,36 @@
             <w:pPr>
               <w:widowControl w:val="0"/>
               <w:spacing w:after="0" w:line="276" w:lineRule="auto"/>
-              <w:ind w:left="40" w:firstLine="0"/>
+              <w:ind w:left="40"/>
               <w:jc w:val="center"/>
               <w:rPr>
-                <w:rFonts w:ascii="Bookman Old Style" w:cs="Bookman Old Style" w:eastAsia="Bookman Old Style" w:hAnsi="Bookman Old Style"/>
+                <w:rFonts w:ascii="Bookman Old Style" w:eastAsia="Bookman Old Style" w:hAnsi="Bookman Old Style" w:cs="Bookman Old Style"/>
                 <w:sz w:val="24"/>
                 <w:szCs w:val="24"/>
               </w:rPr>
             </w:pPr>
             <w:r>
               <w:rPr>
-                <w:rFonts w:ascii="Bookman Old Style" w:cs="Bookman Old Style" w:eastAsia="Bookman Old Style" w:hAnsi="Bookman Old Style"/>
-                <w:sz w:val="24"/>
-                <w:szCs w:val="24"/>
-                <w:rtl w:val="0"/>
-              </w:rPr>
-              <w:t xml:space="preserve">No</w:t>
+                <w:rFonts w:ascii="Bookman Old Style" w:eastAsia="Bookman Old Style" w:hAnsi="Bookman Old Style" w:cs="Bookman Old Style"/>
+                <w:sz w:val="24"/>
+                <w:szCs w:val="24"/>
+              </w:rPr>
+              <w:t>No</w:t>
             </w:r>
           </w:p>
         </w:tc>
         <w:tc>
           <w:tcPr>
+            <w:tcW w:w="3630" w:type="dxa"/>
             <w:tcBorders>
-              <w:top w:color="000000" w:space="0" w:sz="4" w:val="single"/>
-              <w:left w:color="000000" w:space="0" w:sz="4" w:val="single"/>
-              <w:bottom w:color="000000" w:space="0" w:sz="4" w:val="single"/>
-              <w:right w:color="000000" w:space="0" w:sz="4" w:val="single"/>
+              <w:top w:val="single" w:sz="4" w:space="0" w:color="000000"/>
+              <w:left w:val="single" w:sz="4" w:space="0" w:color="000000"/>
+              <w:bottom w:val="single" w:sz="4" w:space="0" w:color="000000"/>
+              <w:right w:val="single" w:sz="4" w:space="0" w:color="000000"/>
             </w:tcBorders>
             <w:tcMar>
-              <w:top w:w="0.0" w:type="dxa"/>
-              <w:bottom w:w="0.0" w:type="dxa"/>
+              <w:top w:w="0" w:type="dxa"/>
+              <w:bottom w:w="0" w:type="dxa"/>
             </w:tcMar>
             <w:vAlign w:val="center"/>
           </w:tcPr>
@@ -1179,36 +3241,64 @@
             <w:pPr>
               <w:widowControl w:val="0"/>
               <w:spacing w:after="0" w:line="276" w:lineRule="auto"/>
-              <w:ind w:left="-80" w:firstLine="0"/>
+              <w:ind w:left="-80"/>
               <w:jc w:val="center"/>
               <w:rPr>
-                <w:rFonts w:ascii="Bookman Old Style" w:cs="Bookman Old Style" w:eastAsia="Bookman Old Style" w:hAnsi="Bookman Old Style"/>
+                <w:rFonts w:ascii="Bookman Old Style" w:eastAsia="Bookman Old Style" w:hAnsi="Bookman Old Style" w:cs="Bookman Old Style"/>
                 <w:sz w:val="24"/>
                 <w:szCs w:val="24"/>
               </w:rPr>
             </w:pPr>
             <w:r>
               <w:rPr>
-                <w:rFonts w:ascii="Bookman Old Style" w:cs="Bookman Old Style" w:eastAsia="Bookman Old Style" w:hAnsi="Bookman Old Style"/>
-                <w:sz w:val="24"/>
-                <w:szCs w:val="24"/>
-                <w:rtl w:val="0"/>
-              </w:rPr>
-              <w:t xml:space="preserve">Nama Petugas Lapangan</w:t>
+                <w:rFonts w:ascii="Bookman Old Style" w:eastAsia="Bookman Old Style" w:hAnsi="Bookman Old Style" w:cs="Bookman Old Style"/>
+                <w:sz w:val="24"/>
+                <w:szCs w:val="24"/>
+              </w:rPr>
+              <w:t xml:space="preserve">Nama </w:t>
             </w:r>
+            <w:proofErr w:type="spellStart"/>
+            <w:r>
+              <w:rPr>
+                <w:rFonts w:ascii="Bookman Old Style" w:eastAsia="Bookman Old Style" w:hAnsi="Bookman Old Style" w:cs="Bookman Old Style"/>
+                <w:sz w:val="24"/>
+                <w:szCs w:val="24"/>
+              </w:rPr>
+              <w:t>Petugas</w:t>
+            </w:r>
+            <w:proofErr w:type="spellEnd"/>
+            <w:r>
+              <w:rPr>
+                <w:rFonts w:ascii="Bookman Old Style" w:eastAsia="Bookman Old Style" w:hAnsi="Bookman Old Style" w:cs="Bookman Old Style"/>
+                <w:sz w:val="24"/>
+                <w:szCs w:val="24"/>
+              </w:rPr>
+              <w:t xml:space="preserve"> </w:t>
+            </w:r>
+            <w:proofErr w:type="spellStart"/>
+            <w:r>
+              <w:rPr>
+                <w:rFonts w:ascii="Bookman Old Style" w:eastAsia="Bookman Old Style" w:hAnsi="Bookman Old Style" w:cs="Bookman Old Style"/>
+                <w:sz w:val="24"/>
+                <w:szCs w:val="24"/>
+              </w:rPr>
+              <w:t>Lapangan</w:t>
+            </w:r>
+            <w:proofErr w:type="spellEnd"/>
           </w:p>
         </w:tc>
         <w:tc>
           <w:tcPr>
+            <w:tcW w:w="1635" w:type="dxa"/>
             <w:tcBorders>
-              <w:top w:color="000000" w:space="0" w:sz="4" w:val="single"/>
-              <w:left w:color="000000" w:space="0" w:sz="4" w:val="single"/>
-              <w:bottom w:color="000000" w:space="0" w:sz="4" w:val="single"/>
-              <w:right w:color="000000" w:space="0" w:sz="4" w:val="single"/>
+              <w:top w:val="single" w:sz="4" w:space="0" w:color="000000"/>
+              <w:left w:val="single" w:sz="4" w:space="0" w:color="000000"/>
+              <w:bottom w:val="single" w:sz="4" w:space="0" w:color="000000"/>
+              <w:right w:val="single" w:sz="4" w:space="0" w:color="000000"/>
             </w:tcBorders>
             <w:tcMar>
-              <w:top w:w="0.0" w:type="dxa"/>
-              <w:bottom w:w="0.0" w:type="dxa"/>
+              <w:top w:w="0" w:type="dxa"/>
+              <w:bottom w:w="0" w:type="dxa"/>
             </w:tcMar>
             <w:vAlign w:val="center"/>
           </w:tcPr>
@@ -1218,46 +3308,45 @@
               <w:spacing w:after="0" w:line="276" w:lineRule="auto"/>
               <w:jc w:val="center"/>
               <w:rPr>
-                <w:rFonts w:ascii="Bookman Old Style" w:cs="Bookman Old Style" w:eastAsia="Bookman Old Style" w:hAnsi="Bookman Old Style"/>
-                <w:i w:val="1"/>
-                <w:iCs w:val="1"/>
+                <w:rFonts w:ascii="Bookman Old Style" w:eastAsia="Bookman Old Style" w:hAnsi="Bookman Old Style" w:cs="Bookman Old Style"/>
+                <w:i/>
+                <w:iCs/>
                 <w:sz w:val="24"/>
                 <w:szCs w:val="24"/>
               </w:rPr>
             </w:pPr>
             <w:r>
               <w:rPr>
-                <w:rFonts w:ascii="Bookman Old Style" w:cs="Bookman Old Style" w:eastAsia="Bookman Old Style" w:hAnsi="Bookman Old Style"/>
-                <w:sz w:val="24"/>
-                <w:szCs w:val="24"/>
-                <w:rtl w:val="0"/>
+                <w:rFonts w:ascii="Bookman Old Style" w:eastAsia="Bookman Old Style" w:hAnsi="Bookman Old Style" w:cs="Bookman Old Style"/>
+                <w:sz w:val="24"/>
+                <w:szCs w:val="24"/>
               </w:rPr>
               <w:t xml:space="preserve">Target </w:t>
             </w:r>
             <w:r>
               <w:rPr>
-                <w:rFonts w:ascii="Bookman Old Style" w:cs="Bookman Old Style" w:eastAsia="Bookman Old Style" w:hAnsi="Bookman Old Style"/>
-                <w:i w:val="1"/>
-                <w:iCs w:val="1"/>
-                <w:sz w:val="24"/>
-                <w:szCs w:val="24"/>
-                <w:rtl w:val="0"/>
-              </w:rPr>
-              <w:t xml:space="preserve">Prelist</w:t>
+                <w:rFonts w:ascii="Bookman Old Style" w:eastAsia="Bookman Old Style" w:hAnsi="Bookman Old Style" w:cs="Bookman Old Style"/>
+                <w:i/>
+                <w:iCs/>
+                <w:sz w:val="24"/>
+                <w:szCs w:val="24"/>
+              </w:rPr>
+              <w:t>Prelist</w:t>
             </w:r>
           </w:p>
         </w:tc>
         <w:tc>
           <w:tcPr>
+            <w:tcW w:w="2325" w:type="dxa"/>
             <w:tcBorders>
-              <w:top w:color="000000" w:space="0" w:sz="4" w:val="single"/>
-              <w:left w:color="000000" w:space="0" w:sz="4" w:val="single"/>
-              <w:bottom w:color="000000" w:space="0" w:sz="4" w:val="single"/>
-              <w:right w:color="000000" w:space="0" w:sz="4" w:val="single"/>
+              <w:top w:val="single" w:sz="4" w:space="0" w:color="000000"/>
+              <w:left w:val="single" w:sz="4" w:space="0" w:color="000000"/>
+              <w:bottom w:val="single" w:sz="4" w:space="0" w:color="000000"/>
+              <w:right w:val="single" w:sz="4" w:space="0" w:color="000000"/>
             </w:tcBorders>
             <w:tcMar>
-              <w:top w:w="0.0" w:type="dxa"/>
-              <w:bottom w:w="0.0" w:type="dxa"/>
+              <w:top w:w="0" w:type="dxa"/>
+              <w:bottom w:w="0" w:type="dxa"/>
             </w:tcMar>
             <w:vAlign w:val="center"/>
           </w:tcPr>
@@ -1265,36 +3354,82 @@
             <w:pPr>
               <w:widowControl w:val="0"/>
               <w:spacing w:after="0" w:line="276" w:lineRule="auto"/>
-              <w:ind w:left="-40" w:firstLine="0"/>
+              <w:ind w:left="-40"/>
               <w:jc w:val="center"/>
               <w:rPr>
-                <w:rFonts w:ascii="Bookman Old Style" w:cs="Bookman Old Style" w:eastAsia="Bookman Old Style" w:hAnsi="Bookman Old Style"/>
+                <w:rFonts w:ascii="Bookman Old Style" w:eastAsia="Bookman Old Style" w:hAnsi="Bookman Old Style" w:cs="Bookman Old Style"/>
                 <w:sz w:val="24"/>
                 <w:szCs w:val="24"/>
               </w:rPr>
             </w:pPr>
+            <w:proofErr w:type="spellStart"/>
             <w:r>
               <w:rPr>
-                <w:rFonts w:ascii="Bookman Old Style" w:cs="Bookman Old Style" w:eastAsia="Bookman Old Style" w:hAnsi="Bookman Old Style"/>
-                <w:sz w:val="24"/>
-                <w:szCs w:val="24"/>
-                <w:rtl w:val="0"/>
-              </w:rPr>
-              <w:t xml:space="preserve">Realisasi Hasil Pendataan (Usaha+Keluarga)</w:t>
+                <w:rFonts w:ascii="Bookman Old Style" w:eastAsia="Bookman Old Style" w:hAnsi="Bookman Old Style" w:cs="Bookman Old Style"/>
+                <w:sz w:val="24"/>
+                <w:szCs w:val="24"/>
+              </w:rPr>
+              <w:t>Realisasi</w:t>
+            </w:r>
+            <w:proofErr w:type="spellEnd"/>
+            <w:r>
+              <w:rPr>
+                <w:rFonts w:ascii="Bookman Old Style" w:eastAsia="Bookman Old Style" w:hAnsi="Bookman Old Style" w:cs="Bookman Old Style"/>
+                <w:sz w:val="24"/>
+                <w:szCs w:val="24"/>
+              </w:rPr>
+              <w:t xml:space="preserve"> Hasil </w:t>
+            </w:r>
+            <w:proofErr w:type="spellStart"/>
+            <w:r>
+              <w:rPr>
+                <w:rFonts w:ascii="Bookman Old Style" w:eastAsia="Bookman Old Style" w:hAnsi="Bookman Old Style" w:cs="Bookman Old Style"/>
+                <w:sz w:val="24"/>
+                <w:szCs w:val="24"/>
+              </w:rPr>
+              <w:t>Pendataan</w:t>
+            </w:r>
+            <w:proofErr w:type="spellEnd"/>
+            <w:r>
+              <w:rPr>
+                <w:rFonts w:ascii="Bookman Old Style" w:eastAsia="Bookman Old Style" w:hAnsi="Bookman Old Style" w:cs="Bookman Old Style"/>
+                <w:sz w:val="24"/>
+                <w:szCs w:val="24"/>
+              </w:rPr>
+              <w:t xml:space="preserve"> (</w:t>
+            </w:r>
+            <w:proofErr w:type="spellStart"/>
+            <w:r>
+              <w:rPr>
+                <w:rFonts w:ascii="Bookman Old Style" w:eastAsia="Bookman Old Style" w:hAnsi="Bookman Old Style" w:cs="Bookman Old Style"/>
+                <w:sz w:val="24"/>
+                <w:szCs w:val="24"/>
+              </w:rPr>
+              <w:t>Usaha+Keluarga</w:t>
+            </w:r>
+            <w:proofErr w:type="spellEnd"/>
+            <w:r>
+              <w:rPr>
+                <w:rFonts w:ascii="Bookman Old Style" w:eastAsia="Bookman Old Style" w:hAnsi="Bookman Old Style" w:cs="Bookman Old Style"/>
+                <w:sz w:val="24"/>
+                <w:szCs w:val="24"/>
+              </w:rPr>
+              <w:t>)</w:t>
             </w:r>
           </w:p>
         </w:tc>
         <w:tc>
           <w:tcPr>
+            <w:tcW w:w="1995" w:type="dxa"/>
             <w:tcBorders>
-              <w:top w:color="000000" w:space="0" w:sz="4" w:val="single"/>
-              <w:left w:color="000000" w:space="0" w:sz="4" w:val="single"/>
-              <w:bottom w:color="000000" w:space="0" w:sz="4" w:val="single"/>
-              <w:right w:color="000000" w:space="0" w:sz="4" w:val="single"/>
+              <w:top w:val="single" w:sz="4" w:space="0" w:color="000000"/>
+              <w:left w:val="single" w:sz="4" w:space="0" w:color="000000"/>
+              <w:bottom w:val="single" w:sz="4" w:space="0" w:color="000000"/>
+              <w:right w:val="single" w:sz="4" w:space="0" w:color="000000"/>
             </w:tcBorders>
             <w:tcMar>
-              <w:top w:w="0.0" w:type="dxa"/>
-              <w:bottom w:w="0.0" w:type="dxa"/>
+              <w:top w:w="0" w:type="dxa"/>
+              <w:bottom w:w="0" w:type="dxa"/>
             </w:tcMar>
             <w:vAlign w:val="center"/>
           </w:tcPr>
@@ -1304,32 +3439,42 @@
               <w:spacing w:after="0" w:line="276" w:lineRule="auto"/>
               <w:jc w:val="center"/>
               <w:rPr>
-                <w:rFonts w:ascii="Bookman Old Style" w:cs="Bookman Old Style" w:eastAsia="Bookman Old Style" w:hAnsi="Bookman Old Style"/>
+                <w:rFonts w:ascii="Bookman Old Style" w:eastAsia="Bookman Old Style" w:hAnsi="Bookman Old Style" w:cs="Bookman Old Style"/>
                 <w:sz w:val="24"/>
                 <w:szCs w:val="24"/>
               </w:rPr>
             </w:pPr>
+            <w:proofErr w:type="spellStart"/>
             <w:r>
               <w:rPr>
-                <w:rFonts w:ascii="Bookman Old Style" w:cs="Bookman Old Style" w:eastAsia="Bookman Old Style" w:hAnsi="Bookman Old Style"/>
-                <w:sz w:val="24"/>
-                <w:szCs w:val="24"/>
-                <w:rtl w:val="0"/>
-              </w:rPr>
-              <w:t xml:space="preserve">Presentase (%)</w:t>
+                <w:rFonts w:ascii="Bookman Old Style" w:eastAsia="Bookman Old Style" w:hAnsi="Bookman Old Style" w:cs="Bookman Old Style"/>
+                <w:sz w:val="24"/>
+                <w:szCs w:val="24"/>
+              </w:rPr>
+              <w:t>Presentase</w:t>
+            </w:r>
+            <w:proofErr w:type="spellEnd"/>
+            <w:r>
+              <w:rPr>
+                <w:rFonts w:ascii="Bookman Old Style" w:eastAsia="Bookman Old Style" w:hAnsi="Bookman Old Style" w:cs="Bookman Old Style"/>
+                <w:sz w:val="24"/>
+                <w:szCs w:val="24"/>
+              </w:rPr>
+              <w:t xml:space="preserve"> (%)</w:t>
             </w:r>
           </w:p>
         </w:tc>
         <w:tc>
           <w:tcPr>
+            <w:tcW w:w="105" w:type="dxa"/>
             <w:tcBorders>
-              <w:left w:color="000000" w:space="0" w:sz="4" w:val="single"/>
+              <w:left w:val="single" w:sz="4" w:space="0" w:color="000000"/>
             </w:tcBorders>
             <w:tcMar>
-              <w:top w:w="20.0" w:type="dxa"/>
-              <w:left w:w="20.0" w:type="dxa"/>
-              <w:bottom w:w="20.0" w:type="dxa"/>
-              <w:right w:w="20.0" w:type="dxa"/>
+              <w:top w:w="20" w:type="dxa"/>
+              <w:left w:w="20" w:type="dxa"/>
+              <w:bottom w:w="20" w:type="dxa"/>
+              <w:right w:w="20" w:type="dxa"/>
             </w:tcMar>
           </w:tcPr>
           <w:p>
@@ -1337,36 +3482,30 @@
               <w:widowControl w:val="0"/>
               <w:spacing w:after="0" w:line="240" w:lineRule="auto"/>
               <w:rPr>
-                <w:rFonts w:ascii="Bookman Old Style" w:cs="Bookman Old Style" w:eastAsia="Bookman Old Style" w:hAnsi="Bookman Old Style"/>
+                <w:rFonts w:ascii="Bookman Old Style" w:eastAsia="Bookman Old Style" w:hAnsi="Bookman Old Style" w:cs="Bookman Old Style"/>
                 <w:sz w:val="24"/>
                 <w:szCs w:val="24"/>
               </w:rPr>
             </w:pPr>
-            <w:r>
-              <w:rPr>
-                <w:rtl w:val="0"/>
-              </w:rPr>
-            </w:r>
           </w:p>
         </w:tc>
       </w:tr>
       <w:tr>
         <w:trPr>
-          <w:cantSplit w:val="0"/>
-          <w:trHeight w:val="435" w:hRule="atLeast"/>
-          <w:tblHeader w:val="0"/>
+          <w:trHeight w:val="435"/>
         </w:trPr>
         <w:tc>
           <w:tcPr>
+            <w:tcW w:w="930" w:type="dxa"/>
             <w:tcBorders>
-              <w:top w:color="000000" w:space="0" w:sz="4" w:val="single"/>
-              <w:left w:color="000000" w:space="0" w:sz="4" w:val="single"/>
-              <w:bottom w:color="000000" w:space="0" w:sz="4" w:val="single"/>
-              <w:right w:color="000000" w:space="0" w:sz="4" w:val="single"/>
+              <w:top w:val="single" w:sz="4" w:space="0" w:color="000000"/>
+              <w:left w:val="single" w:sz="4" w:space="0" w:color="000000"/>
+              <w:bottom w:val="single" w:sz="4" w:space="0" w:color="000000"/>
+              <w:right w:val="single" w:sz="4" w:space="0" w:color="000000"/>
             </w:tcBorders>
             <w:tcMar>
-              <w:top w:w="0.0" w:type="dxa"/>
-              <w:bottom w:w="0.0" w:type="dxa"/>
+              <w:top w:w="0" w:type="dxa"/>
+              <w:bottom w:w="0" w:type="dxa"/>
             </w:tcMar>
             <w:vAlign w:val="center"/>
           </w:tcPr>
@@ -1374,36 +3513,36 @@
             <w:pPr>
               <w:widowControl w:val="0"/>
               <w:spacing w:after="0" w:line="276" w:lineRule="auto"/>
-              <w:ind w:left="40" w:firstLine="0"/>
+              <w:ind w:left="40"/>
               <w:jc w:val="center"/>
               <w:rPr>
-                <w:rFonts w:ascii="Bookman Old Style" w:cs="Bookman Old Style" w:eastAsia="Bookman Old Style" w:hAnsi="Bookman Old Style"/>
+                <w:rFonts w:ascii="Bookman Old Style" w:eastAsia="Bookman Old Style" w:hAnsi="Bookman Old Style" w:cs="Bookman Old Style"/>
                 <w:sz w:val="24"/>
                 <w:szCs w:val="24"/>
               </w:rPr>
             </w:pPr>
             <w:r>
               <w:rPr>
-                <w:rFonts w:ascii="Bookman Old Style" w:cs="Bookman Old Style" w:eastAsia="Bookman Old Style" w:hAnsi="Bookman Old Style"/>
-                <w:sz w:val="24"/>
-                <w:szCs w:val="24"/>
-                <w:rtl w:val="0"/>
-              </w:rPr>
-              <w:t xml:space="preserve">(1)</w:t>
+                <w:rFonts w:ascii="Bookman Old Style" w:eastAsia="Bookman Old Style" w:hAnsi="Bookman Old Style" w:cs="Bookman Old Style"/>
+                <w:sz w:val="24"/>
+                <w:szCs w:val="24"/>
+              </w:rPr>
+              <w:t>(1)</w:t>
             </w:r>
           </w:p>
         </w:tc>
         <w:tc>
           <w:tcPr>
+            <w:tcW w:w="3630" w:type="dxa"/>
             <w:tcBorders>
-              <w:top w:color="000000" w:space="0" w:sz="4" w:val="single"/>
-              <w:left w:color="000000" w:space="0" w:sz="4" w:val="single"/>
-              <w:bottom w:color="000000" w:space="0" w:sz="4" w:val="single"/>
-              <w:right w:color="000000" w:space="0" w:sz="4" w:val="single"/>
+              <w:top w:val="single" w:sz="4" w:space="0" w:color="000000"/>
+              <w:left w:val="single" w:sz="4" w:space="0" w:color="000000"/>
+              <w:bottom w:val="single" w:sz="4" w:space="0" w:color="000000"/>
+              <w:right w:val="single" w:sz="4" w:space="0" w:color="000000"/>
             </w:tcBorders>
             <w:tcMar>
-              <w:top w:w="0.0" w:type="dxa"/>
-              <w:bottom w:w="0.0" w:type="dxa"/>
+              <w:top w:w="0" w:type="dxa"/>
+              <w:bottom w:w="0" w:type="dxa"/>
             </w:tcMar>
             <w:vAlign w:val="center"/>
           </w:tcPr>
@@ -1411,36 +3550,36 @@
             <w:pPr>
               <w:widowControl w:val="0"/>
               <w:spacing w:after="0" w:line="276" w:lineRule="auto"/>
-              <w:ind w:left="-80" w:firstLine="0"/>
+              <w:ind w:left="-80"/>
               <w:jc w:val="center"/>
               <w:rPr>
-                <w:rFonts w:ascii="Bookman Old Style" w:cs="Bookman Old Style" w:eastAsia="Bookman Old Style" w:hAnsi="Bookman Old Style"/>
+                <w:rFonts w:ascii="Bookman Old Style" w:eastAsia="Bookman Old Style" w:hAnsi="Bookman Old Style" w:cs="Bookman Old Style"/>
                 <w:sz w:val="24"/>
                 <w:szCs w:val="24"/>
               </w:rPr>
             </w:pPr>
             <w:r>
               <w:rPr>
-                <w:rFonts w:ascii="Bookman Old Style" w:cs="Bookman Old Style" w:eastAsia="Bookman Old Style" w:hAnsi="Bookman Old Style"/>
-                <w:sz w:val="24"/>
-                <w:szCs w:val="24"/>
-                <w:rtl w:val="0"/>
-              </w:rPr>
-              <w:t xml:space="preserve">(2)</w:t>
+                <w:rFonts w:ascii="Bookman Old Style" w:eastAsia="Bookman Old Style" w:hAnsi="Bookman Old Style" w:cs="Bookman Old Style"/>
+                <w:sz w:val="24"/>
+                <w:szCs w:val="24"/>
+              </w:rPr>
+              <w:t>(2)</w:t>
             </w:r>
           </w:p>
         </w:tc>
         <w:tc>
           <w:tcPr>
+            <w:tcW w:w="1635" w:type="dxa"/>
             <w:tcBorders>
-              <w:top w:color="000000" w:space="0" w:sz="4" w:val="single"/>
-              <w:left w:color="000000" w:space="0" w:sz="4" w:val="single"/>
-              <w:bottom w:color="000000" w:space="0" w:sz="4" w:val="single"/>
-              <w:right w:color="000000" w:space="0" w:sz="4" w:val="single"/>
+              <w:top w:val="single" w:sz="4" w:space="0" w:color="000000"/>
+              <w:left w:val="single" w:sz="4" w:space="0" w:color="000000"/>
+              <w:bottom w:val="single" w:sz="4" w:space="0" w:color="000000"/>
+              <w:right w:val="single" w:sz="4" w:space="0" w:color="000000"/>
             </w:tcBorders>
             <w:tcMar>
-              <w:top w:w="0.0" w:type="dxa"/>
-              <w:bottom w:w="0.0" w:type="dxa"/>
+              <w:top w:w="0" w:type="dxa"/>
+              <w:bottom w:w="0" w:type="dxa"/>
             </w:tcMar>
             <w:vAlign w:val="center"/>
           </w:tcPr>
@@ -1450,33 +3589,33 @@
               <w:spacing w:after="0" w:line="276" w:lineRule="auto"/>
               <w:jc w:val="center"/>
               <w:rPr>
-                <w:rFonts w:ascii="Bookman Old Style" w:cs="Bookman Old Style" w:eastAsia="Bookman Old Style" w:hAnsi="Bookman Old Style"/>
+                <w:rFonts w:ascii="Bookman Old Style" w:eastAsia="Bookman Old Style" w:hAnsi="Bookman Old Style" w:cs="Bookman Old Style"/>
                 <w:sz w:val="24"/>
                 <w:szCs w:val="24"/>
               </w:rPr>
             </w:pPr>
             <w:r>
               <w:rPr>
-                <w:rFonts w:ascii="Bookman Old Style" w:cs="Bookman Old Style" w:eastAsia="Bookman Old Style" w:hAnsi="Bookman Old Style"/>
-                <w:sz w:val="24"/>
-                <w:szCs w:val="24"/>
-                <w:rtl w:val="0"/>
-              </w:rPr>
-              <w:t xml:space="preserve">(3)</w:t>
+                <w:rFonts w:ascii="Bookman Old Style" w:eastAsia="Bookman Old Style" w:hAnsi="Bookman Old Style" w:cs="Bookman Old Style"/>
+                <w:sz w:val="24"/>
+                <w:szCs w:val="24"/>
+              </w:rPr>
+              <w:t>(3)</w:t>
             </w:r>
           </w:p>
         </w:tc>
         <w:tc>
           <w:tcPr>
+            <w:tcW w:w="2325" w:type="dxa"/>
             <w:tcBorders>
-              <w:top w:color="000000" w:space="0" w:sz="4" w:val="single"/>
-              <w:left w:color="000000" w:space="0" w:sz="4" w:val="single"/>
-              <w:bottom w:color="000000" w:space="0" w:sz="4" w:val="single"/>
-              <w:right w:color="000000" w:space="0" w:sz="4" w:val="single"/>
+              <w:top w:val="single" w:sz="4" w:space="0" w:color="000000"/>
+              <w:left w:val="single" w:sz="4" w:space="0" w:color="000000"/>
+              <w:bottom w:val="single" w:sz="4" w:space="0" w:color="000000"/>
+              <w:right w:val="single" w:sz="4" w:space="0" w:color="000000"/>
             </w:tcBorders>
             <w:tcMar>
-              <w:top w:w="0.0" w:type="dxa"/>
-              <w:bottom w:w="0.0" w:type="dxa"/>
+              <w:top w:w="0" w:type="dxa"/>
+              <w:bottom w:w="0" w:type="dxa"/>
             </w:tcMar>
             <w:vAlign w:val="center"/>
           </w:tcPr>
@@ -1484,36 +3623,36 @@
             <w:pPr>
               <w:widowControl w:val="0"/>
               <w:spacing w:after="0" w:line="276" w:lineRule="auto"/>
-              <w:ind w:left="-40" w:firstLine="0"/>
+              <w:ind w:left="-40"/>
               <w:jc w:val="center"/>
               <w:rPr>
-                <w:rFonts w:ascii="Bookman Old Style" w:cs="Bookman Old Style" w:eastAsia="Bookman Old Style" w:hAnsi="Bookman Old Style"/>
+                <w:rFonts w:ascii="Bookman Old Style" w:eastAsia="Bookman Old Style" w:hAnsi="Bookman Old Style" w:cs="Bookman Old Style"/>
                 <w:sz w:val="24"/>
                 <w:szCs w:val="24"/>
               </w:rPr>
             </w:pPr>
             <w:r>
               <w:rPr>
-                <w:rFonts w:ascii="Bookman Old Style" w:cs="Bookman Old Style" w:eastAsia="Bookman Old Style" w:hAnsi="Bookman Old Style"/>
-                <w:sz w:val="24"/>
-                <w:szCs w:val="24"/>
-                <w:rtl w:val="0"/>
-              </w:rPr>
-              <w:t xml:space="preserve">(4)</w:t>
+                <w:rFonts w:ascii="Bookman Old Style" w:eastAsia="Bookman Old Style" w:hAnsi="Bookman Old Style" w:cs="Bookman Old Style"/>
+                <w:sz w:val="24"/>
+                <w:szCs w:val="24"/>
+              </w:rPr>
+              <w:t>(4)</w:t>
             </w:r>
           </w:p>
         </w:tc>
         <w:tc>
           <w:tcPr>
+            <w:tcW w:w="1995" w:type="dxa"/>
             <w:tcBorders>
-              <w:top w:color="000000" w:space="0" w:sz="4" w:val="single"/>
-              <w:left w:color="000000" w:space="0" w:sz="4" w:val="single"/>
-              <w:bottom w:color="000000" w:space="0" w:sz="4" w:val="single"/>
-              <w:right w:color="000000" w:space="0" w:sz="4" w:val="single"/>
+              <w:top w:val="single" w:sz="4" w:space="0" w:color="000000"/>
+              <w:left w:val="single" w:sz="4" w:space="0" w:color="000000"/>
+              <w:bottom w:val="single" w:sz="4" w:space="0" w:color="000000"/>
+              <w:right w:val="single" w:sz="4" w:space="0" w:color="000000"/>
             </w:tcBorders>
             <w:tcMar>
-              <w:top w:w="0.0" w:type="dxa"/>
-              <w:bottom w:w="0.0" w:type="dxa"/>
+              <w:top w:w="0" w:type="dxa"/>
+              <w:bottom w:w="0" w:type="dxa"/>
             </w:tcMar>
             <w:vAlign w:val="center"/>
           </w:tcPr>
@@ -1523,51 +3662,50 @@
               <w:spacing w:after="0" w:line="276" w:lineRule="auto"/>
               <w:jc w:val="center"/>
               <w:rPr>
-                <w:rFonts w:ascii="Bookman Old Style" w:cs="Bookman Old Style" w:eastAsia="Bookman Old Style" w:hAnsi="Bookman Old Style"/>
+                <w:rFonts w:ascii="Bookman Old Style" w:eastAsia="Bookman Old Style" w:hAnsi="Bookman Old Style" w:cs="Bookman Old Style"/>
                 <w:sz w:val="24"/>
                 <w:szCs w:val="24"/>
               </w:rPr>
             </w:pPr>
             <w:r>
               <w:rPr>
-                <w:rFonts w:ascii="Bookman Old Style" w:cs="Bookman Old Style" w:eastAsia="Bookman Old Style" w:hAnsi="Bookman Old Style"/>
-                <w:sz w:val="24"/>
-                <w:szCs w:val="24"/>
-                <w:rtl w:val="0"/>
-              </w:rPr>
-              <w:t xml:space="preserve">(5)</w:t>
+                <w:rFonts w:ascii="Bookman Old Style" w:eastAsia="Bookman Old Style" w:hAnsi="Bookman Old Style" w:cs="Bookman Old Style"/>
+                <w:sz w:val="24"/>
+                <w:szCs w:val="24"/>
+              </w:rPr>
+              <w:t>(5)</w:t>
             </w:r>
           </w:p>
         </w:tc>
         <w:tc>
           <w:tcPr>
+            <w:tcW w:w="105" w:type="dxa"/>
             <w:tcBorders>
-              <w:left w:color="000000" w:space="0" w:sz="4" w:val="single"/>
+              <w:left w:val="single" w:sz="4" w:space="0" w:color="000000"/>
             </w:tcBorders>
             <w:tcMar>
-              <w:top w:w="20.0" w:type="dxa"/>
-              <w:left w:w="20.0" w:type="dxa"/>
-              <w:bottom w:w="20.0" w:type="dxa"/>
-              <w:right w:w="20.0" w:type="dxa"/>
+              <w:top w:w="20" w:type="dxa"/>
+              <w:left w:w="20" w:type="dxa"/>
+              <w:bottom w:w="20" w:type="dxa"/>
+              <w:right w:w="20" w:type="dxa"/>
             </w:tcMar>
           </w:tcPr>
           <w:p>
             <w:pPr>
               <w:widowControl w:val="0"/>
               <w:spacing w:after="0" w:line="276" w:lineRule="auto"/>
-              <w:ind w:left="360" w:firstLine="0"/>
-              <w:rPr>
-                <w:rFonts w:ascii="Bookman Old Style" w:cs="Bookman Old Style" w:eastAsia="Bookman Old Style" w:hAnsi="Bookman Old Style"/>
+              <w:ind w:left="360"/>
+              <w:rPr>
+                <w:rFonts w:ascii="Bookman Old Style" w:eastAsia="Bookman Old Style" w:hAnsi="Bookman Old Style" w:cs="Bookman Old Style"/>
                 <w:sz w:val="24"/>
                 <w:szCs w:val="24"/>
               </w:rPr>
             </w:pPr>
             <w:r>
               <w:rPr>
-                <w:rFonts w:ascii="Bookman Old Style" w:cs="Bookman Old Style" w:eastAsia="Bookman Old Style" w:hAnsi="Bookman Old Style"/>
-                <w:sz w:val="24"/>
-                <w:szCs w:val="24"/>
-                <w:rtl w:val="0"/>
+                <w:rFonts w:ascii="Bookman Old Style" w:eastAsia="Bookman Old Style" w:hAnsi="Bookman Old Style" w:cs="Bookman Old Style"/>
+                <w:sz w:val="24"/>
+                <w:szCs w:val="24"/>
               </w:rPr>
               <w:t xml:space="preserve"> </w:t>
             </w:r>
@@ -1576,21 +3714,20 @@
       </w:tr>
       <w:tr>
         <w:trPr>
-          <w:cantSplit w:val="0"/>
-          <w:trHeight w:val="645" w:hRule="atLeast"/>
-          <w:tblHeader w:val="0"/>
+          <w:trHeight w:val="645"/>
         </w:trPr>
         <w:tc>
           <w:tcPr>
+            <w:tcW w:w="930" w:type="dxa"/>
             <w:tcBorders>
-              <w:top w:color="000000" w:space="0" w:sz="4" w:val="single"/>
-              <w:left w:color="000000" w:space="0" w:sz="4" w:val="single"/>
-              <w:bottom w:color="000000" w:space="0" w:sz="4" w:val="single"/>
-              <w:right w:color="000000" w:space="0" w:sz="4" w:val="single"/>
+              <w:top w:val="single" w:sz="4" w:space="0" w:color="000000"/>
+              <w:left w:val="single" w:sz="4" w:space="0" w:color="000000"/>
+              <w:bottom w:val="single" w:sz="4" w:space="0" w:color="000000"/>
+              <w:right w:val="single" w:sz="4" w:space="0" w:color="000000"/>
             </w:tcBorders>
             <w:tcMar>
-              <w:top w:w="0.0" w:type="dxa"/>
-              <w:bottom w:w="0.0" w:type="dxa"/>
+              <w:top w:w="0" w:type="dxa"/>
+              <w:bottom w:w="0" w:type="dxa"/>
             </w:tcMar>
             <w:vAlign w:val="center"/>
           </w:tcPr>
@@ -1598,36 +3735,36 @@
             <w:pPr>
               <w:widowControl w:val="0"/>
               <w:spacing w:after="0" w:line="276" w:lineRule="auto"/>
-              <w:ind w:left="40" w:firstLine="0"/>
+              <w:ind w:left="40"/>
               <w:jc w:val="center"/>
               <w:rPr>
-                <w:rFonts w:ascii="Bookman Old Style" w:cs="Bookman Old Style" w:eastAsia="Bookman Old Style" w:hAnsi="Bookman Old Style"/>
+                <w:rFonts w:ascii="Bookman Old Style" w:eastAsia="Bookman Old Style" w:hAnsi="Bookman Old Style" w:cs="Bookman Old Style"/>
                 <w:sz w:val="24"/>
                 <w:szCs w:val="24"/>
               </w:rPr>
             </w:pPr>
             <w:r>
               <w:rPr>
-                <w:rFonts w:ascii="Bookman Old Style" w:cs="Bookman Old Style" w:eastAsia="Bookman Old Style" w:hAnsi="Bookman Old Style"/>
-                <w:sz w:val="24"/>
-                <w:szCs w:val="24"/>
-                <w:rtl w:val="0"/>
-              </w:rPr>
-              <w:t xml:space="preserve">1.</w:t>
+                <w:rFonts w:ascii="Bookman Old Style" w:eastAsia="Bookman Old Style" w:hAnsi="Bookman Old Style" w:cs="Bookman Old Style"/>
+                <w:sz w:val="24"/>
+                <w:szCs w:val="24"/>
+              </w:rPr>
+              <w:t>1.</w:t>
             </w:r>
           </w:p>
         </w:tc>
         <w:tc>
           <w:tcPr>
+            <w:tcW w:w="3630" w:type="dxa"/>
             <w:tcBorders>
-              <w:top w:color="000000" w:space="0" w:sz="4" w:val="single"/>
-              <w:left w:color="000000" w:space="0" w:sz="4" w:val="single"/>
-              <w:bottom w:color="000000" w:space="0" w:sz="4" w:val="single"/>
-              <w:right w:color="000000" w:space="0" w:sz="4" w:val="single"/>
+              <w:top w:val="single" w:sz="4" w:space="0" w:color="000000"/>
+              <w:left w:val="single" w:sz="4" w:space="0" w:color="000000"/>
+              <w:bottom w:val="single" w:sz="4" w:space="0" w:color="000000"/>
+              <w:right w:val="single" w:sz="4" w:space="0" w:color="000000"/>
             </w:tcBorders>
             <w:tcMar>
-              <w:top w:w="0.0" w:type="dxa"/>
-              <w:bottom w:w="0.0" w:type="dxa"/>
+              <w:top w:w="0" w:type="dxa"/>
+              <w:bottom w:w="0" w:type="dxa"/>
             </w:tcMar>
             <w:vAlign w:val="center"/>
           </w:tcPr>
@@ -1635,19 +3772,18 @@
             <w:pPr>
               <w:widowControl w:val="0"/>
               <w:spacing w:after="0" w:line="276" w:lineRule="auto"/>
-              <w:ind w:left="360" w:firstLine="0"/>
-              <w:rPr>
-                <w:rFonts w:ascii="Bookman Old Style" w:cs="Bookman Old Style" w:eastAsia="Bookman Old Style" w:hAnsi="Bookman Old Style"/>
+              <w:ind w:left="360"/>
+              <w:rPr>
+                <w:rFonts w:ascii="Bookman Old Style" w:eastAsia="Bookman Old Style" w:hAnsi="Bookman Old Style" w:cs="Bookman Old Style"/>
                 <w:sz w:val="24"/>
                 <w:szCs w:val="24"/>
               </w:rPr>
             </w:pPr>
             <w:r>
               <w:rPr>
-                <w:rFonts w:ascii="Bookman Old Style" w:cs="Bookman Old Style" w:eastAsia="Bookman Old Style" w:hAnsi="Bookman Old Style"/>
-                <w:sz w:val="24"/>
-                <w:szCs w:val="24"/>
-                <w:rtl w:val="0"/>
+                <w:rFonts w:ascii="Bookman Old Style" w:eastAsia="Bookman Old Style" w:hAnsi="Bookman Old Style" w:cs="Bookman Old Style"/>
+                <w:sz w:val="24"/>
+                <w:szCs w:val="24"/>
               </w:rPr>
               <w:t xml:space="preserve"> </w:t>
             </w:r>
@@ -1655,15 +3791,16 @@
         </w:tc>
         <w:tc>
           <w:tcPr>
+            <w:tcW w:w="1635" w:type="dxa"/>
             <w:tcBorders>
-              <w:top w:color="000000" w:space="0" w:sz="4" w:val="single"/>
-              <w:left w:color="000000" w:space="0" w:sz="4" w:val="single"/>
-              <w:bottom w:color="000000" w:space="0" w:sz="4" w:val="single"/>
-              <w:right w:color="000000" w:space="0" w:sz="4" w:val="single"/>
+              <w:top w:val="single" w:sz="4" w:space="0" w:color="000000"/>
+              <w:left w:val="single" w:sz="4" w:space="0" w:color="000000"/>
+              <w:bottom w:val="single" w:sz="4" w:space="0" w:color="000000"/>
+              <w:right w:val="single" w:sz="4" w:space="0" w:color="000000"/>
             </w:tcBorders>
             <w:tcMar>
-              <w:top w:w="0.0" w:type="dxa"/>
-              <w:bottom w:w="0.0" w:type="dxa"/>
+              <w:top w:w="0" w:type="dxa"/>
+              <w:bottom w:w="0" w:type="dxa"/>
             </w:tcMar>
             <w:vAlign w:val="center"/>
           </w:tcPr>
@@ -1671,19 +3808,18 @@
             <w:pPr>
               <w:widowControl w:val="0"/>
               <w:spacing w:after="0" w:line="276" w:lineRule="auto"/>
-              <w:ind w:left="360" w:firstLine="0"/>
-              <w:rPr>
-                <w:rFonts w:ascii="Bookman Old Style" w:cs="Bookman Old Style" w:eastAsia="Bookman Old Style" w:hAnsi="Bookman Old Style"/>
+              <w:ind w:left="360"/>
+              <w:rPr>
+                <w:rFonts w:ascii="Bookman Old Style" w:eastAsia="Bookman Old Style" w:hAnsi="Bookman Old Style" w:cs="Bookman Old Style"/>
                 <w:sz w:val="24"/>
                 <w:szCs w:val="24"/>
               </w:rPr>
             </w:pPr>
             <w:r>
               <w:rPr>
-                <w:rFonts w:ascii="Bookman Old Style" w:cs="Bookman Old Style" w:eastAsia="Bookman Old Style" w:hAnsi="Bookman Old Style"/>
-                <w:sz w:val="24"/>
-                <w:szCs w:val="24"/>
-                <w:rtl w:val="0"/>
+                <w:rFonts w:ascii="Bookman Old Style" w:eastAsia="Bookman Old Style" w:hAnsi="Bookman Old Style" w:cs="Bookman Old Style"/>
+                <w:sz w:val="24"/>
+                <w:szCs w:val="24"/>
               </w:rPr>
               <w:t xml:space="preserve"> </w:t>
             </w:r>
@@ -1691,15 +3827,16 @@
         </w:tc>
         <w:tc>
           <w:tcPr>
+            <w:tcW w:w="2325" w:type="dxa"/>
             <w:tcBorders>
-              <w:top w:color="000000" w:space="0" w:sz="4" w:val="single"/>
-              <w:left w:color="000000" w:space="0" w:sz="4" w:val="single"/>
-              <w:bottom w:color="000000" w:space="0" w:sz="4" w:val="single"/>
-              <w:right w:color="000000" w:space="0" w:sz="4" w:val="single"/>
+              <w:top w:val="single" w:sz="4" w:space="0" w:color="000000"/>
+              <w:left w:val="single" w:sz="4" w:space="0" w:color="000000"/>
+              <w:bottom w:val="single" w:sz="4" w:space="0" w:color="000000"/>
+              <w:right w:val="single" w:sz="4" w:space="0" w:color="000000"/>
             </w:tcBorders>
             <w:tcMar>
-              <w:top w:w="0.0" w:type="dxa"/>
-              <w:bottom w:w="0.0" w:type="dxa"/>
+              <w:top w:w="0" w:type="dxa"/>
+              <w:bottom w:w="0" w:type="dxa"/>
             </w:tcMar>
             <w:vAlign w:val="center"/>
           </w:tcPr>
@@ -1707,19 +3844,18 @@
             <w:pPr>
               <w:widowControl w:val="0"/>
               <w:spacing w:after="0" w:line="276" w:lineRule="auto"/>
-              <w:ind w:left="360" w:firstLine="0"/>
-              <w:rPr>
-                <w:rFonts w:ascii="Bookman Old Style" w:cs="Bookman Old Style" w:eastAsia="Bookman Old Style" w:hAnsi="Bookman Old Style"/>
+              <w:ind w:left="360"/>
+              <w:rPr>
+                <w:rFonts w:ascii="Bookman Old Style" w:eastAsia="Bookman Old Style" w:hAnsi="Bookman Old Style" w:cs="Bookman Old Style"/>
                 <w:sz w:val="24"/>
                 <w:szCs w:val="24"/>
               </w:rPr>
             </w:pPr>
             <w:r>
               <w:rPr>
-                <w:rFonts w:ascii="Bookman Old Style" w:cs="Bookman Old Style" w:eastAsia="Bookman Old Style" w:hAnsi="Bookman Old Style"/>
-                <w:sz w:val="24"/>
-                <w:szCs w:val="24"/>
-                <w:rtl w:val="0"/>
+                <w:rFonts w:ascii="Bookman Old Style" w:eastAsia="Bookman Old Style" w:hAnsi="Bookman Old Style" w:cs="Bookman Old Style"/>
+                <w:sz w:val="24"/>
+                <w:szCs w:val="24"/>
               </w:rPr>
               <w:t xml:space="preserve"> </w:t>
             </w:r>
@@ -1727,15 +3863,16 @@
         </w:tc>
         <w:tc>
           <w:tcPr>
+            <w:tcW w:w="1995" w:type="dxa"/>
             <w:tcBorders>
-              <w:top w:color="000000" w:space="0" w:sz="4" w:val="single"/>
-              <w:left w:color="000000" w:space="0" w:sz="4" w:val="single"/>
-              <w:bottom w:color="000000" w:space="0" w:sz="4" w:val="single"/>
-              <w:right w:color="000000" w:space="0" w:sz="4" w:val="single"/>
+              <w:top w:val="single" w:sz="4" w:space="0" w:color="000000"/>
+              <w:left w:val="single" w:sz="4" w:space="0" w:color="000000"/>
+              <w:bottom w:val="single" w:sz="4" w:space="0" w:color="000000"/>
+              <w:right w:val="single" w:sz="4" w:space="0" w:color="000000"/>
             </w:tcBorders>
             <w:tcMar>
-              <w:top w:w="0.0" w:type="dxa"/>
-              <w:bottom w:w="0.0" w:type="dxa"/>
+              <w:top w:w="0" w:type="dxa"/>
+              <w:bottom w:w="0" w:type="dxa"/>
             </w:tcMar>
             <w:vAlign w:val="center"/>
           </w:tcPr>
@@ -1745,28 +3882,24 @@
               <w:spacing w:after="0" w:line="276" w:lineRule="auto"/>
               <w:ind w:left="180" w:hanging="180"/>
               <w:rPr>
-                <w:rFonts w:ascii="Bookman Old Style" w:cs="Bookman Old Style" w:eastAsia="Bookman Old Style" w:hAnsi="Bookman Old Style"/>
+                <w:rFonts w:ascii="Bookman Old Style" w:eastAsia="Bookman Old Style" w:hAnsi="Bookman Old Style" w:cs="Bookman Old Style"/>
                 <w:sz w:val="24"/>
                 <w:szCs w:val="24"/>
               </w:rPr>
             </w:pPr>
-            <w:r>
-              <w:rPr>
-                <w:rtl w:val="0"/>
-              </w:rPr>
-            </w:r>
           </w:p>
         </w:tc>
         <w:tc>
           <w:tcPr>
+            <w:tcW w:w="105" w:type="dxa"/>
             <w:tcBorders>
-              <w:left w:color="000000" w:space="0" w:sz="4" w:val="single"/>
+              <w:left w:val="single" w:sz="4" w:space="0" w:color="000000"/>
             </w:tcBorders>
             <w:tcMar>
-              <w:top w:w="20.0" w:type="dxa"/>
-              <w:left w:w="20.0" w:type="dxa"/>
-              <w:bottom w:w="20.0" w:type="dxa"/>
-              <w:right w:w="20.0" w:type="dxa"/>
+              <w:top w:w="20" w:type="dxa"/>
+              <w:left w:w="20" w:type="dxa"/>
+              <w:bottom w:w="20" w:type="dxa"/>
+              <w:right w:w="20" w:type="dxa"/>
             </w:tcMar>
           </w:tcPr>
           <w:p>
@@ -1774,36 +3907,30 @@
               <w:widowControl w:val="0"/>
               <w:spacing w:after="0" w:line="240" w:lineRule="auto"/>
               <w:rPr>
-                <w:rFonts w:ascii="Bookman Old Style" w:cs="Bookman Old Style" w:eastAsia="Bookman Old Style" w:hAnsi="Bookman Old Style"/>
+                <w:rFonts w:ascii="Bookman Old Style" w:eastAsia="Bookman Old Style" w:hAnsi="Bookman Old Style" w:cs="Bookman Old Style"/>
                 <w:sz w:val="24"/>
                 <w:szCs w:val="24"/>
               </w:rPr>
             </w:pPr>
-            <w:r>
-              <w:rPr>
-                <w:rtl w:val="0"/>
-              </w:rPr>
-            </w:r>
           </w:p>
         </w:tc>
       </w:tr>
       <w:tr>
         <w:trPr>
-          <w:cantSplit w:val="0"/>
-          <w:trHeight w:val="570" w:hRule="atLeast"/>
-          <w:tblHeader w:val="0"/>
+          <w:trHeight w:val="570"/>
         </w:trPr>
         <w:tc>
           <w:tcPr>
+            <w:tcW w:w="930" w:type="dxa"/>
             <w:tcBorders>
-              <w:top w:color="000000" w:space="0" w:sz="4" w:val="single"/>
-              <w:left w:color="000000" w:space="0" w:sz="4" w:val="single"/>
-              <w:bottom w:color="000000" w:space="0" w:sz="4" w:val="single"/>
-              <w:right w:color="000000" w:space="0" w:sz="4" w:val="single"/>
+              <w:top w:val="single" w:sz="4" w:space="0" w:color="000000"/>
+              <w:left w:val="single" w:sz="4" w:space="0" w:color="000000"/>
+              <w:bottom w:val="single" w:sz="4" w:space="0" w:color="000000"/>
+              <w:right w:val="single" w:sz="4" w:space="0" w:color="000000"/>
             </w:tcBorders>
             <w:tcMar>
-              <w:top w:w="0.0" w:type="dxa"/>
-              <w:bottom w:w="0.0" w:type="dxa"/>
+              <w:top w:w="0" w:type="dxa"/>
+              <w:bottom w:w="0" w:type="dxa"/>
             </w:tcMar>
             <w:vAlign w:val="center"/>
           </w:tcPr>
@@ -1813,35 +3940,32 @@
               <w:spacing w:after="0" w:line="276" w:lineRule="auto"/>
               <w:jc w:val="center"/>
               <w:rPr>
-                <w:rFonts w:ascii="Bookman Old Style" w:cs="Bookman Old Style" w:eastAsia="Bookman Old Style" w:hAnsi="Bookman Old Style"/>
+                <w:rFonts w:ascii="Bookman Old Style" w:eastAsia="Bookman Old Style" w:hAnsi="Bookman Old Style" w:cs="Bookman Old Style"/>
                 <w:sz w:val="24"/>
                 <w:szCs w:val="24"/>
               </w:rPr>
             </w:pPr>
             <w:r>
               <w:rPr>
-                <w:rFonts w:ascii="Bookman Old Style" w:cs="Bookman Old Style" w:eastAsia="Bookman Old Style" w:hAnsi="Bookman Old Style"/>
-                <w:sz w:val="24"/>
-                <w:szCs w:val="24"/>
-                <w:rtl w:val="0"/>
-              </w:rPr>
-              <w:t xml:space="preserve">2.</w:t>
+                <w:rFonts w:ascii="Bookman Old Style" w:eastAsia="Bookman Old Style" w:hAnsi="Bookman Old Style" w:cs="Bookman Old Style"/>
+                <w:sz w:val="24"/>
+                <w:szCs w:val="24"/>
+              </w:rPr>
+              <w:t>2.</w:t>
             </w:r>
             <w:r>
               <w:rPr>
-                <w:rFonts w:ascii="Times New Roman" w:cs="Times New Roman" w:eastAsia="Times New Roman" w:hAnsi="Times New Roman"/>
+                <w:rFonts w:ascii="Times New Roman" w:eastAsia="Times New Roman" w:hAnsi="Times New Roman" w:cs="Times New Roman"/>
                 <w:sz w:val="14"/>
                 <w:szCs w:val="14"/>
-                <w:rtl w:val="0"/>
               </w:rPr>
               <w:t xml:space="preserve">           </w:t>
             </w:r>
             <w:r>
               <w:rPr>
-                <w:rFonts w:ascii="Bookman Old Style" w:cs="Bookman Old Style" w:eastAsia="Bookman Old Style" w:hAnsi="Bookman Old Style"/>
-                <w:sz w:val="24"/>
-                <w:szCs w:val="24"/>
-                <w:rtl w:val="0"/>
+                <w:rFonts w:ascii="Bookman Old Style" w:eastAsia="Bookman Old Style" w:hAnsi="Bookman Old Style" w:cs="Bookman Old Style"/>
+                <w:sz w:val="24"/>
+                <w:szCs w:val="24"/>
               </w:rPr>
               <w:t xml:space="preserve"> </w:t>
             </w:r>
@@ -1849,15 +3973,16 @@
         </w:tc>
         <w:tc>
           <w:tcPr>
+            <w:tcW w:w="3630" w:type="dxa"/>
             <w:tcBorders>
-              <w:top w:color="000000" w:space="0" w:sz="4" w:val="single"/>
-              <w:left w:color="000000" w:space="0" w:sz="4" w:val="single"/>
-              <w:bottom w:color="000000" w:space="0" w:sz="4" w:val="single"/>
-              <w:right w:color="000000" w:space="0" w:sz="4" w:val="single"/>
+              <w:top w:val="single" w:sz="4" w:space="0" w:color="000000"/>
+              <w:left w:val="single" w:sz="4" w:space="0" w:color="000000"/>
+              <w:bottom w:val="single" w:sz="4" w:space="0" w:color="000000"/>
+              <w:right w:val="single" w:sz="4" w:space="0" w:color="000000"/>
             </w:tcBorders>
             <w:tcMar>
-              <w:top w:w="0.0" w:type="dxa"/>
-              <w:bottom w:w="0.0" w:type="dxa"/>
+              <w:top w:w="0" w:type="dxa"/>
+              <w:bottom w:w="0" w:type="dxa"/>
             </w:tcMar>
             <w:vAlign w:val="center"/>
           </w:tcPr>
@@ -1865,19 +3990,18 @@
             <w:pPr>
               <w:widowControl w:val="0"/>
               <w:spacing w:after="0" w:line="276" w:lineRule="auto"/>
-              <w:ind w:left="360" w:firstLine="0"/>
-              <w:rPr>
-                <w:rFonts w:ascii="Bookman Old Style" w:cs="Bookman Old Style" w:eastAsia="Bookman Old Style" w:hAnsi="Bookman Old Style"/>
+              <w:ind w:left="360"/>
+              <w:rPr>
+                <w:rFonts w:ascii="Bookman Old Style" w:eastAsia="Bookman Old Style" w:hAnsi="Bookman Old Style" w:cs="Bookman Old Style"/>
                 <w:sz w:val="24"/>
                 <w:szCs w:val="24"/>
               </w:rPr>
             </w:pPr>
             <w:r>
               <w:rPr>
-                <w:rFonts w:ascii="Bookman Old Style" w:cs="Bookman Old Style" w:eastAsia="Bookman Old Style" w:hAnsi="Bookman Old Style"/>
-                <w:sz w:val="24"/>
-                <w:szCs w:val="24"/>
-                <w:rtl w:val="0"/>
+                <w:rFonts w:ascii="Bookman Old Style" w:eastAsia="Bookman Old Style" w:hAnsi="Bookman Old Style" w:cs="Bookman Old Style"/>
+                <w:sz w:val="24"/>
+                <w:szCs w:val="24"/>
               </w:rPr>
               <w:t xml:space="preserve"> </w:t>
             </w:r>
@@ -1885,15 +4009,16 @@
         </w:tc>
         <w:tc>
           <w:tcPr>
+            <w:tcW w:w="1635" w:type="dxa"/>
             <w:tcBorders>
-              <w:top w:color="000000" w:space="0" w:sz="4" w:val="single"/>
-              <w:left w:color="000000" w:space="0" w:sz="4" w:val="single"/>
-              <w:bottom w:color="000000" w:space="0" w:sz="4" w:val="single"/>
-              <w:right w:color="000000" w:space="0" w:sz="4" w:val="single"/>
+              <w:top w:val="single" w:sz="4" w:space="0" w:color="000000"/>
+              <w:left w:val="single" w:sz="4" w:space="0" w:color="000000"/>
+              <w:bottom w:val="single" w:sz="4" w:space="0" w:color="000000"/>
+              <w:right w:val="single" w:sz="4" w:space="0" w:color="000000"/>
             </w:tcBorders>
             <w:tcMar>
-              <w:top w:w="0.0" w:type="dxa"/>
-              <w:bottom w:w="0.0" w:type="dxa"/>
+              <w:top w:w="0" w:type="dxa"/>
+              <w:bottom w:w="0" w:type="dxa"/>
             </w:tcMar>
             <w:vAlign w:val="center"/>
           </w:tcPr>
@@ -1901,19 +4026,18 @@
             <w:pPr>
               <w:widowControl w:val="0"/>
               <w:spacing w:after="0" w:line="276" w:lineRule="auto"/>
-              <w:ind w:left="360" w:firstLine="0"/>
-              <w:rPr>
-                <w:rFonts w:ascii="Bookman Old Style" w:cs="Bookman Old Style" w:eastAsia="Bookman Old Style" w:hAnsi="Bookman Old Style"/>
+              <w:ind w:left="360"/>
+              <w:rPr>
+                <w:rFonts w:ascii="Bookman Old Style" w:eastAsia="Bookman Old Style" w:hAnsi="Bookman Old Style" w:cs="Bookman Old Style"/>
                 <w:sz w:val="24"/>
                 <w:szCs w:val="24"/>
               </w:rPr>
             </w:pPr>
             <w:r>
               <w:rPr>
-                <w:rFonts w:ascii="Bookman Old Style" w:cs="Bookman Old Style" w:eastAsia="Bookman Old Style" w:hAnsi="Bookman Old Style"/>
-                <w:sz w:val="24"/>
-                <w:szCs w:val="24"/>
-                <w:rtl w:val="0"/>
+                <w:rFonts w:ascii="Bookman Old Style" w:eastAsia="Bookman Old Style" w:hAnsi="Bookman Old Style" w:cs="Bookman Old Style"/>
+                <w:sz w:val="24"/>
+                <w:szCs w:val="24"/>
               </w:rPr>
               <w:t xml:space="preserve"> </w:t>
             </w:r>
@@ -1921,15 +4045,16 @@
         </w:tc>
         <w:tc>
           <w:tcPr>
+            <w:tcW w:w="2325" w:type="dxa"/>
             <w:tcBorders>
-              <w:top w:color="000000" w:space="0" w:sz="4" w:val="single"/>
-              <w:left w:color="000000" w:space="0" w:sz="4" w:val="single"/>
-              <w:bottom w:color="000000" w:space="0" w:sz="4" w:val="single"/>
-              <w:right w:color="000000" w:space="0" w:sz="4" w:val="single"/>
+              <w:top w:val="single" w:sz="4" w:space="0" w:color="000000"/>
+              <w:left w:val="single" w:sz="4" w:space="0" w:color="000000"/>
+              <w:bottom w:val="single" w:sz="4" w:space="0" w:color="000000"/>
+              <w:right w:val="single" w:sz="4" w:space="0" w:color="000000"/>
             </w:tcBorders>
             <w:tcMar>
-              <w:top w:w="0.0" w:type="dxa"/>
-              <w:bottom w:w="0.0" w:type="dxa"/>
+              <w:top w:w="0" w:type="dxa"/>
+              <w:bottom w:w="0" w:type="dxa"/>
             </w:tcMar>
             <w:vAlign w:val="center"/>
           </w:tcPr>
@@ -1937,19 +4062,18 @@
             <w:pPr>
               <w:widowControl w:val="0"/>
               <w:spacing w:after="0" w:line="276" w:lineRule="auto"/>
-              <w:ind w:left="360" w:firstLine="0"/>
-              <w:rPr>
-                <w:rFonts w:ascii="Bookman Old Style" w:cs="Bookman Old Style" w:eastAsia="Bookman Old Style" w:hAnsi="Bookman Old Style"/>
+              <w:ind w:left="360"/>
+              <w:rPr>
+                <w:rFonts w:ascii="Bookman Old Style" w:eastAsia="Bookman Old Style" w:hAnsi="Bookman Old Style" w:cs="Bookman Old Style"/>
                 <w:sz w:val="24"/>
                 <w:szCs w:val="24"/>
               </w:rPr>
             </w:pPr>
             <w:r>
               <w:rPr>
-                <w:rFonts w:ascii="Bookman Old Style" w:cs="Bookman Old Style" w:eastAsia="Bookman Old Style" w:hAnsi="Bookman Old Style"/>
-                <w:sz w:val="24"/>
-                <w:szCs w:val="24"/>
-                <w:rtl w:val="0"/>
+                <w:rFonts w:ascii="Bookman Old Style" w:eastAsia="Bookman Old Style" w:hAnsi="Bookman Old Style" w:cs="Bookman Old Style"/>
+                <w:sz w:val="24"/>
+                <w:szCs w:val="24"/>
               </w:rPr>
               <w:t xml:space="preserve"> </w:t>
             </w:r>
@@ -1957,15 +4081,16 @@
         </w:tc>
         <w:tc>
           <w:tcPr>
+            <w:tcW w:w="1995" w:type="dxa"/>
             <w:tcBorders>
-              <w:top w:color="000000" w:space="0" w:sz="4" w:val="single"/>
-              <w:left w:color="000000" w:space="0" w:sz="4" w:val="single"/>
-              <w:bottom w:color="000000" w:space="0" w:sz="4" w:val="single"/>
-              <w:right w:color="000000" w:space="0" w:sz="4" w:val="single"/>
+              <w:top w:val="single" w:sz="4" w:space="0" w:color="000000"/>
+              <w:left w:val="single" w:sz="4" w:space="0" w:color="000000"/>
+              <w:bottom w:val="single" w:sz="4" w:space="0" w:color="000000"/>
+              <w:right w:val="single" w:sz="4" w:space="0" w:color="000000"/>
             </w:tcBorders>
             <w:tcMar>
-              <w:top w:w="0.0" w:type="dxa"/>
-              <w:bottom w:w="0.0" w:type="dxa"/>
+              <w:top w:w="0" w:type="dxa"/>
+              <w:bottom w:w="0" w:type="dxa"/>
             </w:tcMar>
             <w:vAlign w:val="center"/>
           </w:tcPr>
@@ -1973,19 +4098,18 @@
             <w:pPr>
               <w:widowControl w:val="0"/>
               <w:spacing w:after="0" w:line="276" w:lineRule="auto"/>
-              <w:ind w:left="360" w:firstLine="0"/>
-              <w:rPr>
-                <w:rFonts w:ascii="Bookman Old Style" w:cs="Bookman Old Style" w:eastAsia="Bookman Old Style" w:hAnsi="Bookman Old Style"/>
+              <w:ind w:left="360"/>
+              <w:rPr>
+                <w:rFonts w:ascii="Bookman Old Style" w:eastAsia="Bookman Old Style" w:hAnsi="Bookman Old Style" w:cs="Bookman Old Style"/>
                 <w:sz w:val="24"/>
                 <w:szCs w:val="24"/>
               </w:rPr>
             </w:pPr>
             <w:r>
               <w:rPr>
-                <w:rFonts w:ascii="Bookman Old Style" w:cs="Bookman Old Style" w:eastAsia="Bookman Old Style" w:hAnsi="Bookman Old Style"/>
-                <w:sz w:val="24"/>
-                <w:szCs w:val="24"/>
-                <w:rtl w:val="0"/>
+                <w:rFonts w:ascii="Bookman Old Style" w:eastAsia="Bookman Old Style" w:hAnsi="Bookman Old Style" w:cs="Bookman Old Style"/>
+                <w:sz w:val="24"/>
+                <w:szCs w:val="24"/>
               </w:rPr>
               <w:t xml:space="preserve"> </w:t>
             </w:r>
@@ -1993,14 +4117,15 @@
         </w:tc>
         <w:tc>
           <w:tcPr>
+            <w:tcW w:w="105" w:type="dxa"/>
             <w:tcBorders>
-              <w:left w:color="000000" w:space="0" w:sz="4" w:val="single"/>
+              <w:left w:val="single" w:sz="4" w:space="0" w:color="000000"/>
             </w:tcBorders>
             <w:tcMar>
-              <w:top w:w="20.0" w:type="dxa"/>
-              <w:left w:w="20.0" w:type="dxa"/>
-              <w:bottom w:w="20.0" w:type="dxa"/>
-              <w:right w:w="20.0" w:type="dxa"/>
+              <w:top w:w="20" w:type="dxa"/>
+              <w:left w:w="20" w:type="dxa"/>
+              <w:bottom w:w="20" w:type="dxa"/>
+              <w:right w:w="20" w:type="dxa"/>
             </w:tcMar>
           </w:tcPr>
           <w:p>
@@ -2008,36 +4133,30 @@
               <w:widowControl w:val="0"/>
               <w:spacing w:after="0" w:line="240" w:lineRule="auto"/>
               <w:rPr>
-                <w:rFonts w:ascii="Bookman Old Style" w:cs="Bookman Old Style" w:eastAsia="Bookman Old Style" w:hAnsi="Bookman Old Style"/>
+                <w:rFonts w:ascii="Bookman Old Style" w:eastAsia="Bookman Old Style" w:hAnsi="Bookman Old Style" w:cs="Bookman Old Style"/>
                 <w:sz w:val="24"/>
                 <w:szCs w:val="24"/>
               </w:rPr>
             </w:pPr>
-            <w:r>
-              <w:rPr>
-                <w:rtl w:val="0"/>
-              </w:rPr>
-            </w:r>
           </w:p>
         </w:tc>
       </w:tr>
       <w:tr>
         <w:trPr>
-          <w:cantSplit w:val="0"/>
-          <w:trHeight w:val="570" w:hRule="atLeast"/>
-          <w:tblHeader w:val="0"/>
+          <w:trHeight w:val="570"/>
         </w:trPr>
         <w:tc>
           <w:tcPr>
+            <w:tcW w:w="930" w:type="dxa"/>
             <w:tcBorders>
-              <w:top w:color="000000" w:space="0" w:sz="4" w:val="single"/>
-              <w:left w:color="000000" w:space="0" w:sz="4" w:val="single"/>
-              <w:bottom w:color="000000" w:space="0" w:sz="4" w:val="single"/>
-              <w:right w:color="000000" w:space="0" w:sz="4" w:val="single"/>
+              <w:top w:val="single" w:sz="4" w:space="0" w:color="000000"/>
+              <w:left w:val="single" w:sz="4" w:space="0" w:color="000000"/>
+              <w:bottom w:val="single" w:sz="4" w:space="0" w:color="000000"/>
+              <w:right w:val="single" w:sz="4" w:space="0" w:color="000000"/>
             </w:tcBorders>
             <w:tcMar>
-              <w:top w:w="0.0" w:type="dxa"/>
-              <w:bottom w:w="0.0" w:type="dxa"/>
+              <w:top w:w="0" w:type="dxa"/>
+              <w:bottom w:w="0" w:type="dxa"/>
             </w:tcMar>
             <w:vAlign w:val="center"/>
           </w:tcPr>
@@ -2047,35 +4166,32 @@
               <w:spacing w:after="0" w:line="276" w:lineRule="auto"/>
               <w:jc w:val="center"/>
               <w:rPr>
-                <w:rFonts w:ascii="Bookman Old Style" w:cs="Bookman Old Style" w:eastAsia="Bookman Old Style" w:hAnsi="Bookman Old Style"/>
+                <w:rFonts w:ascii="Bookman Old Style" w:eastAsia="Bookman Old Style" w:hAnsi="Bookman Old Style" w:cs="Bookman Old Style"/>
                 <w:sz w:val="24"/>
                 <w:szCs w:val="24"/>
               </w:rPr>
             </w:pPr>
             <w:r>
               <w:rPr>
-                <w:rFonts w:ascii="Bookman Old Style" w:cs="Bookman Old Style" w:eastAsia="Bookman Old Style" w:hAnsi="Bookman Old Style"/>
-                <w:sz w:val="24"/>
-                <w:szCs w:val="24"/>
-                <w:rtl w:val="0"/>
-              </w:rPr>
-              <w:t xml:space="preserve">3.</w:t>
+                <w:rFonts w:ascii="Bookman Old Style" w:eastAsia="Bookman Old Style" w:hAnsi="Bookman Old Style" w:cs="Bookman Old Style"/>
+                <w:sz w:val="24"/>
+                <w:szCs w:val="24"/>
+              </w:rPr>
+              <w:t>3.</w:t>
             </w:r>
             <w:r>
               <w:rPr>
-                <w:rFonts w:ascii="Times New Roman" w:cs="Times New Roman" w:eastAsia="Times New Roman" w:hAnsi="Times New Roman"/>
+                <w:rFonts w:ascii="Times New Roman" w:eastAsia="Times New Roman" w:hAnsi="Times New Roman" w:cs="Times New Roman"/>
                 <w:sz w:val="14"/>
                 <w:szCs w:val="14"/>
-                <w:rtl w:val="0"/>
               </w:rPr>
               <w:t xml:space="preserve">           </w:t>
             </w:r>
             <w:r>
               <w:rPr>
-                <w:rFonts w:ascii="Bookman Old Style" w:cs="Bookman Old Style" w:eastAsia="Bookman Old Style" w:hAnsi="Bookman Old Style"/>
-                <w:sz w:val="24"/>
-                <w:szCs w:val="24"/>
-                <w:rtl w:val="0"/>
+                <w:rFonts w:ascii="Bookman Old Style" w:eastAsia="Bookman Old Style" w:hAnsi="Bookman Old Style" w:cs="Bookman Old Style"/>
+                <w:sz w:val="24"/>
+                <w:szCs w:val="24"/>
               </w:rPr>
               <w:t xml:space="preserve"> </w:t>
             </w:r>
@@ -2083,15 +4199,16 @@
         </w:tc>
         <w:tc>
           <w:tcPr>
+            <w:tcW w:w="3630" w:type="dxa"/>
             <w:tcBorders>
-              <w:top w:color="000000" w:space="0" w:sz="4" w:val="single"/>
-              <w:left w:color="000000" w:space="0" w:sz="4" w:val="single"/>
-              <w:bottom w:color="000000" w:space="0" w:sz="4" w:val="single"/>
-              <w:right w:color="000000" w:space="0" w:sz="4" w:val="single"/>
+              <w:top w:val="single" w:sz="4" w:space="0" w:color="000000"/>
+              <w:left w:val="single" w:sz="4" w:space="0" w:color="000000"/>
+              <w:bottom w:val="single" w:sz="4" w:space="0" w:color="000000"/>
+              <w:right w:val="single" w:sz="4" w:space="0" w:color="000000"/>
             </w:tcBorders>
             <w:tcMar>
-              <w:top w:w="0.0" w:type="dxa"/>
-              <w:bottom w:w="0.0" w:type="dxa"/>
+              <w:top w:w="0" w:type="dxa"/>
+              <w:bottom w:w="0" w:type="dxa"/>
             </w:tcMar>
             <w:vAlign w:val="center"/>
           </w:tcPr>
@@ -2099,19 +4216,18 @@
             <w:pPr>
               <w:widowControl w:val="0"/>
               <w:spacing w:after="0" w:line="276" w:lineRule="auto"/>
-              <w:ind w:left="360" w:firstLine="0"/>
-              <w:rPr>
-                <w:rFonts w:ascii="Bookman Old Style" w:cs="Bookman Old Style" w:eastAsia="Bookman Old Style" w:hAnsi="Bookman Old Style"/>
+              <w:ind w:left="360"/>
+              <w:rPr>
+                <w:rFonts w:ascii="Bookman Old Style" w:eastAsia="Bookman Old Style" w:hAnsi="Bookman Old Style" w:cs="Bookman Old Style"/>
                 <w:sz w:val="24"/>
                 <w:szCs w:val="24"/>
               </w:rPr>
             </w:pPr>
             <w:r>
               <w:rPr>
-                <w:rFonts w:ascii="Bookman Old Style" w:cs="Bookman Old Style" w:eastAsia="Bookman Old Style" w:hAnsi="Bookman Old Style"/>
-                <w:sz w:val="24"/>
-                <w:szCs w:val="24"/>
-                <w:rtl w:val="0"/>
+                <w:rFonts w:ascii="Bookman Old Style" w:eastAsia="Bookman Old Style" w:hAnsi="Bookman Old Style" w:cs="Bookman Old Style"/>
+                <w:sz w:val="24"/>
+                <w:szCs w:val="24"/>
               </w:rPr>
               <w:t xml:space="preserve"> </w:t>
             </w:r>
@@ -2119,15 +4235,16 @@
         </w:tc>
         <w:tc>
           <w:tcPr>
+            <w:tcW w:w="1635" w:type="dxa"/>
             <w:tcBorders>
-              <w:top w:color="000000" w:space="0" w:sz="4" w:val="single"/>
-              <w:left w:color="000000" w:space="0" w:sz="4" w:val="single"/>
-              <w:bottom w:color="000000" w:space="0" w:sz="4" w:val="single"/>
-              <w:right w:color="000000" w:space="0" w:sz="4" w:val="single"/>
+              <w:top w:val="single" w:sz="4" w:space="0" w:color="000000"/>
+              <w:left w:val="single" w:sz="4" w:space="0" w:color="000000"/>
+              <w:bottom w:val="single" w:sz="4" w:space="0" w:color="000000"/>
+              <w:right w:val="single" w:sz="4" w:space="0" w:color="000000"/>
             </w:tcBorders>
             <w:tcMar>
-              <w:top w:w="0.0" w:type="dxa"/>
-              <w:bottom w:w="0.0" w:type="dxa"/>
+              <w:top w:w="0" w:type="dxa"/>
+              <w:bottom w:w="0" w:type="dxa"/>
             </w:tcMar>
             <w:vAlign w:val="center"/>
           </w:tcPr>
@@ -2135,19 +4252,18 @@
             <w:pPr>
               <w:widowControl w:val="0"/>
               <w:spacing w:after="0" w:line="276" w:lineRule="auto"/>
-              <w:ind w:left="360" w:firstLine="0"/>
-              <w:rPr>
-                <w:rFonts w:ascii="Bookman Old Style" w:cs="Bookman Old Style" w:eastAsia="Bookman Old Style" w:hAnsi="Bookman Old Style"/>
+              <w:ind w:left="360"/>
+              <w:rPr>
+                <w:rFonts w:ascii="Bookman Old Style" w:eastAsia="Bookman Old Style" w:hAnsi="Bookman Old Style" w:cs="Bookman Old Style"/>
                 <w:sz w:val="24"/>
                 <w:szCs w:val="24"/>
               </w:rPr>
             </w:pPr>
             <w:r>
               <w:rPr>
-                <w:rFonts w:ascii="Bookman Old Style" w:cs="Bookman Old Style" w:eastAsia="Bookman Old Style" w:hAnsi="Bookman Old Style"/>
-                <w:sz w:val="24"/>
-                <w:szCs w:val="24"/>
-                <w:rtl w:val="0"/>
+                <w:rFonts w:ascii="Bookman Old Style" w:eastAsia="Bookman Old Style" w:hAnsi="Bookman Old Style" w:cs="Bookman Old Style"/>
+                <w:sz w:val="24"/>
+                <w:szCs w:val="24"/>
               </w:rPr>
               <w:t xml:space="preserve"> </w:t>
             </w:r>
@@ -2155,15 +4271,16 @@
         </w:tc>
         <w:tc>
           <w:tcPr>
+            <w:tcW w:w="2325" w:type="dxa"/>
             <w:tcBorders>
-              <w:top w:color="000000" w:space="0" w:sz="4" w:val="single"/>
-              <w:left w:color="000000" w:space="0" w:sz="4" w:val="single"/>
-              <w:bottom w:color="000000" w:space="0" w:sz="4" w:val="single"/>
-              <w:right w:color="000000" w:space="0" w:sz="4" w:val="single"/>
+              <w:top w:val="single" w:sz="4" w:space="0" w:color="000000"/>
+              <w:left w:val="single" w:sz="4" w:space="0" w:color="000000"/>
+              <w:bottom w:val="single" w:sz="4" w:space="0" w:color="000000"/>
+              <w:right w:val="single" w:sz="4" w:space="0" w:color="000000"/>
             </w:tcBorders>
             <w:tcMar>
-              <w:top w:w="0.0" w:type="dxa"/>
-              <w:bottom w:w="0.0" w:type="dxa"/>
+              <w:top w:w="0" w:type="dxa"/>
+              <w:bottom w:w="0" w:type="dxa"/>
             </w:tcMar>
             <w:vAlign w:val="center"/>
           </w:tcPr>
@@ -2171,19 +4288,18 @@
             <w:pPr>
               <w:widowControl w:val="0"/>
               <w:spacing w:after="0" w:line="276" w:lineRule="auto"/>
-              <w:ind w:left="360" w:firstLine="0"/>
-              <w:rPr>
-                <w:rFonts w:ascii="Bookman Old Style" w:cs="Bookman Old Style" w:eastAsia="Bookman Old Style" w:hAnsi="Bookman Old Style"/>
+              <w:ind w:left="360"/>
+              <w:rPr>
+                <w:rFonts w:ascii="Bookman Old Style" w:eastAsia="Bookman Old Style" w:hAnsi="Bookman Old Style" w:cs="Bookman Old Style"/>
                 <w:sz w:val="24"/>
                 <w:szCs w:val="24"/>
               </w:rPr>
             </w:pPr>
             <w:r>
               <w:rPr>
-                <w:rFonts w:ascii="Bookman Old Style" w:cs="Bookman Old Style" w:eastAsia="Bookman Old Style" w:hAnsi="Bookman Old Style"/>
-                <w:sz w:val="24"/>
-                <w:szCs w:val="24"/>
-                <w:rtl w:val="0"/>
+                <w:rFonts w:ascii="Bookman Old Style" w:eastAsia="Bookman Old Style" w:hAnsi="Bookman Old Style" w:cs="Bookman Old Style"/>
+                <w:sz w:val="24"/>
+                <w:szCs w:val="24"/>
               </w:rPr>
               <w:t xml:space="preserve"> </w:t>
             </w:r>
@@ -2191,15 +4307,16 @@
         </w:tc>
         <w:tc>
           <w:tcPr>
+            <w:tcW w:w="1995" w:type="dxa"/>
             <w:tcBorders>
-              <w:top w:color="000000" w:space="0" w:sz="4" w:val="single"/>
-              <w:left w:color="000000" w:space="0" w:sz="4" w:val="single"/>
-              <w:bottom w:color="000000" w:space="0" w:sz="4" w:val="single"/>
-              <w:right w:color="000000" w:space="0" w:sz="4" w:val="single"/>
+              <w:top w:val="single" w:sz="4" w:space="0" w:color="000000"/>
+              <w:left w:val="single" w:sz="4" w:space="0" w:color="000000"/>
+              <w:bottom w:val="single" w:sz="4" w:space="0" w:color="000000"/>
+              <w:right w:val="single" w:sz="4" w:space="0" w:color="000000"/>
             </w:tcBorders>
             <w:tcMar>
-              <w:top w:w="0.0" w:type="dxa"/>
-              <w:bottom w:w="0.0" w:type="dxa"/>
+              <w:top w:w="0" w:type="dxa"/>
+              <w:bottom w:w="0" w:type="dxa"/>
             </w:tcMar>
             <w:vAlign w:val="center"/>
           </w:tcPr>
@@ -2207,19 +4324,18 @@
             <w:pPr>
               <w:widowControl w:val="0"/>
               <w:spacing w:after="0" w:line="276" w:lineRule="auto"/>
-              <w:ind w:left="360" w:firstLine="0"/>
-              <w:rPr>
-                <w:rFonts w:ascii="Bookman Old Style" w:cs="Bookman Old Style" w:eastAsia="Bookman Old Style" w:hAnsi="Bookman Old Style"/>
+              <w:ind w:left="360"/>
+              <w:rPr>
+                <w:rFonts w:ascii="Bookman Old Style" w:eastAsia="Bookman Old Style" w:hAnsi="Bookman Old Style" w:cs="Bookman Old Style"/>
                 <w:sz w:val="24"/>
                 <w:szCs w:val="24"/>
               </w:rPr>
             </w:pPr>
             <w:r>
               <w:rPr>
-                <w:rFonts w:ascii="Bookman Old Style" w:cs="Bookman Old Style" w:eastAsia="Bookman Old Style" w:hAnsi="Bookman Old Style"/>
-                <w:sz w:val="24"/>
-                <w:szCs w:val="24"/>
-                <w:rtl w:val="0"/>
+                <w:rFonts w:ascii="Bookman Old Style" w:eastAsia="Bookman Old Style" w:hAnsi="Bookman Old Style" w:cs="Bookman Old Style"/>
+                <w:sz w:val="24"/>
+                <w:szCs w:val="24"/>
               </w:rPr>
               <w:t xml:space="preserve"> </w:t>
             </w:r>
@@ -2227,14 +4343,15 @@
         </w:tc>
         <w:tc>
           <w:tcPr>
+            <w:tcW w:w="105" w:type="dxa"/>
             <w:tcBorders>
-              <w:left w:color="000000" w:space="0" w:sz="4" w:val="single"/>
+              <w:left w:val="single" w:sz="4" w:space="0" w:color="000000"/>
             </w:tcBorders>
             <w:tcMar>
-              <w:top w:w="20.0" w:type="dxa"/>
-              <w:left w:w="20.0" w:type="dxa"/>
-              <w:bottom w:w="20.0" w:type="dxa"/>
-              <w:right w:w="20.0" w:type="dxa"/>
+              <w:top w:w="20" w:type="dxa"/>
+              <w:left w:w="20" w:type="dxa"/>
+              <w:bottom w:w="20" w:type="dxa"/>
+              <w:right w:w="20" w:type="dxa"/>
             </w:tcMar>
           </w:tcPr>
           <w:p>
@@ -2242,37 +4359,31 @@
               <w:widowControl w:val="0"/>
               <w:spacing w:after="0" w:line="240" w:lineRule="auto"/>
               <w:rPr>
-                <w:rFonts w:ascii="Bookman Old Style" w:cs="Bookman Old Style" w:eastAsia="Bookman Old Style" w:hAnsi="Bookman Old Style"/>
+                <w:rFonts w:ascii="Bookman Old Style" w:eastAsia="Bookman Old Style" w:hAnsi="Bookman Old Style" w:cs="Bookman Old Style"/>
                 <w:sz w:val="24"/>
                 <w:szCs w:val="24"/>
               </w:rPr>
             </w:pPr>
-            <w:r>
-              <w:rPr>
-                <w:rtl w:val="0"/>
-              </w:rPr>
-            </w:r>
           </w:p>
         </w:tc>
       </w:tr>
       <w:tr>
         <w:trPr>
-          <w:cantSplit w:val="0"/>
-          <w:trHeight w:val="645" w:hRule="atLeast"/>
-          <w:tblHeader w:val="0"/>
+          <w:trHeight w:val="645"/>
         </w:trPr>
         <w:tc>
           <w:tcPr>
+            <w:tcW w:w="4560" w:type="dxa"/>
             <w:gridSpan w:val="2"/>
             <w:tcBorders>
-              <w:top w:color="000000" w:space="0" w:sz="4" w:val="single"/>
-              <w:left w:color="000000" w:space="0" w:sz="4" w:val="single"/>
-              <w:bottom w:color="000000" w:space="0" w:sz="4" w:val="single"/>
-              <w:right w:color="000000" w:space="0" w:sz="4" w:val="single"/>
+              <w:top w:val="single" w:sz="4" w:space="0" w:color="000000"/>
+              <w:left w:val="single" w:sz="4" w:space="0" w:color="000000"/>
+              <w:bottom w:val="single" w:sz="4" w:space="0" w:color="000000"/>
+              <w:right w:val="single" w:sz="4" w:space="0" w:color="000000"/>
             </w:tcBorders>
             <w:tcMar>
-              <w:top w:w="0.0" w:type="dxa"/>
-              <w:bottom w:w="0.0" w:type="dxa"/>
+              <w:top w:w="0" w:type="dxa"/>
+              <w:bottom w:w="0" w:type="dxa"/>
             </w:tcMar>
             <w:vAlign w:val="center"/>
           </w:tcPr>
@@ -2280,35 +4391,37 @@
             <w:pPr>
               <w:widowControl w:val="0"/>
               <w:spacing w:after="0" w:line="276" w:lineRule="auto"/>
-              <w:ind w:left="360" w:firstLine="0"/>
-              <w:rPr>
-                <w:rFonts w:ascii="Bookman Old Style" w:cs="Bookman Old Style" w:eastAsia="Bookman Old Style" w:hAnsi="Bookman Old Style"/>
+              <w:ind w:left="360"/>
+              <w:rPr>
+                <w:rFonts w:ascii="Bookman Old Style" w:eastAsia="Bookman Old Style" w:hAnsi="Bookman Old Style" w:cs="Bookman Old Style"/>
                 <w:sz w:val="24"/>
                 <w:szCs w:val="24"/>
               </w:rPr>
             </w:pPr>
+            <w:proofErr w:type="spellStart"/>
             <w:r>
               <w:rPr>
-                <w:rFonts w:ascii="Bookman Old Style" w:cs="Bookman Old Style" w:eastAsia="Bookman Old Style" w:hAnsi="Bookman Old Style"/>
-                <w:sz w:val="24"/>
-                <w:szCs w:val="24"/>
-                <w:rtl w:val="0"/>
-              </w:rPr>
-              <w:t xml:space="preserve">Jumlah</w:t>
+                <w:rFonts w:ascii="Bookman Old Style" w:eastAsia="Bookman Old Style" w:hAnsi="Bookman Old Style" w:cs="Bookman Old Style"/>
+                <w:sz w:val="24"/>
+                <w:szCs w:val="24"/>
+              </w:rPr>
+              <w:t>Jumlah</w:t>
             </w:r>
+            <w:proofErr w:type="spellEnd"/>
           </w:p>
         </w:tc>
         <w:tc>
           <w:tcPr>
+            <w:tcW w:w="1635" w:type="dxa"/>
             <w:tcBorders>
-              <w:top w:color="000000" w:space="0" w:sz="4" w:val="single"/>
-              <w:left w:color="000000" w:space="0" w:sz="4" w:val="single"/>
-              <w:bottom w:color="000000" w:space="0" w:sz="4" w:val="single"/>
-              <w:right w:color="000000" w:space="0" w:sz="4" w:val="single"/>
+              <w:top w:val="single" w:sz="4" w:space="0" w:color="000000"/>
+              <w:left w:val="single" w:sz="4" w:space="0" w:color="000000"/>
+              <w:bottom w:val="single" w:sz="4" w:space="0" w:color="000000"/>
+              <w:right w:val="single" w:sz="4" w:space="0" w:color="000000"/>
             </w:tcBorders>
             <w:tcMar>
-              <w:top w:w="0.0" w:type="dxa"/>
-              <w:bottom w:w="0.0" w:type="dxa"/>
+              <w:top w:w="0" w:type="dxa"/>
+              <w:bottom w:w="0" w:type="dxa"/>
             </w:tcMar>
             <w:vAlign w:val="center"/>
           </w:tcPr>
@@ -2316,19 +4429,18 @@
             <w:pPr>
               <w:widowControl w:val="0"/>
               <w:spacing w:after="0" w:line="276" w:lineRule="auto"/>
-              <w:ind w:left="360" w:firstLine="0"/>
-              <w:rPr>
-                <w:rFonts w:ascii="Bookman Old Style" w:cs="Bookman Old Style" w:eastAsia="Bookman Old Style" w:hAnsi="Bookman Old Style"/>
+              <w:ind w:left="360"/>
+              <w:rPr>
+                <w:rFonts w:ascii="Bookman Old Style" w:eastAsia="Bookman Old Style" w:hAnsi="Bookman Old Style" w:cs="Bookman Old Style"/>
                 <w:sz w:val="24"/>
                 <w:szCs w:val="24"/>
               </w:rPr>
             </w:pPr>
             <w:r>
               <w:rPr>
-                <w:rFonts w:ascii="Bookman Old Style" w:cs="Bookman Old Style" w:eastAsia="Bookman Old Style" w:hAnsi="Bookman Old Style"/>
-                <w:sz w:val="24"/>
-                <w:szCs w:val="24"/>
-                <w:rtl w:val="0"/>
+                <w:rFonts w:ascii="Bookman Old Style" w:eastAsia="Bookman Old Style" w:hAnsi="Bookman Old Style" w:cs="Bookman Old Style"/>
+                <w:sz w:val="24"/>
+                <w:szCs w:val="24"/>
               </w:rPr>
               <w:t xml:space="preserve"> </w:t>
             </w:r>
@@ -2336,15 +4448,16 @@
         </w:tc>
         <w:tc>
           <w:tcPr>
+            <w:tcW w:w="2325" w:type="dxa"/>
             <w:tcBorders>
-              <w:top w:color="000000" w:space="0" w:sz="4" w:val="single"/>
-              <w:left w:color="000000" w:space="0" w:sz="4" w:val="single"/>
-              <w:bottom w:color="000000" w:space="0" w:sz="4" w:val="single"/>
-              <w:right w:color="000000" w:space="0" w:sz="4" w:val="single"/>
+              <w:top w:val="single" w:sz="4" w:space="0" w:color="000000"/>
+              <w:left w:val="single" w:sz="4" w:space="0" w:color="000000"/>
+              <w:bottom w:val="single" w:sz="4" w:space="0" w:color="000000"/>
+              <w:right w:val="single" w:sz="4" w:space="0" w:color="000000"/>
             </w:tcBorders>
             <w:tcMar>
-              <w:top w:w="0.0" w:type="dxa"/>
-              <w:bottom w:w="0.0" w:type="dxa"/>
+              <w:top w:w="0" w:type="dxa"/>
+              <w:bottom w:w="0" w:type="dxa"/>
             </w:tcMar>
             <w:vAlign w:val="center"/>
           </w:tcPr>
@@ -2352,19 +4465,18 @@
             <w:pPr>
               <w:widowControl w:val="0"/>
               <w:spacing w:after="0" w:line="276" w:lineRule="auto"/>
-              <w:ind w:left="360" w:firstLine="0"/>
-              <w:rPr>
-                <w:rFonts w:ascii="Bookman Old Style" w:cs="Bookman Old Style" w:eastAsia="Bookman Old Style" w:hAnsi="Bookman Old Style"/>
+              <w:ind w:left="360"/>
+              <w:rPr>
+                <w:rFonts w:ascii="Bookman Old Style" w:eastAsia="Bookman Old Style" w:hAnsi="Bookman Old Style" w:cs="Bookman Old Style"/>
                 <w:sz w:val="24"/>
                 <w:szCs w:val="24"/>
               </w:rPr>
             </w:pPr>
             <w:r>
               <w:rPr>
-                <w:rFonts w:ascii="Bookman Old Style" w:cs="Bookman Old Style" w:eastAsia="Bookman Old Style" w:hAnsi="Bookman Old Style"/>
-                <w:sz w:val="24"/>
-                <w:szCs w:val="24"/>
-                <w:rtl w:val="0"/>
+                <w:rFonts w:ascii="Bookman Old Style" w:eastAsia="Bookman Old Style" w:hAnsi="Bookman Old Style" w:cs="Bookman Old Style"/>
+                <w:sz w:val="24"/>
+                <w:szCs w:val="24"/>
               </w:rPr>
               <w:t xml:space="preserve"> </w:t>
             </w:r>
@@ -2372,15 +4484,16 @@
         </w:tc>
         <w:tc>
           <w:tcPr>
+            <w:tcW w:w="1995" w:type="dxa"/>
             <w:tcBorders>
-              <w:top w:color="000000" w:space="0" w:sz="4" w:val="single"/>
-              <w:left w:color="000000" w:space="0" w:sz="4" w:val="single"/>
-              <w:bottom w:color="000000" w:space="0" w:sz="4" w:val="single"/>
-              <w:right w:color="000000" w:space="0" w:sz="4" w:val="single"/>
+              <w:top w:val="single" w:sz="4" w:space="0" w:color="000000"/>
+              <w:left w:val="single" w:sz="4" w:space="0" w:color="000000"/>
+              <w:bottom w:val="single" w:sz="4" w:space="0" w:color="000000"/>
+              <w:right w:val="single" w:sz="4" w:space="0" w:color="000000"/>
             </w:tcBorders>
             <w:tcMar>
-              <w:top w:w="0.0" w:type="dxa"/>
-              <w:bottom w:w="0.0" w:type="dxa"/>
+              <w:top w:w="0" w:type="dxa"/>
+              <w:bottom w:w="0" w:type="dxa"/>
             </w:tcMar>
             <w:vAlign w:val="center"/>
           </w:tcPr>
@@ -2388,49 +4501,43 @@
             <w:pPr>
               <w:widowControl w:val="0"/>
               <w:spacing w:after="0" w:line="276" w:lineRule="auto"/>
-              <w:ind w:left="0" w:firstLine="0"/>
-              <w:rPr>
-                <w:rFonts w:ascii="Bookman Old Style" w:cs="Bookman Old Style" w:eastAsia="Bookman Old Style" w:hAnsi="Bookman Old Style"/>
+              <w:rPr>
+                <w:rFonts w:ascii="Bookman Old Style" w:eastAsia="Bookman Old Style" w:hAnsi="Bookman Old Style" w:cs="Bookman Old Style"/>
                 <w:sz w:val="24"/>
                 <w:szCs w:val="24"/>
               </w:rPr>
             </w:pPr>
-            <w:r>
-              <w:rPr>
-                <w:rtl w:val="0"/>
-              </w:rPr>
-            </w:r>
           </w:p>
         </w:tc>
         <w:tc>
           <w:tcPr>
+            <w:tcW w:w="105" w:type="dxa"/>
             <w:tcBorders>
-              <w:left w:color="000000" w:space="0" w:sz="4" w:val="single"/>
+              <w:left w:val="single" w:sz="4" w:space="0" w:color="000000"/>
             </w:tcBorders>
             <w:tcMar>
-              <w:top w:w="20.0" w:type="dxa"/>
-              <w:left w:w="20.0" w:type="dxa"/>
-              <w:bottom w:w="20.0" w:type="dxa"/>
-              <w:right w:w="20.0" w:type="dxa"/>
+              <w:top w:w="20" w:type="dxa"/>
+              <w:left w:w="20" w:type="dxa"/>
+              <w:bottom w:w="20" w:type="dxa"/>
+              <w:right w:w="20" w:type="dxa"/>
             </w:tcMar>
           </w:tcPr>
           <w:p>
             <w:pPr>
               <w:widowControl w:val="0"/>
               <w:spacing w:after="0" w:line="276" w:lineRule="auto"/>
-              <w:ind w:left="360" w:firstLine="0"/>
-              <w:rPr>
-                <w:rFonts w:ascii="Bookman Old Style" w:cs="Bookman Old Style" w:eastAsia="Bookman Old Style" w:hAnsi="Bookman Old Style"/>
+              <w:ind w:left="360"/>
+              <w:rPr>
+                <w:rFonts w:ascii="Bookman Old Style" w:eastAsia="Bookman Old Style" w:hAnsi="Bookman Old Style" w:cs="Bookman Old Style"/>
                 <w:sz w:val="24"/>
                 <w:szCs w:val="24"/>
               </w:rPr>
             </w:pPr>
             <w:r>
               <w:rPr>
-                <w:rFonts w:ascii="Bookman Old Style" w:cs="Bookman Old Style" w:eastAsia="Bookman Old Style" w:hAnsi="Bookman Old Style"/>
-                <w:sz w:val="24"/>
-                <w:szCs w:val="24"/>
-                <w:rtl w:val="0"/>
+                <w:rFonts w:ascii="Bookman Old Style" w:eastAsia="Bookman Old Style" w:hAnsi="Bookman Old Style" w:cs="Bookman Old Style"/>
+                <w:sz w:val="24"/>
+                <w:szCs w:val="24"/>
               </w:rPr>
               <w:t xml:space="preserve"> </w:t>
             </w:r>
@@ -2443,98 +4550,118 @@
         <w:widowControl w:val="0"/>
         <w:spacing w:after="0" w:line="276" w:lineRule="auto"/>
         <w:rPr>
-          <w:rFonts w:ascii="Bookman Old Style" w:cs="Bookman Old Style" w:eastAsia="Bookman Old Style" w:hAnsi="Bookman Old Style"/>
+          <w:rFonts w:ascii="Bookman Old Style" w:eastAsia="Bookman Old Style" w:hAnsi="Bookman Old Style" w:cs="Bookman Old Style"/>
           <w:sz w:val="24"/>
           <w:szCs w:val="24"/>
         </w:rPr>
         <w:sectPr>
-          <w:type w:val="nextPage"/>
-          <w:pgSz w:h="12240" w:w="15840" w:orient="landscape"/>
-          <w:pgMar w:bottom="1440" w:top="1440" w:left="1440" w:right="360" w:header="709" w:footer="709"/>
+          <w:pgSz w:w="15840" w:h="12240" w:orient="landscape"/>
+          <w:pgMar w:top="1440" w:right="360" w:bottom="1440" w:left="1440" w:header="709" w:footer="709" w:gutter="0"/>
+          <w:cols w:space="720"/>
         </w:sectPr>
       </w:pPr>
-      <w:r>
-        <w:rPr>
-          <w:rtl w:val="0"/>
-        </w:rPr>
-      </w:r>
     </w:p>
     <w:p>
       <w:pPr>
         <w:widowControl w:val="0"/>
         <w:spacing w:after="0" w:line="276" w:lineRule="auto"/>
-        <w:ind w:left="360" w:firstLine="7435.275590551181"/>
+        <w:ind w:left="360" w:firstLine="7435"/>
         <w:jc w:val="center"/>
         <w:rPr>
-          <w:rFonts w:ascii="Bookman Old Style" w:cs="Bookman Old Style" w:eastAsia="Bookman Old Style" w:hAnsi="Bookman Old Style"/>
+          <w:rFonts w:ascii="Bookman Old Style" w:eastAsia="Bookman Old Style" w:hAnsi="Bookman Old Style" w:cs="Bookman Old Style"/>
           <w:sz w:val="24"/>
           <w:szCs w:val="24"/>
         </w:rPr>
       </w:pPr>
       <w:r>
         <w:rPr>
-          <w:rFonts w:ascii="Bookman Old Style" w:cs="Bookman Old Style" w:eastAsia="Bookman Old Style" w:hAnsi="Bookman Old Style"/>
-          <w:sz w:val="24"/>
-          <w:szCs w:val="24"/>
-          <w:rtl w:val="0"/>
-        </w:rPr>
-        <w:t xml:space="preserve">Yang membuat pernyataan,</w:t>
+          <w:rFonts w:ascii="Bookman Old Style" w:eastAsia="Bookman Old Style" w:hAnsi="Bookman Old Style" w:cs="Bookman Old Style"/>
+          <w:sz w:val="24"/>
+          <w:szCs w:val="24"/>
+        </w:rPr>
+        <w:lastRenderedPageBreak/>
+        <w:t xml:space="preserve">Yang </w:t>
+      </w:r>
+      <w:proofErr w:type="spellStart"/>
+      <w:r>
+        <w:rPr>
+          <w:rFonts w:ascii="Bookman Old Style" w:eastAsia="Bookman Old Style" w:hAnsi="Bookman Old Style" w:cs="Bookman Old Style"/>
+          <w:sz w:val="24"/>
+          <w:szCs w:val="24"/>
+        </w:rPr>
+        <w:t>membuat</w:t>
+      </w:r>
+      <w:proofErr w:type="spellEnd"/>
+      <w:r>
+        <w:rPr>
+          <w:rFonts w:ascii="Bookman Old Style" w:eastAsia="Bookman Old Style" w:hAnsi="Bookman Old Style" w:cs="Bookman Old Style"/>
+          <w:sz w:val="24"/>
+          <w:szCs w:val="24"/>
+        </w:rPr>
+        <w:t xml:space="preserve"> </w:t>
+      </w:r>
+      <w:proofErr w:type="spellStart"/>
+      <w:r>
+        <w:rPr>
+          <w:rFonts w:ascii="Bookman Old Style" w:eastAsia="Bookman Old Style" w:hAnsi="Bookman Old Style" w:cs="Bookman Old Style"/>
+          <w:sz w:val="24"/>
+          <w:szCs w:val="24"/>
+        </w:rPr>
+        <w:t>pernyataan</w:t>
+      </w:r>
+      <w:proofErr w:type="spellEnd"/>
+      <w:r>
+        <w:rPr>
+          <w:rFonts w:ascii="Bookman Old Style" w:eastAsia="Bookman Old Style" w:hAnsi="Bookman Old Style" w:cs="Bookman Old Style"/>
+          <w:sz w:val="24"/>
+          <w:szCs w:val="24"/>
+        </w:rPr>
+        <w:t>,</w:t>
       </w:r>
     </w:p>
     <w:p>
       <w:pPr>
         <w:widowControl w:val="0"/>
         <w:spacing w:after="0" w:line="276" w:lineRule="auto"/>
-        <w:ind w:left="1800" w:firstLine="5995.275590551181"/>
+        <w:ind w:left="1800" w:firstLine="5995"/>
         <w:jc w:val="center"/>
         <w:rPr>
-          <w:rFonts w:ascii="Bookman Old Style" w:cs="Bookman Old Style" w:eastAsia="Bookman Old Style" w:hAnsi="Bookman Old Style"/>
+          <w:rFonts w:ascii="Bookman Old Style" w:eastAsia="Bookman Old Style" w:hAnsi="Bookman Old Style" w:cs="Bookman Old Style"/>
           <w:sz w:val="24"/>
           <w:szCs w:val="24"/>
         </w:rPr>
       </w:pPr>
-      <w:r>
-        <w:rPr>
-          <w:rtl w:val="0"/>
-        </w:rPr>
-      </w:r>
     </w:p>
     <w:p>
       <w:pPr>
         <w:widowControl w:val="0"/>
         <w:spacing w:after="0" w:line="276" w:lineRule="auto"/>
-        <w:ind w:left="1800" w:firstLine="5995.275590551181"/>
+        <w:ind w:left="1800" w:firstLine="5995"/>
         <w:jc w:val="center"/>
         <w:rPr>
-          <w:rFonts w:ascii="Bookman Old Style" w:cs="Bookman Old Style" w:eastAsia="Bookman Old Style" w:hAnsi="Bookman Old Style"/>
+          <w:rFonts w:ascii="Bookman Old Style" w:eastAsia="Bookman Old Style" w:hAnsi="Bookman Old Style" w:cs="Bookman Old Style"/>
           <w:sz w:val="24"/>
           <w:szCs w:val="24"/>
         </w:rPr>
       </w:pPr>
-      <w:r>
-        <w:rPr>
-          <w:rtl w:val="0"/>
-        </w:rPr>
-      </w:r>
     </w:p>
     <w:p>
       <w:pPr>
         <w:widowControl w:val="0"/>
         <w:spacing w:after="0" w:line="276" w:lineRule="auto"/>
-        <w:ind w:left="360" w:firstLine="7435.275590551181"/>
+        <w:ind w:left="360" w:firstLine="7435"/>
         <w:jc w:val="center"/>
         <w:rPr>
-          <w:rFonts w:ascii="Bookman Old Style" w:cs="Bookman Old Style" w:eastAsia="Bookman Old Style" w:hAnsi="Bookman Old Style"/>
+          <w:rFonts w:ascii="Bookman Old Style" w:eastAsia="Bookman Old Style" w:hAnsi="Bookman Old Style" w:cs="Bookman Old Style"/>
           <w:sz w:val="24"/>
           <w:szCs w:val="24"/>
         </w:rPr>
       </w:pPr>
       <w:r>
         <w:rPr>
-          <w:rFonts w:ascii="Bookman Old Style" w:cs="Bookman Old Style" w:eastAsia="Bookman Old Style" w:hAnsi="Bookman Old Style"/>
-          <w:sz w:val="24"/>
-          <w:szCs w:val="24"/>
-          <w:rtl w:val="0"/>
+          <w:rFonts w:ascii="Bookman Old Style" w:eastAsia="Bookman Old Style" w:hAnsi="Bookman Old Style" w:cs="Bookman Old Style"/>
+          <w:sz w:val="24"/>
+          <w:szCs w:val="24"/>
         </w:rPr>
         <w:t xml:space="preserve"> </w:t>
       </w:r>
@@ -2543,159 +4670,190 @@
       <w:pPr>
         <w:widowControl w:val="0"/>
         <w:spacing w:after="0" w:line="240" w:lineRule="auto"/>
-        <w:ind w:left="360" w:firstLine="7435.275590551181"/>
+        <w:ind w:left="360" w:firstLine="7435"/>
         <w:jc w:val="center"/>
         <w:rPr>
-          <w:rFonts w:ascii="Bookman Old Style" w:cs="Bookman Old Style" w:eastAsia="Bookman Old Style" w:hAnsi="Bookman Old Style"/>
-          <w:color w:val="ff0000"/>
+          <w:rFonts w:ascii="Bookman Old Style" w:eastAsia="Bookman Old Style" w:hAnsi="Bookman Old Style" w:cs="Bookman Old Style"/>
+          <w:color w:val="FF0000"/>
           <w:sz w:val="24"/>
           <w:szCs w:val="24"/>
         </w:rPr>
       </w:pPr>
       <w:r>
         <w:rPr>
-          <w:rFonts w:ascii="Bookman Old Style" w:cs="Bookman Old Style" w:eastAsia="Bookman Old Style" w:hAnsi="Bookman Old Style"/>
-          <w:color w:val="ff0000"/>
-          <w:sz w:val="24"/>
-          <w:szCs w:val="24"/>
-          <w:rtl w:val="0"/>
-        </w:rPr>
-        <w:t xml:space="preserve">{{nama_lengkap}} </w:t>
+          <w:rFonts w:ascii="Bookman Old Style" w:eastAsia="Bookman Old Style" w:hAnsi="Bookman Old Style" w:cs="Bookman Old Style"/>
+          <w:color w:val="FF0000"/>
+          <w:sz w:val="24"/>
+          <w:szCs w:val="24"/>
+        </w:rPr>
+        <w:t>{{</w:t>
+      </w:r>
+      <w:proofErr w:type="spellStart"/>
+      <w:r>
+        <w:rPr>
+          <w:rFonts w:ascii="Bookman Old Style" w:eastAsia="Bookman Old Style" w:hAnsi="Bookman Old Style" w:cs="Bookman Old Style"/>
+          <w:color w:val="FF0000"/>
+          <w:sz w:val="24"/>
+          <w:szCs w:val="24"/>
+        </w:rPr>
+        <w:t>nama_lengkap</w:t>
+      </w:r>
+      <w:proofErr w:type="spellEnd"/>
+      <w:r>
+        <w:rPr>
+          <w:rFonts w:ascii="Bookman Old Style" w:eastAsia="Bookman Old Style" w:hAnsi="Bookman Old Style" w:cs="Bookman Old Style"/>
+          <w:color w:val="FF0000"/>
+          <w:sz w:val="24"/>
+          <w:szCs w:val="24"/>
+        </w:rPr>
+        <w:t xml:space="preserve">}} </w:t>
       </w:r>
     </w:p>
     <w:p>
       <w:pPr>
         <w:widowControl w:val="0"/>
         <w:spacing w:after="0" w:line="276" w:lineRule="auto"/>
-        <w:ind w:left="360" w:firstLine="0"/>
-        <w:rPr>
-          <w:rFonts w:ascii="Bookman Old Style" w:cs="Bookman Old Style" w:eastAsia="Bookman Old Style" w:hAnsi="Bookman Old Style"/>
+        <w:ind w:left="360"/>
+        <w:rPr>
+          <w:rFonts w:ascii="Bookman Old Style" w:eastAsia="Bookman Old Style" w:hAnsi="Bookman Old Style" w:cs="Bookman Old Style"/>
           <w:sz w:val="24"/>
           <w:szCs w:val="24"/>
         </w:rPr>
       </w:pPr>
-      <w:r>
-        <w:rPr>
-          <w:rFonts w:ascii="Bookman Old Style" w:cs="Bookman Old Style" w:eastAsia="Bookman Old Style" w:hAnsi="Bookman Old Style"/>
-          <w:sz w:val="24"/>
-          <w:szCs w:val="24"/>
-          <w:rtl w:val="0"/>
-        </w:rPr>
-        <w:t xml:space="preserve">Mengetahui,</w:t>
+      <w:proofErr w:type="spellStart"/>
+      <w:r>
+        <w:rPr>
+          <w:rFonts w:ascii="Bookman Old Style" w:eastAsia="Bookman Old Style" w:hAnsi="Bookman Old Style" w:cs="Bookman Old Style"/>
+          <w:sz w:val="24"/>
+          <w:szCs w:val="24"/>
+        </w:rPr>
+        <w:t>Mengetahui</w:t>
+      </w:r>
+      <w:proofErr w:type="spellEnd"/>
+      <w:r>
+        <w:rPr>
+          <w:rFonts w:ascii="Bookman Old Style" w:eastAsia="Bookman Old Style" w:hAnsi="Bookman Old Style" w:cs="Bookman Old Style"/>
+          <w:sz w:val="24"/>
+          <w:szCs w:val="24"/>
+        </w:rPr>
+        <w:t>,</w:t>
       </w:r>
     </w:p>
     <w:p>
       <w:pPr>
         <w:widowControl w:val="0"/>
         <w:spacing w:after="0" w:line="276" w:lineRule="auto"/>
-        <w:ind w:left="360" w:firstLine="0"/>
-        <w:rPr>
-          <w:rFonts w:ascii="Bookman Old Style" w:cs="Bookman Old Style" w:eastAsia="Bookman Old Style" w:hAnsi="Bookman Old Style"/>
+        <w:ind w:left="360"/>
+        <w:rPr>
+          <w:rFonts w:ascii="Bookman Old Style" w:eastAsia="Bookman Old Style" w:hAnsi="Bookman Old Style" w:cs="Bookman Old Style"/>
           <w:sz w:val="24"/>
           <w:szCs w:val="24"/>
         </w:rPr>
       </w:pPr>
-      <w:r>
-        <w:rPr>
-          <w:rFonts w:ascii="Bookman Old Style" w:cs="Bookman Old Style" w:eastAsia="Bookman Old Style" w:hAnsi="Bookman Old Style"/>
-          <w:sz w:val="24"/>
-          <w:szCs w:val="24"/>
-          <w:rtl w:val="0"/>
-        </w:rPr>
-        <w:t xml:space="preserve">Ketua Tim Pelaksana Sensus Ekonomi 2026</w:t>
+      <w:proofErr w:type="spellStart"/>
+      <w:r>
+        <w:rPr>
+          <w:rFonts w:ascii="Bookman Old Style" w:eastAsia="Bookman Old Style" w:hAnsi="Bookman Old Style" w:cs="Bookman Old Style"/>
+          <w:sz w:val="24"/>
+          <w:szCs w:val="24"/>
+        </w:rPr>
+        <w:t>Ketua</w:t>
+      </w:r>
+      <w:proofErr w:type="spellEnd"/>
+      <w:r>
+        <w:rPr>
+          <w:rFonts w:ascii="Bookman Old Style" w:eastAsia="Bookman Old Style" w:hAnsi="Bookman Old Style" w:cs="Bookman Old Style"/>
+          <w:sz w:val="24"/>
+          <w:szCs w:val="24"/>
+        </w:rPr>
+        <w:t xml:space="preserve"> Tim Pelaksana Sensus Ekonomi 2026</w:t>
       </w:r>
     </w:p>
     <w:p>
       <w:pPr>
         <w:widowControl w:val="0"/>
         <w:spacing w:after="0" w:line="276" w:lineRule="auto"/>
-        <w:ind w:left="360" w:firstLine="0"/>
-        <w:rPr>
-          <w:rFonts w:ascii="Bookman Old Style" w:cs="Bookman Old Style" w:eastAsia="Bookman Old Style" w:hAnsi="Bookman Old Style"/>
-          <w:color w:val="0000ff"/>
+        <w:ind w:left="360"/>
+        <w:rPr>
+          <w:rFonts w:ascii="Bookman Old Style" w:eastAsia="Bookman Old Style" w:hAnsi="Bookman Old Style" w:cs="Bookman Old Style"/>
+          <w:color w:val="0000FF"/>
           <w:sz w:val="24"/>
           <w:szCs w:val="24"/>
         </w:rPr>
       </w:pPr>
-      <w:r>
-        <w:rPr>
-          <w:rFonts w:ascii="Bookman Old Style" w:cs="Bookman Old Style" w:eastAsia="Bookman Old Style" w:hAnsi="Bookman Old Style"/>
-          <w:color w:val="0000ff"/>
-          <w:sz w:val="24"/>
-          <w:szCs w:val="24"/>
-          <w:rtl w:val="0"/>
-        </w:rPr>
-        <w:t xml:space="preserve">Kabupaten Barito Kuala</w:t>
+      <w:proofErr w:type="spellStart"/>
+      <w:r>
+        <w:rPr>
+          <w:rFonts w:ascii="Bookman Old Style" w:eastAsia="Bookman Old Style" w:hAnsi="Bookman Old Style" w:cs="Bookman Old Style"/>
+          <w:color w:val="0000FF"/>
+          <w:sz w:val="24"/>
+          <w:szCs w:val="24"/>
+        </w:rPr>
+        <w:t>Kabupaten</w:t>
+      </w:r>
+      <w:proofErr w:type="spellEnd"/>
+      <w:r>
+        <w:rPr>
+          <w:rFonts w:ascii="Bookman Old Style" w:eastAsia="Bookman Old Style" w:hAnsi="Bookman Old Style" w:cs="Bookman Old Style"/>
+          <w:color w:val="0000FF"/>
+          <w:sz w:val="24"/>
+          <w:szCs w:val="24"/>
+        </w:rPr>
+        <w:t xml:space="preserve"> Barito Kuala</w:t>
       </w:r>
     </w:p>
     <w:p>
       <w:pPr>
         <w:widowControl w:val="0"/>
         <w:spacing w:after="0" w:line="276" w:lineRule="auto"/>
-        <w:ind w:left="360" w:firstLine="0"/>
-        <w:rPr>
-          <w:rFonts w:ascii="Bookman Old Style" w:cs="Bookman Old Style" w:eastAsia="Bookman Old Style" w:hAnsi="Bookman Old Style"/>
+        <w:ind w:left="360"/>
+        <w:rPr>
+          <w:rFonts w:ascii="Bookman Old Style" w:eastAsia="Bookman Old Style" w:hAnsi="Bookman Old Style" w:cs="Bookman Old Style"/>
           <w:sz w:val="24"/>
           <w:szCs w:val="24"/>
         </w:rPr>
       </w:pPr>
-      <w:r>
-        <w:rPr>
-          <w:rtl w:val="0"/>
-        </w:rPr>
-      </w:r>
     </w:p>
     <w:p>
       <w:pPr>
         <w:widowControl w:val="0"/>
         <w:spacing w:after="0" w:line="276" w:lineRule="auto"/>
-        <w:ind w:left="360" w:firstLine="0"/>
-        <w:rPr>
-          <w:rFonts w:ascii="Bookman Old Style" w:cs="Bookman Old Style" w:eastAsia="Bookman Old Style" w:hAnsi="Bookman Old Style"/>
+        <w:ind w:left="360"/>
+        <w:rPr>
+          <w:rFonts w:ascii="Bookman Old Style" w:eastAsia="Bookman Old Style" w:hAnsi="Bookman Old Style" w:cs="Bookman Old Style"/>
           <w:sz w:val="24"/>
           <w:szCs w:val="24"/>
         </w:rPr>
       </w:pPr>
-      <w:r>
-        <w:rPr>
-          <w:rtl w:val="0"/>
-        </w:rPr>
-      </w:r>
     </w:p>
     <w:p>
       <w:pPr>
         <w:widowControl w:val="0"/>
         <w:spacing w:after="0" w:line="276" w:lineRule="auto"/>
-        <w:ind w:left="360" w:firstLine="0"/>
-        <w:rPr>
-          <w:rFonts w:ascii="Bookman Old Style" w:cs="Bookman Old Style" w:eastAsia="Bookman Old Style" w:hAnsi="Bookman Old Style"/>
+        <w:ind w:left="360"/>
+        <w:rPr>
+          <w:rFonts w:ascii="Bookman Old Style" w:eastAsia="Bookman Old Style" w:hAnsi="Bookman Old Style" w:cs="Bookman Old Style"/>
           <w:sz w:val="24"/>
           <w:szCs w:val="24"/>
         </w:rPr>
       </w:pPr>
-      <w:r>
-        <w:rPr>
-          <w:rtl w:val="0"/>
-        </w:rPr>
-      </w:r>
     </w:p>
     <w:p>
       <w:pPr>
         <w:widowControl w:val="0"/>
         <w:spacing w:after="0" w:line="276" w:lineRule="auto"/>
-        <w:ind w:left="360" w:firstLine="0"/>
-        <w:rPr>
-          <w:rFonts w:ascii="Bookman Old Style" w:cs="Bookman Old Style" w:eastAsia="Bookman Old Style" w:hAnsi="Bookman Old Style"/>
+        <w:ind w:left="360"/>
+        <w:rPr>
+          <w:rFonts w:ascii="Bookman Old Style" w:eastAsia="Bookman Old Style" w:hAnsi="Bookman Old Style" w:cs="Bookman Old Style"/>
           <w:sz w:val="24"/>
           <w:szCs w:val="24"/>
         </w:rPr>
       </w:pPr>
       <w:r>
         <w:rPr>
-          <w:rFonts w:ascii="Bookman Old Style" w:cs="Bookman Old Style" w:eastAsia="Bookman Old Style" w:hAnsi="Bookman Old Style"/>
-          <w:sz w:val="24"/>
-          <w:szCs w:val="24"/>
-          <w:rtl w:val="0"/>
+          <w:rFonts w:ascii="Bookman Old Style" w:eastAsia="Bookman Old Style" w:hAnsi="Bookman Old Style" w:cs="Bookman Old Style"/>
+          <w:sz w:val="24"/>
+          <w:szCs w:val="24"/>
         </w:rPr>
         <w:t xml:space="preserve"> </w:t>
       </w:r>
@@ -2704,176 +4862,212 @@
       <w:pPr>
         <w:widowControl w:val="0"/>
         <w:spacing w:after="0" w:line="276" w:lineRule="auto"/>
-        <w:ind w:left="360" w:firstLine="0"/>
-        <w:rPr>
-          <w:rFonts w:ascii="Bookman Old Style" w:cs="Bookman Old Style" w:eastAsia="Bookman Old Style" w:hAnsi="Bookman Old Style"/>
+        <w:ind w:left="360"/>
+        <w:rPr>
+          <w:rFonts w:ascii="Bookman Old Style" w:eastAsia="Bookman Old Style" w:hAnsi="Bookman Old Style" w:cs="Bookman Old Style"/>
           <w:sz w:val="24"/>
           <w:szCs w:val="24"/>
         </w:rPr>
       </w:pPr>
       <w:r>
         <w:rPr>
-          <w:rFonts w:ascii="Bookman Old Style" w:cs="Bookman Old Style" w:eastAsia="Bookman Old Style" w:hAnsi="Bookman Old Style"/>
-          <w:sz w:val="24"/>
-          <w:szCs w:val="24"/>
-          <w:rtl w:val="0"/>
-        </w:rPr>
-        <w:t xml:space="preserve">Keenan DSA, SST</w:t>
+          <w:rFonts w:ascii="Bookman Old Style" w:eastAsia="Bookman Old Style" w:hAnsi="Bookman Old Style" w:cs="Bookman Old Style"/>
+          <w:sz w:val="24"/>
+          <w:szCs w:val="24"/>
+        </w:rPr>
+        <w:t>Keenan DSA, SST</w:t>
       </w:r>
     </w:p>
     <w:p>
       <w:pPr>
         <w:widowControl w:val="0"/>
         <w:spacing w:after="0" w:line="276" w:lineRule="auto"/>
-        <w:ind w:left="360" w:firstLine="0"/>
-        <w:rPr>
-          <w:rFonts w:ascii="Bookman Old Style" w:cs="Bookman Old Style" w:eastAsia="Bookman Old Style" w:hAnsi="Bookman Old Style"/>
-          <w:color w:val="0000ff"/>
+        <w:ind w:left="360"/>
+        <w:rPr>
+          <w:rFonts w:ascii="Bookman Old Style" w:eastAsia="Bookman Old Style" w:hAnsi="Bookman Old Style" w:cs="Bookman Old Style"/>
+          <w:color w:val="0000FF"/>
           <w:sz w:val="24"/>
           <w:szCs w:val="24"/>
         </w:rPr>
       </w:pPr>
       <w:r>
         <w:rPr>
-          <w:rFonts w:ascii="Bookman Old Style" w:cs="Bookman Old Style" w:eastAsia="Bookman Old Style" w:hAnsi="Bookman Old Style"/>
-          <w:sz w:val="24"/>
-          <w:szCs w:val="24"/>
-          <w:rtl w:val="0"/>
+          <w:rFonts w:ascii="Bookman Old Style" w:eastAsia="Bookman Old Style" w:hAnsi="Bookman Old Style" w:cs="Bookman Old Style"/>
+          <w:sz w:val="24"/>
+          <w:szCs w:val="24"/>
         </w:rPr>
         <w:t xml:space="preserve">NIP </w:t>
       </w:r>
       <w:r>
         <w:rPr>
-          <w:rFonts w:ascii="Bookman Old Style" w:cs="Bookman Old Style" w:eastAsia="Bookman Old Style" w:hAnsi="Bookman Old Style"/>
-          <w:color w:val="0000ff"/>
-          <w:sz w:val="24"/>
-          <w:szCs w:val="24"/>
-          <w:rtl w:val="0"/>
-        </w:rPr>
-        <w:t xml:space="preserve">XXXXXXXXXXXXX</w:t>
+          <w:rFonts w:ascii="Bookman Old Style" w:eastAsia="Bookman Old Style" w:hAnsi="Bookman Old Style" w:cs="Bookman Old Style"/>
+          <w:color w:val="0000FF"/>
+          <w:sz w:val="24"/>
+          <w:szCs w:val="24"/>
+        </w:rPr>
+        <w:t>XXXXXXXXXXXXX</w:t>
       </w:r>
     </w:p>
     <w:p>
       <w:pPr>
         <w:widowControl w:val="0"/>
         <w:spacing w:after="0" w:line="276" w:lineRule="auto"/>
-        <w:ind w:left="360" w:firstLine="0"/>
-        <w:rPr>
-          <w:rFonts w:ascii="Bookman Old Style" w:cs="Bookman Old Style" w:eastAsia="Bookman Old Style" w:hAnsi="Bookman Old Style"/>
+        <w:ind w:left="360"/>
+        <w:rPr>
+          <w:rFonts w:ascii="Bookman Old Style" w:eastAsia="Bookman Old Style" w:hAnsi="Bookman Old Style" w:cs="Bookman Old Style"/>
           <w:sz w:val="24"/>
           <w:szCs w:val="24"/>
         </w:rPr>
       </w:pPr>
-      <w:r>
-        <w:rPr>
-          <w:rtl w:val="0"/>
-        </w:rPr>
-      </w:r>
     </w:p>
     <w:p>
       <w:pPr>
         <w:widowControl w:val="0"/>
         <w:spacing w:after="0" w:line="240" w:lineRule="auto"/>
-        <w:ind w:left="360" w:firstLine="0"/>
-        <w:rPr>
-          <w:rFonts w:ascii="Bookman Old Style" w:cs="Bookman Old Style" w:eastAsia="Bookman Old Style" w:hAnsi="Bookman Old Style"/>
+        <w:ind w:left="360"/>
+        <w:rPr>
+          <w:rFonts w:ascii="Bookman Old Style" w:eastAsia="Bookman Old Style" w:hAnsi="Bookman Old Style" w:cs="Bookman Old Style"/>
           <w:sz w:val="24"/>
           <w:szCs w:val="24"/>
         </w:rPr>
       </w:pPr>
-      <w:r>
-        <w:rPr>
-          <w:rtl w:val="0"/>
-        </w:rPr>
-      </w:r>
     </w:p>
     <w:sectPr>
-      <w:type w:val="nextPage"/>
-      <w:pgSz w:h="12240" w:w="15840" w:orient="landscape"/>
-      <w:pgMar w:bottom="1440" w:top="1440" w:left="1440" w:right="360" w:header="709" w:footer="709"/>
+      <w:pgSz w:w="15840" w:h="12240" w:orient="landscape"/>
+      <w:pgMar w:top="1440" w:right="360" w:bottom="1440" w:left="1440" w:header="709" w:footer="709" w:gutter="0"/>
+      <w:cols w:space="720"/>
     </w:sectPr>
   </w:body>
 </w:document>
 </file>
 
+<file path=word/endnotes.xml><?xml version="1.0" encoding="utf-8"?>
+<w:endnotes xmlns:wpc="http://schemas.microsoft.com/office/word/2010/wordprocessingCanvas" xmlns:cx="http://schemas.microsoft.com/office/drawing/2014/chartex" xmlns:cx1="http://schemas.microsoft.com/office/drawing/2015/9/8/chartex" xmlns:cx2="http://schemas.microsoft.com/office/drawing/2015/10/21/chartex" xmlns:cx3="http://schemas.microsoft.com/office/drawing/2016/5/9/chartex" xmlns:cx4="http://schemas.microsoft.com/office/drawing/2016/5/10/chartex" xmlns:cx5="http://schemas.microsoft.com/office/drawing/2016/5/11/chartex" xmlns:cx6="http://schemas.microsoft.com/office/drawing/2016/5/12/chartex" xmlns:cx7="http://schemas.microsoft.com/office/drawing/2016/5/13/chartex" xmlns:cx8="http://schemas.microsoft.com/office/drawing/2016/5/14/chartex" xmlns:mc="http://schemas.openxmlformats.org/markup-compatibility/2006" xmlns:aink="http://schemas.microsoft.com/office/drawing/2016/ink" xmlns:am3d="http://schemas.microsoft.com/office/drawing/2017/model3d" xmlns:o="urn:schemas-microsoft-com:office:office" xmlns:oel="http://schemas.microsoft.com/office/2019/extlst" xmlns:r="http://schemas.openxmlformats.org/officeDocument/2006/relationships" xmlns:m="http://schemas.openxmlformats.org/officeDocument/2006/math" xmlns:v="urn:schemas-microsoft-com:vml" xmlns:wp14="http://schemas.microsoft.com/office/word/2010/wordprocessingDrawing" xmlns:wp="http://schemas.openxmlformats.org/drawingml/2006/wordprocessingDrawing" xmlns:w10="urn:schemas-microsoft-com:office:word" xmlns:w="http://schemas.openxmlformats.org/wordprocessingml/2006/main" xmlns:w14="http://schemas.microsoft.com/office/word/2010/wordml" xmlns:w15="http://schemas.microsoft.com/office/word/2012/wordml" xmlns:w16cex="http://schemas.microsoft.com/office/word/2018/wordml/cex" xmlns:w16cid="http://schemas.microsoft.com/office/word/2016/wordml/cid" xmlns:w16="http://schemas.microsoft.com/office/word/2018/wordml" xmlns:w16du="http://schemas.microsoft.com/office/word/2023/wordml/word16du" xmlns:w16sdtdh="http://schemas.microsoft.com/office/word/2020/wordml/sdtdatahash" xmlns:w16sdtfl="http://schemas.microsoft.com/office/word/2024/wordml/sdtformatlock" xmlns:w16se="http://schemas.microsoft.com/office/word/2015/wordml/symex" xmlns:wpg="http://schemas.microsoft.com/office/word/2010/wordprocessingGroup" xmlns:wpi="http://schemas.microsoft.com/office/word/2010/wordprocessingInk" xmlns:wne="http://schemas.microsoft.com/office/word/2006/wordml" xmlns:wps="http://schemas.microsoft.com/office/word/2010/wordprocessingShape" mc:Ignorable="w14 w15 w16se w16cid w16 w16cex w16sdtdh w16sdtfl w16du wp14">
+  <w:endnote w:type="separator" w:id="-1">
+    <w:p>
+      <w:pPr>
+        <w:spacing w:after="0" w:line="240" w:lineRule="auto"/>
+      </w:pPr>
+      <w:r>
+        <w:separator/>
+      </w:r>
+    </w:p>
+  </w:endnote>
+  <w:endnote w:type="continuationSeparator" w:id="0">
+    <w:p>
+      <w:pPr>
+        <w:spacing w:after="0" w:line="240" w:lineRule="auto"/>
+      </w:pPr>
+      <w:r>
+        <w:continuationSeparator/>
+      </w:r>
+    </w:p>
+  </w:endnote>
+</w:endnotes>
+</file>
+
 <file path=word/footer1.xml><?xml version="1.0" encoding="utf-8"?>
-<w:ftr xmlns:mc="http://schemas.openxmlformats.org/markup-compatibility/2006" xmlns:o="urn:schemas-microsoft-com:office:office" xmlns:r="http://schemas.openxmlformats.org/officeDocument/2006/relationships" xmlns:m="http://schemas.openxmlformats.org/officeDocument/2006/math" xmlns:v="urn:schemas-microsoft-com:vml" xmlns:wp="http://schemas.openxmlformats.org/drawingml/2006/wordprocessingDrawing" xmlns:w10="urn:schemas-microsoft-com:office:word" xmlns:w="http://schemas.openxmlformats.org/wordprocessingml/2006/main" xmlns:wne="http://schemas.microsoft.com/office/word/2006/wordml" xmlns:sl="http://schemas.openxmlformats.org/schemaLibrary/2006/main" xmlns:a="http://schemas.openxmlformats.org/drawingml/2006/main" xmlns:pic="http://schemas.openxmlformats.org/drawingml/2006/picture" xmlns:c="http://schemas.openxmlformats.org/drawingml/2006/chart" xmlns:lc="http://schemas.openxmlformats.org/drawingml/2006/lockedCanvas" xmlns:dgm="http://schemas.openxmlformats.org/drawingml/2006/diagram" xmlns:wps="http://schemas.microsoft.com/office/word/2010/wordprocessingShape" xmlns:wpg="http://schemas.microsoft.com/office/word/2010/wordprocessingGroup" xmlns:w14="http://schemas.microsoft.com/office/word/2010/wordml" xmlns:w15="http://schemas.microsoft.com/office/word/2012/wordml" xmlns:w16="http://schemas.microsoft.com/office/word/2018/wordml" xmlns:w16cex="http://schemas.microsoft.com/office/word/2018/wordml/cex" xmlns:w16cid="http://schemas.microsoft.com/office/word/2016/wordml/cid" xmlns="http://schemas.microsoft.com/office/tasks/2019/documenttasks" xmlns:cr="http://schemas.microsoft.com/office/comments/2020/reactions">
-  <w:p>
-    <w:pPr>
-      <w:rPr/>
-    </w:pPr>
-    <w:r>
-      <w:rPr>
-        <w:rtl w:val="0"/>
-      </w:rPr>
-    </w:r>
-  </w:p>
+<w:ftr xmlns:wpc="http://schemas.microsoft.com/office/word/2010/wordprocessingCanvas" xmlns:cx="http://schemas.microsoft.com/office/drawing/2014/chartex" xmlns:cx1="http://schemas.microsoft.com/office/drawing/2015/9/8/chartex" xmlns:cx2="http://schemas.microsoft.com/office/drawing/2015/10/21/chartex" xmlns:cx3="http://schemas.microsoft.com/office/drawing/2016/5/9/chartex" xmlns:cx4="http://schemas.microsoft.com/office/drawing/2016/5/10/chartex" xmlns:cx5="http://schemas.microsoft.com/office/drawing/2016/5/11/chartex" xmlns:cx6="http://schemas.microsoft.com/office/drawing/2016/5/12/chartex" xmlns:cx7="http://schemas.microsoft.com/office/drawing/2016/5/13/chartex" xmlns:cx8="http://schemas.microsoft.com/office/drawing/2016/5/14/chartex" xmlns:mc="http://schemas.openxmlformats.org/markup-compatibility/2006" xmlns:aink="http://schemas.microsoft.com/office/drawing/2016/ink" xmlns:am3d="http://schemas.microsoft.com/office/drawing/2017/model3d" xmlns:o="urn:schemas-microsoft-com:office:office" xmlns:oel="http://schemas.microsoft.com/office/2019/extlst" xmlns:r="http://schemas.openxmlformats.org/officeDocument/2006/relationships" xmlns:m="http://schemas.openxmlformats.org/officeDocument/2006/math" xmlns:v="urn:schemas-microsoft-com:vml" xmlns:wp14="http://schemas.microsoft.com/office/word/2010/wordprocessingDrawing" xmlns:wp="http://schemas.openxmlformats.org/drawingml/2006/wordprocessingDrawing" xmlns:w10="urn:schemas-microsoft-com:office:word" xmlns:w="http://schemas.openxmlformats.org/wordprocessingml/2006/main" xmlns:w14="http://schemas.microsoft.com/office/word/2010/wordml" xmlns:w15="http://schemas.microsoft.com/office/word/2012/wordml" xmlns:w16cex="http://schemas.microsoft.com/office/word/2018/wordml/cex" xmlns:w16cid="http://schemas.microsoft.com/office/word/2016/wordml/cid" xmlns:w16="http://schemas.microsoft.com/office/word/2018/wordml" xmlns:w16du="http://schemas.microsoft.com/office/word/2023/wordml/word16du" xmlns:w16sdtdh="http://schemas.microsoft.com/office/word/2020/wordml/sdtdatahash" xmlns:w16sdtfl="http://schemas.microsoft.com/office/word/2024/wordml/sdtformatlock" xmlns:w16se="http://schemas.microsoft.com/office/word/2015/wordml/symex" xmlns:wpg="http://schemas.microsoft.com/office/word/2010/wordprocessingGroup" xmlns:wpi="http://schemas.microsoft.com/office/word/2010/wordprocessingInk" xmlns:wne="http://schemas.microsoft.com/office/word/2006/wordml" xmlns:wps="http://schemas.microsoft.com/office/word/2010/wordprocessingShape" mc:Ignorable="w14 w15 w16se w16cid w16 w16cex w16sdtdh w16sdtfl w16du wp14">
+  <w:p/>
 </w:ftr>
 </file>
 
+<file path=word/footnotes.xml><?xml version="1.0" encoding="utf-8"?>
+<w:footnotes xmlns:wpc="http://schemas.microsoft.com/office/word/2010/wordprocessingCanvas" xmlns:cx="http://schemas.microsoft.com/office/drawing/2014/chartex" xmlns:cx1="http://schemas.microsoft.com/office/drawing/2015/9/8/chartex" xmlns:cx2="http://schemas.microsoft.com/office/drawing/2015/10/21/chartex" xmlns:cx3="http://schemas.microsoft.com/office/drawing/2016/5/9/chartex" xmlns:cx4="http://schemas.microsoft.com/office/drawing/2016/5/10/chartex" xmlns:cx5="http://schemas.microsoft.com/office/drawing/2016/5/11/chartex" xmlns:cx6="http://schemas.microsoft.com/office/drawing/2016/5/12/chartex" xmlns:cx7="http://schemas.microsoft.com/office/drawing/2016/5/13/chartex" xmlns:cx8="http://schemas.microsoft.com/office/drawing/2016/5/14/chartex" xmlns:mc="http://schemas.openxmlformats.org/markup-compatibility/2006" xmlns:aink="http://schemas.microsoft.com/office/drawing/2016/ink" xmlns:am3d="http://schemas.microsoft.com/office/drawing/2017/model3d" xmlns:o="urn:schemas-microsoft-com:office:office" xmlns:oel="http://schemas.microsoft.com/office/2019/extlst" xmlns:r="http://schemas.openxmlformats.org/officeDocument/2006/relationships" xmlns:m="http://schemas.openxmlformats.org/officeDocument/2006/math" xmlns:v="urn:schemas-microsoft-com:vml" xmlns:wp14="http://schemas.microsoft.com/office/word/2010/wordprocessingDrawing" xmlns:wp="http://schemas.openxmlformats.org/drawingml/2006/wordprocessingDrawing" xmlns:w10="urn:schemas-microsoft-com:office:word" xmlns:w="http://schemas.openxmlformats.org/wordprocessingml/2006/main" xmlns:w14="http://schemas.microsoft.com/office/word/2010/wordml" xmlns:w15="http://schemas.microsoft.com/office/word/2012/wordml" xmlns:w16cex="http://schemas.microsoft.com/office/word/2018/wordml/cex" xmlns:w16cid="http://schemas.microsoft.com/office/word/2016/wordml/cid" xmlns:w16="http://schemas.microsoft.com/office/word/2018/wordml" xmlns:w16du="http://schemas.microsoft.com/office/word/2023/wordml/word16du" xmlns:w16sdtdh="http://schemas.microsoft.com/office/word/2020/wordml/sdtdatahash" xmlns:w16sdtfl="http://schemas.microsoft.com/office/word/2024/wordml/sdtformatlock" xmlns:w16se="http://schemas.microsoft.com/office/word/2015/wordml/symex" xmlns:wpg="http://schemas.microsoft.com/office/word/2010/wordprocessingGroup" xmlns:wpi="http://schemas.microsoft.com/office/word/2010/wordprocessingInk" xmlns:wne="http://schemas.microsoft.com/office/word/2006/wordml" xmlns:wps="http://schemas.microsoft.com/office/word/2010/wordprocessingShape" mc:Ignorable="w14 w15 w16se w16cid w16 w16cex w16sdtdh w16sdtfl w16du wp14">
+  <w:footnote w:type="separator" w:id="-1">
+    <w:p>
+      <w:pPr>
+        <w:spacing w:after="0" w:line="240" w:lineRule="auto"/>
+      </w:pPr>
+      <w:r>
+        <w:separator/>
+      </w:r>
+    </w:p>
+  </w:footnote>
+  <w:footnote w:type="continuationSeparator" w:id="0">
+    <w:p>
+      <w:pPr>
+        <w:spacing w:after="0" w:line="240" w:lineRule="auto"/>
+      </w:pPr>
+      <w:r>
+        <w:continuationSeparator/>
+      </w:r>
+    </w:p>
+  </w:footnote>
+</w:footnotes>
+</file>
+
 <file path=word/header1.xml><?xml version="1.0" encoding="utf-8"?>
-<w:hdr xmlns:mc="http://schemas.openxmlformats.org/markup-compatibility/2006" xmlns:o="urn:schemas-microsoft-com:office:office" xmlns:r="http://schemas.openxmlformats.org/officeDocument/2006/relationships" xmlns:m="http://schemas.openxmlformats.org/officeDocument/2006/math" xmlns:v="urn:schemas-microsoft-com:vml" xmlns:wp="http://schemas.openxmlformats.org/drawingml/2006/wordprocessingDrawing" xmlns:w10="urn:schemas-microsoft-com:office:word" xmlns:w="http://schemas.openxmlformats.org/wordprocessingml/2006/main" xmlns:wne="http://schemas.microsoft.com/office/word/2006/wordml" xmlns:sl="http://schemas.openxmlformats.org/schemaLibrary/2006/main" xmlns:a="http://schemas.openxmlformats.org/drawingml/2006/main" xmlns:pic="http://schemas.openxmlformats.org/drawingml/2006/picture" xmlns:c="http://schemas.openxmlformats.org/drawingml/2006/chart" xmlns:lc="http://schemas.openxmlformats.org/drawingml/2006/lockedCanvas" xmlns:dgm="http://schemas.openxmlformats.org/drawingml/2006/diagram" xmlns:wps="http://schemas.microsoft.com/office/word/2010/wordprocessingShape" xmlns:wpg="http://schemas.microsoft.com/office/word/2010/wordprocessingGroup" xmlns:w14="http://schemas.microsoft.com/office/word/2010/wordml" xmlns:w15="http://schemas.microsoft.com/office/word/2012/wordml" xmlns:w16="http://schemas.microsoft.com/office/word/2018/wordml" xmlns:w16cex="http://schemas.microsoft.com/office/word/2018/wordml/cex" xmlns:w16cid="http://schemas.microsoft.com/office/word/2016/wordml/cid" xmlns="http://schemas.microsoft.com/office/tasks/2019/documenttasks" xmlns:cr="http://schemas.microsoft.com/office/comments/2020/reactions">
+<w:hdr xmlns:wpc="http://schemas.microsoft.com/office/word/2010/wordprocessingCanvas" xmlns:cx="http://schemas.microsoft.com/office/drawing/2014/chartex" xmlns:cx1="http://schemas.microsoft.com/office/drawing/2015/9/8/chartex" xmlns:cx2="http://schemas.microsoft.com/office/drawing/2015/10/21/chartex" xmlns:cx3="http://schemas.microsoft.com/office/drawing/2016/5/9/chartex" xmlns:cx4="http://schemas.microsoft.com/office/drawing/2016/5/10/chartex" xmlns:cx5="http://schemas.microsoft.com/office/drawing/2016/5/11/chartex" xmlns:cx6="http://schemas.microsoft.com/office/drawing/2016/5/12/chartex" xmlns:cx7="http://schemas.microsoft.com/office/drawing/2016/5/13/chartex" xmlns:cx8="http://schemas.microsoft.com/office/drawing/2016/5/14/chartex" xmlns:mc="http://schemas.openxmlformats.org/markup-compatibility/2006" xmlns:aink="http://schemas.microsoft.com/office/drawing/2016/ink" xmlns:am3d="http://schemas.microsoft.com/office/drawing/2017/model3d" xmlns:o="urn:schemas-microsoft-com:office:office" xmlns:oel="http://schemas.microsoft.com/office/2019/extlst" xmlns:r="http://schemas.openxmlformats.org/officeDocument/2006/relationships" xmlns:m="http://schemas.openxmlformats.org/officeDocument/2006/math" xmlns:v="urn:schemas-microsoft-com:vml" xmlns:wp14="http://schemas.microsoft.com/office/word/2010/wordprocessingDrawing" xmlns:wp="http://schemas.openxmlformats.org/drawingml/2006/wordprocessingDrawing" xmlns:w10="urn:schemas-microsoft-com:office:word" xmlns:w="http://schemas.openxmlformats.org/wordprocessingml/2006/main" xmlns:w14="http://schemas.microsoft.com/office/word/2010/wordml" xmlns:w15="http://schemas.microsoft.com/office/word/2012/wordml" xmlns:w16cex="http://schemas.microsoft.com/office/word/2018/wordml/cex" xmlns:w16cid="http://schemas.microsoft.com/office/word/2016/wordml/cid" xmlns:w16="http://schemas.microsoft.com/office/word/2018/wordml" xmlns:w16du="http://schemas.microsoft.com/office/word/2023/wordml/word16du" xmlns:w16sdtdh="http://schemas.microsoft.com/office/word/2020/wordml/sdtdatahash" xmlns:w16sdtfl="http://schemas.microsoft.com/office/word/2024/wordml/sdtformatlock" xmlns:w16se="http://schemas.microsoft.com/office/word/2015/wordml/symex" xmlns:wpg="http://schemas.microsoft.com/office/word/2010/wordprocessingGroup" xmlns:wpi="http://schemas.microsoft.com/office/word/2010/wordprocessingInk" xmlns:wne="http://schemas.microsoft.com/office/word/2006/wordml" xmlns:wps="http://schemas.microsoft.com/office/word/2010/wordprocessingShape" mc:Ignorable="w14 w15 w16se w16cid w16 w16cex w16sdtdh w16sdtfl w16du wp14">
   <w:p>
     <w:pPr>
       <w:widowControl w:val="0"/>
       <w:tabs>
-        <w:tab w:val="center" w:leader="none" w:pos="4513"/>
-        <w:tab w:val="right" w:leader="none" w:pos="9026"/>
+        <w:tab w:val="center" w:pos="4513"/>
+        <w:tab w:val="right" w:pos="9026"/>
       </w:tabs>
       <w:spacing w:after="0" w:line="240" w:lineRule="auto"/>
       <w:jc w:val="center"/>
-      <w:rPr/>
     </w:pPr>
     <w:r>
       <w:rPr>
-        <w:rFonts w:ascii="Bookman Old Style" w:cs="Bookman Old Style" w:eastAsia="Bookman Old Style" w:hAnsi="Bookman Old Style"/>
-        <w:rtl w:val="0"/>
+        <w:rFonts w:ascii="Bookman Old Style" w:eastAsia="Bookman Old Style" w:hAnsi="Bookman Old Style" w:cs="Bookman Old Style"/>
       </w:rPr>
-      <w:t xml:space="preserve">-</w:t>
+      <w:t>-</w:t>
     </w:r>
     <w:r>
       <w:rPr>
-        <w:rFonts w:ascii="Bookman Old Style" w:cs="Bookman Old Style" w:eastAsia="Bookman Old Style" w:hAnsi="Bookman Old Style"/>
+        <w:rFonts w:ascii="Bookman Old Style" w:eastAsia="Bookman Old Style" w:hAnsi="Bookman Old Style" w:cs="Bookman Old Style"/>
       </w:rPr>
       <w:fldChar w:fldCharType="begin"/>
-      <w:instrText xml:space="preserve">PAGE</w:instrText>
+    </w:r>
+    <w:r>
+      <w:rPr>
+        <w:rFonts w:ascii="Bookman Old Style" w:eastAsia="Bookman Old Style" w:hAnsi="Bookman Old Style" w:cs="Bookman Old Style"/>
+      </w:rPr>
+      <w:instrText>PAGE</w:instrText>
+    </w:r>
+    <w:r>
+      <w:rPr>
+        <w:rFonts w:ascii="Bookman Old Style" w:eastAsia="Bookman Old Style" w:hAnsi="Bookman Old Style" w:cs="Bookman Old Style"/>
+      </w:rPr>
       <w:fldChar w:fldCharType="separate"/>
+    </w:r>
+    <w:r>
+      <w:rPr>
+        <w:rFonts w:ascii="Bookman Old Style" w:eastAsia="Bookman Old Style" w:hAnsi="Bookman Old Style" w:cs="Bookman Old Style"/>
+        <w:noProof/>
+      </w:rPr>
+      <w:t>2</w:t>
+    </w:r>
+    <w:r>
+      <w:rPr>
+        <w:rFonts w:ascii="Bookman Old Style" w:eastAsia="Bookman Old Style" w:hAnsi="Bookman Old Style" w:cs="Bookman Old Style"/>
+      </w:rPr>
       <w:fldChar w:fldCharType="end"/>
     </w:r>
     <w:r>
       <w:rPr>
-        <w:rFonts w:ascii="Bookman Old Style" w:cs="Bookman Old Style" w:eastAsia="Bookman Old Style" w:hAnsi="Bookman Old Style"/>
-        <w:rtl w:val="0"/>
+        <w:rFonts w:ascii="Bookman Old Style" w:eastAsia="Bookman Old Style" w:hAnsi="Bookman Old Style" w:cs="Bookman Old Style"/>
       </w:rPr>
-      <w:t xml:space="preserve">-</w:t>
-    </w:r>
-    <w:r>
-      <w:rPr>
-        <w:rtl w:val="0"/>
-      </w:rPr>
+      <w:t>-</w:t>
     </w:r>
   </w:p>
 </w:hdr>
 </file>
 
 <file path=word/header2.xml><?xml version="1.0" encoding="utf-8"?>
-<w:hdr xmlns:mc="http://schemas.openxmlformats.org/markup-compatibility/2006" xmlns:o="urn:schemas-microsoft-com:office:office" xmlns:r="http://schemas.openxmlformats.org/officeDocument/2006/relationships" xmlns:m="http://schemas.openxmlformats.org/officeDocument/2006/math" xmlns:v="urn:schemas-microsoft-com:vml" xmlns:wp="http://schemas.openxmlformats.org/drawingml/2006/wordprocessingDrawing" xmlns:w10="urn:schemas-microsoft-com:office:word" xmlns:w="http://schemas.openxmlformats.org/wordprocessingml/2006/main" xmlns:wne="http://schemas.microsoft.com/office/word/2006/wordml" xmlns:sl="http://schemas.openxmlformats.org/schemaLibrary/2006/main" xmlns:a="http://schemas.openxmlformats.org/drawingml/2006/main" xmlns:pic="http://schemas.openxmlformats.org/drawingml/2006/picture" xmlns:c="http://schemas.openxmlformats.org/drawingml/2006/chart" xmlns:lc="http://schemas.openxmlformats.org/drawingml/2006/lockedCanvas" xmlns:dgm="http://schemas.openxmlformats.org/drawingml/2006/diagram" xmlns:wps="http://schemas.microsoft.com/office/word/2010/wordprocessingShape" xmlns:wpg="http://schemas.microsoft.com/office/word/2010/wordprocessingGroup" xmlns:w14="http://schemas.microsoft.com/office/word/2010/wordml" xmlns:w15="http://schemas.microsoft.com/office/word/2012/wordml" xmlns:w16="http://schemas.microsoft.com/office/word/2018/wordml" xmlns:w16cex="http://schemas.microsoft.com/office/word/2018/wordml/cex" xmlns:w16cid="http://schemas.microsoft.com/office/word/2016/wordml/cid" xmlns="http://schemas.microsoft.com/office/tasks/2019/documenttasks" xmlns:cr="http://schemas.microsoft.com/office/comments/2020/reactions">
-  <w:p>
-    <w:pPr>
-      <w:rPr/>
-    </w:pPr>
-    <w:r>
-      <w:rPr>
-        <w:rtl w:val="0"/>
-      </w:rPr>
-    </w:r>
-  </w:p>
+<w:hdr xmlns:wpc="http://schemas.microsoft.com/office/word/2010/wordprocessingCanvas" xmlns:cx="http://schemas.microsoft.com/office/drawing/2014/chartex" xmlns:cx1="http://schemas.microsoft.com/office/drawing/2015/9/8/chartex" xmlns:cx2="http://schemas.microsoft.com/office/drawing/2015/10/21/chartex" xmlns:cx3="http://schemas.microsoft.com/office/drawing/2016/5/9/chartex" xmlns:cx4="http://schemas.microsoft.com/office/drawing/2016/5/10/chartex" xmlns:cx5="http://schemas.microsoft.com/office/drawing/2016/5/11/chartex" xmlns:cx6="http://schemas.microsoft.com/office/drawing/2016/5/12/chartex" xmlns:cx7="http://schemas.microsoft.com/office/drawing/2016/5/13/chartex" xmlns:cx8="http://schemas.microsoft.com/office/drawing/2016/5/14/chartex" xmlns:mc="http://schemas.openxmlformats.org/markup-compatibility/2006" xmlns:aink="http://schemas.microsoft.com/office/drawing/2016/ink" xmlns:am3d="http://schemas.microsoft.com/office/drawing/2017/model3d" xmlns:o="urn:schemas-microsoft-com:office:office" xmlns:oel="http://schemas.microsoft.com/office/2019/extlst" xmlns:r="http://schemas.openxmlformats.org/officeDocument/2006/relationships" xmlns:m="http://schemas.openxmlformats.org/officeDocument/2006/math" xmlns:v="urn:schemas-microsoft-com:vml" xmlns:wp14="http://schemas.microsoft.com/office/word/2010/wordprocessingDrawing" xmlns:wp="http://schemas.openxmlformats.org/drawingml/2006/wordprocessingDrawing" xmlns:w10="urn:schemas-microsoft-com:office:word" xmlns:w="http://schemas.openxmlformats.org/wordprocessingml/2006/main" xmlns:w14="http://schemas.microsoft.com/office/word/2010/wordml" xmlns:w15="http://schemas.microsoft.com/office/word/2012/wordml" xmlns:w16cex="http://schemas.microsoft.com/office/word/2018/wordml/cex" xmlns:w16cid="http://schemas.microsoft.com/office/word/2016/wordml/cid" xmlns:w16="http://schemas.microsoft.com/office/word/2018/wordml" xmlns:w16du="http://schemas.microsoft.com/office/word/2023/wordml/word16du" xmlns:w16sdtdh="http://schemas.microsoft.com/office/word/2020/wordml/sdtdatahash" xmlns:w16sdtfl="http://schemas.microsoft.com/office/word/2024/wordml/sdtformatlock" xmlns:w16se="http://schemas.microsoft.com/office/word/2015/wordml/symex" xmlns:wpg="http://schemas.microsoft.com/office/word/2010/wordprocessingGroup" xmlns:wpi="http://schemas.microsoft.com/office/word/2010/wordprocessingInk" xmlns:wne="http://schemas.microsoft.com/office/word/2006/wordml" xmlns:wps="http://schemas.microsoft.com/office/word/2010/wordprocessingShape" mc:Ignorable="w14 w15 w16se w16cid w16 w16cex w16sdtdh w16sdtfl w16du wp14">
+  <w:p/>
 </w:hdr>
 </file>
 
 <file path=word/numbering.xml><?xml version="1.0" encoding="utf-8"?>
-<w:numbering xmlns:mc="http://schemas.openxmlformats.org/markup-compatibility/2006" xmlns:o="urn:schemas-microsoft-com:office:office" xmlns:r="http://schemas.openxmlformats.org/officeDocument/2006/relationships" xmlns:m="http://schemas.openxmlformats.org/officeDocument/2006/math" xmlns:v="urn:schemas-microsoft-com:vml" xmlns:wp="http://schemas.openxmlformats.org/drawingml/2006/wordprocessingDrawing" xmlns:w10="urn:schemas-microsoft-com:office:word" xmlns:w="http://schemas.openxmlformats.org/wordprocessingml/2006/main" xmlns:wne="http://schemas.microsoft.com/office/word/2006/wordml" xmlns:sl="http://schemas.openxmlformats.org/schemaLibrary/2006/main" xmlns:a="http://schemas.openxmlformats.org/drawingml/2006/main" xmlns:pic="http://schemas.openxmlformats.org/drawingml/2006/picture" xmlns:c="http://schemas.openxmlformats.org/drawingml/2006/chart" xmlns:lc="http://schemas.openxmlformats.org/drawingml/2006/lockedCanvas" xmlns:dgm="http://schemas.openxmlformats.org/drawingml/2006/diagram" xmlns:wps="http://schemas.microsoft.com/office/word/2010/wordprocessingShape" xmlns:wpg="http://schemas.microsoft.com/office/word/2010/wordprocessingGroup" xmlns:w14="http://schemas.microsoft.com/office/word/2010/wordml" xmlns:w15="http://schemas.microsoft.com/office/word/2012/wordml" xmlns:w16="http://schemas.microsoft.com/office/word/2018/wordml" xmlns:w16cex="http://schemas.microsoft.com/office/word/2018/wordml/cex" xmlns:w16cid="http://schemas.microsoft.com/office/word/2016/wordml/cid" xmlns="http://schemas.microsoft.com/office/tasks/2019/documenttasks" xmlns:cr="http://schemas.microsoft.com/office/comments/2020/reactions">
-  <w:abstractNum w:abstractNumId="1">
+<w:numbering xmlns:wpc="http://schemas.microsoft.com/office/word/2010/wordprocessingCanvas" xmlns:cx="http://schemas.microsoft.com/office/drawing/2014/chartex" xmlns:cx1="http://schemas.microsoft.com/office/drawing/2015/9/8/chartex" xmlns:cx2="http://schemas.microsoft.com/office/drawing/2015/10/21/chartex" xmlns:cx3="http://schemas.microsoft.com/office/drawing/2016/5/9/chartex" xmlns:cx4="http://schemas.microsoft.com/office/drawing/2016/5/10/chartex" xmlns:cx5="http://schemas.microsoft.com/office/drawing/2016/5/11/chartex" xmlns:cx6="http://schemas.microsoft.com/office/drawing/2016/5/12/chartex" xmlns:cx7="http://schemas.microsoft.com/office/drawing/2016/5/13/chartex" xmlns:cx8="http://schemas.microsoft.com/office/drawing/2016/5/14/chartex" xmlns:mc="http://schemas.openxmlformats.org/markup-compatibility/2006" xmlns:aink="http://schemas.microsoft.com/office/drawing/2016/ink" xmlns:am3d="http://schemas.microsoft.com/office/drawing/2017/model3d" xmlns:o="urn:schemas-microsoft-com:office:office" xmlns:oel="http://schemas.microsoft.com/office/2019/extlst" xmlns:r="http://schemas.openxmlformats.org/officeDocument/2006/relationships" xmlns:m="http://schemas.openxmlformats.org/officeDocument/2006/math" xmlns:v="urn:schemas-microsoft-com:vml" xmlns:wp14="http://schemas.microsoft.com/office/word/2010/wordprocessingDrawing" xmlns:wp="http://schemas.openxmlformats.org/drawingml/2006/wordprocessingDrawing" xmlns:w10="urn:schemas-microsoft-com:office:word" xmlns:w="http://schemas.openxmlformats.org/wordprocessingml/2006/main" xmlns:w14="http://schemas.microsoft.com/office/word/2010/wordml" xmlns:w15="http://schemas.microsoft.com/office/word/2012/wordml" xmlns:w16cex="http://schemas.microsoft.com/office/word/2018/wordml/cex" xmlns:w16cid="http://schemas.microsoft.com/office/word/2016/wordml/cid" xmlns:w16="http://schemas.microsoft.com/office/word/2018/wordml" xmlns:w16du="http://schemas.microsoft.com/office/word/2023/wordml/word16du" xmlns:w16sdtdh="http://schemas.microsoft.com/office/word/2020/wordml/sdtdatahash" xmlns:w16sdtfl="http://schemas.microsoft.com/office/word/2024/wordml/sdtformatlock" xmlns:w16se="http://schemas.microsoft.com/office/word/2015/wordml/symex" xmlns:wpg="http://schemas.microsoft.com/office/word/2010/wordprocessingGroup" xmlns:wpi="http://schemas.microsoft.com/office/word/2010/wordprocessingInk" xmlns:wne="http://schemas.microsoft.com/office/word/2006/wordml" xmlns:wps="http://schemas.microsoft.com/office/word/2010/wordprocessingShape" mc:Ignorable="w14 w15 w16se w16cid w16 w16cex w16sdtdh w16sdtfl w16du wp14">
+  <w:abstractNum w:abstractNumId="0" w15:restartNumberingAfterBreak="0">
+    <w:nsid w:val="30E20235"/>
+    <w:multiLevelType w:val="multilevel"/>
+    <w:tmpl w:val="CF743A7E"/>
     <w:lvl w:ilvl="0">
       <w:start w:val="1"/>
       <w:numFmt w:val="decimal"/>
@@ -2882,7 +5076,6 @@
       <w:pPr>
         <w:ind w:left="720" w:hanging="360"/>
       </w:pPr>
-      <w:rPr/>
     </w:lvl>
     <w:lvl w:ilvl="1">
       <w:start w:val="1"/>
@@ -2892,7 +5085,6 @@
       <w:pPr>
         <w:ind w:left="1440" w:hanging="360"/>
       </w:pPr>
-      <w:rPr/>
     </w:lvl>
     <w:lvl w:ilvl="2">
       <w:start w:val="1"/>
@@ -2902,7 +5094,6 @@
       <w:pPr>
         <w:ind w:left="2160" w:hanging="360"/>
       </w:pPr>
-      <w:rPr/>
     </w:lvl>
     <w:lvl w:ilvl="3">
       <w:start w:val="1"/>
@@ -2912,7 +5103,6 @@
       <w:pPr>
         <w:ind w:left="2880" w:hanging="360"/>
       </w:pPr>
-      <w:rPr/>
     </w:lvl>
     <w:lvl w:ilvl="4">
       <w:start w:val="1"/>
@@ -2922,7 +5112,6 @@
       <w:pPr>
         <w:ind w:left="3600" w:hanging="360"/>
       </w:pPr>
-      <w:rPr/>
     </w:lvl>
     <w:lvl w:ilvl="5">
       <w:start w:val="1"/>
@@ -2932,7 +5121,6 @@
       <w:pPr>
         <w:ind w:left="4320" w:hanging="360"/>
       </w:pPr>
-      <w:rPr/>
     </w:lvl>
     <w:lvl w:ilvl="6">
       <w:start w:val="1"/>
@@ -2942,7 +5130,6 @@
       <w:pPr>
         <w:ind w:left="5040" w:hanging="360"/>
       </w:pPr>
-      <w:rPr/>
     </w:lvl>
     <w:lvl w:ilvl="7">
       <w:start w:val="1"/>
@@ -2952,7 +5139,6 @@
       <w:pPr>
         <w:ind w:left="5760" w:hanging="360"/>
       </w:pPr>
-      <w:rPr/>
     </w:lvl>
     <w:lvl w:ilvl="8">
       <w:start w:val="1"/>
@@ -2962,24 +5148,23 @@
       <w:pPr>
         <w:ind w:left="6480" w:hanging="360"/>
       </w:pPr>
-      <w:rPr/>
     </w:lvl>
   </w:abstractNum>
-  <w:num w:numId="1">
-    <w:abstractNumId w:val="1"/>
+  <w:num w:numId="1" w16cid:durableId="2113427082">
+    <w:abstractNumId w:val="0"/>
   </w:num>
 </w:numbering>
 </file>
 
 <file path=word/styles.xml><?xml version="1.0" encoding="utf-8"?>
-<w:styles xmlns:mc="http://schemas.openxmlformats.org/markup-compatibility/2006" xmlns:o="urn:schemas-microsoft-com:office:office" xmlns:r="http://schemas.openxmlformats.org/officeDocument/2006/relationships" xmlns:m="http://schemas.openxmlformats.org/officeDocument/2006/math" xmlns:v="urn:schemas-microsoft-com:vml" xmlns:wp="http://schemas.openxmlformats.org/drawingml/2006/wordprocessingDrawing" xmlns:w10="urn:schemas-microsoft-com:office:word" xmlns:w="http://schemas.openxmlformats.org/wordprocessingml/2006/main" xmlns:wne="http://schemas.microsoft.com/office/word/2006/wordml" xmlns:sl="http://schemas.openxmlformats.org/schemaLibrary/2006/main" xmlns:a="http://schemas.openxmlformats.org/drawingml/2006/main" xmlns:pic="http://schemas.openxmlformats.org/drawingml/2006/picture" xmlns:c="http://schemas.openxmlformats.org/drawingml/2006/chart" xmlns:lc="http://schemas.openxmlformats.org/drawingml/2006/lockedCanvas" xmlns:dgm="http://schemas.openxmlformats.org/drawingml/2006/diagram" xmlns:wps="http://schemas.microsoft.com/office/word/2010/wordprocessingShape" xmlns:wpg="http://schemas.microsoft.com/office/word/2010/wordprocessingGroup" xmlns:w14="http://schemas.microsoft.com/office/word/2010/wordml" xmlns:w15="http://schemas.microsoft.com/office/word/2012/wordml" xmlns:w16="http://schemas.microsoft.com/office/word/2018/wordml" xmlns:w16cex="http://schemas.microsoft.com/office/word/2018/wordml/cex" xmlns:w16cid="http://schemas.microsoft.com/office/word/2016/wordml/cid" xmlns="http://schemas.microsoft.com/office/tasks/2019/documenttasks" xmlns:cr="http://schemas.microsoft.com/office/comments/2020/reactions">
+<w:styles xmlns:mc="http://schemas.openxmlformats.org/markup-compatibility/2006" xmlns:r="http://schemas.openxmlformats.org/officeDocument/2006/relationships" xmlns:w="http://schemas.openxmlformats.org/wordprocessingml/2006/main" xmlns:w14="http://schemas.microsoft.com/office/word/2010/wordml" xmlns:w15="http://schemas.microsoft.com/office/word/2012/wordml" xmlns:w16cex="http://schemas.microsoft.com/office/word/2018/wordml/cex" xmlns:w16cid="http://schemas.microsoft.com/office/word/2016/wordml/cid" xmlns:w16="http://schemas.microsoft.com/office/word/2018/wordml" xmlns:w16du="http://schemas.microsoft.com/office/word/2023/wordml/word16du" xmlns:w16sdtdh="http://schemas.microsoft.com/office/word/2020/wordml/sdtdatahash" xmlns:w16sdtfl="http://schemas.microsoft.com/office/word/2024/wordml/sdtformatlock" xmlns:w16se="http://schemas.microsoft.com/office/word/2015/wordml/symex" mc:Ignorable="w14 w15 w16se w16cid w16 w16cex w16sdtdh w16sdtfl w16du">
   <w:docDefaults>
     <w:rPrDefault>
       <w:rPr>
-        <w:rFonts w:ascii="Calibri" w:cs="Calibri" w:eastAsia="Calibri" w:hAnsi="Calibri"/>
+        <w:rFonts w:ascii="Calibri" w:eastAsia="Calibri" w:hAnsi="Calibri" w:cs="Calibri"/>
         <w:sz w:val="22"/>
         <w:szCs w:val="22"/>
-        <w:lang w:val="en-ID"/>
+        <w:lang w:val="en-ID" w:eastAsia="en-US" w:bidi="ar-SA"/>
       </w:rPr>
     </w:rPrDefault>
     <w:pPrDefault>
@@ -2988,32 +5173,402 @@
       </w:pPr>
     </w:pPrDefault>
   </w:docDefaults>
-  <w:style w:type="table" w:styleId="TableNormal" w:default="1">
-    <w:name w:val="TableNormal"/>
-    <w:tblPr>
-      <w:tblCellMar>
-        <w:top w:w="100.0" w:type="dxa"/>
-        <w:left w:w="100.0" w:type="dxa"/>
-        <w:bottom w:w="100.0" w:type="dxa"/>
-        <w:right w:w="100.0" w:type="dxa"/>
-      </w:tblCellMar>
-    </w:tblPr>
-  </w:style>
-  <w:style w:type="paragraph" w:styleId="Normal" w:default="1">
-    <w:name w:val="normal"/>
+  <w:latentStyles w:defLockedState="0" w:defUIPriority="99" w:defSemiHidden="0" w:defUnhideWhenUsed="0" w:defQFormat="0" w:count="376">
+    <w:lsdException w:name="Normal" w:uiPriority="0" w:qFormat="1"/>
+    <w:lsdException w:name="heading 1" w:uiPriority="9" w:qFormat="1"/>
+    <w:lsdException w:name="heading 2" w:semiHidden="1" w:uiPriority="9" w:unhideWhenUsed="1" w:qFormat="1"/>
+    <w:lsdException w:name="heading 3" w:semiHidden="1" w:uiPriority="9" w:unhideWhenUsed="1" w:qFormat="1"/>
+    <w:lsdException w:name="heading 4" w:semiHidden="1" w:uiPriority="9" w:unhideWhenUsed="1" w:qFormat="1"/>
+    <w:lsdException w:name="heading 5" w:semiHidden="1" w:uiPriority="9" w:unhideWhenUsed="1" w:qFormat="1"/>
+    <w:lsdException w:name="heading 6" w:semiHidden="1" w:uiPriority="9" w:unhideWhenUsed="1" w:qFormat="1"/>
+    <w:lsdException w:name="heading 7" w:semiHidden="1" w:uiPriority="9" w:unhideWhenUsed="1" w:qFormat="1"/>
+    <w:lsdException w:name="heading 8" w:semiHidden="1" w:uiPriority="9" w:unhideWhenUsed="1" w:qFormat="1"/>
+    <w:lsdException w:name="heading 9" w:semiHidden="1" w:uiPriority="9" w:unhideWhenUsed="1" w:qFormat="1"/>
+    <w:lsdException w:name="index 1" w:semiHidden="1" w:unhideWhenUsed="1"/>
+    <w:lsdException w:name="index 2" w:semiHidden="1" w:unhideWhenUsed="1"/>
+    <w:lsdException w:name="index 3" w:semiHidden="1" w:unhideWhenUsed="1"/>
+    <w:lsdException w:name="index 4" w:semiHidden="1" w:unhideWhenUsed="1"/>
+    <w:lsdException w:name="index 5" w:semiHidden="1" w:unhideWhenUsed="1"/>
+    <w:lsdException w:name="index 6" w:semiHidden="1" w:unhideWhenUsed="1"/>
+    <w:lsdException w:name="index 7" w:semiHidden="1" w:unhideWhenUsed="1"/>
+    <w:lsdException w:name="index 8" w:semiHidden="1" w:unhideWhenUsed="1"/>
+    <w:lsdException w:name="index 9" w:semiHidden="1" w:unhideWhenUsed="1"/>
+    <w:lsdException w:name="toc 1" w:semiHidden="1" w:uiPriority="39" w:unhideWhenUsed="1"/>
+    <w:lsdException w:name="toc 2" w:semiHidden="1" w:uiPriority="39" w:unhideWhenUsed="1"/>
+    <w:lsdException w:name="toc 3" w:semiHidden="1" w:uiPriority="39" w:unhideWhenUsed="1"/>
+    <w:lsdException w:name="toc 4" w:semiHidden="1" w:uiPriority="39" w:unhideWhenUsed="1"/>
+    <w:lsdException w:name="toc 5" w:semiHidden="1" w:uiPriority="39" w:unhideWhenUsed="1"/>
+    <w:lsdException w:name="toc 6" w:semiHidden="1" w:uiPriority="39" w:unhideWhenUsed="1"/>
+    <w:lsdException w:name="toc 7" w:semiHidden="1" w:uiPriority="39" w:unhideWhenUsed="1"/>
+    <w:lsdException w:name="toc 8" w:semiHidden="1" w:uiPriority="39" w:unhideWhenUsed="1"/>
+    <w:lsdException w:name="toc 9" w:semiHidden="1" w:uiPriority="39" w:unhideWhenUsed="1"/>
+    <w:lsdException w:name="Normal Indent" w:semiHidden="1" w:unhideWhenUsed="1"/>
+    <w:lsdException w:name="footnote text" w:semiHidden="1" w:unhideWhenUsed="1"/>
+    <w:lsdException w:name="annotation text" w:semiHidden="1" w:unhideWhenUsed="1"/>
+    <w:lsdException w:name="header" w:semiHidden="1" w:unhideWhenUsed="1"/>
+    <w:lsdException w:name="footer" w:semiHidden="1" w:unhideWhenUsed="1"/>
+    <w:lsdException w:name="index heading" w:semiHidden="1" w:unhideWhenUsed="1"/>
+    <w:lsdException w:name="caption" w:semiHidden="1" w:uiPriority="35" w:unhideWhenUsed="1" w:qFormat="1"/>
+    <w:lsdException w:name="table of figures" w:semiHidden="1" w:unhideWhenUsed="1"/>
+    <w:lsdException w:name="envelope address" w:semiHidden="1" w:unhideWhenUsed="1"/>
+    <w:lsdException w:name="envelope return" w:semiHidden="1" w:unhideWhenUsed="1"/>
+    <w:lsdException w:name="footnote reference" w:semiHidden="1" w:unhideWhenUsed="1"/>
+    <w:lsdException w:name="annotation reference" w:semiHidden="1" w:unhideWhenUsed="1"/>
+    <w:lsdException w:name="line number" w:semiHidden="1" w:unhideWhenUsed="1"/>
+    <w:lsdException w:name="page number" w:semiHidden="1" w:unhideWhenUsed="1"/>
+    <w:lsdException w:name="endnote reference" w:semiHidden="1" w:unhideWhenUsed="1"/>
+    <w:lsdException w:name="endnote text" w:semiHidden="1" w:unhideWhenUsed="1"/>
+    <w:lsdException w:name="table of authorities" w:semiHidden="1" w:unhideWhenUsed="1"/>
+    <w:lsdException w:name="macro" w:semiHidden="1" w:unhideWhenUsed="1"/>
+    <w:lsdException w:name="toa heading" w:semiHidden="1" w:unhideWhenUsed="1"/>
+    <w:lsdException w:name="List" w:semiHidden="1" w:unhideWhenUsed="1"/>
+    <w:lsdException w:name="List Bullet" w:semiHidden="1" w:unhideWhenUsed="1"/>
+    <w:lsdException w:name="List Number" w:semiHidden="1" w:unhideWhenUsed="1"/>
+    <w:lsdException w:name="List 2" w:semiHidden="1" w:unhideWhenUsed="1"/>
+    <w:lsdException w:name="List 3" w:semiHidden="1" w:unhideWhenUsed="1"/>
+    <w:lsdException w:name="List 4" w:semiHidden="1" w:unhideWhenUsed="1"/>
+    <w:lsdException w:name="List 5" w:semiHidden="1" w:unhideWhenUsed="1"/>
+    <w:lsdException w:name="List Bullet 2" w:semiHidden="1" w:unhideWhenUsed="1"/>
+    <w:lsdException w:name="List Bullet 3" w:semiHidden="1" w:unhideWhenUsed="1"/>
+    <w:lsdException w:name="List Bullet 4" w:semiHidden="1" w:unhideWhenUsed="1"/>
+    <w:lsdException w:name="List Bullet 5" w:semiHidden="1" w:unhideWhenUsed="1"/>
+    <w:lsdException w:name="List Number 2" w:semiHidden="1" w:unhideWhenUsed="1"/>
+    <w:lsdException w:name="List Number 3" w:semiHidden="1" w:unhideWhenUsed="1"/>
+    <w:lsdException w:name="List Number 4" w:semiHidden="1" w:unhideWhenUsed="1"/>
+    <w:lsdException w:name="List Number 5" w:semiHidden="1" w:unhideWhenUsed="1"/>
+    <w:lsdException w:name="Title" w:uiPriority="10" w:qFormat="1"/>
+    <w:lsdException w:name="Closing" w:semiHidden="1" w:unhideWhenUsed="1"/>
+    <w:lsdException w:name="Signature" w:semiHidden="1" w:unhideWhenUsed="1"/>
+    <w:lsdException w:name="Default Paragraph Font" w:semiHidden="1" w:uiPriority="1" w:unhideWhenUsed="1"/>
+    <w:lsdException w:name="Body Text" w:semiHidden="1" w:unhideWhenUsed="1"/>
+    <w:lsdException w:name="Body Text Indent" w:semiHidden="1" w:unhideWhenUsed="1"/>
+    <w:lsdException w:name="List Continue" w:semiHidden="1" w:unhideWhenUsed="1"/>
+    <w:lsdException w:name="List Continue 2" w:semiHidden="1" w:unhideWhenUsed="1"/>
+    <w:lsdException w:name="List Continue 3" w:semiHidden="1" w:unhideWhenUsed="1"/>
+    <w:lsdException w:name="List Continue 4" w:semiHidden="1" w:unhideWhenUsed="1"/>
+    <w:lsdException w:name="List Continue 5" w:semiHidden="1" w:unhideWhenUsed="1"/>
+    <w:lsdException w:name="Message Header" w:semiHidden="1" w:unhideWhenUsed="1"/>
+    <w:lsdException w:name="Subtitle" w:uiPriority="11" w:qFormat="1"/>
+    <w:lsdException w:name="Salutation" w:semiHidden="1" w:unhideWhenUsed="1"/>
+    <w:lsdException w:name="Date" w:semiHidden="1" w:unhideWhenUsed="1"/>
+    <w:lsdException w:name="Body Text First Indent" w:semiHidden="1" w:unhideWhenUsed="1"/>
+    <w:lsdException w:name="Body Text First Indent 2" w:semiHidden="1" w:unhideWhenUsed="1"/>
+    <w:lsdException w:name="Note Heading" w:semiHidden="1" w:unhideWhenUsed="1"/>
+    <w:lsdException w:name="Body Text 2" w:semiHidden="1" w:unhideWhenUsed="1"/>
+    <w:lsdException w:name="Body Text 3" w:semiHidden="1" w:unhideWhenUsed="1"/>
+    <w:lsdException w:name="Body Text Indent 2" w:semiHidden="1" w:unhideWhenUsed="1"/>
+    <w:lsdException w:name="Body Text Indent 3" w:semiHidden="1" w:unhideWhenUsed="1"/>
+    <w:lsdException w:name="Block Text" w:semiHidden="1" w:unhideWhenUsed="1"/>
+    <w:lsdException w:name="Hyperlink" w:semiHidden="1" w:unhideWhenUsed="1"/>
+    <w:lsdException w:name="FollowedHyperlink" w:semiHidden="1" w:unhideWhenUsed="1"/>
+    <w:lsdException w:name="Strong" w:uiPriority="22" w:qFormat="1"/>
+    <w:lsdException w:name="Emphasis" w:uiPriority="20" w:qFormat="1"/>
+    <w:lsdException w:name="Document Map" w:semiHidden="1" w:unhideWhenUsed="1"/>
+    <w:lsdException w:name="Plain Text" w:semiHidden="1" w:unhideWhenUsed="1"/>
+    <w:lsdException w:name="E-mail Signature" w:semiHidden="1" w:unhideWhenUsed="1"/>
+    <w:lsdException w:name="HTML Top of Form" w:semiHidden="1" w:unhideWhenUsed="1"/>
+    <w:lsdException w:name="HTML Bottom of Form" w:semiHidden="1" w:unhideWhenUsed="1"/>
+    <w:lsdException w:name="Normal (Web)" w:semiHidden="1" w:unhideWhenUsed="1"/>
+    <w:lsdException w:name="HTML Acronym" w:semiHidden="1" w:unhideWhenUsed="1"/>
+    <w:lsdException w:name="HTML Address" w:semiHidden="1" w:unhideWhenUsed="1"/>
+    <w:lsdException w:name="HTML Cite" w:semiHidden="1" w:unhideWhenUsed="1"/>
+    <w:lsdException w:name="HTML Code" w:semiHidden="1" w:unhideWhenUsed="1"/>
+    <w:lsdException w:name="HTML Definition" w:semiHidden="1" w:unhideWhenUsed="1"/>
+    <w:lsdException w:name="HTML Keyboard" w:semiHidden="1" w:unhideWhenUsed="1"/>
+    <w:lsdException w:name="HTML Preformatted" w:semiHidden="1" w:unhideWhenUsed="1"/>
+    <w:lsdException w:name="HTML Sample" w:semiHidden="1" w:unhideWhenUsed="1"/>
+    <w:lsdException w:name="HTML Typewriter" w:semiHidden="1" w:unhideWhenUsed="1"/>
+    <w:lsdException w:name="HTML Variable" w:semiHidden="1" w:unhideWhenUsed="1"/>
+    <w:lsdException w:name="Normal Table" w:semiHidden="1" w:unhideWhenUsed="1"/>
+    <w:lsdException w:name="annotation subject" w:semiHidden="1" w:unhideWhenUsed="1"/>
+    <w:lsdException w:name="No List" w:semiHidden="1" w:unhideWhenUsed="1"/>
+    <w:lsdException w:name="Outline List 1" w:semiHidden="1" w:unhideWhenUsed="1"/>
+    <w:lsdException w:name="Outline List 2" w:semiHidden="1" w:unhideWhenUsed="1"/>
+    <w:lsdException w:name="Outline List 3" w:semiHidden="1" w:unhideWhenUsed="1"/>
+    <w:lsdException w:name="Table Simple 1" w:semiHidden="1" w:unhideWhenUsed="1"/>
+    <w:lsdException w:name="Table Simple 2" w:semiHidden="1" w:unhideWhenUsed="1"/>
+    <w:lsdException w:name="Table Simple 3" w:semiHidden="1" w:unhideWhenUsed="1"/>
+    <w:lsdException w:name="Table Classic 1" w:semiHidden="1" w:unhideWhenUsed="1"/>
+    <w:lsdException w:name="Table Classic 2" w:semiHidden="1" w:unhideWhenUsed="1"/>
+    <w:lsdException w:name="Table Classic 3" w:semiHidden="1" w:unhideWhenUsed="1"/>
+    <w:lsdException w:name="Table Classic 4" w:semiHidden="1" w:unhideWhenUsed="1"/>
+    <w:lsdException w:name="Table Colorful 1" w:semiHidden="1" w:unhideWhenUsed="1"/>
+    <w:lsdException w:name="Table Colorful 2" w:semiHidden="1" w:unhideWhenUsed="1"/>
+    <w:lsdException w:name="Table Colorful 3" w:semiHidden="1" w:unhideWhenUsed="1"/>
+    <w:lsdException w:name="Table Columns 1" w:semiHidden="1" w:unhideWhenUsed="1"/>
+    <w:lsdException w:name="Table Columns 2" w:semiHidden="1" w:unhideWhenUsed="1"/>
+    <w:lsdException w:name="Table Columns 3" w:semiHidden="1" w:unhideWhenUsed="1"/>
+    <w:lsdException w:name="Table Columns 4" w:semiHidden="1" w:unhideWhenUsed="1"/>
+    <w:lsdException w:name="Table Columns 5" w:semiHidden="1" w:unhideWhenUsed="1"/>
+    <w:lsdException w:name="Table Grid 1" w:semiHidden="1" w:unhideWhenUsed="1"/>
+    <w:lsdException w:name="Table Grid 2" w:semiHidden="1" w:unhideWhenUsed="1"/>
+    <w:lsdException w:name="Table Grid 3" w:semiHidden="1" w:unhideWhenUsed="1"/>
+    <w:lsdException w:name="Table Grid 4" w:semiHidden="1" w:unhideWhenUsed="1"/>
+    <w:lsdException w:name="Table Grid 5" w:semiHidden="1" w:unhideWhenUsed="1"/>
+    <w:lsdException w:name="Table Grid 6" w:semiHidden="1" w:unhideWhenUsed="1"/>
+    <w:lsdException w:name="Table Grid 7" w:semiHidden="1" w:unhideWhenUsed="1"/>
+    <w:lsdException w:name="Table Grid 8" w:semiHidden="1" w:unhideWhenUsed="1"/>
+    <w:lsdException w:name="Table List 1" w:semiHidden="1" w:unhideWhenUsed="1"/>
+    <w:lsdException w:name="Table List 2" w:semiHidden="1" w:unhideWhenUsed="1"/>
+    <w:lsdException w:name="Table List 3" w:semiHidden="1" w:unhideWhenUsed="1"/>
+    <w:lsdException w:name="Table List 4" w:semiHidden="1" w:unhideWhenUsed="1"/>
+    <w:lsdException w:name="Table List 5" w:semiHidden="1" w:unhideWhenUsed="1"/>
+    <w:lsdException w:name="Table List 6" w:semiHidden="1" w:unhideWhenUsed="1"/>
+    <w:lsdException w:name="Table List 7" w:semiHidden="1" w:unhideWhenUsed="1"/>
+    <w:lsdException w:name="Table List 8" w:semiHidden="1" w:unhideWhenUsed="1"/>
+    <w:lsdException w:name="Table 3D effects 1" w:semiHidden="1" w:unhideWhenUsed="1"/>
+    <w:lsdException w:name="Table 3D effects 2" w:semiHidden="1" w:unhideWhenUsed="1"/>
+    <w:lsdException w:name="Table 3D effects 3" w:semiHidden="1" w:unhideWhenUsed="1"/>
+    <w:lsdException w:name="Table Contemporary" w:semiHidden="1" w:unhideWhenUsed="1"/>
+    <w:lsdException w:name="Table Elegant" w:semiHidden="1" w:unhideWhenUsed="1"/>
+    <w:lsdException w:name="Table Professional" w:semiHidden="1" w:unhideWhenUsed="1"/>
+    <w:lsdException w:name="Table Subtle 1" w:semiHidden="1" w:unhideWhenUsed="1"/>
+    <w:lsdException w:name="Table Subtle 2" w:semiHidden="1" w:unhideWhenUsed="1"/>
+    <w:lsdException w:name="Table Web 1" w:semiHidden="1" w:unhideWhenUsed="1"/>
+    <w:lsdException w:name="Table Web 2" w:semiHidden="1" w:unhideWhenUsed="1"/>
+    <w:lsdException w:name="Table Web 3" w:semiHidden="1" w:unhideWhenUsed="1"/>
+    <w:lsdException w:name="Balloon Text" w:semiHidden="1" w:unhideWhenUsed="1"/>
+    <w:lsdException w:name="Table Grid" w:uiPriority="39"/>
+    <w:lsdException w:name="Table Theme" w:semiHidden="1" w:unhideWhenUsed="1"/>
+    <w:lsdException w:name="Placeholder Text" w:semiHidden="1"/>
+    <w:lsdException w:name="No Spacing" w:uiPriority="1" w:qFormat="1"/>
+    <w:lsdException w:name="Light Shading" w:uiPriority="60"/>
+    <w:lsdException w:name="Light List" w:uiPriority="61"/>
+    <w:lsdException w:name="Light Grid" w:uiPriority="62"/>
+    <w:lsdException w:name="Medium Shading 1" w:uiPriority="63"/>
+    <w:lsdException w:name="Medium Shading 2" w:uiPriority="64"/>
+    <w:lsdException w:name="Medium List 1" w:uiPriority="65"/>
+    <w:lsdException w:name="Medium List 2" w:uiPriority="66"/>
+    <w:lsdException w:name="Medium Grid 1" w:uiPriority="67"/>
+    <w:lsdException w:name="Medium Grid 2" w:uiPriority="68"/>
+    <w:lsdException w:name="Medium Grid 3" w:uiPriority="69"/>
+    <w:lsdException w:name="Dark List" w:uiPriority="70"/>
+    <w:lsdException w:name="Colorful Shading" w:uiPriority="71"/>
+    <w:lsdException w:name="Colorful List" w:uiPriority="72"/>
+    <w:lsdException w:name="Colorful Grid" w:uiPriority="73"/>
+    <w:lsdException w:name="Light Shading Accent 1" w:uiPriority="60"/>
+    <w:lsdException w:name="Light List Accent 1" w:uiPriority="61"/>
+    <w:lsdException w:name="Light Grid Accent 1" w:uiPriority="62"/>
+    <w:lsdException w:name="Medium Shading 1 Accent 1" w:uiPriority="63"/>
+    <w:lsdException w:name="Medium Shading 2 Accent 1" w:uiPriority="64"/>
+    <w:lsdException w:name="Medium List 1 Accent 1" w:uiPriority="65"/>
+    <w:lsdException w:name="Revision" w:semiHidden="1"/>
+    <w:lsdException w:name="List Paragraph" w:uiPriority="34" w:qFormat="1"/>
+    <w:lsdException w:name="Quote" w:uiPriority="29" w:qFormat="1"/>
+    <w:lsdException w:name="Intense Quote" w:uiPriority="30" w:qFormat="1"/>
+    <w:lsdException w:name="Medium List 2 Accent 1" w:uiPriority="66"/>
+    <w:lsdException w:name="Medium Grid 1 Accent 1" w:uiPriority="67"/>
+    <w:lsdException w:name="Medium Grid 2 Accent 1" w:uiPriority="68"/>
+    <w:lsdException w:name="Medium Grid 3 Accent 1" w:uiPriority="69"/>
+    <w:lsdException w:name="Dark List Accent 1" w:uiPriority="70"/>
+    <w:lsdException w:name="Colorful Shading Accent 1" w:uiPriority="71"/>
+    <w:lsdException w:name="Colorful List Accent 1" w:uiPriority="72"/>
+    <w:lsdException w:name="Colorful Grid Accent 1" w:uiPriority="73"/>
+    <w:lsdException w:name="Light Shading Accent 2" w:uiPriority="60"/>
+    <w:lsdException w:name="Light List Accent 2" w:uiPriority="61"/>
+    <w:lsdException w:name="Light Grid Accent 2" w:uiPriority="62"/>
+    <w:lsdException w:name="Medium Shading 1 Accent 2" w:uiPriority="63"/>
+    <w:lsdException w:name="Medium Shading 2 Accent 2" w:uiPriority="64"/>
+    <w:lsdException w:name="Medium List 1 Accent 2" w:uiPriority="65"/>
+    <w:lsdException w:name="Medium List 2 Accent 2" w:uiPriority="66"/>
+    <w:lsdException w:name="Medium Grid 1 Accent 2" w:uiPriority="67"/>
+    <w:lsdException w:name="Medium Grid 2 Accent 2" w:uiPriority="68"/>
+    <w:lsdException w:name="Medium Grid 3 Accent 2" w:uiPriority="69"/>
+    <w:lsdException w:name="Dark List Accent 2" w:uiPriority="70"/>
+    <w:lsdException w:name="Colorful Shading Accent 2" w:uiPriority="71"/>
+    <w:lsdException w:name="Colorful List Accent 2" w:uiPriority="72"/>
+    <w:lsdException w:name="Colorful Grid Accent 2" w:uiPriority="73"/>
+    <w:lsdException w:name="Light Shading Accent 3" w:uiPriority="60"/>
+    <w:lsdException w:name="Light List Accent 3" w:uiPriority="61"/>
+    <w:lsdException w:name="Light Grid Accent 3" w:uiPriority="62"/>
+    <w:lsdException w:name="Medium Shading 1 Accent 3" w:uiPriority="63"/>
+    <w:lsdException w:name="Medium Shading 2 Accent 3" w:uiPriority="64"/>
+    <w:lsdException w:name="Medium List 1 Accent 3" w:uiPriority="65"/>
+    <w:lsdException w:name="Medium List 2 Accent 3" w:uiPriority="66"/>
+    <w:lsdException w:name="Medium Grid 1 Accent 3" w:uiPriority="67"/>
+    <w:lsdException w:name="Medium Grid 2 Accent 3" w:uiPriority="68"/>
+    <w:lsdException w:name="Medium Grid 3 Accent 3" w:uiPriority="69"/>
+    <w:lsdException w:name="Dark List Accent 3" w:uiPriority="70"/>
+    <w:lsdException w:name="Colorful Shading Accent 3" w:uiPriority="71"/>
+    <w:lsdException w:name="Colorful List Accent 3" w:uiPriority="72"/>
+    <w:lsdException w:name="Colorful Grid Accent 3" w:uiPriority="73"/>
+    <w:lsdException w:name="Light Shading Accent 4" w:uiPriority="60"/>
+    <w:lsdException w:name="Light List Accent 4" w:uiPriority="61"/>
+    <w:lsdException w:name="Light Grid Accent 4" w:uiPriority="62"/>
+    <w:lsdException w:name="Medium Shading 1 Accent 4" w:uiPriority="63"/>
+    <w:lsdException w:name="Medium Shading 2 Accent 4" w:uiPriority="64"/>
+    <w:lsdException w:name="Medium List 1 Accent 4" w:uiPriority="65"/>
+    <w:lsdException w:name="Medium List 2 Accent 4" w:uiPriority="66"/>
+    <w:lsdException w:name="Medium Grid 1 Accent 4" w:uiPriority="67"/>
+    <w:lsdException w:name="Medium Grid 2 Accent 4" w:uiPriority="68"/>
+    <w:lsdException w:name="Medium Grid 3 Accent 4" w:uiPriority="69"/>
+    <w:lsdException w:name="Dark List Accent 4" w:uiPriority="70"/>
+    <w:lsdException w:name="Colorful Shading Accent 4" w:uiPriority="71"/>
+    <w:lsdException w:name="Colorful List Accent 4" w:uiPriority="72"/>
+    <w:lsdException w:name="Colorful Grid Accent 4" w:uiPriority="73"/>
+    <w:lsdException w:name="Light Shading Accent 5" w:uiPriority="60"/>
+    <w:lsdException w:name="Light List Accent 5" w:uiPriority="61"/>
+    <w:lsdException w:name="Light Grid Accent 5" w:uiPriority="62"/>
+    <w:lsdException w:name="Medium Shading 1 Accent 5" w:uiPriority="63"/>
+    <w:lsdException w:name="Medium Shading 2 Accent 5" w:uiPriority="64"/>
+    <w:lsdException w:name="Medium List 1 Accent 5" w:uiPriority="65"/>
+    <w:lsdException w:name="Medium List 2 Accent 5" w:uiPriority="66"/>
+    <w:lsdException w:name="Medium Grid 1 Accent 5" w:uiPriority="67"/>
+    <w:lsdException w:name="Medium Grid 2 Accent 5" w:uiPriority="68"/>
+    <w:lsdException w:name="Medium Grid 3 Accent 5" w:uiPriority="69"/>
+    <w:lsdException w:name="Dark List Accent 5" w:uiPriority="70"/>
+    <w:lsdException w:name="Colorful Shading Accent 5" w:uiPriority="71"/>
+    <w:lsdException w:name="Colorful List Accent 5" w:uiPriority="72"/>
+    <w:lsdException w:name="Colorful Grid Accent 5" w:uiPriority="73"/>
+    <w:lsdException w:name="Light Shading Accent 6" w:uiPriority="60"/>
+    <w:lsdException w:name="Light List Accent 6" w:uiPriority="61"/>
+    <w:lsdException w:name="Light Grid Accent 6" w:uiPriority="62"/>
+    <w:lsdException w:name="Medium Shading 1 Accent 6" w:uiPriority="63"/>
+    <w:lsdException w:name="Medium Shading 2 Accent 6" w:uiPriority="64"/>
+    <w:lsdException w:name="Medium List 1 Accent 6" w:uiPriority="65"/>
+    <w:lsdException w:name="Medium List 2 Accent 6" w:uiPriority="66"/>
+    <w:lsdException w:name="Medium Grid 1 Accent 6" w:uiPriority="67"/>
+    <w:lsdException w:name="Medium Grid 2 Accent 6" w:uiPriority="68"/>
+    <w:lsdException w:name="Medium Grid 3 Accent 6" w:uiPriority="69"/>
+    <w:lsdException w:name="Dark List Accent 6" w:uiPriority="70"/>
+    <w:lsdException w:name="Colorful Shading Accent 6" w:uiPriority="71"/>
+    <w:lsdException w:name="Colorful List Accent 6" w:uiPriority="72"/>
+    <w:lsdException w:name="Colorful Grid Accent 6" w:uiPriority="73"/>
+    <w:lsdException w:name="Subtle Emphasis" w:uiPriority="19" w:qFormat="1"/>
+    <w:lsdException w:name="Intense Emphasis" w:uiPriority="21" w:qFormat="1"/>
+    <w:lsdException w:name="Subtle Reference" w:uiPriority="31" w:qFormat="1"/>
+    <w:lsdException w:name="Intense Reference" w:uiPriority="32" w:qFormat="1"/>
+    <w:lsdException w:name="Book Title" w:uiPriority="33" w:qFormat="1"/>
+    <w:lsdException w:name="Bibliography" w:semiHidden="1" w:uiPriority="37" w:unhideWhenUsed="1"/>
+    <w:lsdException w:name="TOC Heading" w:semiHidden="1" w:uiPriority="39" w:unhideWhenUsed="1" w:qFormat="1"/>
+    <w:lsdException w:name="Plain Table 1" w:uiPriority="41"/>
+    <w:lsdException w:name="Plain Table 2" w:uiPriority="42"/>
+    <w:lsdException w:name="Plain Table 3" w:uiPriority="43"/>
+    <w:lsdException w:name="Plain Table 4" w:uiPriority="44"/>
+    <w:lsdException w:name="Plain Table 5" w:uiPriority="45"/>
+    <w:lsdException w:name="Grid Table Light" w:uiPriority="40"/>
+    <w:lsdException w:name="Grid Table 1 Light" w:uiPriority="46"/>
+    <w:lsdException w:name="Grid Table 2" w:uiPriority="47"/>
+    <w:lsdException w:name="Grid Table 3" w:uiPriority="48"/>
+    <w:lsdException w:name="Grid Table 4" w:uiPriority="49"/>
+    <w:lsdException w:name="Grid Table 5 Dark" w:uiPriority="50"/>
+    <w:lsdException w:name="Grid Table 6 Colorful" w:uiPriority="51"/>
+    <w:lsdException w:name="Grid Table 7 Colorful" w:uiPriority="52"/>
+    <w:lsdException w:name="Grid Table 1 Light Accent 1" w:uiPriority="46"/>
+    <w:lsdException w:name="Grid Table 2 Accent 1" w:uiPriority="47"/>
+    <w:lsdException w:name="Grid Table 3 Accent 1" w:uiPriority="48"/>
+    <w:lsdException w:name="Grid Table 4 Accent 1" w:uiPriority="49"/>
+    <w:lsdException w:name="Grid Table 5 Dark Accent 1" w:uiPriority="50"/>
+    <w:lsdException w:name="Grid Table 6 Colorful Accent 1" w:uiPriority="51"/>
+    <w:lsdException w:name="Grid Table 7 Colorful Accent 1" w:uiPriority="52"/>
+    <w:lsdException w:name="Grid Table 1 Light Accent 2" w:uiPriority="46"/>
+    <w:lsdException w:name="Grid Table 2 Accent 2" w:uiPriority="47"/>
+    <w:lsdException w:name="Grid Table 3 Accent 2" w:uiPriority="48"/>
+    <w:lsdException w:name="Grid Table 4 Accent 2" w:uiPriority="49"/>
+    <w:lsdException w:name="Grid Table 5 Dark Accent 2" w:uiPriority="50"/>
+    <w:lsdException w:name="Grid Table 6 Colorful Accent 2" w:uiPriority="51"/>
+    <w:lsdException w:name="Grid Table 7 Colorful Accent 2" w:uiPriority="52"/>
+    <w:lsdException w:name="Grid Table 1 Light Accent 3" w:uiPriority="46"/>
+    <w:lsdException w:name="Grid Table 2 Accent 3" w:uiPriority="47"/>
+    <w:lsdException w:name="Grid Table 3 Accent 3" w:uiPriority="48"/>
+    <w:lsdException w:name="Grid Table 4 Accent 3" w:uiPriority="49"/>
+    <w:lsdException w:name="Grid Table 5 Dark Accent 3" w:uiPriority="50"/>
+    <w:lsdException w:name="Grid Table 6 Colorful Accent 3" w:uiPriority="51"/>
+    <w:lsdException w:name="Grid Table 7 Colorful Accent 3" w:uiPriority="52"/>
+    <w:lsdException w:name="Grid Table 1 Light Accent 4" w:uiPriority="46"/>
+    <w:lsdException w:name="Grid Table 2 Accent 4" w:uiPriority="47"/>
+    <w:lsdException w:name="Grid Table 3 Accent 4" w:uiPriority="48"/>
+    <w:lsdException w:name="Grid Table 4 Accent 4" w:uiPriority="49"/>
+    <w:lsdException w:name="Grid Table 5 Dark Accent 4" w:uiPriority="50"/>
+    <w:lsdException w:name="Grid Table 6 Colorful Accent 4" w:uiPriority="51"/>
+    <w:lsdException w:name="Grid Table 7 Colorful Accent 4" w:uiPriority="52"/>
+    <w:lsdException w:name="Grid Table 1 Light Accent 5" w:uiPriority="46"/>
+    <w:lsdException w:name="Grid Table 2 Accent 5" w:uiPriority="47"/>
+    <w:lsdException w:name="Grid Table 3 Accent 5" w:uiPriority="48"/>
+    <w:lsdException w:name="Grid Table 4 Accent 5" w:uiPriority="49"/>
+    <w:lsdException w:name="Grid Table 5 Dark Accent 5" w:uiPriority="50"/>
+    <w:lsdException w:name="Grid Table 6 Colorful Accent 5" w:uiPriority="51"/>
+    <w:lsdException w:name="Grid Table 7 Colorful Accent 5" w:uiPriority="52"/>
+    <w:lsdException w:name="Grid Table 1 Light Accent 6" w:uiPriority="46"/>
+    <w:lsdException w:name="Grid Table 2 Accent 6" w:uiPriority="47"/>
+    <w:lsdException w:name="Grid Table 3 Accent 6" w:uiPriority="48"/>
+    <w:lsdException w:name="Grid Table 4 Accent 6" w:uiPriority="49"/>
+    <w:lsdException w:name="Grid Table 5 Dark Accent 6" w:uiPriority="50"/>
+    <w:lsdException w:name="Grid Table 6 Colorful Accent 6" w:uiPriority="51"/>
+    <w:lsdException w:name="Grid Table 7 Colorful Accent 6" w:uiPriority="52"/>
+    <w:lsdException w:name="List Table 1 Light" w:uiPriority="46"/>
+    <w:lsdException w:name="List Table 2" w:uiPriority="47"/>
+    <w:lsdException w:name="List Table 3" w:uiPriority="48"/>
+    <w:lsdException w:name="List Table 4" w:uiPriority="49"/>
+    <w:lsdException w:name="List Table 5 Dark" w:uiPriority="50"/>
+    <w:lsdException w:name="List Table 6 Colorful" w:uiPriority="51"/>
+    <w:lsdException w:name="List Table 7 Colorful" w:uiPriority="52"/>
+    <w:lsdException w:name="List Table 1 Light Accent 1" w:uiPriority="46"/>
+    <w:lsdException w:name="List Table 2 Accent 1" w:uiPriority="47"/>
+    <w:lsdException w:name="List Table 3 Accent 1" w:uiPriority="48"/>
+    <w:lsdException w:name="List Table 4 Accent 1" w:uiPriority="49"/>
+    <w:lsdException w:name="List Table 5 Dark Accent 1" w:uiPriority="50"/>
+    <w:lsdException w:name="List Table 6 Colorful Accent 1" w:uiPriority="51"/>
+    <w:lsdException w:name="List Table 7 Colorful Accent 1" w:uiPriority="52"/>
+    <w:lsdException w:name="List Table 1 Light Accent 2" w:uiPriority="46"/>
+    <w:lsdException w:name="List Table 2 Accent 2" w:uiPriority="47"/>
+    <w:lsdException w:name="List Table 3 Accent 2" w:uiPriority="48"/>
+    <w:lsdException w:name="List Table 4 Accent 2" w:uiPriority="49"/>
+    <w:lsdException w:name="List Table 5 Dark Accent 2" w:uiPriority="50"/>
+    <w:lsdException w:name="List Table 6 Colorful Accent 2" w:uiPriority="51"/>
+    <w:lsdException w:name="List Table 7 Colorful Accent 2" w:uiPriority="52"/>
+    <w:lsdException w:name="List Table 1 Light Accent 3" w:uiPriority="46"/>
+    <w:lsdException w:name="List Table 2 Accent 3" w:uiPriority="47"/>
+    <w:lsdException w:name="List Table 3 Accent 3" w:uiPriority="48"/>
+    <w:lsdException w:name="List Table 4 Accent 3" w:uiPriority="49"/>
+    <w:lsdException w:name="List Table 5 Dark Accent 3" w:uiPriority="50"/>
+    <w:lsdException w:name="List Table 6 Colorful Accent 3" w:uiPriority="51"/>
+    <w:lsdException w:name="List Table 7 Colorful Accent 3" w:uiPriority="52"/>
+    <w:lsdException w:name="List Table 1 Light Accent 4" w:uiPriority="46"/>
+    <w:lsdException w:name="List Table 2 Accent 4" w:uiPriority="47"/>
+    <w:lsdException w:name="List Table 3 Accent 4" w:uiPriority="48"/>
+    <w:lsdException w:name="List Table 4 Accent 4" w:uiPriority="49"/>
+    <w:lsdException w:name="List Table 5 Dark Accent 4" w:uiPriority="50"/>
+    <w:lsdException w:name="List Table 6 Colorful Accent 4" w:uiPriority="51"/>
+    <w:lsdException w:name="List Table 7 Colorful Accent 4" w:uiPriority="52"/>
+    <w:lsdException w:name="List Table 1 Light Accent 5" w:uiPriority="46"/>
+    <w:lsdException w:name="List Table 2 Accent 5" w:uiPriority="47"/>
+    <w:lsdException w:name="List Table 3 Accent 5" w:uiPriority="48"/>
+    <w:lsdException w:name="List Table 4 Accent 5" w:uiPriority="49"/>
+    <w:lsdException w:name="List Table 5 Dark Accent 5" w:uiPriority="50"/>
+    <w:lsdException w:name="List Table 6 Colorful Accent 5" w:uiPriority="51"/>
+    <w:lsdException w:name="List Table 7 Colorful Accent 5" w:uiPriority="52"/>
+    <w:lsdException w:name="List Table 1 Light Accent 6" w:uiPriority="46"/>
+    <w:lsdException w:name="List Table 2 Accent 6" w:uiPriority="47"/>
+    <w:lsdException w:name="List Table 3 Accent 6" w:uiPriority="48"/>
+    <w:lsdException w:name="List Table 4 Accent 6" w:uiPriority="49"/>
+    <w:lsdException w:name="List Table 5 Dark Accent 6" w:uiPriority="50"/>
+    <w:lsdException w:name="List Table 6 Colorful Accent 6" w:uiPriority="51"/>
+    <w:lsdException w:name="List Table 7 Colorful Accent 6" w:uiPriority="52"/>
+    <w:lsdException w:name="Mention" w:semiHidden="1" w:unhideWhenUsed="1"/>
+    <w:lsdException w:name="Smart Hyperlink" w:semiHidden="1" w:unhideWhenUsed="1"/>
+    <w:lsdException w:name="Hashtag" w:semiHidden="1" w:unhideWhenUsed="1"/>
+    <w:lsdException w:name="Unresolved Mention" w:semiHidden="1" w:unhideWhenUsed="1"/>
+    <w:lsdException w:name="Smart Link" w:semiHidden="1" w:unhideWhenUsed="1"/>
+  </w:latentStyles>
+  <w:style w:type="paragraph" w:default="1" w:styleId="Normal">
+    <w:name w:val="Normal"/>
+    <w:qFormat/>
   </w:style>
   <w:style w:type="paragraph" w:styleId="Heading1">
     <w:name w:val="heading 1"/>
     <w:basedOn w:val="Normal"/>
     <w:next w:val="Normal"/>
+    <w:uiPriority w:val="9"/>
+    <w:qFormat/>
     <w:pPr>
-      <w:keepNext w:val="1"/>
-      <w:keepLines w:val="1"/>
-      <w:spacing w:after="80" w:before="360" w:lineRule="auto"/>
+      <w:keepNext/>
+      <w:keepLines/>
+      <w:spacing w:before="360" w:after="80"/>
+      <w:outlineLvl w:val="0"/>
     </w:pPr>
     <w:rPr>
-      <w:rFonts w:ascii="Calibri" w:cs="Calibri" w:eastAsia="Calibri" w:hAnsi="Calibri"/>
-      <w:color w:val="2f5496"/>
+      <w:color w:val="2F5496"/>
       <w:sz w:val="40"/>
       <w:szCs w:val="40"/>
     </w:rPr>
@@ -3022,14 +5577,18 @@
     <w:name w:val="heading 2"/>
     <w:basedOn w:val="Normal"/>
     <w:next w:val="Normal"/>
+    <w:uiPriority w:val="9"/>
+    <w:semiHidden/>
+    <w:unhideWhenUsed/>
+    <w:qFormat/>
     <w:pPr>
-      <w:keepNext w:val="1"/>
-      <w:keepLines w:val="1"/>
-      <w:spacing w:after="80" w:before="160" w:lineRule="auto"/>
+      <w:keepNext/>
+      <w:keepLines/>
+      <w:spacing w:before="160" w:after="80"/>
+      <w:outlineLvl w:val="1"/>
     </w:pPr>
     <w:rPr>
-      <w:rFonts w:ascii="Calibri" w:cs="Calibri" w:eastAsia="Calibri" w:hAnsi="Calibri"/>
-      <w:color w:val="2f5496"/>
+      <w:color w:val="2F5496"/>
       <w:sz w:val="32"/>
       <w:szCs w:val="32"/>
     </w:rPr>
@@ -3038,13 +5597,18 @@
     <w:name w:val="heading 3"/>
     <w:basedOn w:val="Normal"/>
     <w:next w:val="Normal"/>
+    <w:uiPriority w:val="9"/>
+    <w:semiHidden/>
+    <w:unhideWhenUsed/>
+    <w:qFormat/>
     <w:pPr>
-      <w:keepNext w:val="1"/>
-      <w:keepLines w:val="1"/>
-      <w:spacing w:after="80" w:before="160" w:lineRule="auto"/>
+      <w:keepNext/>
+      <w:keepLines/>
+      <w:spacing w:before="160" w:after="80"/>
+      <w:outlineLvl w:val="2"/>
     </w:pPr>
     <w:rPr>
-      <w:color w:val="2f5496"/>
+      <w:color w:val="2F5496"/>
       <w:sz w:val="28"/>
       <w:szCs w:val="28"/>
     </w:rPr>
@@ -3053,173 +5617,204 @@
     <w:name w:val="heading 4"/>
     <w:basedOn w:val="Normal"/>
     <w:next w:val="Normal"/>
+    <w:uiPriority w:val="9"/>
+    <w:semiHidden/>
+    <w:unhideWhenUsed/>
+    <w:qFormat/>
     <w:pPr>
-      <w:keepNext w:val="1"/>
-      <w:keepLines w:val="1"/>
-      <w:spacing w:after="40" w:before="80" w:lineRule="auto"/>
+      <w:keepNext/>
+      <w:keepLines/>
+      <w:spacing w:before="80" w:after="40"/>
+      <w:outlineLvl w:val="3"/>
     </w:pPr>
     <w:rPr>
-      <w:i w:val="1"/>
-      <w:iCs w:val="1"/>
-      <w:color w:val="2f5496"/>
+      <w:i/>
+      <w:iCs/>
+      <w:color w:val="2F5496"/>
     </w:rPr>
   </w:style>
   <w:style w:type="paragraph" w:styleId="Heading5">
     <w:name w:val="heading 5"/>
     <w:basedOn w:val="Normal"/>
     <w:next w:val="Normal"/>
+    <w:uiPriority w:val="9"/>
+    <w:semiHidden/>
+    <w:unhideWhenUsed/>
+    <w:qFormat/>
     <w:pPr>
-      <w:keepNext w:val="1"/>
-      <w:keepLines w:val="1"/>
-      <w:spacing w:after="40" w:before="80" w:lineRule="auto"/>
+      <w:keepNext/>
+      <w:keepLines/>
+      <w:spacing w:before="80" w:after="40"/>
+      <w:outlineLvl w:val="4"/>
     </w:pPr>
     <w:rPr>
-      <w:color w:val="2f5496"/>
+      <w:color w:val="2F5496"/>
     </w:rPr>
   </w:style>
   <w:style w:type="paragraph" w:styleId="Heading6">
     <w:name w:val="heading 6"/>
     <w:basedOn w:val="Normal"/>
     <w:next w:val="Normal"/>
+    <w:uiPriority w:val="9"/>
+    <w:semiHidden/>
+    <w:unhideWhenUsed/>
+    <w:qFormat/>
     <w:pPr>
-      <w:keepNext w:val="1"/>
-      <w:keepLines w:val="1"/>
-      <w:spacing w:after="0" w:before="40" w:lineRule="auto"/>
+      <w:keepNext/>
+      <w:keepLines/>
+      <w:spacing w:before="40" w:after="0"/>
+      <w:outlineLvl w:val="5"/>
     </w:pPr>
     <w:rPr>
-      <w:i w:val="1"/>
-      <w:iCs w:val="1"/>
+      <w:i/>
+      <w:iCs/>
       <w:color w:val="595959"/>
     </w:rPr>
+  </w:style>
+  <w:style w:type="character" w:default="1" w:styleId="DefaultParagraphFont">
+    <w:name w:val="Default Paragraph Font"/>
+    <w:uiPriority w:val="1"/>
+    <w:semiHidden/>
+    <w:unhideWhenUsed/>
+  </w:style>
+  <w:style w:type="table" w:default="1" w:styleId="TableNormal">
+    <w:name w:val="Normal Table"/>
+    <w:uiPriority w:val="99"/>
+    <w:semiHidden/>
+    <w:unhideWhenUsed/>
+    <w:tblPr>
+      <w:tblInd w:w="0" w:type="dxa"/>
+      <w:tblCellMar>
+        <w:top w:w="0" w:type="dxa"/>
+        <w:left w:w="108" w:type="dxa"/>
+        <w:bottom w:w="0" w:type="dxa"/>
+        <w:right w:w="108" w:type="dxa"/>
+      </w:tblCellMar>
+    </w:tblPr>
+  </w:style>
+  <w:style w:type="numbering" w:default="1" w:styleId="NoList">
+    <w:name w:val="No List"/>
+    <w:uiPriority w:val="99"/>
+    <w:semiHidden/>
+    <w:unhideWhenUsed/>
+  </w:style>
+  <w:style w:type="table" w:customStyle="1" w:styleId="TableNormal0">
+    <w:name w:val="TableNormal"/>
+    <w:tblPr>
+      <w:tblCellMar>
+        <w:top w:w="100" w:type="dxa"/>
+        <w:left w:w="100" w:type="dxa"/>
+        <w:bottom w:w="100" w:type="dxa"/>
+        <w:right w:w="100" w:type="dxa"/>
+      </w:tblCellMar>
+    </w:tblPr>
   </w:style>
   <w:style w:type="paragraph" w:styleId="Title">
     <w:name w:val="Title"/>
     <w:basedOn w:val="Normal"/>
     <w:next w:val="Normal"/>
+    <w:uiPriority w:val="10"/>
+    <w:qFormat/>
     <w:pPr>
       <w:spacing w:after="80" w:line="240" w:lineRule="auto"/>
     </w:pPr>
     <w:rPr>
-      <w:rFonts w:ascii="Calibri" w:cs="Calibri" w:eastAsia="Calibri" w:hAnsi="Calibri"/>
       <w:sz w:val="56"/>
       <w:szCs w:val="56"/>
     </w:rPr>
   </w:style>
-  <w:style w:type="table" w:styleId="TableNormal" w:default="1">
+  <w:style w:type="table" w:customStyle="1" w:styleId="TableNormal1">
     <w:name w:val="TableNormal"/>
     <w:tblPr>
       <w:tblCellMar>
-        <w:top w:w="100.0" w:type="dxa"/>
-        <w:left w:w="100.0" w:type="dxa"/>
-        <w:bottom w:w="100.0" w:type="dxa"/>
-        <w:right w:w="100.0" w:type="dxa"/>
+        <w:top w:w="100" w:type="dxa"/>
+        <w:left w:w="100" w:type="dxa"/>
+        <w:bottom w:w="100" w:type="dxa"/>
+        <w:right w:w="100" w:type="dxa"/>
       </w:tblCellMar>
     </w:tblPr>
   </w:style>
-  <w:style w:type="paragraph" w:styleId="Normal" w:default="1">
-    <w:name w:val="normal"/>
-  </w:style>
-  <w:style w:type="table" w:styleId="TableNormal" w:default="1">
+  <w:style w:type="table" w:customStyle="1" w:styleId="TableNormal2">
     <w:name w:val="TableNormal"/>
     <w:tblPr>
       <w:tblCellMar>
-        <w:top w:w="100.0" w:type="dxa"/>
-        <w:left w:w="100.0" w:type="dxa"/>
-        <w:bottom w:w="100.0" w:type="dxa"/>
-        <w:right w:w="100.0" w:type="dxa"/>
+        <w:top w:w="100" w:type="dxa"/>
+        <w:left w:w="100" w:type="dxa"/>
+        <w:bottom w:w="100" w:type="dxa"/>
+        <w:right w:w="100" w:type="dxa"/>
       </w:tblCellMar>
     </w:tblPr>
   </w:style>
-  <w:style w:type="paragraph" w:styleId="Normal" w:default="1">
-    <w:name w:val="normal"/>
-  </w:style>
-  <w:style w:type="table" w:styleId="Table1">
-    <w:basedOn w:val="TableNormal"/>
+  <w:style w:type="table" w:customStyle="1" w:styleId="a">
+    <w:basedOn w:val="TableNormal2"/>
     <w:tblPr>
       <w:tblStyleRowBandSize w:val="1"/>
       <w:tblStyleColBandSize w:val="1"/>
       <w:tblCellMar>
-        <w:top w:w="0.0" w:type="dxa"/>
-        <w:left w:w="115.0" w:type="dxa"/>
-        <w:bottom w:w="0.0" w:type="dxa"/>
-        <w:right w:w="115.0" w:type="dxa"/>
+        <w:top w:w="0" w:type="dxa"/>
+        <w:left w:w="115" w:type="dxa"/>
+        <w:bottom w:w="0" w:type="dxa"/>
+        <w:right w:w="115" w:type="dxa"/>
       </w:tblCellMar>
     </w:tblPr>
   </w:style>
-  <w:style w:type="table" w:styleId="Table2">
-    <w:basedOn w:val="TableNormal"/>
+  <w:style w:type="table" w:customStyle="1" w:styleId="a0">
+    <w:basedOn w:val="TableNormal2"/>
+    <w:tblPr>
+      <w:tblStyleRowBandSize w:val="1"/>
+      <w:tblStyleColBandSize w:val="1"/>
+    </w:tblPr>
+  </w:style>
+  <w:style w:type="table" w:customStyle="1" w:styleId="a1">
+    <w:basedOn w:val="TableNormal2"/>
     <w:tblPr>
       <w:tblStyleRowBandSize w:val="1"/>
       <w:tblStyleColBandSize w:val="1"/>
       <w:tblCellMar>
-        <w:top w:w="100.0" w:type="dxa"/>
-        <w:left w:w="100.0" w:type="dxa"/>
-        <w:bottom w:w="100.0" w:type="dxa"/>
-        <w:right w:w="100.0" w:type="dxa"/>
+        <w:top w:w="0" w:type="dxa"/>
+        <w:left w:w="115" w:type="dxa"/>
+        <w:bottom w:w="0" w:type="dxa"/>
+        <w:right w:w="115" w:type="dxa"/>
       </w:tblCellMar>
     </w:tblPr>
   </w:style>
-  <w:style w:type="table" w:styleId="Table1">
-    <w:basedOn w:val="TableNormal"/>
+  <w:style w:type="table" w:customStyle="1" w:styleId="a2">
+    <w:basedOn w:val="TableNormal2"/>
     <w:tblPr>
       <w:tblStyleRowBandSize w:val="1"/>
       <w:tblStyleColBandSize w:val="1"/>
-      <w:tblCellMar>
-        <w:top w:w="0.0" w:type="dxa"/>
-        <w:left w:w="115.0" w:type="dxa"/>
-        <w:bottom w:w="0.0" w:type="dxa"/>
-        <w:right w:w="115.0" w:type="dxa"/>
-      </w:tblCellMar>
-    </w:tblPr>
-  </w:style>
-  <w:style w:type="table" w:styleId="Table2">
-    <w:basedOn w:val="TableNormal"/>
-    <w:tblPr>
-      <w:tblStyleRowBandSize w:val="1"/>
-      <w:tblStyleColBandSize w:val="1"/>
-      <w:tblCellMar>
-        <w:top w:w="100.0" w:type="dxa"/>
-        <w:left w:w="100.0" w:type="dxa"/>
-        <w:bottom w:w="100.0" w:type="dxa"/>
-        <w:right w:w="100.0" w:type="dxa"/>
-      </w:tblCellMar>
     </w:tblPr>
   </w:style>
   <w:style w:type="paragraph" w:styleId="Subtitle">
     <w:name w:val="Subtitle"/>
     <w:basedOn w:val="Normal"/>
     <w:next w:val="Normal"/>
-    <w:pPr/>
+    <w:uiPriority w:val="11"/>
+    <w:qFormat/>
     <w:rPr>
       <w:color w:val="595959"/>
       <w:sz w:val="28"/>
       <w:szCs w:val="28"/>
     </w:rPr>
   </w:style>
-  <w:style w:type="table" w:styleId="Table1">
-    <w:basedOn w:val="TableNormal"/>
+  <w:style w:type="table" w:customStyle="1" w:styleId="a3">
+    <w:basedOn w:val="TableNormal2"/>
     <w:tblPr>
       <w:tblStyleRowBandSize w:val="1"/>
       <w:tblStyleColBandSize w:val="1"/>
       <w:tblCellMar>
-        <w:top w:w="0.0" w:type="dxa"/>
-        <w:left w:w="115.0" w:type="dxa"/>
-        <w:bottom w:w="0.0" w:type="dxa"/>
-        <w:right w:w="115.0" w:type="dxa"/>
+        <w:top w:w="0" w:type="dxa"/>
+        <w:left w:w="115" w:type="dxa"/>
+        <w:bottom w:w="0" w:type="dxa"/>
+        <w:right w:w="115" w:type="dxa"/>
       </w:tblCellMar>
     </w:tblPr>
   </w:style>
-  <w:style w:type="table" w:styleId="Table2">
-    <w:basedOn w:val="TableNormal"/>
+  <w:style w:type="table" w:customStyle="1" w:styleId="a4">
+    <w:basedOn w:val="TableNormal2"/>
     <w:tblPr>
       <w:tblStyleRowBandSize w:val="1"/>
       <w:tblStyleColBandSize w:val="1"/>
-      <w:tblCellMar>
-        <w:top w:w="100.0" w:type="dxa"/>
-        <w:left w:w="100.0" w:type="dxa"/>
-        <w:bottom w:w="100.0" w:type="dxa"/>
-        <w:right w:w="100.0" w:type="dxa"/>
-      </w:tblCellMar>
     </w:tblPr>
   </w:style>
 </w:styles>
@@ -3545,17 +6140,17 @@
 </a:theme>
 </file>
 
-<file path=customXML/item1.xml><?xml version="1.0" encoding="utf-8"?>
+<file path=customXml/item1.xml><?xml version="1.0" encoding="utf-8"?>
 <go:gDocsCustomXmlDataStorage xmlns:go="http://customooxmlschemas.google.com/" xmlns:r="http://schemas.openxmlformats.org/officeDocument/2006/relationships" uri="GoogleDocsCustomDataVersion2">
   <go:docsCustomData xmlns:go="http://customooxmlschemas.google.com/" roundtripDataSignature="AMtx7mjKlCljDouCALS/0lJ0WujVjsaOhQ==">CgMxLjA4AHIhMTJkX1dIakJHVUFBbkdRbE9udFhRMHNkVXI0ZVpKc2l2</go:docsCustomData>
 </go:gDocsCustomXmlDataStorage>
 </file>
 
-<file path=customXML/itemProps1.xml><?xml version="1.0" encoding="utf-8"?>
+<file path=customXml/itemProps1.xml><?xml version="1.0" encoding="utf-8"?>
 <ds:datastoreItem xmlns:ds="http://schemas.openxmlformats.org/officeDocument/2006/customXml" ds:itemID="{11111111-1234-1234-1234-123412341234}">
   <ds:schemaRefs>
+    <ds:schemaRef ds:uri="http://customooxmlschemas.google.com/"/>
     <ds:schemaRef ds:uri="http://schemas.openxmlformats.org/officeDocument/2006/relationships"/>
-    <ds:schemaRef ds:uri="http://customooxmlschemas.google.com/"/>
   </ds:schemaRefs>
 </ds:datastoreItem>
 </file>
--- a/template/02. Template SPP PML.docx
+++ b/template/02. Template SPP PML.docx
@@ -107,9 +107,8 @@
           <w:sz w:val="24"/>
           <w:szCs w:val="24"/>
         </w:rPr>
-        <w:t>{{</w:t>
-      </w:r>
-      <w:proofErr w:type="spellStart"/>
+        <w:t>{{no_urut_spp</w:t>
+      </w:r>
       <w:r>
         <w:rPr>
           <w:rFonts w:ascii="Bookman Old Style" w:eastAsia="Bookman Old Style" w:hAnsi="Bookman Old Style" w:cs="Bookman Old Style"/>
@@ -117,9 +116,8 @@
           <w:sz w:val="24"/>
           <w:szCs w:val="24"/>
         </w:rPr>
-        <w:t>no_urut_spp</w:t>
-      </w:r>
-      <w:proofErr w:type="spellEnd"/>
+        <w:t>_t1</w:t>
+      </w:r>
       <w:r>
         <w:rPr>
           <w:rFonts w:ascii="Bookman Old Style" w:eastAsia="Bookman Old Style" w:hAnsi="Bookman Old Style" w:cs="Bookman Old Style"/>
@@ -2998,9 +2996,8 @@
           <w:sz w:val="24"/>
           <w:szCs w:val="24"/>
         </w:rPr>
-        <w:t>{{</w:t>
-      </w:r>
-      <w:proofErr w:type="spellStart"/>
+        <w:t>{{no_urut_spp</w:t>
+      </w:r>
       <w:r>
         <w:rPr>
           <w:rFonts w:ascii="Bookman Old Style" w:eastAsia="Bookman Old Style" w:hAnsi="Bookman Old Style" w:cs="Bookman Old Style"/>
@@ -3008,9 +3005,8 @@
           <w:sz w:val="24"/>
           <w:szCs w:val="24"/>
         </w:rPr>
-        <w:t>no_urut_spp</w:t>
-      </w:r>
-      <w:proofErr w:type="spellEnd"/>
+        <w:t>_t1</w:t>
+      </w:r>
       <w:r>
         <w:rPr>
           <w:rFonts w:ascii="Bookman Old Style" w:eastAsia="Bookman Old Style" w:hAnsi="Bookman Old Style" w:cs="Bookman Old Style"/>
